--- a/02-程序设计基础/LS3.1工业数据采集与处理程序开发教学方案（第1-12周）v3.0.docx
+++ b/02-程序设计基础/LS3.1工业数据采集与处理程序开发教学方案（第1-12周）v3.0.docx
@@ -113,7 +113,7 @@
                 <w:sz w:val="32"/>
                 <w:szCs w:val="32"/>
               </w:rPr>
-              <w:t xml:space="preserve">开课学院</w:t>
+              <w:t>开课学院</w:t>
             </w:r>
           </w:p>
         </w:tc>
@@ -142,7 +142,7 @@
                 <w:sz w:val="32"/>
                 <w:szCs w:val="32"/>
               </w:rPr>
-              <w:t xml:space="preserve">智能控制学院</w:t>
+              <w:t>智能控制学院</w:t>
             </w:r>
           </w:p>
         </w:tc>
@@ -175,7 +175,7 @@
                 <w:sz w:val="32"/>
                 <w:szCs w:val="32"/>
               </w:rPr>
-              <w:t xml:space="preserve">课程名称</w:t>
+              <w:t>课程名称</w:t>
             </w:r>
           </w:p>
         </w:tc>
@@ -203,7 +203,7 @@
                 <w:szCs w:val="32"/>
                 <w:lang w:val="en-US" w:eastAsia="zh-CN"/>
               </w:rPr>
-              <w:t xml:space="preserve">Python编程基础</w:t>
+              <w:t>Python编程基础</w:t>
             </w:r>
           </w:p>
         </w:tc>
@@ -238,7 +238,7 @@
                 <w:sz w:val="32"/>
                 <w:szCs w:val="32"/>
               </w:rPr>
-              <w:t xml:space="preserve">学习情境</w:t>
+              <w:t>学习情境</w:t>
             </w:r>
           </w:p>
         </w:tc>
@@ -266,7 +266,7 @@
                 <w:szCs w:val="32"/>
                 <w:lang w:val="en-US" w:eastAsia="zh-CN"/>
               </w:rPr>
-              <w:t xml:space="preserve">LS3.1: Python编程基础与工业数据处理</w:t>
+              <w:t>LS3.1: Python编程基础与工业数据处理</w:t>
             </w:r>
           </w:p>
         </w:tc>
@@ -299,7 +299,7 @@
                 <w:sz w:val="32"/>
                 <w:szCs w:val="32"/>
               </w:rPr>
-              <w:t xml:space="preserve">学习领域</w:t>
+              <w:t>学习领域</w:t>
             </w:r>
           </w:p>
         </w:tc>
@@ -328,7 +328,7 @@
                 <w:sz w:val="30"/>
                 <w:szCs w:val="30"/>
               </w:rPr>
-              <w:t xml:space="preserve">LF3: 工业互联网数据分析与智能应用</w:t>
+              <w:t>LF3: 工业互联网数据分析与智能应用</w:t>
             </w:r>
           </w:p>
         </w:tc>
@@ -361,7 +361,7 @@
                 <w:sz w:val="32"/>
                 <w:szCs w:val="32"/>
               </w:rPr>
-              <w:t xml:space="preserve">授课学期</w:t>
+              <w:t>授课学期</w:t>
             </w:r>
           </w:p>
         </w:tc>
@@ -390,7 +390,7 @@
                 <w:sz w:val="32"/>
                 <w:szCs w:val="32"/>
               </w:rPr>
-              <w:t xml:space="preserve">2026 - 2027 学年第一学期</w:t>
+              <w:t>2026 - 2027 学年第一学期</w:t>
             </w:r>
           </w:p>
         </w:tc>
@@ -423,7 +423,7 @@
                 <w:sz w:val="32"/>
                 <w:szCs w:val="32"/>
               </w:rPr>
-              <w:t xml:space="preserve">授课教师</w:t>
+              <w:t>授课教师</w:t>
             </w:r>
           </w:p>
         </w:tc>
@@ -453,7 +453,7 @@
                 <w:sz w:val="32"/>
                 <w:szCs w:val="32"/>
               </w:rPr>
-              <w:t xml:space="preserve">学校教师：</w:t>
+              <w:t>学校教师：</w:t>
             </w:r>
           </w:p>
         </w:tc>
@@ -486,7 +486,7 @@
                 <w:sz w:val="32"/>
                 <w:szCs w:val="32"/>
               </w:rPr>
-              <w:t xml:space="preserve">授课专业及班级</w:t>
+              <w:t>授课专业及班级</w:t>
             </w:r>
           </w:p>
         </w:tc>
@@ -515,7 +515,7 @@
                 <w:sz w:val="32"/>
                 <w:szCs w:val="32"/>
               </w:rPr>
-              <w:t xml:space="preserve">2026级工业互联网应用专业1～2班</w:t>
+              <w:t>2026级工业互联网应用专业1～2班</w:t>
             </w:r>
           </w:p>
         </w:tc>
@@ -548,7 +548,7 @@
                 <w:sz w:val="32"/>
                 <w:szCs w:val="32"/>
               </w:rPr>
-              <w:t xml:space="preserve">总学时</w:t>
+              <w:t>总学时</w:t>
             </w:r>
           </w:p>
         </w:tc>
@@ -579,7 +579,7 @@
                 <w:szCs w:val="32"/>
                 <w:lang w:val="en-US" w:eastAsia="zh-CN"/>
               </w:rPr>
-              <w:t xml:space="preserve">48</w:t>
+              <w:t>48</w:t>
             </w:r>
           </w:p>
         </w:tc>
@@ -612,7 +612,7 @@
                 <w:sz w:val="32"/>
                 <w:szCs w:val="32"/>
               </w:rPr>
-              <w:t xml:space="preserve">备注：</w:t>
+              <w:t>备注：</w:t>
             </w:r>
           </w:p>
         </w:tc>
@@ -639,7 +639,7 @@
                 <w:sz w:val="24"/>
                 <w:szCs w:val="24"/>
               </w:rPr>
-              <w:t xml:space="preserve">工作任务：WT3.1: 工业数据采集与处理程序开发</w:t>
+              <w:t>工作任务：WT3.1: 工业数据采集与处理程序开发</w:t>
             </w:r>
           </w:p>
           <w:p>
@@ -660,7 +660,7 @@
                 <w:sz w:val="24"/>
                 <w:szCs w:val="24"/>
               </w:rPr>
-              <w:t xml:space="preserve">工作情境：3.1 Python编程基础（第1-12周，每周4课时）</w:t>
+              <w:t>工作情境：3.1 Python编程基础（第1-12周，每周4课时）</w:t>
             </w:r>
           </w:p>
           <w:p>
@@ -681,7 +681,7 @@
                 <w:sz w:val="24"/>
                 <w:szCs w:val="24"/>
               </w:rPr>
-              <w:t xml:space="preserve">课时与考核：每课时40分钟（2课时80分钟）；过程性评价80%+期末20%（详见课程标准与授课计划表）</w:t>
+              <w:t>课时与考核：每课时40分钟（2课时80分钟）；过程性评价80%+期末20%（详见课程标准与授课计划表）</w:t>
             </w:r>
           </w:p>
         </w:tc>
@@ -719,7 +719,7 @@
           <w:color w:val="000000"/>
           <w:sz w:val="28"/>
         </w:rPr>
-        <w:t xml:space="preserve">模块0 Python编程基础与面向对象   任务0.1《设备参数初始化系统》教学方案</w:t>
+        <w:t>模块0 Python编程基础与面向对象   任务0.1《设备参数初始化系统》教学方案</w:t>
       </w:r>
     </w:p>
     <w:tbl>
@@ -896,7 +896,7 @@
                 <w:kern w:val="0"/>
                 <w:szCs w:val="20"/>
               </w:rPr>
-              <w:t xml:space="preserve">理实一体</w:t>
+              <w:t>理实一体</w:t>
             </w:r>
           </w:p>
         </w:tc>
@@ -966,7 +966,7 @@
                 <w:szCs w:val="20"/>
                 <w:lang w:val="en-US" w:eastAsia="zh-CN"/>
               </w:rPr>
-              <w:t xml:space="preserve">4</w:t>
+              <w:t>4</w:t>
             </w:r>
           </w:p>
         </w:tc>
@@ -1034,7 +1034,7 @@
                 <w:sz w:val="20"/>
                 <w:szCs w:val="20"/>
               </w:rPr>
-              <w:t xml:space="preserve">双创中心302实训室</w:t>
+              <w:t>双创中心302实训室</w:t>
             </w:r>
           </w:p>
         </w:tc>
@@ -1094,7 +1094,7 @@
                 <w:kern w:val="0"/>
                 <w:szCs w:val="21"/>
               </w:rPr>
-              <w:t xml:space="preserve">1班：第一周星期一下午1-4节</w:t>
+              <w:t>1班：第一周星期一下午1-4节</w:t>
             </w:r>
           </w:p>
         </w:tc>
@@ -1168,7 +1168,7 @@
                 <w:szCs w:val="21"/>
                 <w:lang w:val="en-US" w:eastAsia="zh-CN"/>
               </w:rPr>
-              <w:t xml:space="preserve">重庆两江智造集团 · 精密制造事业部｜入职第一天，王主任把小郑领到中控室：'十台注塑机的铭牌参数还在Excel里躺了三年。'你的第一份工作不是写大程序——工单0.1：用Python把设备参数存进程序、打出一张像样的数字台账。</w:t>
+              <w:t>重庆两江智造集团 · 精密制造事业部｜入职第一天，王主任把小郑领到中控室：'十台注塑机的铭牌参数还在Excel里躺了三年。'你的第一份工作不是写大程序——工单0.1：用Python把设备参数存进程序、打出一张像样的数字台账。</w:t>
             </w:r>
           </w:p>
         </w:tc>
@@ -1242,47 +1242,47 @@
                 <w:sz w:val="20"/>
                 <w:szCs w:val="20"/>
               </w:rPr>
-              <w:t xml:space="preserve">1.宏观：意愿好能力强A（师傅）占比20%、意愿好能力弱B（组长）占比25%、意愿一般C（操作员）占比40%、无意愿D（学徒）占比15%；</w:t>
-            </w:r>
-          </w:p>
-          <w:p>
-            <w:pPr>
-              <w:spacing w:line="320" w:lineRule="exact"/>
-              <w:rPr>
-                <w:rFonts w:hint="eastAsia" w:ascii="Times New Roman" w:hAnsi="Times New Roman" w:eastAsia="方正仿宋_GBK" w:cs="Times New Roman"/>
-                <w:kern w:val="0"/>
-                <w:sz w:val="20"/>
-                <w:szCs w:val="20"/>
-              </w:rPr>
-            </w:pPr>
-            <w:r>
-              <w:rPr>
-                <w:rFonts w:hint="eastAsia" w:ascii="Times New Roman" w:hAnsi="Times New Roman" w:eastAsia="方正仿宋_GBK" w:cs="Times New Roman"/>
-                <w:kern w:val="0"/>
-                <w:sz w:val="20"/>
-                <w:szCs w:val="20"/>
-              </w:rPr>
-              <w:t xml:space="preserve">2.中观：授课对象为高职专科一年级新生，零编程基础或基础薄弱；已修《计算机文化基础》（计算机系统结构、文件管理、网络概念）；实行A（快速）/B（常规）/C（补强）三层分层教学；</w:t>
-            </w:r>
-          </w:p>
-          <w:p>
-            <w:pPr>
-              <w:spacing w:line="320" w:lineRule="exact"/>
-              <w:rPr>
-                <w:rFonts w:hint="eastAsia" w:ascii="Times New Roman" w:hAnsi="Times New Roman" w:eastAsia="方正仿宋_GBK" w:cs="Times New Roman"/>
-                <w:kern w:val="0"/>
-                <w:sz w:val="20"/>
-                <w:szCs w:val="20"/>
-              </w:rPr>
-            </w:pPr>
-            <w:r>
-              <w:rPr>
-                <w:rFonts w:hint="eastAsia" w:ascii="Times New Roman" w:hAnsi="Times New Roman" w:eastAsia="方正仿宋_GBK" w:cs="Times New Roman"/>
-                <w:kern w:val="0"/>
-                <w:sz w:val="20"/>
-                <w:szCs w:val="20"/>
-              </w:rPr>
-              <w:t xml:space="preserve">3.微观：学生首次系统接触编程，对“写代码”既好奇又畏惧；键盘输入不熟练、英文报错信息阅读困难是首要障碍；需要通过成功运行第一个程序建立信心。</w:t>
+              <w:t>1.宏观：意愿好能力强A（师傅）占比20%、意愿好能力弱B（组长）占比25%、意愿一般C（操作员）占比40%、无意愿D（学徒）占比15%；</w:t>
+            </w:r>
+          </w:p>
+          <w:p>
+            <w:pPr>
+              <w:spacing w:line="320" w:lineRule="exact"/>
+              <w:rPr>
+                <w:rFonts w:hint="eastAsia" w:ascii="Times New Roman" w:hAnsi="Times New Roman" w:eastAsia="方正仿宋_GBK" w:cs="Times New Roman"/>
+                <w:kern w:val="0"/>
+                <w:sz w:val="20"/>
+                <w:szCs w:val="20"/>
+              </w:rPr>
+            </w:pPr>
+            <w:r>
+              <w:rPr>
+                <w:rFonts w:hint="eastAsia" w:ascii="Times New Roman" w:hAnsi="Times New Roman" w:eastAsia="方正仿宋_GBK" w:cs="Times New Roman"/>
+                <w:kern w:val="0"/>
+                <w:sz w:val="20"/>
+                <w:szCs w:val="20"/>
+              </w:rPr>
+              <w:t>2.中观：授课对象为高职专科一年级新生，零编程基础或基础薄弱；已修《计算机文化基础》（计算机系统结构、文件管理、网络概念）；实行A（快速）/B（常规）/C（补强）三层分层教学；</w:t>
+            </w:r>
+          </w:p>
+          <w:p>
+            <w:pPr>
+              <w:spacing w:line="320" w:lineRule="exact"/>
+              <w:rPr>
+                <w:rFonts w:hint="eastAsia" w:ascii="Times New Roman" w:hAnsi="Times New Roman" w:eastAsia="方正仿宋_GBK" w:cs="Times New Roman"/>
+                <w:kern w:val="0"/>
+                <w:sz w:val="20"/>
+                <w:szCs w:val="20"/>
+              </w:rPr>
+            </w:pPr>
+            <w:r>
+              <w:rPr>
+                <w:rFonts w:hint="eastAsia" w:ascii="Times New Roman" w:hAnsi="Times New Roman" w:eastAsia="方正仿宋_GBK" w:cs="Times New Roman"/>
+                <w:kern w:val="0"/>
+                <w:sz w:val="20"/>
+                <w:szCs w:val="20"/>
+              </w:rPr>
+              <w:t>3.微观：学生首次系统接触编程，对“写代码”既好奇又畏惧；键盘输入不熟练、英文报错信息阅读困难是首要障碍；需要通过成功运行第一个程序建立信心。</w:t>
             </w:r>
           </w:p>
         </w:tc>
@@ -1354,61 +1354,61 @@
                 <w:kern w:val="0"/>
                 <w:szCs w:val="20"/>
               </w:rPr>
-              <w:t xml:space="preserve">（1）Python开发环境的搭建与IDE基本使用；</w:t>
-            </w:r>
-          </w:p>
-          <w:p>
-            <w:pPr>
-              <w:spacing w:line="320" w:lineRule="exact"/>
-              <w:rPr>
-                <w:rFonts w:hint="eastAsia" w:ascii="Times New Roman" w:hAnsi="Times New Roman" w:eastAsia="方正仿宋_GBK" w:cs="Times New Roman"/>
-                <w:kern w:val="0"/>
-                <w:szCs w:val="20"/>
-              </w:rPr>
-            </w:pPr>
-            <w:r>
-              <w:rPr>
-                <w:rFonts w:hint="eastAsia" w:ascii="Times New Roman" w:hAnsi="Times New Roman" w:eastAsia="方正仿宋_GBK" w:cs="Times New Roman"/>
-                <w:kern w:val="0"/>
-                <w:szCs w:val="20"/>
-              </w:rPr>
-              <w:t xml:space="preserve">（2）变量定义与int/float/str/bool四种基本数据类型；</w:t>
-            </w:r>
-          </w:p>
-          <w:p>
-            <w:pPr>
-              <w:spacing w:line="320" w:lineRule="exact"/>
-              <w:rPr>
-                <w:rFonts w:hint="eastAsia" w:ascii="Times New Roman" w:hAnsi="Times New Roman" w:eastAsia="方正仿宋_GBK" w:cs="Times New Roman"/>
-                <w:kern w:val="0"/>
-                <w:szCs w:val="20"/>
-              </w:rPr>
-            </w:pPr>
-            <w:r>
-              <w:rPr>
-                <w:rFonts w:hint="eastAsia" w:ascii="Times New Roman" w:hAnsi="Times New Roman" w:eastAsia="方正仿宋_GBK" w:cs="Times New Roman"/>
-                <w:kern w:val="0"/>
-                <w:szCs w:val="20"/>
-              </w:rPr>
-              <w:t xml:space="preserve">（3）输入输出（input/print）与f-string格式化；</w:t>
-            </w:r>
-          </w:p>
-          <w:p>
-            <w:pPr>
-              <w:spacing w:line="320" w:lineRule="exact"/>
-              <w:rPr>
-                <w:rFonts w:hint="eastAsia" w:ascii="Times New Roman" w:hAnsi="Times New Roman" w:eastAsia="方正仿宋_GBK" w:cs="Times New Roman"/>
-                <w:kern w:val="0"/>
-                <w:szCs w:val="20"/>
-              </w:rPr>
-            </w:pPr>
-            <w:r>
-              <w:rPr>
-                <w:rFonts w:hint="eastAsia" w:ascii="Times New Roman" w:hAnsi="Times New Roman" w:eastAsia="方正仿宋_GBK" w:cs="Times New Roman"/>
-                <w:kern w:val="0"/>
-                <w:szCs w:val="20"/>
-              </w:rPr>
-              <w:t xml:space="preserve">（4）类型转换与简单单位换算。</w:t>
+              <w:t>（1）Python开发环境的搭建与IDE基本使用；</w:t>
+            </w:r>
+          </w:p>
+          <w:p>
+            <w:pPr>
+              <w:spacing w:line="320" w:lineRule="exact"/>
+              <w:rPr>
+                <w:rFonts w:hint="eastAsia" w:ascii="Times New Roman" w:hAnsi="Times New Roman" w:eastAsia="方正仿宋_GBK" w:cs="Times New Roman"/>
+                <w:kern w:val="0"/>
+                <w:szCs w:val="20"/>
+              </w:rPr>
+            </w:pPr>
+            <w:r>
+              <w:rPr>
+                <w:rFonts w:hint="eastAsia" w:ascii="Times New Roman" w:hAnsi="Times New Roman" w:eastAsia="方正仿宋_GBK" w:cs="Times New Roman"/>
+                <w:kern w:val="0"/>
+                <w:szCs w:val="20"/>
+              </w:rPr>
+              <w:t>（2）变量定义与int/float/str/bool四种基本数据类型；</w:t>
+            </w:r>
+          </w:p>
+          <w:p>
+            <w:pPr>
+              <w:spacing w:line="320" w:lineRule="exact"/>
+              <w:rPr>
+                <w:rFonts w:hint="eastAsia" w:ascii="Times New Roman" w:hAnsi="Times New Roman" w:eastAsia="方正仿宋_GBK" w:cs="Times New Roman"/>
+                <w:kern w:val="0"/>
+                <w:szCs w:val="20"/>
+              </w:rPr>
+            </w:pPr>
+            <w:r>
+              <w:rPr>
+                <w:rFonts w:hint="eastAsia" w:ascii="Times New Roman" w:hAnsi="Times New Roman" w:eastAsia="方正仿宋_GBK" w:cs="Times New Roman"/>
+                <w:kern w:val="0"/>
+                <w:szCs w:val="20"/>
+              </w:rPr>
+              <w:t>（3）输入输出（input/print）与f-string格式化；</w:t>
+            </w:r>
+          </w:p>
+          <w:p>
+            <w:pPr>
+              <w:spacing w:line="320" w:lineRule="exact"/>
+              <w:rPr>
+                <w:rFonts w:hint="eastAsia" w:ascii="Times New Roman" w:hAnsi="Times New Roman" w:eastAsia="方正仿宋_GBK" w:cs="Times New Roman"/>
+                <w:kern w:val="0"/>
+                <w:szCs w:val="20"/>
+              </w:rPr>
+            </w:pPr>
+            <w:r>
+              <w:rPr>
+                <w:rFonts w:hint="eastAsia" w:ascii="Times New Roman" w:hAnsi="Times New Roman" w:eastAsia="方正仿宋_GBK" w:cs="Times New Roman"/>
+                <w:kern w:val="0"/>
+                <w:szCs w:val="20"/>
+              </w:rPr>
+              <w:t>（4）类型转换与简单单位换算。</w:t>
             </w:r>
           </w:p>
         </w:tc>
@@ -1480,43 +1480,43 @@
                 <w:kern w:val="0"/>
                 <w:szCs w:val="20"/>
               </w:rPr>
-              <w:t xml:space="preserve">（1）动态类型概念的理解（变量无类型、值有类型）；</w:t>
-            </w:r>
-          </w:p>
-          <w:p>
-            <w:pPr>
-              <w:spacing w:line="320" w:lineRule="exact"/>
-              <w:rPr>
-                <w:rFonts w:hint="eastAsia" w:ascii="Times New Roman" w:hAnsi="Times New Roman" w:eastAsia="方正仿宋_GBK" w:cs="Times New Roman"/>
-                <w:kern w:val="0"/>
-                <w:szCs w:val="20"/>
-              </w:rPr>
-            </w:pPr>
-            <w:r>
-              <w:rPr>
-                <w:rFonts w:hint="eastAsia" w:ascii="Times New Roman" w:hAnsi="Times New Roman" w:eastAsia="方正仿宋_GBK" w:cs="Times New Roman"/>
-                <w:kern w:val="0"/>
-                <w:szCs w:val="20"/>
-              </w:rPr>
-              <w:t xml:space="preserve">（2）英文报错信息的阅读与定位；</w:t>
-            </w:r>
-          </w:p>
-          <w:p>
-            <w:pPr>
-              <w:spacing w:line="320" w:lineRule="exact"/>
-              <w:rPr>
-                <w:rFonts w:hint="eastAsia" w:ascii="Times New Roman" w:hAnsi="Times New Roman" w:eastAsia="方正仿宋_GBK" w:cs="Times New Roman"/>
-                <w:kern w:val="0"/>
-                <w:szCs w:val="20"/>
-              </w:rPr>
-            </w:pPr>
-            <w:r>
-              <w:rPr>
-                <w:rFonts w:hint="eastAsia" w:ascii="Times New Roman" w:hAnsi="Times New Roman" w:eastAsia="方正仿宋_GBK" w:cs="Times New Roman"/>
-                <w:kern w:val="0"/>
-                <w:szCs w:val="20"/>
-              </w:rPr>
-              <w:t xml:space="preserve">（3）规范命名意识的从零建立。</w:t>
+              <w:t>（1）动态类型概念的理解（变量无类型、值有类型）；</w:t>
+            </w:r>
+          </w:p>
+          <w:p>
+            <w:pPr>
+              <w:spacing w:line="320" w:lineRule="exact"/>
+              <w:rPr>
+                <w:rFonts w:hint="eastAsia" w:ascii="Times New Roman" w:hAnsi="Times New Roman" w:eastAsia="方正仿宋_GBK" w:cs="Times New Roman"/>
+                <w:kern w:val="0"/>
+                <w:szCs w:val="20"/>
+              </w:rPr>
+            </w:pPr>
+            <w:r>
+              <w:rPr>
+                <w:rFonts w:hint="eastAsia" w:ascii="Times New Roman" w:hAnsi="Times New Roman" w:eastAsia="方正仿宋_GBK" w:cs="Times New Roman"/>
+                <w:kern w:val="0"/>
+                <w:szCs w:val="20"/>
+              </w:rPr>
+              <w:t>（2）英文报错信息的阅读与定位；</w:t>
+            </w:r>
+          </w:p>
+          <w:p>
+            <w:pPr>
+              <w:spacing w:line="320" w:lineRule="exact"/>
+              <w:rPr>
+                <w:rFonts w:hint="eastAsia" w:ascii="Times New Roman" w:hAnsi="Times New Roman" w:eastAsia="方正仿宋_GBK" w:cs="Times New Roman"/>
+                <w:kern w:val="0"/>
+                <w:szCs w:val="20"/>
+              </w:rPr>
+            </w:pPr>
+            <w:r>
+              <w:rPr>
+                <w:rFonts w:hint="eastAsia" w:ascii="Times New Roman" w:hAnsi="Times New Roman" w:eastAsia="方正仿宋_GBK" w:cs="Times New Roman"/>
+                <w:kern w:val="0"/>
+                <w:szCs w:val="20"/>
+              </w:rPr>
+              <w:t>（3）规范命名意识的从零建立。</w:t>
             </w:r>
           </w:p>
         </w:tc>
@@ -1638,7 +1638,7 @@
                 <w:kern w:val="0"/>
                 <w:szCs w:val="20"/>
               </w:rPr>
-              <w:t xml:space="preserve">1.教学资料：装机工单（分步截图指引）、设备铭牌参数样例、Hello World演示、PEP 8基础规范卡片、工单0.1任务书与评价量表；</w:t>
+              <w:t>1.教学资料：装机工单（分步截图指引）、设备铭牌参数样例、Hello World演示、PEP 8基础规范卡片、工单0.1任务书与评价量表；</w:t>
             </w:r>
             <w:bookmarkEnd w:id="2"/>
             <w:bookmarkEnd w:id="3"/>
@@ -1664,7 +1664,7 @@
                 <w:kern w:val="0"/>
                 <w:szCs w:val="20"/>
               </w:rPr>
-              <w:t xml:space="preserve">2.设备环境：双创中心302实训室（30台以上计算机），Python 3.8+、PyCharm CE/PyCharm；</w:t>
+              <w:t>2.设备环境：双创中心302实训室（30台以上计算机），Python 3.8+、PyCharm CE/PyCharm；</w:t>
             </w:r>
             <w:bookmarkEnd w:id="2"/>
             <w:bookmarkEnd w:id="3"/>
@@ -1690,7 +1690,7 @@
                 <w:kern w:val="0"/>
                 <w:szCs w:val="20"/>
               </w:rPr>
-              <w:t xml:space="preserve">3.教学平台：课程在线平台（微课视频、工单提交、FAQ）。</w:t>
+              <w:t>3.教学平台：课程在线平台（微课视频、工单提交、FAQ）。</w:t>
             </w:r>
             <w:bookmarkEnd w:id="2"/>
             <w:bookmarkEnd w:id="3"/>
@@ -1755,7 +1755,7 @@
                 <w:kern w:val="0"/>
                 <w:szCs w:val="20"/>
               </w:rPr>
-              <w:t xml:space="preserve">课前：教师/师傅(A)/组长(B)——发布工单与线上导学单（微课3-5分钟+预习自测）、准备实训环境与数据资料（离线依赖包）；学生按ABCD分层完成预习（第7周起对应六步法“资讯·计划”环节）；</w:t>
+              <w:t>课前：教师/师傅(A)/组长(B)——发布工单与线上导学单（微课3-5分钟+预习自测）、准备实训环境与数据资料（离线依赖包）；学生按ABCD分层完成预习（第7周起对应六步法“资讯·计划”环节）；</w:t>
             </w:r>
           </w:p>
           <w:p>
@@ -1774,7 +1774,7 @@
                 <w:kern w:val="0"/>
                 <w:szCs w:val="20"/>
               </w:rPr>
-              <w:t xml:space="preserve">课中双轨：第1–6周（模块0）采用四步法“讲解—示范—模仿—练习”（每课时40分钟：讲10分钟原理→演10分钟实时代码→模仿与练习20分钟，六步之“资讯·计划·实施”内嵌）；第7–12周（模块1与综合项目）过渡到完整六步法——课堂按“决策（备选方案对比）→实施（两轮）→检查（自检—互检—师查三层质检）→评价（量表）”组织；A类学生示范讲解（费曼学习法：以教代学）；</w:t>
+              <w:t>课中双轨：第1–6周（模块0）采用四步法“讲解—示范—模仿—练习”（每课时40分钟：讲10分钟原理→演10分钟实时代码→模仿与练习20分钟，六步之“资讯·计划·实施”内嵌）；第7–12周（模块1与综合项目）过渡到完整六步法——课堂按“决策（备选方案对比）→实施（两轮）→检查（自检—互检—师查三层质检）→评价（量表）”组织；A类学生示范讲解（费曼学习法：以教代学）；</w:t>
             </w:r>
           </w:p>
           <w:p>
@@ -1793,7 +1793,7 @@
                 <w:kern w:val="0"/>
                 <w:szCs w:val="20"/>
               </w:rPr>
-              <w:t xml:space="preserve">课后：工单24小时内反馈成绩与改进建议；C/D层完成补强任务，A/B层完成拓展任务；每周2次课后答疑；更新ABCD角色轮换与组内贡献记录。</w:t>
+              <w:t>课后：工单24小时内反馈成绩与改进建议；C/D层完成补强任务，A/B层完成拓展任务；每周2次课后答疑；更新ABCD角色轮换与组内贡献记录。</w:t>
             </w:r>
           </w:p>
         </w:tc>
@@ -1856,7 +1856,7 @@
                 <w:sz w:val="20"/>
                 <w:szCs w:val="20"/>
               </w:rPr>
-              <w:t xml:space="preserve">（1）装机工单分步指引+同桌互查，确保人人环境可用；</w:t>
+              <w:t>（1）装机工单分步指引+同桌互查，确保人人环境可用；</w:t>
             </w:r>
           </w:p>
           <w:p>
@@ -1877,7 +1877,7 @@
                 <w:sz w:val="20"/>
                 <w:szCs w:val="20"/>
               </w:rPr>
-              <w:t xml:space="preserve">（2）“设备铭牌”类比变量（名字→值），降低抽象度；</w:t>
+              <w:t>（2）“设备铭牌”类比变量（名字→值），降低抽象度；</w:t>
             </w:r>
           </w:p>
           <w:p>
@@ -1898,7 +1898,7 @@
                 <w:sz w:val="20"/>
                 <w:szCs w:val="20"/>
               </w:rPr>
-              <w:t xml:space="preserve">（3）第一行代码起使用规范检查清单（命名、缩进、保存）。</w:t>
+              <w:t>（3）第一行代码起使用规范检查清单（命名、缩进、保存）。</w:t>
             </w:r>
           </w:p>
         </w:tc>
@@ -1960,7 +1960,7 @@
                 <w:szCs w:val="21"/>
                 <w:lang w:val="en-US" w:eastAsia="zh-CN"/>
               </w:rPr>
-              <w:t xml:space="preserve">（1）建立“报错翻译对照表”（常见报错→中文含义→解决办法）；</w:t>
+              <w:t>（1）建立“报错翻译对照表”（常见报错→中文含义→解决办法）；</w:t>
             </w:r>
           </w:p>
           <w:p>
@@ -1980,7 +1980,7 @@
                 <w:szCs w:val="21"/>
                 <w:lang w:val="en-US" w:eastAsia="zh-CN"/>
               </w:rPr>
-              <w:t xml:space="preserve">（2）对C/D层提供键盘输入练习与代码填空框架；</w:t>
+              <w:t>（2）对C/D层提供键盘输入练习与代码填空框架；</w:t>
             </w:r>
           </w:p>
           <w:p>
@@ -2000,7 +2000,7 @@
                 <w:szCs w:val="21"/>
                 <w:lang w:val="en-US" w:eastAsia="zh-CN"/>
               </w:rPr>
-              <w:t xml:space="preserve">（3）安排“第一个程序成功运行”仪式感环节，强化学习信心。</w:t>
+              <w:t>（3）安排“第一个程序成功运行”仪式感环节，强化学习信心。</w:t>
             </w:r>
           </w:p>
         </w:tc>
@@ -2270,7 +2270,7 @@
                 <w:szCs w:val="20"/>
                 <w:lang w:val="en-US" w:eastAsia="zh-CN"/>
               </w:rPr>
-              <w:t xml:space="preserve">发布任务书/工单与评价标准；准备演示代码、数据集与实训环境；检查学生机环境与网络。</w:t>
+              <w:t>发布任务书/工单与评价标准；准备演示代码、数据集与实训环境；检查学生机环境与网络。</w:t>
             </w:r>
           </w:p>
         </w:tc>
@@ -2304,7 +2304,7 @@
                 <w:szCs w:val="20"/>
                 <w:lang w:val="en-US" w:eastAsia="zh-CN"/>
               </w:rPr>
-              <w:t xml:space="preserve">A/B类完成微课预习与环境自检；C/D类观看演示视频并记录疑问；A类尝试预习任务并准备示范要点。</w:t>
+              <w:t>A/B类完成微课预习与环境自检；C/D类观看演示视频并记录疑问；A类尝试预习任务并准备示范要点。</w:t>
             </w:r>
           </w:p>
         </w:tc>
@@ -2336,7 +2336,7 @@
                 <w:sz w:val="20"/>
                 <w:szCs w:val="20"/>
               </w:rPr>
-              <w:t xml:space="preserve">完成预习与资源到位</w:t>
+              <w:t>完成预习与资源到位</w:t>
             </w:r>
           </w:p>
         </w:tc>
@@ -2434,7 +2434,7 @@
                 <w:szCs w:val="20"/>
                 <w:lang w:val="en-US" w:eastAsia="zh-CN"/>
               </w:rPr>
-              <w:t xml:space="preserve">情境导入（企业真实场景/视频/问题驱动）；明确本任务产出与检查点；提示编码规范要求。</w:t>
+              <w:t>情境导入（企业真实场景/视频/问题驱动）；明确本任务产出与检查点；提示编码规范要求。</w:t>
             </w:r>
           </w:p>
         </w:tc>
@@ -2468,7 +2468,7 @@
                 <w:szCs w:val="20"/>
                 <w:lang w:val="en-US" w:eastAsia="zh-CN"/>
               </w:rPr>
-              <w:t xml:space="preserve">围绕任务书进行要点提取；小组讨论“交付标准+风险点”。</w:t>
+              <w:t>围绕任务书进行要点提取；小组讨论“交付标准+风险点”。</w:t>
             </w:r>
           </w:p>
         </w:tc>
@@ -2502,7 +2502,7 @@
                 <w:szCs w:val="20"/>
                 <w:lang w:val="en-US" w:eastAsia="zh-CN"/>
               </w:rPr>
-              <w:t xml:space="preserve">建立任务目标与工程代入感</w:t>
+              <w:t>建立任务目标与工程代入感</w:t>
             </w:r>
           </w:p>
         </w:tc>
@@ -2527,7 +2527,7 @@
                 <w:kern w:val="0"/>
                 <w:szCs w:val="20"/>
               </w:rPr>
-              <w:t xml:space="preserve">15min</w:t>
+              <w:t>15min</w:t>
             </w:r>
           </w:p>
         </w:tc>
@@ -2622,7 +2622,7 @@
                 <w:szCs w:val="20"/>
                 <w:lang w:val="en-US" w:eastAsia="zh-CN"/>
               </w:rPr>
-              <w:t xml:space="preserve">精讲演示环境搭建与第一个程序运行；演示变量定义、类型查看（type）与格式化输出；现场评判操作质量；引导A操作、B操作、C记录、D观摩。</w:t>
+              <w:t>精讲演示环境搭建与第一个程序运行；演示变量定义、类型查看（type）与格式化输出；现场评判操作质量；引导A操作、B操作、C记录、D观摩。</w:t>
             </w:r>
           </w:p>
         </w:tc>
@@ -2656,7 +2656,7 @@
                 <w:szCs w:val="20"/>
                 <w:lang w:val="en-US" w:eastAsia="zh-CN"/>
               </w:rPr>
-              <w:t xml:space="preserve">A类学生完成环境搭建并协助邻座排障；B类学生完成变量定义与print输出练习；C类按装机工单完成安装；D类观摩并记录步骤；开课20分钟内人人运行第一个程序并截图打卡（小步成功仪式）。</w:t>
+              <w:t>A类学生完成环境搭建并协助邻座排障；B类学生完成变量定义与print输出练习；C类按装机工单完成安装；D类观摩并记录步骤；开课20分钟内人人运行第一个程序并截图打卡（小步成功仪式）。</w:t>
             </w:r>
           </w:p>
         </w:tc>
@@ -2682,7 +2682,7 @@
                 <w:kern w:val="0"/>
                 <w:szCs w:val="20"/>
               </w:rPr>
-              <w:t xml:space="preserve">人人完成环境搭建并成功运行程序；</w:t>
+              <w:t>人人完成环境搭建并成功运行程序；</w:t>
             </w:r>
           </w:p>
           <w:p>
@@ -2701,7 +2701,7 @@
                 <w:kern w:val="0"/>
                 <w:szCs w:val="20"/>
               </w:rPr>
-              <w:t xml:space="preserve">掌握变量与输出基本操作。</w:t>
+              <w:t>掌握变量与输出基本操作。</w:t>
             </w:r>
           </w:p>
         </w:tc>
@@ -2728,7 +2728,7 @@
                 <w:szCs w:val="20"/>
                 <w:lang w:val="en-US" w:eastAsia="zh-CN"/>
               </w:rPr>
-              <w:t xml:space="preserve">55min</w:t>
+              <w:t>55min</w:t>
             </w:r>
           </w:p>
         </w:tc>
@@ -2784,7 +2784,7 @@
                 <w:kern w:val="0"/>
                 <w:szCs w:val="20"/>
               </w:rPr>
-              <w:t xml:space="preserve">1.A类汇报操作成果与问题。2.点评关键点：语法正确性、逻辑严密性、代码规范、协作效率。</w:t>
+              <w:t>1.A类汇报操作成果与问题。2.点评关键点：语法正确性、逻辑严密性、代码规范、协作效率。</w:t>
             </w:r>
           </w:p>
         </w:tc>
@@ -2810,7 +2810,7 @@
                 <w:kern w:val="0"/>
                 <w:szCs w:val="20"/>
               </w:rPr>
-              <w:t xml:space="preserve">复盘：A类总结难点转化为给B/C/D类的“避坑指南”。</w:t>
+              <w:t>复盘：A类总结难点转化为给B/C/D类的“避坑指南”。</w:t>
             </w:r>
           </w:p>
         </w:tc>
@@ -2836,7 +2836,7 @@
                 <w:kern w:val="0"/>
                 <w:szCs w:val="20"/>
               </w:rPr>
-              <w:t xml:space="preserve">形成可迁移经验与统一规范。沉淀可复用方法，促进反思与表达。</w:t>
+              <w:t>形成可迁移经验与统一规范。沉淀可复用方法，促进反思与表达。</w:t>
             </w:r>
           </w:p>
         </w:tc>
@@ -2862,7 +2862,7 @@
                 <w:szCs w:val="20"/>
                 <w:lang w:val="en-US" w:eastAsia="zh-CN"/>
               </w:rPr>
-              <w:t xml:space="preserve">10min</w:t>
+              <w:t>10min</w:t>
             </w:r>
           </w:p>
         </w:tc>
@@ -2949,7 +2949,7 @@
                 <w:kern w:val="0"/>
                 <w:szCs w:val="20"/>
               </w:rPr>
-              <w:t xml:space="preserve">任务检查：检查B/C/D学生工单进度；回顾类型转换要点；监督/评判；巡回指导排错。</w:t>
+              <w:t>任务检查：检查B/C/D学生工单进度；回顾类型转换要点；监督/评判；巡回指导排错。</w:t>
             </w:r>
           </w:p>
         </w:tc>
@@ -2976,7 +2976,7 @@
                 <w:kern w:val="0"/>
                 <w:szCs w:val="20"/>
               </w:rPr>
-              <w:t xml:space="preserve">B类学生完成设备参数初始化程序（≥6变量、≥3类型）；C/D类学生完成≥4变量版本；A类学生尝试单位换算与注释完善。</w:t>
+              <w:t>B类学生完成设备参数初始化程序（≥6变量、≥3类型）；C/D类学生完成≥4变量版本；A类学生尝试单位换算与注释完善。</w:t>
             </w:r>
           </w:p>
         </w:tc>
@@ -3002,7 +3002,7 @@
                 <w:kern w:val="0"/>
                 <w:szCs w:val="20"/>
               </w:rPr>
-              <w:t xml:space="preserve">完成工单0.1核心任务并提交；初步养成规范命名习惯。</w:t>
+              <w:t>完成工单0.1核心任务并提交；初步养成规范命名习惯。</w:t>
             </w:r>
           </w:p>
         </w:tc>
@@ -3028,7 +3028,7 @@
                 <w:szCs w:val="20"/>
                 <w:lang w:val="en-US" w:eastAsia="zh-CN"/>
               </w:rPr>
-              <w:t xml:space="preserve">65min</w:t>
+              <w:t>65min</w:t>
             </w:r>
           </w:p>
         </w:tc>
@@ -3084,7 +3084,7 @@
                 <w:kern w:val="0"/>
                 <w:szCs w:val="20"/>
               </w:rPr>
-              <w:t xml:space="preserve">1.各小组汇报工单成果与问题；2.点评关键点：功能完成度、代码规范率、创新点；3.布置课后任务与下次课预习。</w:t>
+              <w:t>1.各小组汇报工单成果与问题；2.点评关键点：功能完成度、代码规范率、创新点；3.布置课后任务与下次课预习。</w:t>
             </w:r>
           </w:p>
         </w:tc>
@@ -3110,7 +3110,7 @@
                 <w:kern w:val="0"/>
                 <w:szCs w:val="20"/>
               </w:rPr>
-              <w:t xml:space="preserve">小组代表汇报成果与问题；完成互评与个人反思；提交工单与过程记录。</w:t>
+              <w:t>小组代表汇报成果与问题；完成互评与个人反思；提交工单与过程记录。</w:t>
             </w:r>
           </w:p>
         </w:tc>
@@ -3136,7 +3136,7 @@
                 <w:kern w:val="0"/>
                 <w:szCs w:val="20"/>
               </w:rPr>
-              <w:t xml:space="preserve">训练决策能力与团队协作。培养总结反思能力与持续改进意识；通过汇报提升表达与逻辑思维能力。</w:t>
+              <w:t>训练决策能力与团队协作。培养总结反思能力与持续改进意识；通过汇报提升表达与逻辑思维能力。</w:t>
             </w:r>
           </w:p>
         </w:tc>
@@ -3161,7 +3161,7 @@
                 <w:szCs w:val="20"/>
                 <w:lang w:val="en-US" w:eastAsia="zh-CN"/>
               </w:rPr>
-              <w:t xml:space="preserve">15min</w:t>
+              <w:t>15min</w:t>
             </w:r>
           </w:p>
         </w:tc>
@@ -3389,7 +3389,7 @@
                 <w:kern w:val="0"/>
                 <w:szCs w:val="20"/>
               </w:rPr>
-              <w:t xml:space="preserve">推送提升任务（技能竞赛/分层补强/拓展案例）；收集数据用于诊改。</w:t>
+              <w:t>推送提升任务（技能竞赛/分层补强/拓展案例）；收集数据用于诊改。</w:t>
             </w:r>
           </w:p>
         </w:tc>
@@ -3416,7 +3416,7 @@
                 <w:szCs w:val="20"/>
                 <w:lang w:val="en-US" w:eastAsia="zh-CN"/>
               </w:rPr>
-              <w:t xml:space="preserve">C/D类完成打字与基础语法练习、补看微课；A/B类冲击优秀标准（≥8变量、4类型、含换算与注释、规范率≥90%）；整理笔记与代码归档。</w:t>
+              <w:t>C/D类完成打字与基础语法练习、补看微课；A/B类冲击优秀标准（≥8变量、4类型、含换算与注释、规范率≥90%）；整理笔记与代码归档。</w:t>
             </w:r>
           </w:p>
         </w:tc>
@@ -3442,7 +3442,7 @@
                 <w:kern w:val="0"/>
                 <w:szCs w:val="20"/>
               </w:rPr>
-              <w:t xml:space="preserve">巩固迁移与持续改进</w:t>
+              <w:t>巩固迁移与持续改进</w:t>
             </w:r>
           </w:p>
         </w:tc>
@@ -3471,7 +3471,7 @@
                 <w:szCs w:val="20"/>
                 <w:lang w:val="en-US" w:eastAsia="zh-CN"/>
               </w:rPr>
-              <w:t xml:space="preserve">课后</w:t>
+              <w:t>课后</w:t>
             </w:r>
           </w:p>
         </w:tc>
@@ -3577,25 +3577,25 @@
                 <w:kern w:val="0"/>
                 <w:szCs w:val="20"/>
               </w:rPr>
-              <w:t xml:space="preserve">从环境搭建完成率、程序运行成功率、代码规范率、协作表现四个维度记录过程性数据；</w:t>
-            </w:r>
-          </w:p>
-          <w:p>
-            <w:pPr>
-              <w:spacing w:line="320" w:lineRule="exact"/>
-              <w:rPr>
-                <w:rFonts w:hint="eastAsia" w:ascii="Times New Roman" w:hAnsi="Times New Roman" w:eastAsia="方正仿宋_GBK" w:cs="Times New Roman"/>
-                <w:kern w:val="0"/>
-                <w:szCs w:val="20"/>
-              </w:rPr>
-            </w:pPr>
-            <w:r>
-              <w:rPr>
-                <w:rFonts w:hint="eastAsia" w:ascii="Times New Roman" w:hAnsi="Times New Roman" w:eastAsia="方正仿宋_GBK" w:cs="Times New Roman"/>
-                <w:kern w:val="0"/>
-                <w:szCs w:val="20"/>
-              </w:rPr>
-              <w:t xml:space="preserve">第1-2周同步进行编程基础摸底测试，识别C层补强名单并建立分层档案。</w:t>
+              <w:t>从环境搭建完成率、程序运行成功率、代码规范率、协作表现四个维度记录过程性数据；</w:t>
+            </w:r>
+          </w:p>
+          <w:p>
+            <w:pPr>
+              <w:spacing w:line="320" w:lineRule="exact"/>
+              <w:rPr>
+                <w:rFonts w:hint="eastAsia" w:ascii="Times New Roman" w:hAnsi="Times New Roman" w:eastAsia="方正仿宋_GBK" w:cs="Times New Roman"/>
+                <w:kern w:val="0"/>
+                <w:szCs w:val="20"/>
+              </w:rPr>
+            </w:pPr>
+            <w:r>
+              <w:rPr>
+                <w:rFonts w:hint="eastAsia" w:ascii="Times New Roman" w:hAnsi="Times New Roman" w:eastAsia="方正仿宋_GBK" w:cs="Times New Roman"/>
+                <w:kern w:val="0"/>
+                <w:szCs w:val="20"/>
+              </w:rPr>
+              <w:t>第1-2周同步进行编程基础摸底测试，识别C层补强名单并建立分层档案。</w:t>
             </w:r>
           </w:p>
         </w:tc>
@@ -3651,35 +3651,35 @@
               <w:rPr>
                 <w:rFonts w:hint="eastAsia" w:ascii="Times New Roman" w:hAnsi="Times New Roman" w:eastAsia="方正仿宋_GBK" w:cs="Times New Roman"/>
               </w:rPr>
-              <w:t xml:space="preserve">针对安装失败与报错恐惧建立“新生排障手册”；</w:t>
-            </w:r>
-          </w:p>
-          <w:p>
-            <w:pPr>
-              <w:spacing w:line="320" w:lineRule="exact"/>
-              <w:rPr>
-                <w:rFonts w:hint="eastAsia" w:ascii="Times New Roman" w:hAnsi="Times New Roman" w:eastAsia="方正仿宋_GBK" w:cs="Times New Roman"/>
-              </w:rPr>
-            </w:pPr>
-            <w:r>
-              <w:rPr>
-                <w:rFonts w:hint="eastAsia" w:ascii="Times New Roman" w:hAnsi="Times New Roman" w:eastAsia="方正仿宋_GBK" w:cs="Times New Roman"/>
-              </w:rPr>
-              <w:t xml:space="preserve">根据摸底结果微调分层名单；对环境未就绪学生课后一对一补装；下周增加5分钟报错阅读训练。</w:t>
-            </w:r>
-          </w:p>
-          <w:p>
-            <w:pPr>
-              <w:spacing w:line="320" w:lineRule="exact"/>
-              <w:rPr>
-                <w:rFonts w:hint="eastAsia" w:ascii="Times New Roman" w:hAnsi="Times New Roman" w:eastAsia="方正仿宋_GBK" w:cs="Times New Roman"/>
-              </w:rPr>
-            </w:pPr>
-            <w:r>
-              <w:rPr>
-                <w:rFonts w:hint="eastAsia" w:ascii="Times New Roman" w:hAnsi="Times New Roman" w:eastAsia="方正仿宋_GBK" w:cs="Times New Roman"/>
-              </w:rPr>
-              <w:t xml:space="preserve">本周更新ABCD角色轮换表与组内贡献记录（个人问责，防搭便车）。</w:t>
+              <w:t>针对安装失败与报错恐惧建立“新生排障手册”；</w:t>
+            </w:r>
+          </w:p>
+          <w:p>
+            <w:pPr>
+              <w:spacing w:line="320" w:lineRule="exact"/>
+              <w:rPr>
+                <w:rFonts w:hint="eastAsia" w:ascii="Times New Roman" w:hAnsi="Times New Roman" w:eastAsia="方正仿宋_GBK" w:cs="Times New Roman"/>
+              </w:rPr>
+            </w:pPr>
+            <w:r>
+              <w:rPr>
+                <w:rFonts w:hint="eastAsia" w:ascii="Times New Roman" w:hAnsi="Times New Roman" w:eastAsia="方正仿宋_GBK" w:cs="Times New Roman"/>
+              </w:rPr>
+              <w:t>根据摸底结果微调分层名单；对环境未就绪学生课后一对一补装；下周增加5分钟报错阅读训练。</w:t>
+            </w:r>
+          </w:p>
+          <w:p>
+            <w:pPr>
+              <w:spacing w:line="320" w:lineRule="exact"/>
+              <w:rPr>
+                <w:rFonts w:hint="eastAsia" w:ascii="Times New Roman" w:hAnsi="Times New Roman" w:eastAsia="方正仿宋_GBK" w:cs="Times New Roman"/>
+              </w:rPr>
+            </w:pPr>
+            <w:r>
+              <w:rPr>
+                <w:rFonts w:hint="eastAsia" w:ascii="Times New Roman" w:hAnsi="Times New Roman" w:eastAsia="方正仿宋_GBK" w:cs="Times New Roman"/>
+              </w:rPr>
+              <w:t>本周更新ABCD角色轮换表与组内贡献记录（个人问责，防搭便车）。</w:t>
             </w:r>
           </w:p>
         </w:tc>
@@ -3781,7 +3781,7 @@
           <w:color w:val="000000"/>
           <w:sz w:val="28"/>
         </w:rPr>
-        <w:t xml:space="preserve">模块0 Python编程基础与面向对象   任务0.2a《条件判断与工业告警系统Ⅰ》教学方案</w:t>
+        <w:t>模块0 Python编程基础与面向对象   任务0.2a《条件判断与工业告警系统Ⅰ》教学方案</w:t>
       </w:r>
     </w:p>
     <w:tbl>
@@ -3958,7 +3958,7 @@
                 <w:kern w:val="0"/>
                 <w:szCs w:val="20"/>
               </w:rPr>
-              <w:t xml:space="preserve">理实一体</w:t>
+              <w:t>理实一体</w:t>
             </w:r>
           </w:p>
         </w:tc>
@@ -4028,7 +4028,7 @@
                 <w:szCs w:val="20"/>
                 <w:lang w:val="en-US" w:eastAsia="zh-CN"/>
               </w:rPr>
-              <w:t xml:space="preserve">4</w:t>
+              <w:t>4</w:t>
             </w:r>
           </w:p>
         </w:tc>
@@ -4096,7 +4096,7 @@
                 <w:sz w:val="20"/>
                 <w:szCs w:val="20"/>
               </w:rPr>
-              <w:t xml:space="preserve">双创中心302实训室</w:t>
+              <w:t>双创中心302实训室</w:t>
             </w:r>
           </w:p>
         </w:tc>
@@ -4156,7 +4156,7 @@
                 <w:kern w:val="0"/>
                 <w:szCs w:val="21"/>
               </w:rPr>
-              <w:t xml:space="preserve">1班：第二周星期一下午1-4节</w:t>
+              <w:t>1班：第二周星期一下午1-4节</w:t>
             </w:r>
           </w:p>
         </w:tc>
@@ -4230,7 +4230,7 @@
                 <w:szCs w:val="21"/>
                 <w:lang w:val="en-US" w:eastAsia="zh-CN"/>
               </w:rPr>
-              <w:t xml:space="preserve">重庆两江智造集团 · 精密制造事业部｜夜班险情：2号注塑机温度悄悄爬过95℃没人察觉，幸亏李姐巡逻撞见。王主任后怕：'机器得自己会喊疼。'——工单0.2a：写多级温度/压力告警判断，先让程序学会'什么时候该喊'。</w:t>
+              <w:t>重庆两江智造集团 · 精密制造事业部｜夜班险情：2号注塑机温度悄悄爬过95℃没人察觉，幸亏李姐巡逻撞见。王主任后怕：'机器得自己会喊疼。'——工单0.2a：写多级温度/压力告警判断，先让程序学会'什么时候该喊'。</w:t>
             </w:r>
           </w:p>
         </w:tc>
@@ -4304,47 +4304,47 @@
                 <w:sz w:val="20"/>
                 <w:szCs w:val="20"/>
               </w:rPr>
-              <w:t xml:space="preserve">1.宏观：意愿好能力强A（师傅）占比20%、意愿好能力弱B（组长）占比25%、意愿一般C（操作员）占比40%、无意愿D（学徒）占比15%；</w:t>
-            </w:r>
-          </w:p>
-          <w:p>
-            <w:pPr>
-              <w:spacing w:line="320" w:lineRule="exact"/>
-              <w:rPr>
-                <w:rFonts w:hint="eastAsia" w:ascii="Times New Roman" w:hAnsi="Times New Roman" w:eastAsia="方正仿宋_GBK" w:cs="Times New Roman"/>
-                <w:kern w:val="0"/>
-                <w:sz w:val="20"/>
-                <w:szCs w:val="20"/>
-              </w:rPr>
-            </w:pPr>
-            <w:r>
-              <w:rPr>
-                <w:rFonts w:hint="eastAsia" w:ascii="Times New Roman" w:hAnsi="Times New Roman" w:eastAsia="方正仿宋_GBK" w:cs="Times New Roman"/>
-                <w:kern w:val="0"/>
-                <w:sz w:val="20"/>
-                <w:szCs w:val="20"/>
-              </w:rPr>
-              <w:t xml:space="preserve">2.中观：授课对象为高职专科一年级新生，零编程基础或基础薄弱；已修《计算机文化基础》（计算机系统结构、文件管理、网络概念）；实行A（快速）/B（常规）/C（补强）三层分层教学；</w:t>
-            </w:r>
-          </w:p>
-          <w:p>
-            <w:pPr>
-              <w:spacing w:line="320" w:lineRule="exact"/>
-              <w:rPr>
-                <w:rFonts w:hint="eastAsia" w:ascii="Times New Roman" w:hAnsi="Times New Roman" w:eastAsia="方正仿宋_GBK" w:cs="Times New Roman"/>
-                <w:kern w:val="0"/>
-                <w:sz w:val="20"/>
-                <w:szCs w:val="20"/>
-              </w:rPr>
-            </w:pPr>
-            <w:r>
-              <w:rPr>
-                <w:rFonts w:hint="eastAsia" w:ascii="Times New Roman" w:hAnsi="Times New Roman" w:eastAsia="方正仿宋_GBK" w:cs="Times New Roman"/>
-                <w:kern w:val="0"/>
-                <w:sz w:val="20"/>
-                <w:szCs w:val="20"/>
-              </w:rPr>
-              <w:t xml:space="preserve">3.微观：学生已能编写顺序结构的小程序，但“分支”逻辑思维尚未建立；对“如果…那么…否则”的自然语言有直觉，转化为代码结构存在困难；边界条件意识薄弱。</w:t>
+              <w:t>1.宏观：意愿好能力强A（师傅）占比20%、意愿好能力弱B（组长）占比25%、意愿一般C（操作员）占比40%、无意愿D（学徒）占比15%；</w:t>
+            </w:r>
+          </w:p>
+          <w:p>
+            <w:pPr>
+              <w:spacing w:line="320" w:lineRule="exact"/>
+              <w:rPr>
+                <w:rFonts w:hint="eastAsia" w:ascii="Times New Roman" w:hAnsi="Times New Roman" w:eastAsia="方正仿宋_GBK" w:cs="Times New Roman"/>
+                <w:kern w:val="0"/>
+                <w:sz w:val="20"/>
+                <w:szCs w:val="20"/>
+              </w:rPr>
+            </w:pPr>
+            <w:r>
+              <w:rPr>
+                <w:rFonts w:hint="eastAsia" w:ascii="Times New Roman" w:hAnsi="Times New Roman" w:eastAsia="方正仿宋_GBK" w:cs="Times New Roman"/>
+                <w:kern w:val="0"/>
+                <w:sz w:val="20"/>
+                <w:szCs w:val="20"/>
+              </w:rPr>
+              <w:t>2.中观：授课对象为高职专科一年级新生，零编程基础或基础薄弱；已修《计算机文化基础》（计算机系统结构、文件管理、网络概念）；实行A（快速）/B（常规）/C（补强）三层分层教学；</w:t>
+            </w:r>
+          </w:p>
+          <w:p>
+            <w:pPr>
+              <w:spacing w:line="320" w:lineRule="exact"/>
+              <w:rPr>
+                <w:rFonts w:hint="eastAsia" w:ascii="Times New Roman" w:hAnsi="Times New Roman" w:eastAsia="方正仿宋_GBK" w:cs="Times New Roman"/>
+                <w:kern w:val="0"/>
+                <w:sz w:val="20"/>
+                <w:szCs w:val="20"/>
+              </w:rPr>
+            </w:pPr>
+            <w:r>
+              <w:rPr>
+                <w:rFonts w:hint="eastAsia" w:ascii="Times New Roman" w:hAnsi="Times New Roman" w:eastAsia="方正仿宋_GBK" w:cs="Times New Roman"/>
+                <w:kern w:val="0"/>
+                <w:sz w:val="20"/>
+                <w:szCs w:val="20"/>
+              </w:rPr>
+              <w:t>3.微观：学生已能编写顺序结构的小程序，但“分支”逻辑思维尚未建立；对“如果…那么…否则”的自然语言有直觉，转化为代码结构存在困难；边界条件意识薄弱。</w:t>
             </w:r>
           </w:p>
         </w:tc>
@@ -4416,43 +4416,43 @@
                 <w:kern w:val="0"/>
                 <w:szCs w:val="20"/>
               </w:rPr>
-              <w:t xml:space="preserve">（1）if/elif/else结构与缩进代码块；</w:t>
-            </w:r>
-          </w:p>
-          <w:p>
-            <w:pPr>
-              <w:spacing w:line="320" w:lineRule="exact"/>
-              <w:rPr>
-                <w:rFonts w:hint="eastAsia" w:ascii="Times New Roman" w:hAnsi="Times New Roman" w:eastAsia="方正仿宋_GBK" w:cs="Times New Roman"/>
-                <w:kern w:val="0"/>
-                <w:szCs w:val="20"/>
-              </w:rPr>
-            </w:pPr>
-            <w:r>
-              <w:rPr>
-                <w:rFonts w:hint="eastAsia" w:ascii="Times New Roman" w:hAnsi="Times New Roman" w:eastAsia="方正仿宋_GBK" w:cs="Times New Roman"/>
-                <w:kern w:val="0"/>
-                <w:szCs w:val="20"/>
-              </w:rPr>
-              <w:t xml:space="preserve">（2）比较运算与and/or/not逻辑组合；</w:t>
-            </w:r>
-          </w:p>
-          <w:p>
-            <w:pPr>
-              <w:spacing w:line="320" w:lineRule="exact"/>
-              <w:rPr>
-                <w:rFonts w:hint="eastAsia" w:ascii="Times New Roman" w:hAnsi="Times New Roman" w:eastAsia="方正仿宋_GBK" w:cs="Times New Roman"/>
-                <w:kern w:val="0"/>
-                <w:szCs w:val="20"/>
-              </w:rPr>
-            </w:pPr>
-            <w:r>
-              <w:rPr>
-                <w:rFonts w:hint="eastAsia" w:ascii="Times New Roman" w:hAnsi="Times New Roman" w:eastAsia="方正仿宋_GBK" w:cs="Times New Roman"/>
-                <w:kern w:val="0"/>
-                <w:szCs w:val="20"/>
-              </w:rPr>
-              <w:t xml:space="preserve">（3）多级告警（提示/警告/停机）的条件设计与实现。</w:t>
+              <w:t>（1）if/elif/else结构与缩进代码块；</w:t>
+            </w:r>
+          </w:p>
+          <w:p>
+            <w:pPr>
+              <w:spacing w:line="320" w:lineRule="exact"/>
+              <w:rPr>
+                <w:rFonts w:hint="eastAsia" w:ascii="Times New Roman" w:hAnsi="Times New Roman" w:eastAsia="方正仿宋_GBK" w:cs="Times New Roman"/>
+                <w:kern w:val="0"/>
+                <w:szCs w:val="20"/>
+              </w:rPr>
+            </w:pPr>
+            <w:r>
+              <w:rPr>
+                <w:rFonts w:hint="eastAsia" w:ascii="Times New Roman" w:hAnsi="Times New Roman" w:eastAsia="方正仿宋_GBK" w:cs="Times New Roman"/>
+                <w:kern w:val="0"/>
+                <w:szCs w:val="20"/>
+              </w:rPr>
+              <w:t>（2）比较运算与and/or/not逻辑组合；</w:t>
+            </w:r>
+          </w:p>
+          <w:p>
+            <w:pPr>
+              <w:spacing w:line="320" w:lineRule="exact"/>
+              <w:rPr>
+                <w:rFonts w:hint="eastAsia" w:ascii="Times New Roman" w:hAnsi="Times New Roman" w:eastAsia="方正仿宋_GBK" w:cs="Times New Roman"/>
+                <w:kern w:val="0"/>
+                <w:szCs w:val="20"/>
+              </w:rPr>
+            </w:pPr>
+            <w:r>
+              <w:rPr>
+                <w:rFonts w:hint="eastAsia" w:ascii="Times New Roman" w:hAnsi="Times New Roman" w:eastAsia="方正仿宋_GBK" w:cs="Times New Roman"/>
+                <w:kern w:val="0"/>
+                <w:szCs w:val="20"/>
+              </w:rPr>
+              <w:t>（3）多级告警（提示/警告/停机）的条件设计与实现。</w:t>
             </w:r>
           </w:p>
         </w:tc>
@@ -4524,25 +4524,25 @@
                 <w:kern w:val="0"/>
                 <w:szCs w:val="20"/>
               </w:rPr>
-              <w:t xml:space="preserve">（1）嵌套条件的逻辑梳理与边界值覆盖（临界值归属）；</w:t>
-            </w:r>
-          </w:p>
-          <w:p>
-            <w:pPr>
-              <w:spacing w:line="320" w:lineRule="exact"/>
-              <w:rPr>
-                <w:rFonts w:hint="eastAsia" w:ascii="Times New Roman" w:hAnsi="Times New Roman" w:eastAsia="方正仿宋_GBK" w:cs="Times New Roman"/>
-                <w:kern w:val="0"/>
-                <w:szCs w:val="20"/>
-              </w:rPr>
-            </w:pPr>
-            <w:r>
-              <w:rPr>
-                <w:rFonts w:hint="eastAsia" w:ascii="Times New Roman" w:hAnsi="Times New Roman" w:eastAsia="方正仿宋_GBK" w:cs="Times New Roman"/>
-                <w:kern w:val="0"/>
-                <w:szCs w:val="20"/>
-              </w:rPr>
-              <w:t xml:space="preserve">（2）条件冲突与冗余判断的识别。</w:t>
+              <w:t>（1）嵌套条件的逻辑梳理与边界值覆盖（临界值归属）；</w:t>
+            </w:r>
+          </w:p>
+          <w:p>
+            <w:pPr>
+              <w:spacing w:line="320" w:lineRule="exact"/>
+              <w:rPr>
+                <w:rFonts w:hint="eastAsia" w:ascii="Times New Roman" w:hAnsi="Times New Roman" w:eastAsia="方正仿宋_GBK" w:cs="Times New Roman"/>
+                <w:kern w:val="0"/>
+                <w:szCs w:val="20"/>
+              </w:rPr>
+            </w:pPr>
+            <w:r>
+              <w:rPr>
+                <w:rFonts w:hint="eastAsia" w:ascii="Times New Roman" w:hAnsi="Times New Roman" w:eastAsia="方正仿宋_GBK" w:cs="Times New Roman"/>
+                <w:kern w:val="0"/>
+                <w:szCs w:val="20"/>
+              </w:rPr>
+              <w:t>（2）条件冲突与冗余判断的识别。</w:t>
             </w:r>
           </w:p>
         </w:tc>
@@ -4664,7 +4664,7 @@
                 <w:kern w:val="0"/>
                 <w:szCs w:val="20"/>
               </w:rPr>
-              <w:t xml:space="preserve">1.教学资料：告警业务规则说明（阈值表）、多级告警流程图样例、边界值测试清单、常见错误案例集（=与==、缩进错误）、工单0.2（上）任务书与评价量表；</w:t>
+              <w:t>1.教学资料：告警业务规则说明（阈值表）、多级告警流程图样例、边界值测试清单、常见错误案例集（=与==、缩进错误）、工单0.2（上）任务书与评价量表；</w:t>
             </w:r>
             <w:bookmarkEnd w:id="2"/>
             <w:bookmarkEnd w:id="3"/>
@@ -4690,7 +4690,7 @@
                 <w:kern w:val="0"/>
                 <w:szCs w:val="20"/>
               </w:rPr>
-              <w:t xml:space="preserve">2.设备环境：双创中心302实训室，Python 3.8+、PyCharm CE；</w:t>
+              <w:t>2.设备环境：双创中心302实训室，Python 3.8+、PyCharm CE；</w:t>
             </w:r>
             <w:bookmarkEnd w:id="2"/>
             <w:bookmarkEnd w:id="3"/>
@@ -4716,7 +4716,7 @@
                 <w:kern w:val="0"/>
                 <w:szCs w:val="20"/>
               </w:rPr>
-              <w:t xml:space="preserve">3.教学平台：课程在线平台（流程图微课、在线练习题）。</w:t>
+              <w:t>3.教学平台：课程在线平台（流程图微课、在线练习题）。</w:t>
             </w:r>
             <w:bookmarkEnd w:id="2"/>
             <w:bookmarkEnd w:id="3"/>
@@ -4781,7 +4781,7 @@
                 <w:kern w:val="0"/>
                 <w:szCs w:val="20"/>
               </w:rPr>
-              <w:t xml:space="preserve">课前：教师/师傅(A)/组长(B)——发布工单与线上导学单（微课3-5分钟+预习自测）、准备实训环境与数据资料（离线依赖包）；学生按ABCD分层完成预习（第7周起对应六步法“资讯·计划”环节）；</w:t>
+              <w:t>课前：教师/师傅(A)/组长(B)——发布工单与线上导学单（微课3-5分钟+预习自测）、准备实训环境与数据资料（离线依赖包）；学生按ABCD分层完成预习（第7周起对应六步法“资讯·计划”环节）；</w:t>
             </w:r>
           </w:p>
           <w:p>
@@ -4800,7 +4800,7 @@
                 <w:kern w:val="0"/>
                 <w:szCs w:val="20"/>
               </w:rPr>
-              <w:t xml:space="preserve">课中双轨：第1–6周（模块0）采用四步法“讲解—示范—模仿—练习”（每课时40分钟：讲10分钟原理→演10分钟实时代码→模仿与练习20分钟，六步之“资讯·计划·实施”内嵌）；第7–12周（模块1与综合项目）过渡到完整六步法——课堂按“决策（备选方案对比）→实施（两轮）→检查（自检—互检—师查三层质检）→评价（量表）”组织；A类学生示范讲解（费曼学习法：以教代学）；</w:t>
+              <w:t>课中双轨：第1–6周（模块0）采用四步法“讲解—示范—模仿—练习”（每课时40分钟：讲10分钟原理→演10分钟实时代码→模仿与练习20分钟，六步之“资讯·计划·实施”内嵌）；第7–12周（模块1与综合项目）过渡到完整六步法——课堂按“决策（备选方案对比）→实施（两轮）→检查（自检—互检—师查三层质检）→评价（量表）”组织；A类学生示范讲解（费曼学习法：以教代学）；</w:t>
             </w:r>
           </w:p>
           <w:p>
@@ -4819,7 +4819,7 @@
                 <w:kern w:val="0"/>
                 <w:szCs w:val="20"/>
               </w:rPr>
-              <w:t xml:space="preserve">课后：工单24小时内反馈成绩与改进建议；C/D层完成补强任务，A/B层完成拓展任务；每周2次课后答疑；更新ABCD角色轮换与组内贡献记录。</w:t>
+              <w:t>课后：工单24小时内反馈成绩与改进建议；C/D层完成补强任务，A/B层完成拓展任务；每周2次课后答疑；更新ABCD角色轮换与组内贡献记录。</w:t>
             </w:r>
           </w:p>
         </w:tc>
@@ -4882,7 +4882,7 @@
                 <w:sz w:val="20"/>
                 <w:szCs w:val="20"/>
               </w:rPr>
-              <w:t xml:space="preserve">（1）流程图先行：先画告警判断流程图再写代码；</w:t>
+              <w:t>（1）流程图先行：先画告警判断流程图再写代码；</w:t>
             </w:r>
           </w:p>
           <w:p>
@@ -4903,7 +4903,7 @@
                 <w:sz w:val="20"/>
                 <w:szCs w:val="20"/>
               </w:rPr>
-              <w:t xml:space="preserve">（2）边界值测试清单（低于/等于/高于阈值）验证健壮性；</w:t>
+              <w:t>（2）边界值测试清单（低于/等于/高于阈值）验证健壮性；</w:t>
             </w:r>
           </w:p>
           <w:p>
@@ -4924,7 +4924,7 @@
                 <w:sz w:val="20"/>
                 <w:szCs w:val="20"/>
               </w:rPr>
-              <w:t xml:space="preserve">（3）真实告警规则驱动：采用企业脱敏阈值表作为练习素材。</w:t>
+              <w:t>（3）真实告警规则驱动：采用企业脱敏阈值表作为练习素材。</w:t>
             </w:r>
           </w:p>
         </w:tc>
@@ -4986,7 +4986,7 @@
                 <w:szCs w:val="21"/>
                 <w:lang w:val="en-US" w:eastAsia="zh-CN"/>
               </w:rPr>
-              <w:t xml:space="preserve">（1）用“体温计分级”生活案例引入多级判断，再迁移到设备监测；</w:t>
+              <w:t>（1）用“体温计分级”生活案例引入多级判断，再迁移到设备监测；</w:t>
             </w:r>
           </w:p>
           <w:p>
@@ -5006,7 +5006,7 @@
                 <w:szCs w:val="21"/>
                 <w:lang w:val="en-US" w:eastAsia="zh-CN"/>
               </w:rPr>
-              <w:t xml:space="preserve">（2）对C层学生提供条件语句填空框架；</w:t>
+              <w:t>（2）对C层学生提供条件语句填空框架；</w:t>
             </w:r>
           </w:p>
           <w:p>
@@ -5026,7 +5026,7 @@
                 <w:szCs w:val="21"/>
                 <w:lang w:val="en-US" w:eastAsia="zh-CN"/>
               </w:rPr>
-              <w:t xml:space="preserve">（3）设置“找边界漏洞”互测游戏，强化边界意识。</w:t>
+              <w:t>（3）设置“找边界漏洞”互测游戏，强化边界意识。</w:t>
             </w:r>
           </w:p>
         </w:tc>
@@ -5296,7 +5296,7 @@
                 <w:szCs w:val="20"/>
                 <w:lang w:val="en-US" w:eastAsia="zh-CN"/>
               </w:rPr>
-              <w:t xml:space="preserve">发布任务书/工单与评价标准；准备演示代码、数据集与实训环境；检查学生机环境与网络。</w:t>
+              <w:t>发布任务书/工单与评价标准；准备演示代码、数据集与实训环境；检查学生机环境与网络。</w:t>
             </w:r>
           </w:p>
         </w:tc>
@@ -5330,7 +5330,7 @@
                 <w:szCs w:val="20"/>
                 <w:lang w:val="en-US" w:eastAsia="zh-CN"/>
               </w:rPr>
-              <w:t xml:space="preserve">A/B类完成微课预习与环境自检；C/D类观看演示视频并记录疑问；A类尝试预习任务并准备示范要点。</w:t>
+              <w:t>A/B类完成微课预习与环境自检；C/D类观看演示视频并记录疑问；A类尝试预习任务并准备示范要点。</w:t>
             </w:r>
           </w:p>
         </w:tc>
@@ -5362,7 +5362,7 @@
                 <w:sz w:val="20"/>
                 <w:szCs w:val="20"/>
               </w:rPr>
-              <w:t xml:space="preserve">完成预习与资源到位</w:t>
+              <w:t>完成预习与资源到位</w:t>
             </w:r>
           </w:p>
         </w:tc>
@@ -5460,7 +5460,7 @@
                 <w:szCs w:val="20"/>
                 <w:lang w:val="en-US" w:eastAsia="zh-CN"/>
               </w:rPr>
-              <w:t xml:space="preserve">情境导入（企业真实场景/视频/问题驱动）；明确本任务产出与检查点；提示编码规范要求。</w:t>
+              <w:t>情境导入（企业真实场景/视频/问题驱动）；明确本任务产出与检查点；提示编码规范要求。</w:t>
             </w:r>
           </w:p>
         </w:tc>
@@ -5494,7 +5494,7 @@
                 <w:szCs w:val="20"/>
                 <w:lang w:val="en-US" w:eastAsia="zh-CN"/>
               </w:rPr>
-              <w:t xml:space="preserve">围绕任务书进行要点提取；小组讨论“交付标准+风险点”。</w:t>
+              <w:t>围绕任务书进行要点提取；小组讨论“交付标准+风险点”。</w:t>
             </w:r>
           </w:p>
         </w:tc>
@@ -5528,7 +5528,7 @@
                 <w:szCs w:val="20"/>
                 <w:lang w:val="en-US" w:eastAsia="zh-CN"/>
               </w:rPr>
-              <w:t xml:space="preserve">建立任务目标与工程代入感</w:t>
+              <w:t>建立任务目标与工程代入感</w:t>
             </w:r>
           </w:p>
         </w:tc>
@@ -5553,7 +5553,7 @@
                 <w:kern w:val="0"/>
                 <w:szCs w:val="20"/>
               </w:rPr>
-              <w:t xml:space="preserve">15min</w:t>
+              <w:t>15min</w:t>
             </w:r>
           </w:p>
         </w:tc>
@@ -5648,7 +5648,7 @@
                 <w:szCs w:val="20"/>
                 <w:lang w:val="en-US" w:eastAsia="zh-CN"/>
               </w:rPr>
-              <w:t xml:space="preserve">精讲演示if/elif/else与逻辑运算组合；演示温度阈值告警程序与边界值测试方法；现场评判操作质量；引导A操作、B操作、C记录、D观摩。</w:t>
+              <w:t>精讲演示if/elif/else与逻辑运算组合；演示温度阈值告警程序与边界值测试方法；现场评判操作质量；引导A操作、B操作、C记录、D观摩。</w:t>
             </w:r>
           </w:p>
         </w:tc>
@@ -5682,7 +5682,7 @@
                 <w:szCs w:val="20"/>
                 <w:lang w:val="en-US" w:eastAsia="zh-CN"/>
               </w:rPr>
-              <w:t xml:space="preserve">A类学生完成多条件组合判断并自制测试用例；B类学生完成温度/压力双阈值告警程序；C类完成单阈值判断练习；D类观摩并记录判断流程。</w:t>
+              <w:t>A类学生完成多条件组合判断并自制测试用例；B类学生完成温度/压力双阈值告警程序；C类完成单阈值判断练习；D类观摩并记录判断流程。</w:t>
             </w:r>
           </w:p>
         </w:tc>
@@ -5708,7 +5708,7 @@
                 <w:kern w:val="0"/>
                 <w:szCs w:val="20"/>
               </w:rPr>
-              <w:t xml:space="preserve">掌握条件判断结构与逻辑运算；</w:t>
+              <w:t>掌握条件判断结构与逻辑运算；</w:t>
             </w:r>
           </w:p>
           <w:p>
@@ -5727,7 +5727,7 @@
                 <w:kern w:val="0"/>
                 <w:szCs w:val="20"/>
               </w:rPr>
-              <w:t xml:space="preserve">形成边界测试样例与关键注意点。</w:t>
+              <w:t>形成边界测试样例与关键注意点。</w:t>
             </w:r>
           </w:p>
         </w:tc>
@@ -5754,7 +5754,7 @@
                 <w:szCs w:val="20"/>
                 <w:lang w:val="en-US" w:eastAsia="zh-CN"/>
               </w:rPr>
-              <w:t xml:space="preserve">55min</w:t>
+              <w:t>55min</w:t>
             </w:r>
           </w:p>
         </w:tc>
@@ -5810,7 +5810,7 @@
                 <w:kern w:val="0"/>
                 <w:szCs w:val="20"/>
               </w:rPr>
-              <w:t xml:space="preserve">1.A类汇报操作成果与问题。2.点评关键点：语法正确性、逻辑严密性、代码规范、协作效率。</w:t>
+              <w:t>1.A类汇报操作成果与问题。2.点评关键点：语法正确性、逻辑严密性、代码规范、协作效率。</w:t>
             </w:r>
           </w:p>
         </w:tc>
@@ -5836,7 +5836,7 @@
                 <w:kern w:val="0"/>
                 <w:szCs w:val="20"/>
               </w:rPr>
-              <w:t xml:space="preserve">复盘：A类总结难点转化为给B/C/D类的“避坑指南”。</w:t>
+              <w:t>复盘：A类总结难点转化为给B/C/D类的“避坑指南”。</w:t>
             </w:r>
           </w:p>
         </w:tc>
@@ -5862,7 +5862,7 @@
                 <w:kern w:val="0"/>
                 <w:szCs w:val="20"/>
               </w:rPr>
-              <w:t xml:space="preserve">形成可迁移经验与统一规范。沉淀可复用方法，促进反思与表达。</w:t>
+              <w:t>形成可迁移经验与统一规范。沉淀可复用方法，促进反思与表达。</w:t>
             </w:r>
           </w:p>
         </w:tc>
@@ -5888,7 +5888,7 @@
                 <w:szCs w:val="20"/>
                 <w:lang w:val="en-US" w:eastAsia="zh-CN"/>
               </w:rPr>
-              <w:t xml:space="preserve">10min</w:t>
+              <w:t>10min</w:t>
             </w:r>
           </w:p>
         </w:tc>
@@ -5975,7 +5975,7 @@
                 <w:kern w:val="0"/>
                 <w:szCs w:val="20"/>
               </w:rPr>
-              <w:t xml:space="preserve">任务检查：检查B/C/D学生告警程序；回顾嵌套判断要点；监督/评判；巡回指导排错。</w:t>
+              <w:t>任务检查：检查B/C/D学生告警程序；回顾嵌套判断要点；监督/评判；巡回指导排错。</w:t>
             </w:r>
           </w:p>
         </w:tc>
@@ -6002,7 +6002,7 @@
                 <w:kern w:val="0"/>
                 <w:szCs w:val="20"/>
               </w:rPr>
-              <w:t xml:space="preserve">B类学生完成工单0.2（上）：≥2个if判断+≥1个告警函数；C/D类完成基础判断版本；A类学生尝试多级嵌套与告警分级。</w:t>
+              <w:t>B类学生完成工单0.2（上）：≥2个if判断+≥1个告警函数；C/D类完成基础判断版本；A类学生尝试多级嵌套与告警分级。</w:t>
             </w:r>
           </w:p>
         </w:tc>
@@ -6028,7 +6028,7 @@
                 <w:kern w:val="0"/>
                 <w:szCs w:val="20"/>
               </w:rPr>
-              <w:t xml:space="preserve">完成工单0.2（上）并达标；建立边界条件必测的习惯。</w:t>
+              <w:t>完成工单0.2（上）并达标；建立边界条件必测的习惯。</w:t>
             </w:r>
           </w:p>
         </w:tc>
@@ -6054,7 +6054,7 @@
                 <w:szCs w:val="20"/>
                 <w:lang w:val="en-US" w:eastAsia="zh-CN"/>
               </w:rPr>
-              <w:t xml:space="preserve">65min</w:t>
+              <w:t>65min</w:t>
             </w:r>
           </w:p>
         </w:tc>
@@ -6110,7 +6110,7 @@
                 <w:kern w:val="0"/>
                 <w:szCs w:val="20"/>
               </w:rPr>
-              <w:t xml:space="preserve">1.各小组汇报工单成果与问题；2.点评关键点：功能完成度、代码规范率、创新点；3.布置课后任务与下次课预习。</w:t>
+              <w:t>1.各小组汇报工单成果与问题；2.点评关键点：功能完成度、代码规范率、创新点；3.布置课后任务与下次课预习。</w:t>
             </w:r>
           </w:p>
         </w:tc>
@@ -6136,7 +6136,7 @@
                 <w:kern w:val="0"/>
                 <w:szCs w:val="20"/>
               </w:rPr>
-              <w:t xml:space="preserve">小组代表汇报成果与问题；完成互评与个人反思；提交工单与过程记录。</w:t>
+              <w:t>小组代表汇报成果与问题；完成互评与个人反思；提交工单与过程记录。</w:t>
             </w:r>
           </w:p>
         </w:tc>
@@ -6162,7 +6162,7 @@
                 <w:kern w:val="0"/>
                 <w:szCs w:val="20"/>
               </w:rPr>
-              <w:t xml:space="preserve">训练决策能力与团队协作。培养总结反思能力与持续改进意识；通过汇报提升表达与逻辑思维能力。</w:t>
+              <w:t>训练决策能力与团队协作。培养总结反思能力与持续改进意识；通过汇报提升表达与逻辑思维能力。</w:t>
             </w:r>
           </w:p>
         </w:tc>
@@ -6187,7 +6187,7 @@
                 <w:szCs w:val="20"/>
                 <w:lang w:val="en-US" w:eastAsia="zh-CN"/>
               </w:rPr>
-              <w:t xml:space="preserve">15min</w:t>
+              <w:t>15min</w:t>
             </w:r>
           </w:p>
         </w:tc>
@@ -6415,7 +6415,7 @@
                 <w:kern w:val="0"/>
                 <w:szCs w:val="20"/>
               </w:rPr>
-              <w:t xml:space="preserve">推送提升任务（技能竞赛/分层补强/拓展案例）；收集数据用于诊改。</w:t>
+              <w:t>推送提升任务（技能竞赛/分层补强/拓展案例）；收集数据用于诊改。</w:t>
             </w:r>
           </w:p>
         </w:tc>
@@ -6442,7 +6442,7 @@
                 <w:szCs w:val="20"/>
                 <w:lang w:val="en-US" w:eastAsia="zh-CN"/>
               </w:rPr>
-              <w:t xml:space="preserve">C/D类完成条件语句专项练习10题；A/B类设计三级告警完整逻辑（提示/警告/停机）并互测边界；整理笔记。</w:t>
+              <w:t>C/D类完成条件语句专项练习10题；A/B类设计三级告警完整逻辑（提示/警告/停机）并互测边界；整理笔记。</w:t>
             </w:r>
           </w:p>
         </w:tc>
@@ -6468,7 +6468,7 @@
                 <w:kern w:val="0"/>
                 <w:szCs w:val="20"/>
               </w:rPr>
-              <w:t xml:space="preserve">巩固迁移与持续改进</w:t>
+              <w:t>巩固迁移与持续改进</w:t>
             </w:r>
           </w:p>
         </w:tc>
@@ -6497,7 +6497,7 @@
                 <w:szCs w:val="20"/>
                 <w:lang w:val="en-US" w:eastAsia="zh-CN"/>
               </w:rPr>
-              <w:t xml:space="preserve">课后</w:t>
+              <w:t>课后</w:t>
             </w:r>
           </w:p>
         </w:tc>
@@ -6603,25 +6603,25 @@
                 <w:kern w:val="0"/>
                 <w:szCs w:val="20"/>
               </w:rPr>
-              <w:t xml:space="preserve">从条件逻辑正确性、边界覆盖完整性、代码规范率、协作表现四个维度记录过程性数据；</w:t>
-            </w:r>
-          </w:p>
-          <w:p>
-            <w:pPr>
-              <w:spacing w:line="320" w:lineRule="exact"/>
-              <w:rPr>
-                <w:rFonts w:hint="eastAsia" w:ascii="Times New Roman" w:hAnsi="Times New Roman" w:eastAsia="方正仿宋_GBK" w:cs="Times New Roman"/>
-                <w:kern w:val="0"/>
-                <w:szCs w:val="20"/>
-              </w:rPr>
-            </w:pPr>
-            <w:r>
-              <w:rPr>
-                <w:rFonts w:hint="eastAsia" w:ascii="Times New Roman" w:hAnsi="Times New Roman" w:eastAsia="方正仿宋_GBK" w:cs="Times New Roman"/>
-                <w:kern w:val="0"/>
-                <w:szCs w:val="20"/>
-              </w:rPr>
-              <w:t xml:space="preserve">统计典型错误（边界遗漏、逻辑运算符误用、缩进错误），评估分支思维建立情况。</w:t>
+              <w:t>从条件逻辑正确性、边界覆盖完整性、代码规范率、协作表现四个维度记录过程性数据；</w:t>
+            </w:r>
+          </w:p>
+          <w:p>
+            <w:pPr>
+              <w:spacing w:line="320" w:lineRule="exact"/>
+              <w:rPr>
+                <w:rFonts w:hint="eastAsia" w:ascii="Times New Roman" w:hAnsi="Times New Roman" w:eastAsia="方正仿宋_GBK" w:cs="Times New Roman"/>
+                <w:kern w:val="0"/>
+                <w:szCs w:val="20"/>
+              </w:rPr>
+            </w:pPr>
+            <w:r>
+              <w:rPr>
+                <w:rFonts w:hint="eastAsia" w:ascii="Times New Roman" w:hAnsi="Times New Roman" w:eastAsia="方正仿宋_GBK" w:cs="Times New Roman"/>
+                <w:kern w:val="0"/>
+                <w:szCs w:val="20"/>
+              </w:rPr>
+              <w:t>统计典型错误（边界遗漏、逻辑运算符误用、缩进错误），评估分支思维建立情况。</w:t>
             </w:r>
           </w:p>
         </w:tc>
@@ -6677,35 +6677,35 @@
               <w:rPr>
                 <w:rFonts w:hint="eastAsia" w:ascii="Times New Roman" w:hAnsi="Times New Roman" w:eastAsia="方正仿宋_GBK" w:cs="Times New Roman"/>
               </w:rPr>
-              <w:t xml:space="preserve">针对边界遗漏共性引入“边界三测”规范（小于/等于/大于必测）；</w:t>
-            </w:r>
-          </w:p>
-          <w:p>
-            <w:pPr>
-              <w:spacing w:line="320" w:lineRule="exact"/>
-              <w:rPr>
-                <w:rFonts w:hint="eastAsia" w:ascii="Times New Roman" w:hAnsi="Times New Roman" w:eastAsia="方正仿宋_GBK" w:cs="Times New Roman"/>
-              </w:rPr>
-            </w:pPr>
-            <w:r>
-              <w:rPr>
-                <w:rFonts w:hint="eastAsia" w:ascii="Times New Roman" w:hAnsi="Times New Roman" w:eastAsia="方正仿宋_GBK" w:cs="Times New Roman"/>
-              </w:rPr>
-              <w:t xml:space="preserve">对分支逻辑困难学生推送流程图训练练习；优秀流程图纳入班级案例库。</w:t>
-            </w:r>
-          </w:p>
-          <w:p>
-            <w:pPr>
-              <w:spacing w:line="320" w:lineRule="exact"/>
-              <w:rPr>
-                <w:rFonts w:hint="eastAsia" w:ascii="Times New Roman" w:hAnsi="Times New Roman" w:eastAsia="方正仿宋_GBK" w:cs="Times New Roman"/>
-              </w:rPr>
-            </w:pPr>
-            <w:r>
-              <w:rPr>
-                <w:rFonts w:hint="eastAsia" w:ascii="Times New Roman" w:hAnsi="Times New Roman" w:eastAsia="方正仿宋_GBK" w:cs="Times New Roman"/>
-              </w:rPr>
-              <w:t xml:space="preserve">本周更新ABCD角色轮换表与组内贡献记录（个人问责，防搭便车）。</w:t>
+              <w:t>针对边界遗漏共性引入“边界三测”规范（小于/等于/大于必测）；</w:t>
+            </w:r>
+          </w:p>
+          <w:p>
+            <w:pPr>
+              <w:spacing w:line="320" w:lineRule="exact"/>
+              <w:rPr>
+                <w:rFonts w:hint="eastAsia" w:ascii="Times New Roman" w:hAnsi="Times New Roman" w:eastAsia="方正仿宋_GBK" w:cs="Times New Roman"/>
+              </w:rPr>
+            </w:pPr>
+            <w:r>
+              <w:rPr>
+                <w:rFonts w:hint="eastAsia" w:ascii="Times New Roman" w:hAnsi="Times New Roman" w:eastAsia="方正仿宋_GBK" w:cs="Times New Roman"/>
+              </w:rPr>
+              <w:t>对分支逻辑困难学生推送流程图训练练习；优秀流程图纳入班级案例库。</w:t>
+            </w:r>
+          </w:p>
+          <w:p>
+            <w:pPr>
+              <w:spacing w:line="320" w:lineRule="exact"/>
+              <w:rPr>
+                <w:rFonts w:hint="eastAsia" w:ascii="Times New Roman" w:hAnsi="Times New Roman" w:eastAsia="方正仿宋_GBK" w:cs="Times New Roman"/>
+              </w:rPr>
+            </w:pPr>
+            <w:r>
+              <w:rPr>
+                <w:rFonts w:hint="eastAsia" w:ascii="Times New Roman" w:hAnsi="Times New Roman" w:eastAsia="方正仿宋_GBK" w:cs="Times New Roman"/>
+              </w:rPr>
+              <w:t>本周更新ABCD角色轮换表与组内贡献记录（个人问责，防搭便车）。</w:t>
             </w:r>
           </w:p>
         </w:tc>
@@ -6807,7 +6807,7 @@
           <w:color w:val="000000"/>
           <w:sz w:val="28"/>
         </w:rPr>
-        <w:t xml:space="preserve">模块0 Python编程基础与面向对象   任务0.2b《循环与函数——工业实时告警系统Ⅱ》教学方案</w:t>
+        <w:t>模块0 Python编程基础与面向对象   任务0.2b《循环与函数——工业实时告警系统Ⅱ》教学方案</w:t>
       </w:r>
     </w:p>
     <w:tbl>
@@ -6984,7 +6984,7 @@
                 <w:kern w:val="0"/>
                 <w:szCs w:val="20"/>
               </w:rPr>
-              <w:t xml:space="preserve">理实一体</w:t>
+              <w:t>理实一体</w:t>
             </w:r>
           </w:p>
         </w:tc>
@@ -7054,7 +7054,7 @@
                 <w:szCs w:val="20"/>
                 <w:lang w:val="en-US" w:eastAsia="zh-CN"/>
               </w:rPr>
-              <w:t xml:space="preserve">4</w:t>
+              <w:t>4</w:t>
             </w:r>
           </w:p>
         </w:tc>
@@ -7122,7 +7122,7 @@
                 <w:sz w:val="20"/>
                 <w:szCs w:val="20"/>
               </w:rPr>
-              <w:t xml:space="preserve">双创中心302实训室</w:t>
+              <w:t>双创中心302实训室</w:t>
             </w:r>
           </w:p>
         </w:tc>
@@ -7182,7 +7182,7 @@
                 <w:kern w:val="0"/>
                 <w:szCs w:val="21"/>
               </w:rPr>
-              <w:t xml:space="preserve">1班：第三周星期一下午1-4节</w:t>
+              <w:t>1班：第三周星期一下午1-4节</w:t>
             </w:r>
           </w:p>
         </w:tc>
@@ -7256,7 +7256,7 @@
                 <w:szCs w:val="21"/>
                 <w:lang w:val="en-US" w:eastAsia="zh-CN"/>
               </w:rPr>
-              <w:t xml:space="preserve">重庆两江智造集团 · 精密制造事业部｜告警逻辑单机版通过，但王主任要的是'一块屏看全部'。李姐提醒：十台设备×全天循环，靠复制粘贴要写到明年——工单0.2b：用循环和函数，让告警系统自动转起来。</w:t>
+              <w:t>重庆两江智造集团 · 精密制造事业部｜告警逻辑单机版通过，但王主任要的是'一块屏看全部'。李姐提醒：十台设备×全天循环，靠复制粘贴要写到明年——工单0.2b：用循环和函数，让告警系统自动转起来。</w:t>
             </w:r>
           </w:p>
         </w:tc>
@@ -7330,47 +7330,47 @@
                 <w:sz w:val="20"/>
                 <w:szCs w:val="20"/>
               </w:rPr>
-              <w:t xml:space="preserve">1.宏观：意愿好能力强A（师傅）占比20%、意愿好能力弱B（组长）占比25%、意愿一般C（操作员）占比40%、无意愿D（学徒）占比15%；</w:t>
-            </w:r>
-          </w:p>
-          <w:p>
-            <w:pPr>
-              <w:spacing w:line="320" w:lineRule="exact"/>
-              <w:rPr>
-                <w:rFonts w:hint="eastAsia" w:ascii="Times New Roman" w:hAnsi="Times New Roman" w:eastAsia="方正仿宋_GBK" w:cs="Times New Roman"/>
-                <w:kern w:val="0"/>
-                <w:sz w:val="20"/>
-                <w:szCs w:val="20"/>
-              </w:rPr>
-            </w:pPr>
-            <w:r>
-              <w:rPr>
-                <w:rFonts w:hint="eastAsia" w:ascii="Times New Roman" w:hAnsi="Times New Roman" w:eastAsia="方正仿宋_GBK" w:cs="Times New Roman"/>
-                <w:kern w:val="0"/>
-                <w:sz w:val="20"/>
-                <w:szCs w:val="20"/>
-              </w:rPr>
-              <w:t xml:space="preserve">2.中观：授课对象为高职专科一年级新生，零编程基础或基础薄弱；已修《计算机文化基础》（计算机系统结构、文件管理、网络概念）；实行A（快速）/B（常规）/C（补强）三层分层教学；</w:t>
-            </w:r>
-          </w:p>
-          <w:p>
-            <w:pPr>
-              <w:spacing w:line="320" w:lineRule="exact"/>
-              <w:rPr>
-                <w:rFonts w:hint="eastAsia" w:ascii="Times New Roman" w:hAnsi="Times New Roman" w:eastAsia="方正仿宋_GBK" w:cs="Times New Roman"/>
-                <w:kern w:val="0"/>
-                <w:sz w:val="20"/>
-                <w:szCs w:val="20"/>
-              </w:rPr>
-            </w:pPr>
-            <w:r>
-              <w:rPr>
-                <w:rFonts w:hint="eastAsia" w:ascii="Times New Roman" w:hAnsi="Times New Roman" w:eastAsia="方正仿宋_GBK" w:cs="Times New Roman"/>
-                <w:kern w:val="0"/>
-                <w:sz w:val="20"/>
-                <w:szCs w:val="20"/>
-              </w:rPr>
-              <w:t xml:space="preserve">3.微观：学生已掌握条件判断，循环的“重复执行”概念可借助生活直觉，但while退出条件设计易出错；函数刚接触，对“参数传入-结果返回”的数据流动理解吃力；作用域概念抽象。</w:t>
+              <w:t>1.宏观：意愿好能力强A（师傅）占比20%、意愿好能力弱B（组长）占比25%、意愿一般C（操作员）占比40%、无意愿D（学徒）占比15%；</w:t>
+            </w:r>
+          </w:p>
+          <w:p>
+            <w:pPr>
+              <w:spacing w:line="320" w:lineRule="exact"/>
+              <w:rPr>
+                <w:rFonts w:hint="eastAsia" w:ascii="Times New Roman" w:hAnsi="Times New Roman" w:eastAsia="方正仿宋_GBK" w:cs="Times New Roman"/>
+                <w:kern w:val="0"/>
+                <w:sz w:val="20"/>
+                <w:szCs w:val="20"/>
+              </w:rPr>
+            </w:pPr>
+            <w:r>
+              <w:rPr>
+                <w:rFonts w:hint="eastAsia" w:ascii="Times New Roman" w:hAnsi="Times New Roman" w:eastAsia="方正仿宋_GBK" w:cs="Times New Roman"/>
+                <w:kern w:val="0"/>
+                <w:sz w:val="20"/>
+                <w:szCs w:val="20"/>
+              </w:rPr>
+              <w:t>2.中观：授课对象为高职专科一年级新生，零编程基础或基础薄弱；已修《计算机文化基础》（计算机系统结构、文件管理、网络概念）；实行A（快速）/B（常规）/C（补强）三层分层教学；</w:t>
+            </w:r>
+          </w:p>
+          <w:p>
+            <w:pPr>
+              <w:spacing w:line="320" w:lineRule="exact"/>
+              <w:rPr>
+                <w:rFonts w:hint="eastAsia" w:ascii="Times New Roman" w:hAnsi="Times New Roman" w:eastAsia="方正仿宋_GBK" w:cs="Times New Roman"/>
+                <w:kern w:val="0"/>
+                <w:sz w:val="20"/>
+                <w:szCs w:val="20"/>
+              </w:rPr>
+            </w:pPr>
+            <w:r>
+              <w:rPr>
+                <w:rFonts w:hint="eastAsia" w:ascii="Times New Roman" w:hAnsi="Times New Roman" w:eastAsia="方正仿宋_GBK" w:cs="Times New Roman"/>
+                <w:kern w:val="0"/>
+                <w:sz w:val="20"/>
+                <w:szCs w:val="20"/>
+              </w:rPr>
+              <w:t>3.微观：学生已掌握条件判断，循环的“重复执行”概念可借助生活直觉，但while退出条件设计易出错；函数刚接触，对“参数传入-结果返回”的数据流动理解吃力；作用域概念抽象。</w:t>
             </w:r>
           </w:p>
         </w:tc>
@@ -7442,61 +7442,61 @@
                 <w:kern w:val="0"/>
                 <w:szCs w:val="20"/>
               </w:rPr>
-              <w:t xml:space="preserve">（1）for循环与range()、while循环的适用场景；</w:t>
-            </w:r>
-          </w:p>
-          <w:p>
-            <w:pPr>
-              <w:spacing w:line="320" w:lineRule="exact"/>
-              <w:rPr>
-                <w:rFonts w:hint="eastAsia" w:ascii="Times New Roman" w:hAnsi="Times New Roman" w:eastAsia="方正仿宋_GBK" w:cs="Times New Roman"/>
-                <w:kern w:val="0"/>
-                <w:szCs w:val="20"/>
-              </w:rPr>
-            </w:pPr>
-            <w:r>
-              <w:rPr>
-                <w:rFonts w:hint="eastAsia" w:ascii="Times New Roman" w:hAnsi="Times New Roman" w:eastAsia="方正仿宋_GBK" w:cs="Times New Roman"/>
-                <w:kern w:val="0"/>
-                <w:szCs w:val="20"/>
-              </w:rPr>
-              <w:t xml:space="preserve">（2）break/continue的使用规范与死循环防范；</w:t>
-            </w:r>
-          </w:p>
-          <w:p>
-            <w:pPr>
-              <w:spacing w:line="320" w:lineRule="exact"/>
-              <w:rPr>
-                <w:rFonts w:hint="eastAsia" w:ascii="Times New Roman" w:hAnsi="Times New Roman" w:eastAsia="方正仿宋_GBK" w:cs="Times New Roman"/>
-                <w:kern w:val="0"/>
-                <w:szCs w:val="20"/>
-              </w:rPr>
-            </w:pPr>
-            <w:r>
-              <w:rPr>
-                <w:rFonts w:hint="eastAsia" w:ascii="Times New Roman" w:hAnsi="Times New Roman" w:eastAsia="方正仿宋_GBK" w:cs="Times New Roman"/>
-                <w:kern w:val="0"/>
-                <w:szCs w:val="20"/>
-              </w:rPr>
-              <w:t xml:space="preserve">（3）函数定义、参数设计与返回值；</w:t>
-            </w:r>
-          </w:p>
-          <w:p>
-            <w:pPr>
-              <w:spacing w:line="320" w:lineRule="exact"/>
-              <w:rPr>
-                <w:rFonts w:hint="eastAsia" w:ascii="Times New Roman" w:hAnsi="Times New Roman" w:eastAsia="方正仿宋_GBK" w:cs="Times New Roman"/>
-                <w:kern w:val="0"/>
-                <w:szCs w:val="20"/>
-              </w:rPr>
-            </w:pPr>
-            <w:r>
-              <w:rPr>
-                <w:rFonts w:hint="eastAsia" w:ascii="Times New Roman" w:hAnsi="Times New Roman" w:eastAsia="方正仿宋_GBK" w:cs="Times New Roman"/>
-                <w:kern w:val="0"/>
-                <w:szCs w:val="20"/>
-              </w:rPr>
-              <w:t xml:space="preserve">（4）局部变量与全局变量作用域。</w:t>
+              <w:t>（1）for循环与range()、while循环的适用场景；</w:t>
+            </w:r>
+          </w:p>
+          <w:p>
+            <w:pPr>
+              <w:spacing w:line="320" w:lineRule="exact"/>
+              <w:rPr>
+                <w:rFonts w:hint="eastAsia" w:ascii="Times New Roman" w:hAnsi="Times New Roman" w:eastAsia="方正仿宋_GBK" w:cs="Times New Roman"/>
+                <w:kern w:val="0"/>
+                <w:szCs w:val="20"/>
+              </w:rPr>
+            </w:pPr>
+            <w:r>
+              <w:rPr>
+                <w:rFonts w:hint="eastAsia" w:ascii="Times New Roman" w:hAnsi="Times New Roman" w:eastAsia="方正仿宋_GBK" w:cs="Times New Roman"/>
+                <w:kern w:val="0"/>
+                <w:szCs w:val="20"/>
+              </w:rPr>
+              <w:t>（2）break/continue的使用规范与死循环防范；</w:t>
+            </w:r>
+          </w:p>
+          <w:p>
+            <w:pPr>
+              <w:spacing w:line="320" w:lineRule="exact"/>
+              <w:rPr>
+                <w:rFonts w:hint="eastAsia" w:ascii="Times New Roman" w:hAnsi="Times New Roman" w:eastAsia="方正仿宋_GBK" w:cs="Times New Roman"/>
+                <w:kern w:val="0"/>
+                <w:szCs w:val="20"/>
+              </w:rPr>
+            </w:pPr>
+            <w:r>
+              <w:rPr>
+                <w:rFonts w:hint="eastAsia" w:ascii="Times New Roman" w:hAnsi="Times New Roman" w:eastAsia="方正仿宋_GBK" w:cs="Times New Roman"/>
+                <w:kern w:val="0"/>
+                <w:szCs w:val="20"/>
+              </w:rPr>
+              <w:t>（3）函数定义、参数设计与返回值；</w:t>
+            </w:r>
+          </w:p>
+          <w:p>
+            <w:pPr>
+              <w:spacing w:line="320" w:lineRule="exact"/>
+              <w:rPr>
+                <w:rFonts w:hint="eastAsia" w:ascii="Times New Roman" w:hAnsi="Times New Roman" w:eastAsia="方正仿宋_GBK" w:cs="Times New Roman"/>
+                <w:kern w:val="0"/>
+                <w:szCs w:val="20"/>
+              </w:rPr>
+            </w:pPr>
+            <w:r>
+              <w:rPr>
+                <w:rFonts w:hint="eastAsia" w:ascii="Times New Roman" w:hAnsi="Times New Roman" w:eastAsia="方正仿宋_GBK" w:cs="Times New Roman"/>
+                <w:kern w:val="0"/>
+                <w:szCs w:val="20"/>
+              </w:rPr>
+              <w:t>（4）局部变量与全局变量作用域。</w:t>
             </w:r>
           </w:p>
         </w:tc>
@@ -7568,43 +7568,43 @@
                 <w:kern w:val="0"/>
                 <w:szCs w:val="20"/>
               </w:rPr>
-              <w:t xml:space="preserve">（1）while退出条件的完备性设计；</w:t>
-            </w:r>
-          </w:p>
-          <w:p>
-            <w:pPr>
-              <w:spacing w:line="320" w:lineRule="exact"/>
-              <w:rPr>
-                <w:rFonts w:hint="eastAsia" w:ascii="Times New Roman" w:hAnsi="Times New Roman" w:eastAsia="方正仿宋_GBK" w:cs="Times New Roman"/>
-                <w:kern w:val="0"/>
-                <w:szCs w:val="20"/>
-              </w:rPr>
-            </w:pPr>
-            <w:r>
-              <w:rPr>
-                <w:rFonts w:hint="eastAsia" w:ascii="Times New Roman" w:hAnsi="Times New Roman" w:eastAsia="方正仿宋_GBK" w:cs="Times New Roman"/>
-                <w:kern w:val="0"/>
-                <w:szCs w:val="20"/>
-              </w:rPr>
-              <w:t xml:space="preserve">（2）函数职责划分与参数/返回值的抽象；</w:t>
-            </w:r>
-          </w:p>
-          <w:p>
-            <w:pPr>
-              <w:spacing w:line="320" w:lineRule="exact"/>
-              <w:rPr>
-                <w:rFonts w:hint="eastAsia" w:ascii="Times New Roman" w:hAnsi="Times New Roman" w:eastAsia="方正仿宋_GBK" w:cs="Times New Roman"/>
-                <w:kern w:val="0"/>
-                <w:szCs w:val="20"/>
-              </w:rPr>
-            </w:pPr>
-            <w:r>
-              <w:rPr>
-                <w:rFonts w:hint="eastAsia" w:ascii="Times New Roman" w:hAnsi="Times New Roman" w:eastAsia="方正仿宋_GBK" w:cs="Times New Roman"/>
-                <w:kern w:val="0"/>
-                <w:szCs w:val="20"/>
-              </w:rPr>
-              <w:t xml:space="preserve">（3）作用域错误的理解与排查。</w:t>
+              <w:t>（1）while退出条件的完备性设计；</w:t>
+            </w:r>
+          </w:p>
+          <w:p>
+            <w:pPr>
+              <w:spacing w:line="320" w:lineRule="exact"/>
+              <w:rPr>
+                <w:rFonts w:hint="eastAsia" w:ascii="Times New Roman" w:hAnsi="Times New Roman" w:eastAsia="方正仿宋_GBK" w:cs="Times New Roman"/>
+                <w:kern w:val="0"/>
+                <w:szCs w:val="20"/>
+              </w:rPr>
+            </w:pPr>
+            <w:r>
+              <w:rPr>
+                <w:rFonts w:hint="eastAsia" w:ascii="Times New Roman" w:hAnsi="Times New Roman" w:eastAsia="方正仿宋_GBK" w:cs="Times New Roman"/>
+                <w:kern w:val="0"/>
+                <w:szCs w:val="20"/>
+              </w:rPr>
+              <w:t>（2）函数职责划分与参数/返回值的抽象；</w:t>
+            </w:r>
+          </w:p>
+          <w:p>
+            <w:pPr>
+              <w:spacing w:line="320" w:lineRule="exact"/>
+              <w:rPr>
+                <w:rFonts w:hint="eastAsia" w:ascii="Times New Roman" w:hAnsi="Times New Roman" w:eastAsia="方正仿宋_GBK" w:cs="Times New Roman"/>
+                <w:kern w:val="0"/>
+                <w:szCs w:val="20"/>
+              </w:rPr>
+            </w:pPr>
+            <w:r>
+              <w:rPr>
+                <w:rFonts w:hint="eastAsia" w:ascii="Times New Roman" w:hAnsi="Times New Roman" w:eastAsia="方正仿宋_GBK" w:cs="Times New Roman"/>
+                <w:kern w:val="0"/>
+                <w:szCs w:val="20"/>
+              </w:rPr>
+              <w:t>（3）作用域错误的理解与排查。</w:t>
             </w:r>
           </w:p>
         </w:tc>
@@ -7726,7 +7726,7 @@
                 <w:kern w:val="0"/>
                 <w:szCs w:val="20"/>
               </w:rPr>
-              <w:t xml:space="preserve">1.教学资料：多设备监测数据样例、监控大屏演示程序、死循环事故案例分析、函数设计“一句话职责”练习卡、工单0.2（下）任务书与评价量表；</w:t>
+              <w:t>1.教学资料：多设备监测数据样例、监控大屏演示程序、死循环事故案例分析、函数设计“一句话职责”练习卡、工单0.2（下）任务书与评价量表；</w:t>
             </w:r>
             <w:bookmarkEnd w:id="2"/>
             <w:bookmarkEnd w:id="3"/>
@@ -7752,7 +7752,7 @@
                 <w:kern w:val="0"/>
                 <w:szCs w:val="20"/>
               </w:rPr>
-              <w:t xml:space="preserve">2.设备环境：双创中心302实训室，Python 3.8+、PyCharm CE；</w:t>
+              <w:t>2.设备环境：双创中心302实训室，Python 3.8+、PyCharm CE；</w:t>
             </w:r>
             <w:bookmarkEnd w:id="2"/>
             <w:bookmarkEnd w:id="3"/>
@@ -7778,7 +7778,7 @@
                 <w:kern w:val="0"/>
                 <w:szCs w:val="20"/>
               </w:rPr>
-              <w:t xml:space="preserve">3.教学平台：课程在线平台（循环与函数微课、自测题库）。</w:t>
+              <w:t>3.教学平台：课程在线平台（循环与函数微课、自测题库）。</w:t>
             </w:r>
             <w:bookmarkEnd w:id="2"/>
             <w:bookmarkEnd w:id="3"/>
@@ -7843,7 +7843,7 @@
                 <w:kern w:val="0"/>
                 <w:szCs w:val="20"/>
               </w:rPr>
-              <w:t xml:space="preserve">课前：教师/师傅(A)/组长(B)——发布工单与线上导学单（微课3-5分钟+预习自测）、准备实训环境与数据资料（离线依赖包）；学生按ABCD分层完成预习（第7周起对应六步法“资讯·计划”环节）；</w:t>
+              <w:t>课前：教师/师傅(A)/组长(B)——发布工单与线上导学单（微课3-5分钟+预习自测）、准备实训环境与数据资料（离线依赖包）；学生按ABCD分层完成预习（第7周起对应六步法“资讯·计划”环节）；</w:t>
             </w:r>
           </w:p>
           <w:p>
@@ -7862,7 +7862,7 @@
                 <w:kern w:val="0"/>
                 <w:szCs w:val="20"/>
               </w:rPr>
-              <w:t xml:space="preserve">课中双轨：第1–6周（模块0）采用四步法“讲解—示范—模仿—练习”（每课时40分钟：讲10分钟原理→演10分钟实时代码→模仿与练习20分钟，六步之“资讯·计划·实施”内嵌）；第7–12周（模块1与综合项目）过渡到完整六步法——课堂按“决策（备选方案对比）→实施（两轮）→检查（自检—互检—师查三层质检）→评价（量表）”组织；A类学生示范讲解（费曼学习法：以教代学）；</w:t>
+              <w:t>课中双轨：第1–6周（模块0）采用四步法“讲解—示范—模仿—练习”（每课时40分钟：讲10分钟原理→演10分钟实时代码→模仿与练习20分钟，六步之“资讯·计划·实施”内嵌）；第7–12周（模块1与综合项目）过渡到完整六步法——课堂按“决策（备选方案对比）→实施（两轮）→检查（自检—互检—师查三层质检）→评价（量表）”组织；A类学生示范讲解（费曼学习法：以教代学）；</w:t>
             </w:r>
           </w:p>
           <w:p>
@@ -7881,7 +7881,7 @@
                 <w:kern w:val="0"/>
                 <w:szCs w:val="20"/>
               </w:rPr>
-              <w:t xml:space="preserve">课后：工单24小时内反馈成绩与改进建议；C/D层完成补强任务，A/B层完成拓展任务；每周2次课后答疑；更新ABCD角色轮换与组内贡献记录。</w:t>
+              <w:t>课后：工单24小时内反馈成绩与改进建议；C/D层完成补强任务，A/B层完成拓展任务；每周2次课后答疑；更新ABCD角色轮换与组内贡献记录。</w:t>
             </w:r>
           </w:p>
         </w:tc>
@@ -7944,7 +7944,7 @@
                 <w:sz w:val="20"/>
                 <w:szCs w:val="20"/>
               </w:rPr>
-              <w:t xml:space="preserve">（1）监控大屏演示：循环输出多设备状态，让循环价值看得见；</w:t>
+              <w:t>（1）监控大屏演示：循环输出多设备状态，让循环价值看得见；</w:t>
             </w:r>
           </w:p>
           <w:p>
@@ -7965,7 +7965,7 @@
                 <w:sz w:val="20"/>
                 <w:szCs w:val="20"/>
               </w:rPr>
-              <w:t xml:space="preserve">（2）死循环事故案例复盘，强化退出条件设计；</w:t>
+              <w:t>（2）死循环事故案例复盘，强化退出条件设计；</w:t>
             </w:r>
           </w:p>
           <w:p>
@@ -7986,7 +7986,7 @@
                 <w:sz w:val="20"/>
                 <w:szCs w:val="20"/>
               </w:rPr>
-              <w:t xml:space="preserve">（3）函数“一句话职责”训练：先说清做什么再写代码。</w:t>
+              <w:t>（3）函数“一句话职责”训练：先说清做什么再写代码。</w:t>
             </w:r>
           </w:p>
         </w:tc>
@@ -8048,7 +8048,7 @@
                 <w:szCs w:val="21"/>
                 <w:lang w:val="en-US" w:eastAsia="zh-CN"/>
               </w:rPr>
-              <w:t xml:space="preserve">（1）提供“循环三要素”自查卡（初始化、条件、更新）；</w:t>
+              <w:t>（1）提供“循环三要素”自查卡（初始化、条件、更新）；</w:t>
             </w:r>
           </w:p>
           <w:p>
@@ -8068,7 +8068,7 @@
                 <w:szCs w:val="21"/>
                 <w:lang w:val="en-US" w:eastAsia="zh-CN"/>
               </w:rPr>
-              <w:t xml:space="preserve">（2）对C层提供函数填空框架（签名给定，补全实现）；</w:t>
+              <w:t>（2）对C层提供函数填空框架（签名给定，补全实现）；</w:t>
             </w:r>
           </w:p>
           <w:p>
@@ -8088,7 +8088,7 @@
                 <w:szCs w:val="21"/>
                 <w:lang w:val="en-US" w:eastAsia="zh-CN"/>
               </w:rPr>
-              <w:t xml:space="preserve">（3）用“自动售货机”类比函数（投币=参数、出货=返回值）。</w:t>
+              <w:t>（3）用“自动售货机”类比函数（投币=参数、出货=返回值）。</w:t>
             </w:r>
           </w:p>
         </w:tc>
@@ -8358,7 +8358,7 @@
                 <w:szCs w:val="20"/>
                 <w:lang w:val="en-US" w:eastAsia="zh-CN"/>
               </w:rPr>
-              <w:t xml:space="preserve">发布任务书/工单与评价标准；准备演示代码、数据集与实训环境；检查学生机环境与网络。</w:t>
+              <w:t>发布任务书/工单与评价标准；准备演示代码、数据集与实训环境；检查学生机环境与网络。</w:t>
             </w:r>
           </w:p>
         </w:tc>
@@ -8392,7 +8392,7 @@
                 <w:szCs w:val="20"/>
                 <w:lang w:val="en-US" w:eastAsia="zh-CN"/>
               </w:rPr>
-              <w:t xml:space="preserve">A/B类完成微课预习与环境自检；C/D类观看演示视频并记录疑问；A类尝试预习任务并准备示范要点。</w:t>
+              <w:t>A/B类完成微课预习与环境自检；C/D类观看演示视频并记录疑问；A类尝试预习任务并准备示范要点。</w:t>
             </w:r>
           </w:p>
         </w:tc>
@@ -8424,7 +8424,7 @@
                 <w:sz w:val="20"/>
                 <w:szCs w:val="20"/>
               </w:rPr>
-              <w:t xml:space="preserve">完成预习与资源到位</w:t>
+              <w:t>完成预习与资源到位</w:t>
             </w:r>
           </w:p>
         </w:tc>
@@ -8522,7 +8522,7 @@
                 <w:szCs w:val="20"/>
                 <w:lang w:val="en-US" w:eastAsia="zh-CN"/>
               </w:rPr>
-              <w:t xml:space="preserve">情境导入（企业真实场景/视频/问题驱动）；明确本任务产出与检查点；提示编码规范要求。</w:t>
+              <w:t>情境导入（企业真实场景/视频/问题驱动）；明确本任务产出与检查点；提示编码规范要求。</w:t>
             </w:r>
           </w:p>
         </w:tc>
@@ -8556,7 +8556,7 @@
                 <w:szCs w:val="20"/>
                 <w:lang w:val="en-US" w:eastAsia="zh-CN"/>
               </w:rPr>
-              <w:t xml:space="preserve">围绕任务书进行要点提取；小组讨论“交付标准+风险点”。</w:t>
+              <w:t>围绕任务书进行要点提取；小组讨论“交付标准+风险点”。</w:t>
             </w:r>
           </w:p>
         </w:tc>
@@ -8590,7 +8590,7 @@
                 <w:szCs w:val="20"/>
                 <w:lang w:val="en-US" w:eastAsia="zh-CN"/>
               </w:rPr>
-              <w:t xml:space="preserve">建立任务目标与工程代入感</w:t>
+              <w:t>建立任务目标与工程代入感</w:t>
             </w:r>
           </w:p>
         </w:tc>
@@ -8615,7 +8615,7 @@
                 <w:kern w:val="0"/>
                 <w:szCs w:val="20"/>
               </w:rPr>
-              <w:t xml:space="preserve">15min</w:t>
+              <w:t>15min</w:t>
             </w:r>
           </w:p>
         </w:tc>
@@ -8710,7 +8710,7 @@
                 <w:szCs w:val="20"/>
                 <w:lang w:val="en-US" w:eastAsia="zh-CN"/>
               </w:rPr>
-              <w:t xml:space="preserve">精讲演示for/while循环与函数定义调用；演示多设备循环监测程序；现场评判操作质量；引导A操作、B操作、C记录、D观摩。</w:t>
+              <w:t>精讲演示for/while循环与函数定义调用；演示多设备循环监测程序；现场评判操作质量；引导A操作、B操作、C记录、D观摩。</w:t>
             </w:r>
           </w:p>
         </w:tc>
@@ -8744,7 +8744,7 @@
                 <w:szCs w:val="20"/>
                 <w:lang w:val="en-US" w:eastAsia="zh-CN"/>
               </w:rPr>
-              <w:t xml:space="preserve">A类学生编写通用告警函数并多设备调用；B类学生完成循环遍历设备列表并触发告警；C类完成单设备while监测练习；D类观摩并记录循环结构。</w:t>
+              <w:t>A类学生编写通用告警函数并多设备调用；B类学生完成循环遍历设备列表并触发告警；C类完成单设备while监测练习；D类观摩并记录循环结构。</w:t>
             </w:r>
           </w:p>
         </w:tc>
@@ -8770,7 +8770,7 @@
                 <w:kern w:val="0"/>
                 <w:szCs w:val="20"/>
               </w:rPr>
-              <w:t xml:space="preserve">掌握循环与函数的基本运用；</w:t>
+              <w:t>掌握循环与函数的基本运用；</w:t>
             </w:r>
           </w:p>
           <w:p>
@@ -8789,7 +8789,7 @@
                 <w:kern w:val="0"/>
                 <w:szCs w:val="20"/>
               </w:rPr>
-              <w:t xml:space="preserve">形成监测程序样例与关键注意点。</w:t>
+              <w:t>形成监测程序样例与关键注意点。</w:t>
             </w:r>
           </w:p>
         </w:tc>
@@ -8816,7 +8816,7 @@
                 <w:szCs w:val="20"/>
                 <w:lang w:val="en-US" w:eastAsia="zh-CN"/>
               </w:rPr>
-              <w:t xml:space="preserve">55min</w:t>
+              <w:t>55min</w:t>
             </w:r>
           </w:p>
         </w:tc>
@@ -8872,7 +8872,7 @@
                 <w:kern w:val="0"/>
                 <w:szCs w:val="20"/>
               </w:rPr>
-              <w:t xml:space="preserve">1.A类汇报操作成果与问题。2.点评关键点：语法正确性、逻辑严密性、代码规范、协作效率。</w:t>
+              <w:t>1.A类汇报操作成果与问题。2.点评关键点：语法正确性、逻辑严密性、代码规范、协作效率。</w:t>
             </w:r>
           </w:p>
         </w:tc>
@@ -8898,7 +8898,7 @@
                 <w:kern w:val="0"/>
                 <w:szCs w:val="20"/>
               </w:rPr>
-              <w:t xml:space="preserve">复盘：A类总结难点转化为给B/C/D类的“避坑指南”。</w:t>
+              <w:t>复盘：A类总结难点转化为给B/C/D类的“避坑指南”。</w:t>
             </w:r>
           </w:p>
         </w:tc>
@@ -8924,7 +8924,7 @@
                 <w:kern w:val="0"/>
                 <w:szCs w:val="20"/>
               </w:rPr>
-              <w:t xml:space="preserve">形成可迁移经验与统一规范。沉淀可复用方法，促进反思与表达。</w:t>
+              <w:t>形成可迁移经验与统一规范。沉淀可复用方法，促进反思与表达。</w:t>
             </w:r>
           </w:p>
         </w:tc>
@@ -8950,7 +8950,7 @@
                 <w:szCs w:val="20"/>
                 <w:lang w:val="en-US" w:eastAsia="zh-CN"/>
               </w:rPr>
-              <w:t xml:space="preserve">10min</w:t>
+              <w:t>10min</w:t>
             </w:r>
           </w:p>
         </w:tc>
@@ -9037,7 +9037,7 @@
                 <w:kern w:val="0"/>
                 <w:szCs w:val="20"/>
               </w:rPr>
-              <w:t xml:space="preserve">任务检查：检查B/C/D学生程序进度；回顾作用域与死循环要点；监督/评判；巡回指导排错。</w:t>
+              <w:t>任务检查：检查B/C/D学生程序进度；回顾作用域与死循环要点；监督/评判；巡回指导排错。</w:t>
             </w:r>
           </w:p>
         </w:tc>
@@ -9064,7 +9064,7 @@
                 <w:kern w:val="0"/>
                 <w:szCs w:val="20"/>
               </w:rPr>
-              <w:t xml:space="preserve">B类学生完成工单0.2完整版《工业实时告警系统》（循环+≥2告警函数+多级告警测试）；C/D类完成循环监测+1个函数版本；A类重构优化代码结构。</w:t>
+              <w:t>B类学生完成工单0.2完整版《工业实时告警系统》（循环+≥2告警函数+多级告警测试）；C/D类完成循环监测+1个函数版本；A类重构优化代码结构。</w:t>
             </w:r>
           </w:p>
         </w:tc>
@@ -9090,7 +9090,7 @@
                 <w:kern w:val="0"/>
                 <w:szCs w:val="20"/>
               </w:rPr>
-              <w:t xml:space="preserve">完成工单0.2并达标（优秀：嵌套判断+循环测试+规范率≥85%）。</w:t>
+              <w:t>完成工单0.2并达标（优秀：嵌套判断+循环测试+规范率≥85%）。</w:t>
             </w:r>
           </w:p>
         </w:tc>
@@ -9116,7 +9116,7 @@
                 <w:szCs w:val="20"/>
                 <w:lang w:val="en-US" w:eastAsia="zh-CN"/>
               </w:rPr>
-              <w:t xml:space="preserve">65min</w:t>
+              <w:t>65min</w:t>
             </w:r>
           </w:p>
         </w:tc>
@@ -9172,7 +9172,7 @@
                 <w:kern w:val="0"/>
                 <w:szCs w:val="20"/>
               </w:rPr>
-              <w:t xml:space="preserve">1.各小组汇报工单成果与问题；2.点评关键点：功能完成度、代码规范率、创新点；3.布置课后任务与下次课预习。</w:t>
+              <w:t>1.各小组汇报工单成果与问题；2.点评关键点：功能完成度、代码规范率、创新点；3.布置课后任务与下次课预习。</w:t>
             </w:r>
           </w:p>
         </w:tc>
@@ -9198,7 +9198,7 @@
                 <w:kern w:val="0"/>
                 <w:szCs w:val="20"/>
               </w:rPr>
-              <w:t xml:space="preserve">小组代表汇报成果与问题；完成互评与个人反思；提交工单与过程记录。</w:t>
+              <w:t>小组代表汇报成果与问题；完成互评与个人反思；提交工单与过程记录。</w:t>
             </w:r>
           </w:p>
         </w:tc>
@@ -9224,7 +9224,7 @@
                 <w:kern w:val="0"/>
                 <w:szCs w:val="20"/>
               </w:rPr>
-              <w:t xml:space="preserve">训练决策能力与团队协作。培养总结反思能力与持续改进意识；通过汇报提升表达与逻辑思维能力。</w:t>
+              <w:t>训练决策能力与团队协作。培养总结反思能力与持续改进意识；通过汇报提升表达与逻辑思维能力。</w:t>
             </w:r>
           </w:p>
         </w:tc>
@@ -9249,7 +9249,7 @@
                 <w:szCs w:val="20"/>
                 <w:lang w:val="en-US" w:eastAsia="zh-CN"/>
               </w:rPr>
-              <w:t xml:space="preserve">15min</w:t>
+              <w:t>15min</w:t>
             </w:r>
           </w:p>
         </w:tc>
@@ -9477,7 +9477,7 @@
                 <w:kern w:val="0"/>
                 <w:szCs w:val="20"/>
               </w:rPr>
-              <w:t xml:space="preserve">推送提升任务（技能竞赛/分层补强/拓展案例）；收集数据用于诊改。</w:t>
+              <w:t>推送提升任务（技能竞赛/分层补强/拓展案例）；收集数据用于诊改。</w:t>
             </w:r>
           </w:p>
         </w:tc>
@@ -9504,7 +9504,7 @@
                 <w:szCs w:val="20"/>
                 <w:lang w:val="en-US" w:eastAsia="zh-CN"/>
               </w:rPr>
-              <w:t xml:space="preserve">C/D类完成循环专项练习与函数改写练习；A/B类将前两周代码重构为函数化版本；整理笔记。</w:t>
+              <w:t>C/D类完成循环专项练习与函数改写练习；A/B类将前两周代码重构为函数化版本；整理笔记。</w:t>
             </w:r>
           </w:p>
         </w:tc>
@@ -9530,7 +9530,7 @@
                 <w:kern w:val="0"/>
                 <w:szCs w:val="20"/>
               </w:rPr>
-              <w:t xml:space="preserve">巩固迁移与持续改进</w:t>
+              <w:t>巩固迁移与持续改进</w:t>
             </w:r>
           </w:p>
         </w:tc>
@@ -9559,7 +9559,7 @@
                 <w:szCs w:val="20"/>
                 <w:lang w:val="en-US" w:eastAsia="zh-CN"/>
               </w:rPr>
-              <w:t xml:space="preserve">课后</w:t>
+              <w:t>课后</w:t>
             </w:r>
           </w:p>
         </w:tc>
@@ -9665,25 +9665,25 @@
                 <w:kern w:val="0"/>
                 <w:szCs w:val="20"/>
               </w:rPr>
-              <w:t xml:space="preserve">从循环正确性、函数设计合理性、代码规范率、协作表现四个维度记录过程性数据；</w:t>
-            </w:r>
-          </w:p>
-          <w:p>
-            <w:pPr>
-              <w:spacing w:line="320" w:lineRule="exact"/>
-              <w:rPr>
-                <w:rFonts w:hint="eastAsia" w:ascii="Times New Roman" w:hAnsi="Times New Roman" w:eastAsia="方正仿宋_GBK" w:cs="Times New Roman"/>
-                <w:kern w:val="0"/>
-                <w:szCs w:val="20"/>
-              </w:rPr>
-            </w:pPr>
-            <w:r>
-              <w:rPr>
-                <w:rFonts w:hint="eastAsia" w:ascii="Times New Roman" w:hAnsi="Times New Roman" w:eastAsia="方正仿宋_GBK" w:cs="Times New Roman"/>
-                <w:kern w:val="0"/>
-                <w:szCs w:val="20"/>
-              </w:rPr>
-              <w:t xml:space="preserve">统计死循环与作用域错误发生率，评估结构化思维进步情况。</w:t>
+              <w:t>从循环正确性、函数设计合理性、代码规范率、协作表现四个维度记录过程性数据；</w:t>
+            </w:r>
+          </w:p>
+          <w:p>
+            <w:pPr>
+              <w:spacing w:line="320" w:lineRule="exact"/>
+              <w:rPr>
+                <w:rFonts w:hint="eastAsia" w:ascii="Times New Roman" w:hAnsi="Times New Roman" w:eastAsia="方正仿宋_GBK" w:cs="Times New Roman"/>
+                <w:kern w:val="0"/>
+                <w:szCs w:val="20"/>
+              </w:rPr>
+            </w:pPr>
+            <w:r>
+              <w:rPr>
+                <w:rFonts w:hint="eastAsia" w:ascii="Times New Roman" w:hAnsi="Times New Roman" w:eastAsia="方正仿宋_GBK" w:cs="Times New Roman"/>
+                <w:kern w:val="0"/>
+                <w:szCs w:val="20"/>
+              </w:rPr>
+              <w:t>统计死循环与作用域错误发生率，评估结构化思维进步情况。</w:t>
             </w:r>
           </w:p>
         </w:tc>
@@ -9739,35 +9739,35 @@
               <w:rPr>
                 <w:rFonts w:hint="eastAsia" w:ascii="Times New Roman" w:hAnsi="Times New Roman" w:eastAsia="方正仿宋_GBK" w:cs="Times New Roman"/>
               </w:rPr>
-              <w:t xml:space="preserve">建立“循环三要素”课前快查机制；</w:t>
-            </w:r>
-          </w:p>
-          <w:p>
-            <w:pPr>
-              <w:spacing w:line="320" w:lineRule="exact"/>
-              <w:rPr>
-                <w:rFonts w:hint="eastAsia" w:ascii="Times New Roman" w:hAnsi="Times New Roman" w:eastAsia="方正仿宋_GBK" w:cs="Times New Roman"/>
-              </w:rPr>
-            </w:pPr>
-            <w:r>
-              <w:rPr>
-                <w:rFonts w:hint="eastAsia" w:ascii="Times New Roman" w:hAnsi="Times New Roman" w:eastAsia="方正仿宋_GBK" w:cs="Times New Roman"/>
-              </w:rPr>
-              <w:t xml:space="preserve">对函数抽象困难学生增加“先翻译成中文再写代码”训练；优秀重构作品班级展评。</w:t>
-            </w:r>
-          </w:p>
-          <w:p>
-            <w:pPr>
-              <w:spacing w:line="320" w:lineRule="exact"/>
-              <w:rPr>
-                <w:rFonts w:hint="eastAsia" w:ascii="Times New Roman" w:hAnsi="Times New Roman" w:eastAsia="方正仿宋_GBK" w:cs="Times New Roman"/>
-              </w:rPr>
-            </w:pPr>
-            <w:r>
-              <w:rPr>
-                <w:rFonts w:hint="eastAsia" w:ascii="Times New Roman" w:hAnsi="Times New Roman" w:eastAsia="方正仿宋_GBK" w:cs="Times New Roman"/>
-              </w:rPr>
-              <w:t xml:space="preserve">本周更新ABCD角色轮换表与组内贡献记录（个人问责，防搭便车）。</w:t>
+              <w:t>建立“循环三要素”课前快查机制；</w:t>
+            </w:r>
+          </w:p>
+          <w:p>
+            <w:pPr>
+              <w:spacing w:line="320" w:lineRule="exact"/>
+              <w:rPr>
+                <w:rFonts w:hint="eastAsia" w:ascii="Times New Roman" w:hAnsi="Times New Roman" w:eastAsia="方正仿宋_GBK" w:cs="Times New Roman"/>
+              </w:rPr>
+            </w:pPr>
+            <w:r>
+              <w:rPr>
+                <w:rFonts w:hint="eastAsia" w:ascii="Times New Roman" w:hAnsi="Times New Roman" w:eastAsia="方正仿宋_GBK" w:cs="Times New Roman"/>
+              </w:rPr>
+              <w:t>对函数抽象困难学生增加“先翻译成中文再写代码”训练；优秀重构作品班级展评。</w:t>
+            </w:r>
+          </w:p>
+          <w:p>
+            <w:pPr>
+              <w:spacing w:line="320" w:lineRule="exact"/>
+              <w:rPr>
+                <w:rFonts w:hint="eastAsia" w:ascii="Times New Roman" w:hAnsi="Times New Roman" w:eastAsia="方正仿宋_GBK" w:cs="Times New Roman"/>
+              </w:rPr>
+            </w:pPr>
+            <w:r>
+              <w:rPr>
+                <w:rFonts w:hint="eastAsia" w:ascii="Times New Roman" w:hAnsi="Times New Roman" w:eastAsia="方正仿宋_GBK" w:cs="Times New Roman"/>
+              </w:rPr>
+              <w:t>本周更新ABCD角色轮换表与组内贡献记录（个人问责，防搭便车）。</w:t>
             </w:r>
           </w:p>
         </w:tc>
@@ -9869,7 +9869,7 @@
           <w:color w:val="000000"/>
           <w:sz w:val="28"/>
         </w:rPr>
-        <w:t xml:space="preserve">模块0 Python编程基础与面向对象   任务0.3《类与对象——工业设备类设计》教学方案</w:t>
+        <w:t>模块0 Python编程基础与面向对象   任务0.3《类与对象——工业设备类设计》教学方案</w:t>
       </w:r>
     </w:p>
     <w:tbl>
@@ -10046,7 +10046,7 @@
                 <w:kern w:val="0"/>
                 <w:szCs w:val="20"/>
               </w:rPr>
-              <w:t xml:space="preserve">理实一体</w:t>
+              <w:t>理实一体</w:t>
             </w:r>
           </w:p>
         </w:tc>
@@ -10116,7 +10116,7 @@
                 <w:szCs w:val="20"/>
                 <w:lang w:val="en-US" w:eastAsia="zh-CN"/>
               </w:rPr>
-              <w:t xml:space="preserve">4</w:t>
+              <w:t>4</w:t>
             </w:r>
           </w:p>
         </w:tc>
@@ -10184,7 +10184,7 @@
                 <w:sz w:val="20"/>
                 <w:szCs w:val="20"/>
               </w:rPr>
-              <w:t xml:space="preserve">双创中心302实训室</w:t>
+              <w:t>双创中心302实训室</w:t>
             </w:r>
           </w:p>
         </w:tc>
@@ -10244,7 +10244,7 @@
                 <w:kern w:val="0"/>
                 <w:szCs w:val="21"/>
               </w:rPr>
-              <w:t xml:space="preserve">1班：第四周星期一下午1-4节</w:t>
+              <w:t>1班：第四周星期一下午1-4节</w:t>
             </w:r>
           </w:p>
         </w:tc>
@@ -10318,7 +10318,7 @@
                 <w:szCs w:val="21"/>
                 <w:lang w:val="en-US" w:eastAsia="zh-CN"/>
               </w:rPr>
-              <w:t xml:space="preserve">重庆两江智造集团 · 精密制造事业部｜台账、告警的数据散落各处，改一台设备要翻三个文件。李姐感叹：'要是设备信息能像身份证一样一人一张卡。'——工单0.3：学会用'类'给设备建模。</w:t>
+              <w:t>重庆两江智造集团 · 精密制造事业部｜台账、告警的数据散落各处，改一台设备要翻三个文件。李姐感叹：'要是设备信息能像身份证一样一人一张卡。'——工单0.3：学会用'类'给设备建模。</w:t>
             </w:r>
           </w:p>
         </w:tc>
@@ -10392,47 +10392,47 @@
                 <w:sz w:val="20"/>
                 <w:szCs w:val="20"/>
               </w:rPr>
-              <w:t xml:space="preserve">1.宏观：意愿好能力强A（师傅）占比20%、意愿好能力弱B（组长）占比25%、意愿一般C（操作员）占比40%、无意愿D（学徒）占比15%；</w:t>
-            </w:r>
-          </w:p>
-          <w:p>
-            <w:pPr>
-              <w:spacing w:line="320" w:lineRule="exact"/>
-              <w:rPr>
-                <w:rFonts w:hint="eastAsia" w:ascii="Times New Roman" w:hAnsi="Times New Roman" w:eastAsia="方正仿宋_GBK" w:cs="Times New Roman"/>
-                <w:kern w:val="0"/>
-                <w:sz w:val="20"/>
-                <w:szCs w:val="20"/>
-              </w:rPr>
-            </w:pPr>
-            <w:r>
-              <w:rPr>
-                <w:rFonts w:hint="eastAsia" w:ascii="Times New Roman" w:hAnsi="Times New Roman" w:eastAsia="方正仿宋_GBK" w:cs="Times New Roman"/>
-                <w:kern w:val="0"/>
-                <w:sz w:val="20"/>
-                <w:szCs w:val="20"/>
-              </w:rPr>
-              <w:t xml:space="preserve">2.中观：授课对象为高职专科一年级新生，零编程基础或基础薄弱；已修《计算机文化基础》（计算机系统结构、文件管理、网络概念）；实行A（快速）/B（常规）/C（补强）三层分层教学；</w:t>
-            </w:r>
-          </w:p>
-          <w:p>
-            <w:pPr>
-              <w:spacing w:line="320" w:lineRule="exact"/>
-              <w:rPr>
-                <w:rFonts w:hint="eastAsia" w:ascii="Times New Roman" w:hAnsi="Times New Roman" w:eastAsia="方正仿宋_GBK" w:cs="Times New Roman"/>
-                <w:kern w:val="0"/>
-                <w:sz w:val="20"/>
-                <w:szCs w:val="20"/>
-              </w:rPr>
-            </w:pPr>
-            <w:r>
-              <w:rPr>
-                <w:rFonts w:hint="eastAsia" w:ascii="Times New Roman" w:hAnsi="Times New Roman" w:eastAsia="方正仿宋_GBK" w:cs="Times New Roman"/>
-                <w:kern w:val="0"/>
-                <w:sz w:val="20"/>
-                <w:szCs w:val="20"/>
-              </w:rPr>
-              <w:t xml:space="preserve">3.微观：学生已能编写流程化程序，“类”是从“动词思维”（做事情）到“名词思维”（造东西）的范式转变，认知冲击较大；self参数是第一理解障碍；已有设备台账任务经验可作建模素材。</w:t>
+              <w:t>1.宏观：意愿好能力强A（师傅）占比20%、意愿好能力弱B（组长）占比25%、意愿一般C（操作员）占比40%、无意愿D（学徒）占比15%；</w:t>
+            </w:r>
+          </w:p>
+          <w:p>
+            <w:pPr>
+              <w:spacing w:line="320" w:lineRule="exact"/>
+              <w:rPr>
+                <w:rFonts w:hint="eastAsia" w:ascii="Times New Roman" w:hAnsi="Times New Roman" w:eastAsia="方正仿宋_GBK" w:cs="Times New Roman"/>
+                <w:kern w:val="0"/>
+                <w:sz w:val="20"/>
+                <w:szCs w:val="20"/>
+              </w:rPr>
+            </w:pPr>
+            <w:r>
+              <w:rPr>
+                <w:rFonts w:hint="eastAsia" w:ascii="Times New Roman" w:hAnsi="Times New Roman" w:eastAsia="方正仿宋_GBK" w:cs="Times New Roman"/>
+                <w:kern w:val="0"/>
+                <w:sz w:val="20"/>
+                <w:szCs w:val="20"/>
+              </w:rPr>
+              <w:t>2.中观：授课对象为高职专科一年级新生，零编程基础或基础薄弱；已修《计算机文化基础》（计算机系统结构、文件管理、网络概念）；实行A（快速）/B（常规）/C（补强）三层分层教学；</w:t>
+            </w:r>
+          </w:p>
+          <w:p>
+            <w:pPr>
+              <w:spacing w:line="320" w:lineRule="exact"/>
+              <w:rPr>
+                <w:rFonts w:hint="eastAsia" w:ascii="Times New Roman" w:hAnsi="Times New Roman" w:eastAsia="方正仿宋_GBK" w:cs="Times New Roman"/>
+                <w:kern w:val="0"/>
+                <w:sz w:val="20"/>
+                <w:szCs w:val="20"/>
+              </w:rPr>
+            </w:pPr>
+            <w:r>
+              <w:rPr>
+                <w:rFonts w:hint="eastAsia" w:ascii="Times New Roman" w:hAnsi="Times New Roman" w:eastAsia="方正仿宋_GBK" w:cs="Times New Roman"/>
+                <w:kern w:val="0"/>
+                <w:sz w:val="20"/>
+                <w:szCs w:val="20"/>
+              </w:rPr>
+              <w:t>3.微观：学生已能编写流程化程序，“类”是从“动词思维”（做事情）到“名词思维”（造东西）的范式转变，认知冲击较大；self参数是第一理解障碍；已有设备台账任务经验可作建模素材。</w:t>
             </w:r>
           </w:p>
         </w:tc>
@@ -10504,43 +10504,43 @@
                 <w:kern w:val="0"/>
                 <w:szCs w:val="20"/>
               </w:rPr>
-              <w:t xml:space="preserve">（1）类与对象的概念：图纸与产品；</w:t>
-            </w:r>
-          </w:p>
-          <w:p>
-            <w:pPr>
-              <w:spacing w:line="320" w:lineRule="exact"/>
-              <w:rPr>
-                <w:rFonts w:hint="eastAsia" w:ascii="Times New Roman" w:hAnsi="Times New Roman" w:eastAsia="方正仿宋_GBK" w:cs="Times New Roman"/>
-                <w:kern w:val="0"/>
-                <w:szCs w:val="20"/>
-              </w:rPr>
-            </w:pPr>
-            <w:r>
-              <w:rPr>
-                <w:rFonts w:hint="eastAsia" w:ascii="Times New Roman" w:hAnsi="Times New Roman" w:eastAsia="方正仿宋_GBK" w:cs="Times New Roman"/>
-                <w:kern w:val="0"/>
-                <w:szCs w:val="20"/>
-              </w:rPr>
-              <w:t xml:space="preserve">（2）类的定义：属性、方法、__init__构造方法；</w:t>
-            </w:r>
-          </w:p>
-          <w:p>
-            <w:pPr>
-              <w:spacing w:line="320" w:lineRule="exact"/>
-              <w:rPr>
-                <w:rFonts w:hint="eastAsia" w:ascii="Times New Roman" w:hAnsi="Times New Roman" w:eastAsia="方正仿宋_GBK" w:cs="Times New Roman"/>
-                <w:kern w:val="0"/>
-                <w:szCs w:val="20"/>
-              </w:rPr>
-            </w:pPr>
-            <w:r>
-              <w:rPr>
-                <w:rFonts w:hint="eastAsia" w:ascii="Times New Roman" w:hAnsi="Times New Roman" w:eastAsia="方正仿宋_GBK" w:cs="Times New Roman"/>
-                <w:kern w:val="0"/>
-                <w:szCs w:val="20"/>
-              </w:rPr>
-              <w:t xml:space="preserve">（3）self参数的含义与对象实例化。</w:t>
+              <w:t>（1）类与对象的概念：图纸与产品；</w:t>
+            </w:r>
+          </w:p>
+          <w:p>
+            <w:pPr>
+              <w:spacing w:line="320" w:lineRule="exact"/>
+              <w:rPr>
+                <w:rFonts w:hint="eastAsia" w:ascii="Times New Roman" w:hAnsi="Times New Roman" w:eastAsia="方正仿宋_GBK" w:cs="Times New Roman"/>
+                <w:kern w:val="0"/>
+                <w:szCs w:val="20"/>
+              </w:rPr>
+            </w:pPr>
+            <w:r>
+              <w:rPr>
+                <w:rFonts w:hint="eastAsia" w:ascii="Times New Roman" w:hAnsi="Times New Roman" w:eastAsia="方正仿宋_GBK" w:cs="Times New Roman"/>
+                <w:kern w:val="0"/>
+                <w:szCs w:val="20"/>
+              </w:rPr>
+              <w:t>（2）类的定义：属性、方法、__init__构造方法；</w:t>
+            </w:r>
+          </w:p>
+          <w:p>
+            <w:pPr>
+              <w:spacing w:line="320" w:lineRule="exact"/>
+              <w:rPr>
+                <w:rFonts w:hint="eastAsia" w:ascii="Times New Roman" w:hAnsi="Times New Roman" w:eastAsia="方正仿宋_GBK" w:cs="Times New Roman"/>
+                <w:kern w:val="0"/>
+                <w:szCs w:val="20"/>
+              </w:rPr>
+            </w:pPr>
+            <w:r>
+              <w:rPr>
+                <w:rFonts w:hint="eastAsia" w:ascii="Times New Roman" w:hAnsi="Times New Roman" w:eastAsia="方正仿宋_GBK" w:cs="Times New Roman"/>
+                <w:kern w:val="0"/>
+                <w:szCs w:val="20"/>
+              </w:rPr>
+              <w:t>（3）self参数的含义与对象实例化。</w:t>
             </w:r>
           </w:p>
         </w:tc>
@@ -10612,43 +10612,43 @@
                 <w:kern w:val="0"/>
                 <w:szCs w:val="20"/>
               </w:rPr>
-              <w:t xml:space="preserve">（1）self参数的理解（谁调用指向谁）；</w:t>
-            </w:r>
-          </w:p>
-          <w:p>
-            <w:pPr>
-              <w:spacing w:line="320" w:lineRule="exact"/>
-              <w:rPr>
-                <w:rFonts w:hint="eastAsia" w:ascii="Times New Roman" w:hAnsi="Times New Roman" w:eastAsia="方正仿宋_GBK" w:cs="Times New Roman"/>
-                <w:kern w:val="0"/>
-                <w:szCs w:val="20"/>
-              </w:rPr>
-            </w:pPr>
-            <w:r>
-              <w:rPr>
-                <w:rFonts w:hint="eastAsia" w:ascii="Times New Roman" w:hAnsi="Times New Roman" w:eastAsia="方正仿宋_GBK" w:cs="Times New Roman"/>
-                <w:kern w:val="0"/>
-                <w:szCs w:val="20"/>
-              </w:rPr>
-              <w:t xml:space="preserve">（2）类与实例的关系辨析；</w:t>
-            </w:r>
-          </w:p>
-          <w:p>
-            <w:pPr>
-              <w:spacing w:line="320" w:lineRule="exact"/>
-              <w:rPr>
-                <w:rFonts w:hint="eastAsia" w:ascii="Times New Roman" w:hAnsi="Times New Roman" w:eastAsia="方正仿宋_GBK" w:cs="Times New Roman"/>
-                <w:kern w:val="0"/>
-                <w:szCs w:val="20"/>
-              </w:rPr>
-            </w:pPr>
-            <w:r>
-              <w:rPr>
-                <w:rFonts w:hint="eastAsia" w:ascii="Times New Roman" w:hAnsi="Times New Roman" w:eastAsia="方正仿宋_GBK" w:cs="Times New Roman"/>
-                <w:kern w:val="0"/>
-                <w:szCs w:val="20"/>
-              </w:rPr>
-              <w:t xml:space="preserve">（3）属性与方法的设计划分。</w:t>
+              <w:t>（1）self参数的理解（谁调用指向谁）；</w:t>
+            </w:r>
+          </w:p>
+          <w:p>
+            <w:pPr>
+              <w:spacing w:line="320" w:lineRule="exact"/>
+              <w:rPr>
+                <w:rFonts w:hint="eastAsia" w:ascii="Times New Roman" w:hAnsi="Times New Roman" w:eastAsia="方正仿宋_GBK" w:cs="Times New Roman"/>
+                <w:kern w:val="0"/>
+                <w:szCs w:val="20"/>
+              </w:rPr>
+            </w:pPr>
+            <w:r>
+              <w:rPr>
+                <w:rFonts w:hint="eastAsia" w:ascii="Times New Roman" w:hAnsi="Times New Roman" w:eastAsia="方正仿宋_GBK" w:cs="Times New Roman"/>
+                <w:kern w:val="0"/>
+                <w:szCs w:val="20"/>
+              </w:rPr>
+              <w:t>（2）类与实例的关系辨析；</w:t>
+            </w:r>
+          </w:p>
+          <w:p>
+            <w:pPr>
+              <w:spacing w:line="320" w:lineRule="exact"/>
+              <w:rPr>
+                <w:rFonts w:hint="eastAsia" w:ascii="Times New Roman" w:hAnsi="Times New Roman" w:eastAsia="方正仿宋_GBK" w:cs="Times New Roman"/>
+                <w:kern w:val="0"/>
+                <w:szCs w:val="20"/>
+              </w:rPr>
+            </w:pPr>
+            <w:r>
+              <w:rPr>
+                <w:rFonts w:hint="eastAsia" w:ascii="Times New Roman" w:hAnsi="Times New Roman" w:eastAsia="方正仿宋_GBK" w:cs="Times New Roman"/>
+                <w:kern w:val="0"/>
+                <w:szCs w:val="20"/>
+              </w:rPr>
+              <w:t>（3）属性与方法的设计划分。</w:t>
             </w:r>
           </w:p>
         </w:tc>
@@ -10770,7 +10770,7 @@
                 <w:kern w:val="0"/>
                 <w:szCs w:val="20"/>
               </w:rPr>
-              <w:t xml:space="preserve">1.教学资料：设备铭牌+操作面板类比图解、Device类参考骨架、UML类图入门卡片、工单0.3任务书与评价量表；</w:t>
+              <w:t>1.教学资料：设备铭牌+操作面板类比图解、Device类参考骨架、UML类图入门卡片、工单0.3任务书与评价量表；</w:t>
             </w:r>
             <w:bookmarkEnd w:id="2"/>
             <w:bookmarkEnd w:id="3"/>
@@ -10796,7 +10796,7 @@
                 <w:kern w:val="0"/>
                 <w:szCs w:val="20"/>
               </w:rPr>
-              <w:t xml:space="preserve">2.设备环境：双创中心302实训室，Python 3.8+、PyCharm CE；</w:t>
+              <w:t>2.设备环境：双创中心302实训室，Python 3.8+、PyCharm CE；</w:t>
             </w:r>
             <w:bookmarkEnd w:id="2"/>
             <w:bookmarkEnd w:id="3"/>
@@ -10822,7 +10822,7 @@
                 <w:kern w:val="0"/>
                 <w:szCs w:val="20"/>
               </w:rPr>
-              <w:t xml:space="preserve">3.教学平台：课程在线平台（OOP概念微课、类图工具）。</w:t>
+              <w:t>3.教学平台：课程在线平台（OOP概念微课、类图工具）。</w:t>
             </w:r>
             <w:bookmarkEnd w:id="2"/>
             <w:bookmarkEnd w:id="3"/>
@@ -10887,7 +10887,7 @@
                 <w:kern w:val="0"/>
                 <w:szCs w:val="20"/>
               </w:rPr>
-              <w:t xml:space="preserve">课前：教师/师傅(A)/组长(B)——发布工单与线上导学单（微课3-5分钟+预习自测）、准备实训环境与数据资料（离线依赖包）；学生按ABCD分层完成预习（第7周起对应六步法“资讯·计划”环节）；</w:t>
+              <w:t>课前：教师/师傅(A)/组长(B)——发布工单与线上导学单（微课3-5分钟+预习自测）、准备实训环境与数据资料（离线依赖包）；学生按ABCD分层完成预习（第7周起对应六步法“资讯·计划”环节）；</w:t>
             </w:r>
           </w:p>
           <w:p>
@@ -10906,7 +10906,7 @@
                 <w:kern w:val="0"/>
                 <w:szCs w:val="20"/>
               </w:rPr>
-              <w:t xml:space="preserve">课中双轨：第1–6周（模块0）采用四步法“讲解—示范—模仿—练习”（每课时40分钟：讲10分钟原理→演10分钟实时代码→模仿与练习20分钟，六步之“资讯·计划·实施”内嵌）；第7–12周（模块1与综合项目）过渡到完整六步法——课堂按“决策（备选方案对比）→实施（两轮）→检查（自检—互检—师查三层质检）→评价（量表）”组织；A类学生示范讲解（费曼学习法：以教代学）；</w:t>
+              <w:t>课中双轨：第1–6周（模块0）采用四步法“讲解—示范—模仿—练习”（每课时40分钟：讲10分钟原理→演10分钟实时代码→模仿与练习20分钟，六步之“资讯·计划·实施”内嵌）；第7–12周（模块1与综合项目）过渡到完整六步法——课堂按“决策（备选方案对比）→实施（两轮）→检查（自检—互检—师查三层质检）→评价（量表）”组织；A类学生示范讲解（费曼学习法：以教代学）；</w:t>
             </w:r>
           </w:p>
           <w:p>
@@ -10925,7 +10925,7 @@
                 <w:kern w:val="0"/>
                 <w:szCs w:val="20"/>
               </w:rPr>
-              <w:t xml:space="preserve">课后：工单24小时内反馈成绩与改进建议；C/D层完成补强任务，A/B层完成拓展任务；每周2次课后答疑；更新ABCD角色轮换与组内贡献记录。</w:t>
+              <w:t>课后：工单24小时内反馈成绩与改进建议；C/D层完成补强任务，A/B层完成拓展任务；每周2次课后答疑；更新ABCD角色轮换与组内贡献记录。</w:t>
             </w:r>
           </w:p>
         </w:tc>
@@ -10988,7 +10988,7 @@
                 <w:sz w:val="20"/>
                 <w:szCs w:val="20"/>
               </w:rPr>
-              <w:t xml:space="preserve">（1）铭牌+面板类比：属性=铭牌参数、方法=操作按钮；</w:t>
+              <w:t>（1）铭牌+面板类比：属性=铭牌参数、方法=操作按钮；</w:t>
             </w:r>
           </w:p>
           <w:p>
@@ -11009,7 +11009,7 @@
                 <w:sz w:val="20"/>
                 <w:szCs w:val="20"/>
               </w:rPr>
-              <w:t xml:space="preserve">（2）先口头描述对象再翻译成类的建模训练法；</w:t>
+              <w:t>（2）先口头描述对象再翻译成类的建模训练法；</w:t>
             </w:r>
           </w:p>
           <w:p>
@@ -11030,7 +11030,7 @@
                 <w:sz w:val="20"/>
                 <w:szCs w:val="20"/>
               </w:rPr>
-              <w:t xml:space="preserve">（3）提供Device类参考骨架，C层补全方法即达标。</w:t>
+              <w:t>（3）提供Device类参考骨架，C层补全方法即达标。</w:t>
             </w:r>
           </w:p>
         </w:tc>
@@ -11092,7 +11092,7 @@
                 <w:szCs w:val="21"/>
                 <w:lang w:val="en-US" w:eastAsia="zh-CN"/>
               </w:rPr>
-              <w:t xml:space="preserve">（1）用“图纸与产品”类比类与对象，配合id()函数观察不同实例；</w:t>
+              <w:t>（1）用“图纸与产品”类比类与对象，配合id()函数观察不同实例；</w:t>
             </w:r>
           </w:p>
           <w:p>
@@ -11112,7 +11112,7 @@
                 <w:szCs w:val="21"/>
                 <w:lang w:val="en-US" w:eastAsia="zh-CN"/>
               </w:rPr>
-              <w:t xml:space="preserve">（2）对self困惑设置专门演示（同一方法不同实例的self指向）；</w:t>
+              <w:t>（2）对self困惑设置专门演示（同一方法不同实例的self指向）；</w:t>
             </w:r>
           </w:p>
           <w:p>
@@ -11132,7 +11132,7 @@
                 <w:szCs w:val="21"/>
                 <w:lang w:val="en-US" w:eastAsia="zh-CN"/>
               </w:rPr>
-              <w:t xml:space="preserve">（3）D类学生完成“填属性+调方法”最小任务。</w:t>
+              <w:t>（3）D类学生完成“填属性+调方法”最小任务。</w:t>
             </w:r>
           </w:p>
         </w:tc>
@@ -11402,7 +11402,7 @@
                 <w:szCs w:val="20"/>
                 <w:lang w:val="en-US" w:eastAsia="zh-CN"/>
               </w:rPr>
-              <w:t xml:space="preserve">发布任务书/工单与评价标准；准备演示代码、数据集与实训环境；检查学生机环境与网络。</w:t>
+              <w:t>发布任务书/工单与评价标准；准备演示代码、数据集与实训环境；检查学生机环境与网络。</w:t>
             </w:r>
           </w:p>
         </w:tc>
@@ -11436,7 +11436,7 @@
                 <w:szCs w:val="20"/>
                 <w:lang w:val="en-US" w:eastAsia="zh-CN"/>
               </w:rPr>
-              <w:t xml:space="preserve">A/B类完成微课预习与环境自检；C/D类观看演示视频并记录疑问；A类尝试预习任务并准备示范要点。</w:t>
+              <w:t>A/B类完成微课预习与环境自检；C/D类观看演示视频并记录疑问；A类尝试预习任务并准备示范要点。</w:t>
             </w:r>
           </w:p>
         </w:tc>
@@ -11468,7 +11468,7 @@
                 <w:sz w:val="20"/>
                 <w:szCs w:val="20"/>
               </w:rPr>
-              <w:t xml:space="preserve">完成预习与资源到位</w:t>
+              <w:t>完成预习与资源到位</w:t>
             </w:r>
           </w:p>
         </w:tc>
@@ -11566,7 +11566,7 @@
                 <w:szCs w:val="20"/>
                 <w:lang w:val="en-US" w:eastAsia="zh-CN"/>
               </w:rPr>
-              <w:t xml:space="preserve">情境导入（企业真实场景/视频/问题驱动）；明确本任务产出与检查点；提示编码规范要求。</w:t>
+              <w:t>情境导入（企业真实场景/视频/问题驱动）；明确本任务产出与检查点；提示编码规范要求。</w:t>
             </w:r>
           </w:p>
         </w:tc>
@@ -11600,7 +11600,7 @@
                 <w:szCs w:val="20"/>
                 <w:lang w:val="en-US" w:eastAsia="zh-CN"/>
               </w:rPr>
-              <w:t xml:space="preserve">围绕任务书进行要点提取；小组讨论“交付标准+风险点”。</w:t>
+              <w:t>围绕任务书进行要点提取；小组讨论“交付标准+风险点”。</w:t>
             </w:r>
           </w:p>
         </w:tc>
@@ -11634,7 +11634,7 @@
                 <w:szCs w:val="20"/>
                 <w:lang w:val="en-US" w:eastAsia="zh-CN"/>
               </w:rPr>
-              <w:t xml:space="preserve">建立任务目标与工程代入感</w:t>
+              <w:t>建立任务目标与工程代入感</w:t>
             </w:r>
           </w:p>
         </w:tc>
@@ -11659,7 +11659,7 @@
                 <w:kern w:val="0"/>
                 <w:szCs w:val="20"/>
               </w:rPr>
-              <w:t xml:space="preserve">15min</w:t>
+              <w:t>15min</w:t>
             </w:r>
           </w:p>
         </w:tc>
@@ -11754,7 +11754,7 @@
                 <w:szCs w:val="20"/>
                 <w:lang w:val="en-US" w:eastAsia="zh-CN"/>
               </w:rPr>
-              <w:t xml:space="preserve">精讲演示类定义、__init__与实例化；演示设备对象的创建与方法调用；现场评判操作质量；引导A操作、B操作、C记录、D观摩。</w:t>
+              <w:t>精讲演示类定义、__init__与实例化；演示设备对象的创建与方法调用；现场评判操作质量；引导A操作、B操作、C记录、D观摩。</w:t>
             </w:r>
           </w:p>
         </w:tc>
@@ -11788,7 +11788,7 @@
                 <w:szCs w:val="20"/>
                 <w:lang w:val="en-US" w:eastAsia="zh-CN"/>
               </w:rPr>
-              <w:t xml:space="preserve">A类学生设计Device类并创建多实例演示；B类学生完成设备类基本版（2属性+2方法）；C类按骨架补全方法；D类观摩并记录类结构。</w:t>
+              <w:t>A类学生设计Device类并创建多实例演示；B类学生完成设备类基本版（2属性+2方法）；C类按骨架补全方法；D类观摩并记录类结构。</w:t>
             </w:r>
           </w:p>
         </w:tc>
@@ -11814,7 +11814,7 @@
                 <w:kern w:val="0"/>
                 <w:szCs w:val="20"/>
               </w:rPr>
-              <w:t xml:space="preserve">理解类与对象概念；</w:t>
+              <w:t>理解类与对象概念；</w:t>
             </w:r>
           </w:p>
           <w:p>
@@ -11833,7 +11833,7 @@
                 <w:kern w:val="0"/>
                 <w:szCs w:val="20"/>
               </w:rPr>
-              <w:t xml:space="preserve">完成首个设备类并成功实例化。</w:t>
+              <w:t>完成首个设备类并成功实例化。</w:t>
             </w:r>
           </w:p>
         </w:tc>
@@ -11860,7 +11860,7 @@
                 <w:szCs w:val="20"/>
                 <w:lang w:val="en-US" w:eastAsia="zh-CN"/>
               </w:rPr>
-              <w:t xml:space="preserve">55min</w:t>
+              <w:t>55min</w:t>
             </w:r>
           </w:p>
         </w:tc>
@@ -11916,7 +11916,7 @@
                 <w:kern w:val="0"/>
                 <w:szCs w:val="20"/>
               </w:rPr>
-              <w:t xml:space="preserve">1.A类汇报操作成果与问题。2.点评关键点：语法正确性、逻辑严密性、代码规范、协作效率。</w:t>
+              <w:t>1.A类汇报操作成果与问题。2.点评关键点：语法正确性、逻辑严密性、代码规范、协作效率。</w:t>
             </w:r>
           </w:p>
         </w:tc>
@@ -11942,7 +11942,7 @@
                 <w:kern w:val="0"/>
                 <w:szCs w:val="20"/>
               </w:rPr>
-              <w:t xml:space="preserve">复盘：A类总结难点转化为给B/C/D类的“避坑指南”。</w:t>
+              <w:t>复盘：A类总结难点转化为给B/C/D类的“避坑指南”。</w:t>
             </w:r>
           </w:p>
         </w:tc>
@@ -11968,7 +11968,7 @@
                 <w:kern w:val="0"/>
                 <w:szCs w:val="20"/>
               </w:rPr>
-              <w:t xml:space="preserve">形成可迁移经验与统一规范。沉淀可复用方法，促进反思与表达。</w:t>
+              <w:t>形成可迁移经验与统一规范。沉淀可复用方法，促进反思与表达。</w:t>
             </w:r>
           </w:p>
         </w:tc>
@@ -11994,7 +11994,7 @@
                 <w:szCs w:val="20"/>
                 <w:lang w:val="en-US" w:eastAsia="zh-CN"/>
               </w:rPr>
-              <w:t xml:space="preserve">10min</w:t>
+              <w:t>10min</w:t>
             </w:r>
           </w:p>
         </w:tc>
@@ -12081,7 +12081,7 @@
                 <w:kern w:val="0"/>
                 <w:szCs w:val="20"/>
               </w:rPr>
-              <w:t xml:space="preserve">任务检查：检查B/C/D学生类设计；回顾self与实例化要点；监督/评判；巡回指导排错。</w:t>
+              <w:t>任务检查：检查B/C/D学生类设计；回顾self与实例化要点；监督/评判；巡回指导排错。</w:t>
             </w:r>
           </w:p>
         </w:tc>
@@ -12108,7 +12108,7 @@
                 <w:kern w:val="0"/>
                 <w:szCs w:val="20"/>
               </w:rPr>
-              <w:t xml:space="preserve">B类学生完成工单0.3《工业设备类设计》（≥2属性+≥2方法+≥2实例）；C/D类完成基础版；A类学生拓展状态管理逻辑（启停状态校验）。</w:t>
+              <w:t>B类学生完成工单0.3《工业设备类设计》（≥2属性+≥2方法+≥2实例）；C/D类完成基础版；A类学生拓展状态管理逻辑（启停状态校验）。</w:t>
             </w:r>
           </w:p>
         </w:tc>
@@ -12134,7 +12134,7 @@
                 <w:kern w:val="0"/>
                 <w:szCs w:val="20"/>
               </w:rPr>
-              <w:t xml:space="preserve">完成工单0.3并达标；建立“数据与行为封装”意识。</w:t>
+              <w:t>完成工单0.3并达标；建立“数据与行为封装”意识。</w:t>
             </w:r>
           </w:p>
         </w:tc>
@@ -12160,7 +12160,7 @@
                 <w:szCs w:val="20"/>
                 <w:lang w:val="en-US" w:eastAsia="zh-CN"/>
               </w:rPr>
-              <w:t xml:space="preserve">65min</w:t>
+              <w:t>65min</w:t>
             </w:r>
           </w:p>
         </w:tc>
@@ -12216,7 +12216,7 @@
                 <w:kern w:val="0"/>
                 <w:szCs w:val="20"/>
               </w:rPr>
-              <w:t xml:space="preserve">1.各小组汇报工单成果与问题；2.点评关键点：功能完成度、代码规范率、创新点；3.布置课后任务与下次课预习。</w:t>
+              <w:t>1.各小组汇报工单成果与问题；2.点评关键点：功能完成度、代码规范率、创新点；3.布置课后任务与下次课预习。</w:t>
             </w:r>
           </w:p>
         </w:tc>
@@ -12242,7 +12242,7 @@
                 <w:kern w:val="0"/>
                 <w:szCs w:val="20"/>
               </w:rPr>
-              <w:t xml:space="preserve">小组代表汇报成果与问题；完成互评与个人反思；提交工单与过程记录。</w:t>
+              <w:t>小组代表汇报成果与问题；完成互评与个人反思；提交工单与过程记录。</w:t>
             </w:r>
           </w:p>
         </w:tc>
@@ -12268,7 +12268,7 @@
                 <w:kern w:val="0"/>
                 <w:szCs w:val="20"/>
               </w:rPr>
-              <w:t xml:space="preserve">训练决策能力与团队协作。培养总结反思能力与持续改进意识；通过汇报提升表达与逻辑思维能力。</w:t>
+              <w:t>训练决策能力与团队协作。培养总结反思能力与持续改进意识；通过汇报提升表达与逻辑思维能力。</w:t>
             </w:r>
           </w:p>
         </w:tc>
@@ -12293,7 +12293,7 @@
                 <w:szCs w:val="20"/>
                 <w:lang w:val="en-US" w:eastAsia="zh-CN"/>
               </w:rPr>
-              <w:t xml:space="preserve">15min</w:t>
+              <w:t>15min</w:t>
             </w:r>
           </w:p>
         </w:tc>
@@ -12521,7 +12521,7 @@
                 <w:kern w:val="0"/>
                 <w:szCs w:val="20"/>
               </w:rPr>
-              <w:t xml:space="preserve">推送提升任务（技能竞赛/分层补强/拓展案例）；收集数据用于诊改。</w:t>
+              <w:t>推送提升任务（技能竞赛/分层补强/拓展案例）；收集数据用于诊改。</w:t>
             </w:r>
           </w:p>
         </w:tc>
@@ -12548,7 +12548,7 @@
                 <w:szCs w:val="20"/>
                 <w:lang w:val="en-US" w:eastAsia="zh-CN"/>
               </w:rPr>
-              <w:t xml:space="preserve">C/D类完成类概念图解笔记；A/B类为设备类增加数据校验方法并撰写docstring；整理笔记。</w:t>
+              <w:t>C/D类完成类概念图解笔记；A/B类为设备类增加数据校验方法并撰写docstring；整理笔记。</w:t>
             </w:r>
           </w:p>
         </w:tc>
@@ -12574,7 +12574,7 @@
                 <w:kern w:val="0"/>
                 <w:szCs w:val="20"/>
               </w:rPr>
-              <w:t xml:space="preserve">巩固迁移与持续改进</w:t>
+              <w:t>巩固迁移与持续改进</w:t>
             </w:r>
           </w:p>
         </w:tc>
@@ -12603,7 +12603,7 @@
                 <w:szCs w:val="20"/>
                 <w:lang w:val="en-US" w:eastAsia="zh-CN"/>
               </w:rPr>
-              <w:t xml:space="preserve">课后</w:t>
+              <w:t>课后</w:t>
             </w:r>
           </w:p>
         </w:tc>
@@ -12709,25 +12709,25 @@
                 <w:kern w:val="0"/>
                 <w:szCs w:val="20"/>
               </w:rPr>
-              <w:t xml:space="preserve">从类结构正确性、实例化与调用正确性、代码规范率、协作表现四个维度记录过程性数据；</w:t>
-            </w:r>
-          </w:p>
-          <w:p>
-            <w:pPr>
-              <w:spacing w:line="320" w:lineRule="exact"/>
-              <w:rPr>
-                <w:rFonts w:hint="eastAsia" w:ascii="Times New Roman" w:hAnsi="Times New Roman" w:eastAsia="方正仿宋_GBK" w:cs="Times New Roman"/>
-                <w:kern w:val="0"/>
-                <w:szCs w:val="20"/>
-              </w:rPr>
-            </w:pPr>
-            <w:r>
-              <w:rPr>
-                <w:rFonts w:hint="eastAsia" w:ascii="Times New Roman" w:hAnsi="Times New Roman" w:eastAsia="方正仿宋_GBK" w:cs="Times New Roman"/>
-                <w:kern w:val="0"/>
-                <w:szCs w:val="20"/>
-              </w:rPr>
-              <w:t xml:space="preserve">通过课堂提问检测self理解度，统计常见误区（漏写self、类外直接改属性）。</w:t>
+              <w:t>从类结构正确性、实例化与调用正确性、代码规范率、协作表现四个维度记录过程性数据；</w:t>
+            </w:r>
+          </w:p>
+          <w:p>
+            <w:pPr>
+              <w:spacing w:line="320" w:lineRule="exact"/>
+              <w:rPr>
+                <w:rFonts w:hint="eastAsia" w:ascii="Times New Roman" w:hAnsi="Times New Roman" w:eastAsia="方正仿宋_GBK" w:cs="Times New Roman"/>
+                <w:kern w:val="0"/>
+                <w:szCs w:val="20"/>
+              </w:rPr>
+            </w:pPr>
+            <w:r>
+              <w:rPr>
+                <w:rFonts w:hint="eastAsia" w:ascii="Times New Roman" w:hAnsi="Times New Roman" w:eastAsia="方正仿宋_GBK" w:cs="Times New Roman"/>
+                <w:kern w:val="0"/>
+                <w:szCs w:val="20"/>
+              </w:rPr>
+              <w:t>通过课堂提问检测self理解度，统计常见误区（漏写self、类外直接改属性）。</w:t>
             </w:r>
           </w:p>
         </w:tc>
@@ -12783,35 +12783,35 @@
               <w:rPr>
                 <w:rFonts w:hint="eastAsia" w:ascii="Times New Roman" w:hAnsi="Times New Roman" w:eastAsia="方正仿宋_GBK" w:cs="Times New Roman"/>
               </w:rPr>
-              <w:t xml:space="preserve">针对self误区制作“self追踪动画”补充材料；</w:t>
-            </w:r>
-          </w:p>
-          <w:p>
-            <w:pPr>
-              <w:spacing w:line="320" w:lineRule="exact"/>
-              <w:rPr>
-                <w:rFonts w:hint="eastAsia" w:ascii="Times New Roman" w:hAnsi="Times New Roman" w:eastAsia="方正仿宋_GBK" w:cs="Times New Roman"/>
-              </w:rPr>
-            </w:pPr>
-            <w:r>
-              <w:rPr>
-                <w:rFonts w:hint="eastAsia" w:ascii="Times New Roman" w:hAnsi="Times New Roman" w:eastAsia="方正仿宋_GBK" w:cs="Times New Roman"/>
-              </w:rPr>
-              <w:t xml:space="preserve">将优秀设备类设计汇编为班级“设备类库”v1，供后续任务复用。</w:t>
-            </w:r>
-          </w:p>
-          <w:p>
-            <w:pPr>
-              <w:spacing w:line="320" w:lineRule="exact"/>
-              <w:rPr>
-                <w:rFonts w:hint="eastAsia" w:ascii="Times New Roman" w:hAnsi="Times New Roman" w:eastAsia="方正仿宋_GBK" w:cs="Times New Roman"/>
-              </w:rPr>
-            </w:pPr>
-            <w:r>
-              <w:rPr>
-                <w:rFonts w:hint="eastAsia" w:ascii="Times New Roman" w:hAnsi="Times New Roman" w:eastAsia="方正仿宋_GBK" w:cs="Times New Roman"/>
-              </w:rPr>
-              <w:t xml:space="preserve">本周更新ABCD角色轮换表与组内贡献记录（个人问责，防搭便车）。</w:t>
+              <w:t>针对self误区制作“self追踪动画”补充材料；</w:t>
+            </w:r>
+          </w:p>
+          <w:p>
+            <w:pPr>
+              <w:spacing w:line="320" w:lineRule="exact"/>
+              <w:rPr>
+                <w:rFonts w:hint="eastAsia" w:ascii="Times New Roman" w:hAnsi="Times New Roman" w:eastAsia="方正仿宋_GBK" w:cs="Times New Roman"/>
+              </w:rPr>
+            </w:pPr>
+            <w:r>
+              <w:rPr>
+                <w:rFonts w:hint="eastAsia" w:ascii="Times New Roman" w:hAnsi="Times New Roman" w:eastAsia="方正仿宋_GBK" w:cs="Times New Roman"/>
+              </w:rPr>
+              <w:t>将优秀设备类设计汇编为班级“设备类库”v1，供后续任务复用。</w:t>
+            </w:r>
+          </w:p>
+          <w:p>
+            <w:pPr>
+              <w:spacing w:line="320" w:lineRule="exact"/>
+              <w:rPr>
+                <w:rFonts w:hint="eastAsia" w:ascii="Times New Roman" w:hAnsi="Times New Roman" w:eastAsia="方正仿宋_GBK" w:cs="Times New Roman"/>
+              </w:rPr>
+            </w:pPr>
+            <w:r>
+              <w:rPr>
+                <w:rFonts w:hint="eastAsia" w:ascii="Times New Roman" w:hAnsi="Times New Roman" w:eastAsia="方正仿宋_GBK" w:cs="Times New Roman"/>
+              </w:rPr>
+              <w:t>本周更新ABCD角色轮换表与组内贡献记录（个人问责，防搭便车）。</w:t>
             </w:r>
           </w:p>
         </w:tc>
@@ -12913,7 +12913,7 @@
           <w:color w:val="000000"/>
           <w:sz w:val="28"/>
         </w:rPr>
-        <w:t xml:space="preserve">模块0 Python编程基础与面向对象   任务0.4《继承与多态——工业设备继承体系》教学方案</w:t>
+        <w:t>模块0 Python编程基础与面向对象   任务0.4《继承与多态——工业设备继承体系》教学方案</w:t>
       </w:r>
     </w:p>
     <w:tbl>
@@ -13090,7 +13090,7 @@
                 <w:kern w:val="0"/>
                 <w:szCs w:val="20"/>
               </w:rPr>
-              <w:t xml:space="preserve">理实一体</w:t>
+              <w:t>理实一体</w:t>
             </w:r>
           </w:p>
         </w:tc>
@@ -13160,7 +13160,7 @@
                 <w:szCs w:val="20"/>
                 <w:lang w:val="en-US" w:eastAsia="zh-CN"/>
               </w:rPr>
-              <w:t xml:space="preserve">4</w:t>
+              <w:t>4</w:t>
             </w:r>
           </w:p>
         </w:tc>
@@ -13228,7 +13228,7 @@
                 <w:sz w:val="20"/>
                 <w:szCs w:val="20"/>
               </w:rPr>
-              <w:t xml:space="preserve">双创中心302实训室</w:t>
+              <w:t>双创中心302实训室</w:t>
             </w:r>
           </w:p>
         </w:tc>
@@ -13288,7 +13288,7 @@
                 <w:kern w:val="0"/>
                 <w:szCs w:val="21"/>
               </w:rPr>
-              <w:t xml:space="preserve">1班：第五周星期一下午1-4节</w:t>
+              <w:t>1班：第五周星期一下午1-4节</w:t>
             </w:r>
           </w:p>
         </w:tc>
@@ -13362,7 +13362,7 @@
                 <w:szCs w:val="21"/>
                 <w:lang w:val="en-US" w:eastAsia="zh-CN"/>
               </w:rPr>
-              <w:t xml:space="preserve">重庆两江智造集团 · 精密制造事业部｜新采购的PLC和变频器到了，王主任要求新旧设备统一管理。'都是设备，但脾气不同。'——工单0.4：用继承体系让PLC、变频器各展所长又统一调度。</w:t>
+              <w:t>重庆两江智造集团 · 精密制造事业部｜新采购的PLC和变频器到了，王主任要求新旧设备统一管理。'都是设备，但脾气不同。'——工单0.4：用继承体系让PLC、变频器各展所长又统一调度。</w:t>
             </w:r>
           </w:p>
         </w:tc>
@@ -13436,47 +13436,47 @@
                 <w:sz w:val="20"/>
                 <w:szCs w:val="20"/>
               </w:rPr>
-              <w:t xml:space="preserve">1.宏观：意愿好能力强A（师傅）占比20%、意愿好能力弱B（组长）占比25%、意愿一般C（操作员）占比40%、无意愿D（学徒）占比15%；</w:t>
-            </w:r>
-          </w:p>
-          <w:p>
-            <w:pPr>
-              <w:spacing w:line="320" w:lineRule="exact"/>
-              <w:rPr>
-                <w:rFonts w:hint="eastAsia" w:ascii="Times New Roman" w:hAnsi="Times New Roman" w:eastAsia="方正仿宋_GBK" w:cs="Times New Roman"/>
-                <w:kern w:val="0"/>
-                <w:sz w:val="20"/>
-                <w:szCs w:val="20"/>
-              </w:rPr>
-            </w:pPr>
-            <w:r>
-              <w:rPr>
-                <w:rFonts w:hint="eastAsia" w:ascii="Times New Roman" w:hAnsi="Times New Roman" w:eastAsia="方正仿宋_GBK" w:cs="Times New Roman"/>
-                <w:kern w:val="0"/>
-                <w:sz w:val="20"/>
-                <w:szCs w:val="20"/>
-              </w:rPr>
-              <w:t xml:space="preserve">2.中观：授课对象为高职专科一年级新生，零编程基础或基础薄弱；已修《计算机文化基础》（计算机系统结构、文件管理、网络概念）；实行A（快速）/B（常规）/C（补强）三层分层教学；</w:t>
-            </w:r>
-          </w:p>
-          <w:p>
-            <w:pPr>
-              <w:spacing w:line="320" w:lineRule="exact"/>
-              <w:rPr>
-                <w:rFonts w:hint="eastAsia" w:ascii="Times New Roman" w:hAnsi="Times New Roman" w:eastAsia="方正仿宋_GBK" w:cs="Times New Roman"/>
-                <w:kern w:val="0"/>
-                <w:sz w:val="20"/>
-                <w:szCs w:val="20"/>
-              </w:rPr>
-            </w:pPr>
-            <w:r>
-              <w:rPr>
-                <w:rFonts w:hint="eastAsia" w:ascii="Times New Roman" w:hAnsi="Times New Roman" w:eastAsia="方正仿宋_GBK" w:cs="Times New Roman"/>
-                <w:kern w:val="0"/>
-                <w:sz w:val="20"/>
-                <w:szCs w:val="20"/>
-              </w:rPr>
-              <w:t xml:space="preserve">3.微观：学生已掌握基本类设计，继承可借“家族相似性”直觉理解；多态较为抽象，需要靠演示建立“统一调用、不同行为”的直观感受；部分学生会出现“为继承而继承”的设计误区。</w:t>
+              <w:t>1.宏观：意愿好能力强A（师傅）占比20%、意愿好能力弱B（组长）占比25%、意愿一般C（操作员）占比40%、无意愿D（学徒）占比15%；</w:t>
+            </w:r>
+          </w:p>
+          <w:p>
+            <w:pPr>
+              <w:spacing w:line="320" w:lineRule="exact"/>
+              <w:rPr>
+                <w:rFonts w:hint="eastAsia" w:ascii="Times New Roman" w:hAnsi="Times New Roman" w:eastAsia="方正仿宋_GBK" w:cs="Times New Roman"/>
+                <w:kern w:val="0"/>
+                <w:sz w:val="20"/>
+                <w:szCs w:val="20"/>
+              </w:rPr>
+            </w:pPr>
+            <w:r>
+              <w:rPr>
+                <w:rFonts w:hint="eastAsia" w:ascii="Times New Roman" w:hAnsi="Times New Roman" w:eastAsia="方正仿宋_GBK" w:cs="Times New Roman"/>
+                <w:kern w:val="0"/>
+                <w:sz w:val="20"/>
+                <w:szCs w:val="20"/>
+              </w:rPr>
+              <w:t>2.中观：授课对象为高职专科一年级新生，零编程基础或基础薄弱；已修《计算机文化基础》（计算机系统结构、文件管理、网络概念）；实行A（快速）/B（常规）/C（补强）三层分层教学；</w:t>
+            </w:r>
+          </w:p>
+          <w:p>
+            <w:pPr>
+              <w:spacing w:line="320" w:lineRule="exact"/>
+              <w:rPr>
+                <w:rFonts w:hint="eastAsia" w:ascii="Times New Roman" w:hAnsi="Times New Roman" w:eastAsia="方正仿宋_GBK" w:cs="Times New Roman"/>
+                <w:kern w:val="0"/>
+                <w:sz w:val="20"/>
+                <w:szCs w:val="20"/>
+              </w:rPr>
+            </w:pPr>
+            <w:r>
+              <w:rPr>
+                <w:rFonts w:hint="eastAsia" w:ascii="Times New Roman" w:hAnsi="Times New Roman" w:eastAsia="方正仿宋_GBK" w:cs="Times New Roman"/>
+                <w:kern w:val="0"/>
+                <w:sz w:val="20"/>
+                <w:szCs w:val="20"/>
+              </w:rPr>
+              <w:t>3.微观：学生已掌握基本类设计，继承可借“家族相似性”直觉理解；多态较为抽象，需要靠演示建立“统一调用、不同行为”的直观感受；部分学生会出现“为继承而继承”的设计误区。</w:t>
             </w:r>
           </w:p>
         </w:tc>
@@ -13548,43 +13548,43 @@
                 <w:kern w:val="0"/>
                 <w:szCs w:val="20"/>
               </w:rPr>
-              <w:t xml:space="preserve">（1）继承语法与子类复用父类成员；</w:t>
-            </w:r>
-          </w:p>
-          <w:p>
-            <w:pPr>
-              <w:spacing w:line="320" w:lineRule="exact"/>
-              <w:rPr>
-                <w:rFonts w:hint="eastAsia" w:ascii="Times New Roman" w:hAnsi="Times New Roman" w:eastAsia="方正仿宋_GBK" w:cs="Times New Roman"/>
-                <w:kern w:val="0"/>
-                <w:szCs w:val="20"/>
-              </w:rPr>
-            </w:pPr>
-            <w:r>
-              <w:rPr>
-                <w:rFonts w:hint="eastAsia" w:ascii="Times New Roman" w:hAnsi="Times New Roman" w:eastAsia="方正仿宋_GBK" w:cs="Times New Roman"/>
-                <w:kern w:val="0"/>
-                <w:szCs w:val="20"/>
-              </w:rPr>
-              <w:t xml:space="preserve">（2）方法覆盖与super()调用；</w:t>
-            </w:r>
-          </w:p>
-          <w:p>
-            <w:pPr>
-              <w:spacing w:line="320" w:lineRule="exact"/>
-              <w:rPr>
-                <w:rFonts w:hint="eastAsia" w:ascii="Times New Roman" w:hAnsi="Times New Roman" w:eastAsia="方正仿宋_GBK" w:cs="Times New Roman"/>
-                <w:kern w:val="0"/>
-                <w:szCs w:val="20"/>
-              </w:rPr>
-            </w:pPr>
-            <w:r>
-              <w:rPr>
-                <w:rFonts w:hint="eastAsia" w:ascii="Times New Roman" w:hAnsi="Times New Roman" w:eastAsia="方正仿宋_GBK" w:cs="Times New Roman"/>
-                <w:kern w:val="0"/>
-                <w:szCs w:val="20"/>
-              </w:rPr>
-              <w:t xml:space="preserve">（3）多态：统一接口调用不同子类对象。</w:t>
+              <w:t>（1）继承语法与子类复用父类成员；</w:t>
+            </w:r>
+          </w:p>
+          <w:p>
+            <w:pPr>
+              <w:spacing w:line="320" w:lineRule="exact"/>
+              <w:rPr>
+                <w:rFonts w:hint="eastAsia" w:ascii="Times New Roman" w:hAnsi="Times New Roman" w:eastAsia="方正仿宋_GBK" w:cs="Times New Roman"/>
+                <w:kern w:val="0"/>
+                <w:szCs w:val="20"/>
+              </w:rPr>
+            </w:pPr>
+            <w:r>
+              <w:rPr>
+                <w:rFonts w:hint="eastAsia" w:ascii="Times New Roman" w:hAnsi="Times New Roman" w:eastAsia="方正仿宋_GBK" w:cs="Times New Roman"/>
+                <w:kern w:val="0"/>
+                <w:szCs w:val="20"/>
+              </w:rPr>
+              <w:t>（2）方法覆盖与super()调用；</w:t>
+            </w:r>
+          </w:p>
+          <w:p>
+            <w:pPr>
+              <w:spacing w:line="320" w:lineRule="exact"/>
+              <w:rPr>
+                <w:rFonts w:hint="eastAsia" w:ascii="Times New Roman" w:hAnsi="Times New Roman" w:eastAsia="方正仿宋_GBK" w:cs="Times New Roman"/>
+                <w:kern w:val="0"/>
+                <w:szCs w:val="20"/>
+              </w:rPr>
+            </w:pPr>
+            <w:r>
+              <w:rPr>
+                <w:rFonts w:hint="eastAsia" w:ascii="Times New Roman" w:hAnsi="Times New Roman" w:eastAsia="方正仿宋_GBK" w:cs="Times New Roman"/>
+                <w:kern w:val="0"/>
+                <w:szCs w:val="20"/>
+              </w:rPr>
+              <w:t>（3）多态：统一接口调用不同子类对象。</w:t>
             </w:r>
           </w:p>
         </w:tc>
@@ -13656,43 +13656,43 @@
                 <w:kern w:val="0"/>
                 <w:szCs w:val="20"/>
               </w:rPr>
-              <w:t xml:space="preserve">（1）多态机制的理解（同一调用、不同行为）；</w:t>
-            </w:r>
-          </w:p>
-          <w:p>
-            <w:pPr>
-              <w:spacing w:line="320" w:lineRule="exact"/>
-              <w:rPr>
-                <w:rFonts w:hint="eastAsia" w:ascii="Times New Roman" w:hAnsi="Times New Roman" w:eastAsia="方正仿宋_GBK" w:cs="Times New Roman"/>
-                <w:kern w:val="0"/>
-                <w:szCs w:val="20"/>
-              </w:rPr>
-            </w:pPr>
-            <w:r>
-              <w:rPr>
-                <w:rFonts w:hint="eastAsia" w:ascii="Times New Roman" w:hAnsi="Times New Roman" w:eastAsia="方正仿宋_GBK" w:cs="Times New Roman"/>
-                <w:kern w:val="0"/>
-                <w:szCs w:val="20"/>
-              </w:rPr>
-              <w:t xml:space="preserve">（2）继承层次的设计把握（避免过度继承）；</w:t>
-            </w:r>
-          </w:p>
-          <w:p>
-            <w:pPr>
-              <w:spacing w:line="320" w:lineRule="exact"/>
-              <w:rPr>
-                <w:rFonts w:hint="eastAsia" w:ascii="Times New Roman" w:hAnsi="Times New Roman" w:eastAsia="方正仿宋_GBK" w:cs="Times New Roman"/>
-                <w:kern w:val="0"/>
-                <w:szCs w:val="20"/>
-              </w:rPr>
-            </w:pPr>
-            <w:r>
-              <w:rPr>
-                <w:rFonts w:hint="eastAsia" w:ascii="Times New Roman" w:hAnsi="Times New Roman" w:eastAsia="方正仿宋_GBK" w:cs="Times New Roman"/>
-                <w:kern w:val="0"/>
-                <w:szCs w:val="20"/>
-              </w:rPr>
-              <w:t xml:space="preserve">（3）super()与直接父类调用的差异。</w:t>
+              <w:t>（1）多态机制的理解（同一调用、不同行为）；</w:t>
+            </w:r>
+          </w:p>
+          <w:p>
+            <w:pPr>
+              <w:spacing w:line="320" w:lineRule="exact"/>
+              <w:rPr>
+                <w:rFonts w:hint="eastAsia" w:ascii="Times New Roman" w:hAnsi="Times New Roman" w:eastAsia="方正仿宋_GBK" w:cs="Times New Roman"/>
+                <w:kern w:val="0"/>
+                <w:szCs w:val="20"/>
+              </w:rPr>
+            </w:pPr>
+            <w:r>
+              <w:rPr>
+                <w:rFonts w:hint="eastAsia" w:ascii="Times New Roman" w:hAnsi="Times New Roman" w:eastAsia="方正仿宋_GBK" w:cs="Times New Roman"/>
+                <w:kern w:val="0"/>
+                <w:szCs w:val="20"/>
+              </w:rPr>
+              <w:t>（2）继承层次的设计把握（避免过度继承）；</w:t>
+            </w:r>
+          </w:p>
+          <w:p>
+            <w:pPr>
+              <w:spacing w:line="320" w:lineRule="exact"/>
+              <w:rPr>
+                <w:rFonts w:hint="eastAsia" w:ascii="Times New Roman" w:hAnsi="Times New Roman" w:eastAsia="方正仿宋_GBK" w:cs="Times New Roman"/>
+                <w:kern w:val="0"/>
+                <w:szCs w:val="20"/>
+              </w:rPr>
+            </w:pPr>
+            <w:r>
+              <w:rPr>
+                <w:rFonts w:hint="eastAsia" w:ascii="Times New Roman" w:hAnsi="Times New Roman" w:eastAsia="方正仿宋_GBK" w:cs="Times New Roman"/>
+                <w:kern w:val="0"/>
+                <w:szCs w:val="20"/>
+              </w:rPr>
+              <w:t>（3）super()与直接父类调用的差异。</w:t>
             </w:r>
           </w:p>
         </w:tc>
@@ -13814,7 +13814,7 @@
                 <w:kern w:val="0"/>
                 <w:szCs w:val="20"/>
               </w:rPr>
-              <w:t xml:space="preserve">1.教学资料：设备产品族谱图（通用设备→PLC/变频器/传感器）、统一启停演练演示程序、继承滥用反例讨论材料、工单0.4任务书与评价量表；</w:t>
+              <w:t>1.教学资料：设备产品族谱图（通用设备→PLC/变频器/传感器）、统一启停演练演示程序、继承滥用反例讨论材料、工单0.4任务书与评价量表；</w:t>
             </w:r>
             <w:bookmarkEnd w:id="2"/>
             <w:bookmarkEnd w:id="3"/>
@@ -13840,7 +13840,7 @@
                 <w:kern w:val="0"/>
                 <w:szCs w:val="20"/>
               </w:rPr>
-              <w:t xml:space="preserve">2.设备环境：双创中心302实训室，Python 3.8+、PyCharm CE；</w:t>
+              <w:t>2.设备环境：双创中心302实训室，Python 3.8+、PyCharm CE；</w:t>
             </w:r>
             <w:bookmarkEnd w:id="2"/>
             <w:bookmarkEnd w:id="3"/>
@@ -13866,7 +13866,7 @@
                 <w:kern w:val="0"/>
                 <w:szCs w:val="20"/>
               </w:rPr>
-              <w:t xml:space="preserve">3.教学平台：课程在线平台（继承与多态微课、类图练习）。</w:t>
+              <w:t>3.教学平台：课程在线平台（继承与多态微课、类图练习）。</w:t>
             </w:r>
             <w:bookmarkEnd w:id="2"/>
             <w:bookmarkEnd w:id="3"/>
@@ -13931,7 +13931,7 @@
                 <w:kern w:val="0"/>
                 <w:szCs w:val="20"/>
               </w:rPr>
-              <w:t xml:space="preserve">课前：教师/师傅(A)/组长(B)——发布工单与线上导学单（微课3-5分钟+预习自测）、准备实训环境与数据资料（离线依赖包）；学生按ABCD分层完成预习（第7周起对应六步法“资讯·计划”环节）；</w:t>
+              <w:t>课前：教师/师傅(A)/组长(B)——发布工单与线上导学单（微课3-5分钟+预习自测）、准备实训环境与数据资料（离线依赖包）；学生按ABCD分层完成预习（第7周起对应六步法“资讯·计划”环节）；</w:t>
             </w:r>
           </w:p>
           <w:p>
@@ -13950,7 +13950,7 @@
                 <w:kern w:val="0"/>
                 <w:szCs w:val="20"/>
               </w:rPr>
-              <w:t xml:space="preserve">课中双轨：第1–6周（模块0）采用四步法“讲解—示范—模仿—练习”（每课时40分钟：讲10分钟原理→演10分钟实时代码→模仿与练习20分钟，六步之“资讯·计划·实施”内嵌）；第7–12周（模块1与综合项目）过渡到完整六步法——课堂按“决策（备选方案对比）→实施（两轮）→检查（自检—互检—师查三层质检）→评价（量表）”组织；A类学生示范讲解（费曼学习法：以教代学）；</w:t>
+              <w:t>课中双轨：第1–6周（模块0）采用四步法“讲解—示范—模仿—练习”（每课时40分钟：讲10分钟原理→演10分钟实时代码→模仿与练习20分钟，六步之“资讯·计划·实施”内嵌）；第7–12周（模块1与综合项目）过渡到完整六步法——课堂按“决策（备选方案对比）→实施（两轮）→检查（自检—互检—师查三层质检）→评价（量表）”组织；A类学生示范讲解（费曼学习法：以教代学）；</w:t>
             </w:r>
           </w:p>
           <w:p>
@@ -13969,7 +13969,7 @@
                 <w:kern w:val="0"/>
                 <w:szCs w:val="20"/>
               </w:rPr>
-              <w:t xml:space="preserve">课后：工单24小时内反馈成绩与改进建议；C/D层完成补强任务，A/B层完成拓展任务；每周2次课后答疑；更新ABCD角色轮换与组内贡献记录。</w:t>
+              <w:t>课后：工单24小时内反馈成绩与改进建议；C/D层完成补强任务，A/B层完成拓展任务；每周2次课后答疑；更新ABCD角色轮换与组内贡献记录。</w:t>
             </w:r>
           </w:p>
         </w:tc>
@@ -14032,7 +14032,7 @@
                 <w:sz w:val="20"/>
                 <w:szCs w:val="20"/>
               </w:rPr>
-              <w:t xml:space="preserve">（1）设备产品族类比继承体系（基类=通用设备、子类=具体设备）；</w:t>
+              <w:t>（1）设备产品族类比继承体系（基类=通用设备、子类=具体设备）；</w:t>
             </w:r>
           </w:p>
           <w:p>
@@ -14053,7 +14053,7 @@
                 <w:sz w:val="20"/>
                 <w:szCs w:val="20"/>
               </w:rPr>
-              <w:t xml:space="preserve">（2）统一启停演练：循环调用所有设备start()观察不同行为，直观呈现多态；</w:t>
+              <w:t>（2）统一启停演练：循环调用所有设备start()观察不同行为，直观呈现多态；</w:t>
             </w:r>
           </w:p>
           <w:p>
@@ -14074,7 +14074,7 @@
                 <w:sz w:val="20"/>
                 <w:szCs w:val="20"/>
               </w:rPr>
-              <w:t xml:space="preserve">（3）继承滥用反例讨论，培养“is-a”设计判断力。</w:t>
+              <w:t>（3）继承滥用反例讨论，培养“is-a”设计判断力。</w:t>
             </w:r>
           </w:p>
         </w:tc>
@@ -14136,7 +14136,7 @@
                 <w:szCs w:val="21"/>
                 <w:lang w:val="en-US" w:eastAsia="zh-CN"/>
               </w:rPr>
-              <w:t xml:space="preserve">（1）多态分两步走：先覆盖方法看到不同输出，再统一调用看整体效果；</w:t>
+              <w:t>（1）多态分两步走：先覆盖方法看到不同输出，再统一调用看整体效果；</w:t>
             </w:r>
           </w:p>
           <w:p>
@@ -14156,7 +14156,7 @@
                 <w:szCs w:val="21"/>
                 <w:lang w:val="en-US" w:eastAsia="zh-CN"/>
               </w:rPr>
-              <w:t xml:space="preserve">（2）对C层提供子类填空框架（继承语句给定）；</w:t>
+              <w:t>（2）对C层提供子类填空框架（继承语句给定）；</w:t>
             </w:r>
           </w:p>
           <w:p>
@@ -14176,7 +14176,7 @@
                 <w:szCs w:val="21"/>
                 <w:lang w:val="en-US" w:eastAsia="zh-CN"/>
               </w:rPr>
-              <w:t xml:space="preserve">（3）用issubclass/isinstance验证继承关系，帮助建立类型体系图像。</w:t>
+              <w:t>（3）用issubclass/isinstance验证继承关系，帮助建立类型体系图像。</w:t>
             </w:r>
           </w:p>
         </w:tc>
@@ -14446,7 +14446,7 @@
                 <w:szCs w:val="20"/>
                 <w:lang w:val="en-US" w:eastAsia="zh-CN"/>
               </w:rPr>
-              <w:t xml:space="preserve">发布任务书/工单与评价标准；准备演示代码、数据集与实训环境；检查学生机环境与网络。</w:t>
+              <w:t>发布任务书/工单与评价标准；准备演示代码、数据集与实训环境；检查学生机环境与网络。</w:t>
             </w:r>
           </w:p>
         </w:tc>
@@ -14480,7 +14480,7 @@
                 <w:szCs w:val="20"/>
                 <w:lang w:val="en-US" w:eastAsia="zh-CN"/>
               </w:rPr>
-              <w:t xml:space="preserve">A/B类完成微课预习与环境自检；C/D类观看演示视频并记录疑问；A类尝试预习任务并准备示范要点。</w:t>
+              <w:t>A/B类完成微课预习与环境自检；C/D类观看演示视频并记录疑问；A类尝试预习任务并准备示范要点。</w:t>
             </w:r>
           </w:p>
         </w:tc>
@@ -14512,7 +14512,7 @@
                 <w:sz w:val="20"/>
                 <w:szCs w:val="20"/>
               </w:rPr>
-              <w:t xml:space="preserve">完成预习与资源到位</w:t>
+              <w:t>完成预习与资源到位</w:t>
             </w:r>
           </w:p>
         </w:tc>
@@ -14610,7 +14610,7 @@
                 <w:szCs w:val="20"/>
                 <w:lang w:val="en-US" w:eastAsia="zh-CN"/>
               </w:rPr>
-              <w:t xml:space="preserve">情境导入（企业真实场景/视频/问题驱动）；明确本任务产出与检查点；提示编码规范要求。</w:t>
+              <w:t>情境导入（企业真实场景/视频/问题驱动）；明确本任务产出与检查点；提示编码规范要求。</w:t>
             </w:r>
           </w:p>
         </w:tc>
@@ -14644,7 +14644,7 @@
                 <w:szCs w:val="20"/>
                 <w:lang w:val="en-US" w:eastAsia="zh-CN"/>
               </w:rPr>
-              <w:t xml:space="preserve">围绕任务书进行要点提取；小组讨论“交付标准+风险点”。</w:t>
+              <w:t>围绕任务书进行要点提取；小组讨论“交付标准+风险点”。</w:t>
             </w:r>
           </w:p>
         </w:tc>
@@ -14678,7 +14678,7 @@
                 <w:szCs w:val="20"/>
                 <w:lang w:val="en-US" w:eastAsia="zh-CN"/>
               </w:rPr>
-              <w:t xml:space="preserve">建立任务目标与工程代入感</w:t>
+              <w:t>建立任务目标与工程代入感</w:t>
             </w:r>
           </w:p>
         </w:tc>
@@ -14703,7 +14703,7 @@
                 <w:kern w:val="0"/>
                 <w:szCs w:val="20"/>
               </w:rPr>
-              <w:t xml:space="preserve">15min</w:t>
+              <w:t>15min</w:t>
             </w:r>
           </w:p>
         </w:tc>
@@ -14798,7 +14798,7 @@
                 <w:szCs w:val="20"/>
                 <w:lang w:val="en-US" w:eastAsia="zh-CN"/>
               </w:rPr>
-              <w:t xml:space="preserve">精讲演示继承、方法覆盖与super()；演示统一启停多态演练程序；现场评判操作质量；引导A操作、B操作、C记录、D观摩。</w:t>
+              <w:t>精讲演示继承、方法覆盖与super()；演示统一启停多态演练程序；现场评判操作质量；引导A操作、B操作、C记录、D观摩。</w:t>
             </w:r>
           </w:p>
         </w:tc>
@@ -14832,7 +14832,7 @@
                 <w:szCs w:val="20"/>
                 <w:lang w:val="en-US" w:eastAsia="zh-CN"/>
               </w:rPr>
-              <w:t xml:space="preserve">A类学生构建Device+PLC+变频器体系并演示多态；B类学生完成基类+2子类与覆盖；C类完成单子类继承练习；D类观摩并记录继承结构。</w:t>
+              <w:t>A类学生构建Device+PLC+变频器体系并演示多态；B类学生完成基类+2子类与覆盖；C类完成单子类继承练习；D类观摩并记录继承结构。</w:t>
             </w:r>
           </w:p>
         </w:tc>
@@ -14858,7 +14858,7 @@
                 <w:kern w:val="0"/>
                 <w:szCs w:val="20"/>
               </w:rPr>
-              <w:t xml:space="preserve">掌握继承与覆盖语法；</w:t>
+              <w:t>掌握继承与覆盖语法；</w:t>
             </w:r>
           </w:p>
           <w:p>
@@ -14877,7 +14877,7 @@
                 <w:kern w:val="0"/>
                 <w:szCs w:val="20"/>
               </w:rPr>
-              <w:t xml:space="preserve">形成多态演示样例与关键注意点。</w:t>
+              <w:t>形成多态演示样例与关键注意点。</w:t>
             </w:r>
           </w:p>
         </w:tc>
@@ -14904,7 +14904,7 @@
                 <w:szCs w:val="20"/>
                 <w:lang w:val="en-US" w:eastAsia="zh-CN"/>
               </w:rPr>
-              <w:t xml:space="preserve">55min</w:t>
+              <w:t>55min</w:t>
             </w:r>
           </w:p>
         </w:tc>
@@ -14960,7 +14960,7 @@
                 <w:kern w:val="0"/>
                 <w:szCs w:val="20"/>
               </w:rPr>
-              <w:t xml:space="preserve">1.A类汇报操作成果与问题。2.点评关键点：语法正确性、逻辑严密性、代码规范、协作效率。</w:t>
+              <w:t>1.A类汇报操作成果与问题。2.点评关键点：语法正确性、逻辑严密性、代码规范、协作效率。</w:t>
             </w:r>
           </w:p>
         </w:tc>
@@ -14986,7 +14986,7 @@
                 <w:kern w:val="0"/>
                 <w:szCs w:val="20"/>
               </w:rPr>
-              <w:t xml:space="preserve">复盘：A类总结难点转化为给B/C/D类的“避坑指南”。</w:t>
+              <w:t>复盘：A类总结难点转化为给B/C/D类的“避坑指南”。</w:t>
             </w:r>
           </w:p>
         </w:tc>
@@ -15012,7 +15012,7 @@
                 <w:kern w:val="0"/>
                 <w:szCs w:val="20"/>
               </w:rPr>
-              <w:t xml:space="preserve">形成可迁移经验与统一规范。沉淀可复用方法，促进反思与表达。</w:t>
+              <w:t>形成可迁移经验与统一规范。沉淀可复用方法，促进反思与表达。</w:t>
             </w:r>
           </w:p>
         </w:tc>
@@ -15038,7 +15038,7 @@
                 <w:szCs w:val="20"/>
                 <w:lang w:val="en-US" w:eastAsia="zh-CN"/>
               </w:rPr>
-              <w:t xml:space="preserve">10min</w:t>
+              <w:t>10min</w:t>
             </w:r>
           </w:p>
         </w:tc>
@@ -15125,7 +15125,7 @@
                 <w:kern w:val="0"/>
                 <w:szCs w:val="20"/>
               </w:rPr>
-              <w:t xml:space="preserve">任务检查：检查B/C/D学生继承体系；回顾多态要点；监督/评判；巡回指导排错。</w:t>
+              <w:t>任务检查：检查B/C/D学生继承体系；回顾多态要点；监督/评判；巡回指导排错。</w:t>
             </w:r>
           </w:p>
         </w:tc>
@@ -15152,7 +15152,7 @@
                 <w:kern w:val="0"/>
                 <w:szCs w:val="20"/>
               </w:rPr>
-              <w:t xml:space="preserve">B类学生完成工单0.4《工业设备继承体系》（1基类+≥2子类+覆盖+多态调用）；C/D类完成基类+1子类版本；A类学生增加第3子类与docstring。</w:t>
+              <w:t>B类学生完成工单0.4《工业设备继承体系》（1基类+≥2子类+覆盖+多态调用）；C/D类完成基类+1子类版本；A类学生增加第3子类与docstring。</w:t>
             </w:r>
           </w:p>
         </w:tc>
@@ -15178,7 +15178,7 @@
                 <w:kern w:val="0"/>
                 <w:szCs w:val="20"/>
               </w:rPr>
-              <w:t xml:space="preserve">完成工单0.4并达标；理解复用与扩展的工程价值。</w:t>
+              <w:t>完成工单0.4并达标；理解复用与扩展的工程价值。</w:t>
             </w:r>
           </w:p>
         </w:tc>
@@ -15204,7 +15204,7 @@
                 <w:szCs w:val="20"/>
                 <w:lang w:val="en-US" w:eastAsia="zh-CN"/>
               </w:rPr>
-              <w:t xml:space="preserve">65min</w:t>
+              <w:t>65min</w:t>
             </w:r>
           </w:p>
         </w:tc>
@@ -15260,7 +15260,7 @@
                 <w:kern w:val="0"/>
                 <w:szCs w:val="20"/>
               </w:rPr>
-              <w:t xml:space="preserve">1.各小组汇报工单成果与问题；2.点评关键点：功能完成度、代码规范率、创新点；3.布置课后任务与下次课预习。</w:t>
+              <w:t>1.各小组汇报工单成果与问题；2.点评关键点：功能完成度、代码规范率、创新点；3.布置课后任务与下次课预习。</w:t>
             </w:r>
           </w:p>
         </w:tc>
@@ -15286,7 +15286,7 @@
                 <w:kern w:val="0"/>
                 <w:szCs w:val="20"/>
               </w:rPr>
-              <w:t xml:space="preserve">小组代表汇报成果与问题；完成互评与个人反思；提交工单与过程记录。</w:t>
+              <w:t>小组代表汇报成果与问题；完成互评与个人反思；提交工单与过程记录。</w:t>
             </w:r>
           </w:p>
         </w:tc>
@@ -15312,7 +15312,7 @@
                 <w:kern w:val="0"/>
                 <w:szCs w:val="20"/>
               </w:rPr>
-              <w:t xml:space="preserve">训练决策能力与团队协作。培养总结反思能力与持续改进意识；通过汇报提升表达与逻辑思维能力。</w:t>
+              <w:t>训练决策能力与团队协作。培养总结反思能力与持续改进意识；通过汇报提升表达与逻辑思维能力。</w:t>
             </w:r>
           </w:p>
         </w:tc>
@@ -15337,7 +15337,7 @@
                 <w:szCs w:val="20"/>
                 <w:lang w:val="en-US" w:eastAsia="zh-CN"/>
               </w:rPr>
-              <w:t xml:space="preserve">15min</w:t>
+              <w:t>15min</w:t>
             </w:r>
           </w:p>
         </w:tc>
@@ -15565,7 +15565,7 @@
                 <w:kern w:val="0"/>
                 <w:szCs w:val="20"/>
               </w:rPr>
-              <w:t xml:space="preserve">推送提升任务（技能竞赛/分层补强/拓展案例）；收集数据用于诊改。</w:t>
+              <w:t>推送提升任务（技能竞赛/分层补强/拓展案例）；收集数据用于诊改。</w:t>
             </w:r>
           </w:p>
         </w:tc>
@@ -15592,7 +15592,7 @@
                 <w:szCs w:val="20"/>
                 <w:lang w:val="en-US" w:eastAsia="zh-CN"/>
               </w:rPr>
-              <w:t xml:space="preserve">C/D类完成继承概念练习与类图绘制；A/B类冲击优秀标准（≥3子类、多态清晰、docstring完整、规范率≥90%）；整理笔记。</w:t>
+              <w:t>C/D类完成继承概念练习与类图绘制；A/B类冲击优秀标准（≥3子类、多态清晰、docstring完整、规范率≥90%）；整理笔记。</w:t>
             </w:r>
           </w:p>
         </w:tc>
@@ -15618,7 +15618,7 @@
                 <w:kern w:val="0"/>
                 <w:szCs w:val="20"/>
               </w:rPr>
-              <w:t xml:space="preserve">巩固迁移与持续改进</w:t>
+              <w:t>巩固迁移与持续改进</w:t>
             </w:r>
           </w:p>
         </w:tc>
@@ -15647,7 +15647,7 @@
                 <w:szCs w:val="20"/>
                 <w:lang w:val="en-US" w:eastAsia="zh-CN"/>
               </w:rPr>
-              <w:t xml:space="preserve">课后</w:t>
+              <w:t>课后</w:t>
             </w:r>
           </w:p>
         </w:tc>
@@ -15753,25 +15753,25 @@
                 <w:kern w:val="0"/>
                 <w:szCs w:val="20"/>
               </w:rPr>
-              <w:t xml:space="preserve">从继承结构正确性、多态演示效果、docstring规范性、协作表现四个维度记录过程性数据；</w:t>
-            </w:r>
-          </w:p>
-          <w:p>
-            <w:pPr>
-              <w:spacing w:line="320" w:lineRule="exact"/>
-              <w:rPr>
-                <w:rFonts w:hint="eastAsia" w:ascii="Times New Roman" w:hAnsi="Times New Roman" w:eastAsia="方正仿宋_GBK" w:cs="Times New Roman"/>
-                <w:kern w:val="0"/>
-                <w:szCs w:val="20"/>
-              </w:rPr>
-            </w:pPr>
-            <w:r>
-              <w:rPr>
-                <w:rFonts w:hint="eastAsia" w:ascii="Times New Roman" w:hAnsi="Times New Roman" w:eastAsia="方正仿宋_GBK" w:cs="Times New Roman"/>
-                <w:kern w:val="0"/>
-                <w:szCs w:val="20"/>
-              </w:rPr>
-              <w:t xml:space="preserve">统计设计类误区（继承层级混乱、覆盖未调用super），评估OOP进阶掌握度。</w:t>
+              <w:t>从继承结构正确性、多态演示效果、docstring规范性、协作表现四个维度记录过程性数据；</w:t>
+            </w:r>
+          </w:p>
+          <w:p>
+            <w:pPr>
+              <w:spacing w:line="320" w:lineRule="exact"/>
+              <w:rPr>
+                <w:rFonts w:hint="eastAsia" w:ascii="Times New Roman" w:hAnsi="Times New Roman" w:eastAsia="方正仿宋_GBK" w:cs="Times New Roman"/>
+                <w:kern w:val="0"/>
+                <w:szCs w:val="20"/>
+              </w:rPr>
+            </w:pPr>
+            <w:r>
+              <w:rPr>
+                <w:rFonts w:hint="eastAsia" w:ascii="Times New Roman" w:hAnsi="Times New Roman" w:eastAsia="方正仿宋_GBK" w:cs="Times New Roman"/>
+                <w:kern w:val="0"/>
+                <w:szCs w:val="20"/>
+              </w:rPr>
+              <w:t>统计设计类误区（继承层级混乱、覆盖未调用super），评估OOP进阶掌握度。</w:t>
             </w:r>
           </w:p>
         </w:tc>
@@ -15827,35 +15827,35 @@
               <w:rPr>
                 <w:rFonts w:hint="eastAsia" w:ascii="Times New Roman" w:hAnsi="Times New Roman" w:eastAsia="方正仿宋_GBK" w:cs="Times New Roman"/>
               </w:rPr>
-              <w:t xml:space="preserve">针对设计误区增加“is-a关系判断”快速练习；</w:t>
-            </w:r>
-          </w:p>
-          <w:p>
-            <w:pPr>
-              <w:spacing w:line="320" w:lineRule="exact"/>
-              <w:rPr>
-                <w:rFonts w:hint="eastAsia" w:ascii="Times New Roman" w:hAnsi="Times New Roman" w:eastAsia="方正仿宋_GBK" w:cs="Times New Roman"/>
-              </w:rPr>
-            </w:pPr>
-            <w:r>
-              <w:rPr>
-                <w:rFonts w:hint="eastAsia" w:ascii="Times New Roman" w:hAnsi="Times New Roman" w:eastAsia="方正仿宋_GBK" w:cs="Times New Roman"/>
-              </w:rPr>
-              <w:t xml:space="preserve">更新班级“设备类库”至v2（含继承体系），为第6周异常处理与后续课程奠基。</w:t>
-            </w:r>
-          </w:p>
-          <w:p>
-            <w:pPr>
-              <w:spacing w:line="320" w:lineRule="exact"/>
-              <w:rPr>
-                <w:rFonts w:hint="eastAsia" w:ascii="Times New Roman" w:hAnsi="Times New Roman" w:eastAsia="方正仿宋_GBK" w:cs="Times New Roman"/>
-              </w:rPr>
-            </w:pPr>
-            <w:r>
-              <w:rPr>
-                <w:rFonts w:hint="eastAsia" w:ascii="Times New Roman" w:hAnsi="Times New Roman" w:eastAsia="方正仿宋_GBK" w:cs="Times New Roman"/>
-              </w:rPr>
-              <w:t xml:space="preserve">本周更新ABCD角色轮换表与组内贡献记录（个人问责，防搭便车）。</w:t>
+              <w:t>针对设计误区增加“is-a关系判断”快速练习；</w:t>
+            </w:r>
+          </w:p>
+          <w:p>
+            <w:pPr>
+              <w:spacing w:line="320" w:lineRule="exact"/>
+              <w:rPr>
+                <w:rFonts w:hint="eastAsia" w:ascii="Times New Roman" w:hAnsi="Times New Roman" w:eastAsia="方正仿宋_GBK" w:cs="Times New Roman"/>
+              </w:rPr>
+            </w:pPr>
+            <w:r>
+              <w:rPr>
+                <w:rFonts w:hint="eastAsia" w:ascii="Times New Roman" w:hAnsi="Times New Roman" w:eastAsia="方正仿宋_GBK" w:cs="Times New Roman"/>
+              </w:rPr>
+              <w:t>更新班级“设备类库”至v2（含继承体系），为第6周异常处理与后续课程奠基。</w:t>
+            </w:r>
+          </w:p>
+          <w:p>
+            <w:pPr>
+              <w:spacing w:line="320" w:lineRule="exact"/>
+              <w:rPr>
+                <w:rFonts w:hint="eastAsia" w:ascii="Times New Roman" w:hAnsi="Times New Roman" w:eastAsia="方正仿宋_GBK" w:cs="Times New Roman"/>
+              </w:rPr>
+            </w:pPr>
+            <w:r>
+              <w:rPr>
+                <w:rFonts w:hint="eastAsia" w:ascii="Times New Roman" w:hAnsi="Times New Roman" w:eastAsia="方正仿宋_GBK" w:cs="Times New Roman"/>
+              </w:rPr>
+              <w:t>本周更新ABCD角色轮换表与组内贡献记录（个人问责，防搭便车）。</w:t>
             </w:r>
           </w:p>
         </w:tc>
@@ -15957,7 +15957,7 @@
           <w:color w:val="000000"/>
           <w:sz w:val="28"/>
         </w:rPr>
-        <w:t xml:space="preserve">模块0 Python编程基础与面向对象   任务0.5《异常处理与日志——健壮的工业数据采集程序》教学方案（含中期诊断）</w:t>
+        <w:t>模块0 Python编程基础与面向对象   任务0.5《异常处理与日志——健壮的工业数据采集程序》教学方案（含中期诊断）</w:t>
       </w:r>
     </w:p>
     <w:tbl>
@@ -16134,7 +16134,7 @@
                 <w:kern w:val="0"/>
                 <w:szCs w:val="20"/>
               </w:rPr>
-              <w:t xml:space="preserve">理实一体</w:t>
+              <w:t>理实一体</w:t>
             </w:r>
           </w:p>
         </w:tc>
@@ -16204,7 +16204,7 @@
                 <w:szCs w:val="20"/>
                 <w:lang w:val="en-US" w:eastAsia="zh-CN"/>
               </w:rPr>
-              <w:t xml:space="preserve">4</w:t>
+              <w:t>4</w:t>
             </w:r>
           </w:p>
         </w:tc>
@@ -16272,7 +16272,7 @@
                 <w:sz w:val="20"/>
                 <w:szCs w:val="20"/>
               </w:rPr>
-              <w:t xml:space="preserve">双创中心302实训室</w:t>
+              <w:t>双创中心302实训室</w:t>
             </w:r>
           </w:p>
         </w:tc>
@@ -16332,7 +16332,7 @@
                 <w:kern w:val="0"/>
                 <w:szCs w:val="21"/>
               </w:rPr>
-              <w:t xml:space="preserve">1班：第六周星期一下午1-4节</w:t>
+              <w:t>1班：第六周星期一下午1-4节</w:t>
             </w:r>
           </w:p>
         </w:tc>
@@ -16406,7 +16406,7 @@
                 <w:szCs w:val="21"/>
                 <w:lang w:val="en-US" w:eastAsia="zh-CN"/>
               </w:rPr>
-              <w:t xml:space="preserve">重庆两江智造集团 · 精密制造事业部｜凌晨的断电让采集程序崩在中途，丢了半小时数据。王主任发火：'程序不能一摔就死。'——工单0.5：异常处理+日志，让程序'摔了能爬起来还留下案发记录'（本周中期诊断）。</w:t>
+              <w:t>重庆两江智造集团 · 精密制造事业部｜凌晨的断电让采集程序崩在中途，丢了半小时数据。王主任发火：'程序不能一摔就死。'——工单0.5：异常处理+日志，让程序'摔了能爬起来还留下案发记录'（本周中期诊断）。</w:t>
             </w:r>
           </w:p>
         </w:tc>
@@ -16480,47 +16480,47 @@
                 <w:sz w:val="20"/>
                 <w:szCs w:val="20"/>
               </w:rPr>
-              <w:t xml:space="preserve">1.宏观：意愿好能力强A（师傅）占比20%、意愿好能力弱B（组长）占比25%、意愿一般C（操作员）占比40%、无意愿D（学徒）占比15%；</w:t>
-            </w:r>
-          </w:p>
-          <w:p>
-            <w:pPr>
-              <w:spacing w:line="320" w:lineRule="exact"/>
-              <w:rPr>
-                <w:rFonts w:hint="eastAsia" w:ascii="Times New Roman" w:hAnsi="Times New Roman" w:eastAsia="方正仿宋_GBK" w:cs="Times New Roman"/>
-                <w:kern w:val="0"/>
-                <w:sz w:val="20"/>
-                <w:szCs w:val="20"/>
-              </w:rPr>
-            </w:pPr>
-            <w:r>
-              <w:rPr>
-                <w:rFonts w:hint="eastAsia" w:ascii="Times New Roman" w:hAnsi="Times New Roman" w:eastAsia="方正仿宋_GBK" w:cs="Times New Roman"/>
-                <w:kern w:val="0"/>
-                <w:sz w:val="20"/>
-                <w:szCs w:val="20"/>
-              </w:rPr>
-              <w:t xml:space="preserve">2.中观：授课对象为高职专科一年级新生，零编程基础或基础薄弱；已修《计算机文化基础》（计算机系统结构、文件管理、网络概念）；实行A（快速）/B（常规）/C（补强）三层分层教学；</w:t>
-            </w:r>
-          </w:p>
-          <w:p>
-            <w:pPr>
-              <w:spacing w:line="320" w:lineRule="exact"/>
-              <w:rPr>
-                <w:rFonts w:hint="eastAsia" w:ascii="Times New Roman" w:hAnsi="Times New Roman" w:eastAsia="方正仿宋_GBK" w:cs="Times New Roman"/>
-                <w:kern w:val="0"/>
-                <w:sz w:val="20"/>
-                <w:szCs w:val="20"/>
-              </w:rPr>
-            </w:pPr>
-            <w:r>
-              <w:rPr>
-                <w:rFonts w:hint="eastAsia" w:ascii="Times New Roman" w:hAnsi="Times New Roman" w:eastAsia="方正仿宋_GBK" w:cs="Times New Roman"/>
-                <w:kern w:val="0"/>
-                <w:sz w:val="20"/>
-                <w:szCs w:val="20"/>
-              </w:rPr>
-              <w:t xml:space="preserve">3.微观：学生已具备OOP基础，程序功能渐丰富但“一崩就全停”的脆弱性问题凸显；异常处理是“防御性编程”思维的开端；本周为学期中期诊断周，需同步完成进度检查与补强计划启动。</w:t>
+              <w:t>1.宏观：意愿好能力强A（师傅）占比20%、意愿好能力弱B（组长）占比25%、意愿一般C（操作员）占比40%、无意愿D（学徒）占比15%；</w:t>
+            </w:r>
+          </w:p>
+          <w:p>
+            <w:pPr>
+              <w:spacing w:line="320" w:lineRule="exact"/>
+              <w:rPr>
+                <w:rFonts w:hint="eastAsia" w:ascii="Times New Roman" w:hAnsi="Times New Roman" w:eastAsia="方正仿宋_GBK" w:cs="Times New Roman"/>
+                <w:kern w:val="0"/>
+                <w:sz w:val="20"/>
+                <w:szCs w:val="20"/>
+              </w:rPr>
+            </w:pPr>
+            <w:r>
+              <w:rPr>
+                <w:rFonts w:hint="eastAsia" w:ascii="Times New Roman" w:hAnsi="Times New Roman" w:eastAsia="方正仿宋_GBK" w:cs="Times New Roman"/>
+                <w:kern w:val="0"/>
+                <w:sz w:val="20"/>
+                <w:szCs w:val="20"/>
+              </w:rPr>
+              <w:t>2.中观：授课对象为高职专科一年级新生，零编程基础或基础薄弱；已修《计算机文化基础》（计算机系统结构、文件管理、网络概念）；实行A（快速）/B（常规）/C（补强）三层分层教学；</w:t>
+            </w:r>
+          </w:p>
+          <w:p>
+            <w:pPr>
+              <w:spacing w:line="320" w:lineRule="exact"/>
+              <w:rPr>
+                <w:rFonts w:hint="eastAsia" w:ascii="Times New Roman" w:hAnsi="Times New Roman" w:eastAsia="方正仿宋_GBK" w:cs="Times New Roman"/>
+                <w:kern w:val="0"/>
+                <w:sz w:val="20"/>
+                <w:szCs w:val="20"/>
+              </w:rPr>
+            </w:pPr>
+            <w:r>
+              <w:rPr>
+                <w:rFonts w:hint="eastAsia" w:ascii="Times New Roman" w:hAnsi="Times New Roman" w:eastAsia="方正仿宋_GBK" w:cs="Times New Roman"/>
+                <w:kern w:val="0"/>
+                <w:sz w:val="20"/>
+                <w:szCs w:val="20"/>
+              </w:rPr>
+              <w:t>3.微观：学生已具备OOP基础，程序功能渐丰富但“一崩就全停”的脆弱性问题凸显；异常处理是“防御性编程”思维的开端；本周为学期中期诊断周，需同步完成进度检查与补强计划启动。</w:t>
             </w:r>
           </w:p>
         </w:tc>
@@ -16592,43 +16592,43 @@
                 <w:kern w:val="0"/>
                 <w:szCs w:val="20"/>
               </w:rPr>
-              <w:t xml:space="preserve">（1）try/except/else/finally结构与执行流程；</w:t>
-            </w:r>
-          </w:p>
-          <w:p>
-            <w:pPr>
-              <w:spacing w:line="320" w:lineRule="exact"/>
-              <w:rPr>
-                <w:rFonts w:hint="eastAsia" w:ascii="Times New Roman" w:hAnsi="Times New Roman" w:eastAsia="方正仿宋_GBK" w:cs="Times New Roman"/>
-                <w:kern w:val="0"/>
-                <w:szCs w:val="20"/>
-              </w:rPr>
-            </w:pPr>
-            <w:r>
-              <w:rPr>
-                <w:rFonts w:hint="eastAsia" w:ascii="Times New Roman" w:hAnsi="Times New Roman" w:eastAsia="方正仿宋_GBK" w:cs="Times New Roman"/>
-                <w:kern w:val="0"/>
-                <w:szCs w:val="20"/>
-              </w:rPr>
-              <w:t xml:space="preserve">（2）常见异常类型的精确捕获与raise；</w:t>
-            </w:r>
-          </w:p>
-          <w:p>
-            <w:pPr>
-              <w:spacing w:line="320" w:lineRule="exact"/>
-              <w:rPr>
-                <w:rFonts w:hint="eastAsia" w:ascii="Times New Roman" w:hAnsi="Times New Roman" w:eastAsia="方正仿宋_GBK" w:cs="Times New Roman"/>
-                <w:kern w:val="0"/>
-                <w:szCs w:val="20"/>
-              </w:rPr>
-            </w:pPr>
-            <w:r>
-              <w:rPr>
-                <w:rFonts w:hint="eastAsia" w:ascii="Times New Roman" w:hAnsi="Times New Roman" w:eastAsia="方正仿宋_GBK" w:cs="Times New Roman"/>
-                <w:kern w:val="0"/>
-                <w:szCs w:val="20"/>
-              </w:rPr>
-              <w:t xml:space="preserve">（3）logging日志模块的配置与使用。</w:t>
+              <w:t>（1）try/except/else/finally结构与执行流程；</w:t>
+            </w:r>
+          </w:p>
+          <w:p>
+            <w:pPr>
+              <w:spacing w:line="320" w:lineRule="exact"/>
+              <w:rPr>
+                <w:rFonts w:hint="eastAsia" w:ascii="Times New Roman" w:hAnsi="Times New Roman" w:eastAsia="方正仿宋_GBK" w:cs="Times New Roman"/>
+                <w:kern w:val="0"/>
+                <w:szCs w:val="20"/>
+              </w:rPr>
+            </w:pPr>
+            <w:r>
+              <w:rPr>
+                <w:rFonts w:hint="eastAsia" w:ascii="Times New Roman" w:hAnsi="Times New Roman" w:eastAsia="方正仿宋_GBK" w:cs="Times New Roman"/>
+                <w:kern w:val="0"/>
+                <w:szCs w:val="20"/>
+              </w:rPr>
+              <w:t>（2）常见异常类型的精确捕获与raise；</w:t>
+            </w:r>
+          </w:p>
+          <w:p>
+            <w:pPr>
+              <w:spacing w:line="320" w:lineRule="exact"/>
+              <w:rPr>
+                <w:rFonts w:hint="eastAsia" w:ascii="Times New Roman" w:hAnsi="Times New Roman" w:eastAsia="方正仿宋_GBK" w:cs="Times New Roman"/>
+                <w:kern w:val="0"/>
+                <w:szCs w:val="20"/>
+              </w:rPr>
+            </w:pPr>
+            <w:r>
+              <w:rPr>
+                <w:rFonts w:hint="eastAsia" w:ascii="Times New Roman" w:hAnsi="Times New Roman" w:eastAsia="方正仿宋_GBK" w:cs="Times New Roman"/>
+                <w:kern w:val="0"/>
+                <w:szCs w:val="20"/>
+              </w:rPr>
+              <w:t>（3）logging日志模块的配置与使用。</w:t>
             </w:r>
           </w:p>
         </w:tc>
@@ -16700,43 +16700,43 @@
                 <w:kern w:val="0"/>
                 <w:szCs w:val="20"/>
               </w:rPr>
-              <w:t xml:space="preserve">（1）异常捕获粒度的把握（过粗掩盖问题、过细冗长）；</w:t>
-            </w:r>
-          </w:p>
-          <w:p>
-            <w:pPr>
-              <w:spacing w:line="320" w:lineRule="exact"/>
-              <w:rPr>
-                <w:rFonts w:hint="eastAsia" w:ascii="Times New Roman" w:hAnsi="Times New Roman" w:eastAsia="方正仿宋_GBK" w:cs="Times New Roman"/>
-                <w:kern w:val="0"/>
-                <w:szCs w:val="20"/>
-              </w:rPr>
-            </w:pPr>
-            <w:r>
-              <w:rPr>
-                <w:rFonts w:hint="eastAsia" w:ascii="Times New Roman" w:hAnsi="Times New Roman" w:eastAsia="方正仿宋_GBK" w:cs="Times New Roman"/>
-                <w:kern w:val="0"/>
-                <w:szCs w:val="20"/>
-              </w:rPr>
-              <w:t xml:space="preserve">（2）日志与print的取舍与日志级别选择；</w:t>
-            </w:r>
-          </w:p>
-          <w:p>
-            <w:pPr>
-              <w:spacing w:line="320" w:lineRule="exact"/>
-              <w:rPr>
-                <w:rFonts w:hint="eastAsia" w:ascii="Times New Roman" w:hAnsi="Times New Roman" w:eastAsia="方正仿宋_GBK" w:cs="Times New Roman"/>
-                <w:kern w:val="0"/>
-                <w:szCs w:val="20"/>
-              </w:rPr>
-            </w:pPr>
-            <w:r>
-              <w:rPr>
-                <w:rFonts w:hint="eastAsia" w:ascii="Times New Roman" w:hAnsi="Times New Roman" w:eastAsia="方正仿宋_GBK" w:cs="Times New Roman"/>
-                <w:kern w:val="0"/>
-                <w:szCs w:val="20"/>
-              </w:rPr>
-              <w:t xml:space="preserve">（3）异常发生后程序流程的恢复策略。</w:t>
+              <w:t>（1）异常捕获粒度的把握（过粗掩盖问题、过细冗长）；</w:t>
+            </w:r>
+          </w:p>
+          <w:p>
+            <w:pPr>
+              <w:spacing w:line="320" w:lineRule="exact"/>
+              <w:rPr>
+                <w:rFonts w:hint="eastAsia" w:ascii="Times New Roman" w:hAnsi="Times New Roman" w:eastAsia="方正仿宋_GBK" w:cs="Times New Roman"/>
+                <w:kern w:val="0"/>
+                <w:szCs w:val="20"/>
+              </w:rPr>
+            </w:pPr>
+            <w:r>
+              <w:rPr>
+                <w:rFonts w:hint="eastAsia" w:ascii="Times New Roman" w:hAnsi="Times New Roman" w:eastAsia="方正仿宋_GBK" w:cs="Times New Roman"/>
+                <w:kern w:val="0"/>
+                <w:szCs w:val="20"/>
+              </w:rPr>
+              <w:t>（2）日志与print的取舍与日志级别选择；</w:t>
+            </w:r>
+          </w:p>
+          <w:p>
+            <w:pPr>
+              <w:spacing w:line="320" w:lineRule="exact"/>
+              <w:rPr>
+                <w:rFonts w:hint="eastAsia" w:ascii="Times New Roman" w:hAnsi="Times New Roman" w:eastAsia="方正仿宋_GBK" w:cs="Times New Roman"/>
+                <w:kern w:val="0"/>
+                <w:szCs w:val="20"/>
+              </w:rPr>
+            </w:pPr>
+            <w:r>
+              <w:rPr>
+                <w:rFonts w:hint="eastAsia" w:ascii="Times New Roman" w:hAnsi="Times New Roman" w:eastAsia="方正仿宋_GBK" w:cs="Times New Roman"/>
+                <w:kern w:val="0"/>
+                <w:szCs w:val="20"/>
+              </w:rPr>
+              <w:t>（3）异常发生后程序流程的恢复策略。</w:t>
             </w:r>
           </w:p>
         </w:tc>
@@ -16858,7 +16858,7 @@
                 <w:kern w:val="0"/>
                 <w:szCs w:val="20"/>
               </w:rPr>
-              <w:t xml:space="preserve">1.教学资料：故障注入脚本（删文件/错数据触发异常）、标准日志配置模板、调试方法速查卡、中期诊断问卷、工单0.5任务书与评价量表；</w:t>
+              <w:t>1.教学资料：故障注入脚本（删文件/错数据触发异常）、标准日志配置模板、调试方法速查卡、中期诊断问卷、工单0.5任务书与评价量表；</w:t>
             </w:r>
             <w:bookmarkEnd w:id="2"/>
             <w:bookmarkEnd w:id="3"/>
@@ -16884,7 +16884,7 @@
                 <w:kern w:val="0"/>
                 <w:szCs w:val="20"/>
               </w:rPr>
-              <w:t xml:space="preserve">2.设备环境：双创中心302实训室，Python 3.8+、PyCharm CE；</w:t>
+              <w:t>2.设备环境：双创中心302实训室，Python 3.8+、PyCharm CE；</w:t>
             </w:r>
             <w:bookmarkEnd w:id="2"/>
             <w:bookmarkEnd w:id="3"/>
@@ -16910,7 +16910,7 @@
                 <w:kern w:val="0"/>
                 <w:szCs w:val="20"/>
               </w:rPr>
-              <w:t xml:space="preserve">3.教学平台：课程在线平台（异常处理微课、中期学习数据看板）。</w:t>
+              <w:t>3.教学平台：课程在线平台（异常处理微课、中期学习数据看板）。</w:t>
             </w:r>
             <w:bookmarkEnd w:id="2"/>
             <w:bookmarkEnd w:id="3"/>
@@ -16975,7 +16975,7 @@
                 <w:kern w:val="0"/>
                 <w:szCs w:val="20"/>
               </w:rPr>
-              <w:t xml:space="preserve">课前：教师/师傅(A)/组长(B)——发布工单与线上导学单（微课3-5分钟+预习自测）、准备实训环境与数据资料（离线依赖包）；学生按ABCD分层完成预习（第7周起对应六步法“资讯·计划”环节）；</w:t>
+              <w:t>课前：教师/师傅(A)/组长(B)——发布工单与线上导学单（微课3-5分钟+预习自测）、准备实训环境与数据资料（离线依赖包）；学生按ABCD分层完成预习（第7周起对应六步法“资讯·计划”环节）；</w:t>
             </w:r>
           </w:p>
           <w:p>
@@ -16994,7 +16994,7 @@
                 <w:kern w:val="0"/>
                 <w:szCs w:val="20"/>
               </w:rPr>
-              <w:t xml:space="preserve">课中双轨：第1–6周（模块0）采用四步法“讲解—示范—模仿—练习”（每课时40分钟：讲10分钟原理→演10分钟实时代码→模仿与练习20分钟，六步之“资讯·计划·实施”内嵌）；第7–12周（模块1与综合项目）过渡到完整六步法——课堂按“决策（备选方案对比）→实施（两轮）→检查（自检—互检—师查三层质检）→评价（量表）”组织；A类学生示范讲解（费曼学习法：以教代学）；</w:t>
+              <w:t>课中双轨：第1–6周（模块0）采用四步法“讲解—示范—模仿—练习”（每课时40分钟：讲10分钟原理→演10分钟实时代码→模仿与练习20分钟，六步之“资讯·计划·实施”内嵌）；第7–12周（模块1与综合项目）过渡到完整六步法——课堂按“决策（备选方案对比）→实施（两轮）→检查（自检—互检—师查三层质检）→评价（量表）”组织；A类学生示范讲解（费曼学习法：以教代学）；</w:t>
             </w:r>
           </w:p>
           <w:p>
@@ -17013,7 +17013,7 @@
                 <w:kern w:val="0"/>
                 <w:szCs w:val="20"/>
               </w:rPr>
-              <w:t xml:space="preserve">课后：工单24小时内反馈成绩与改进建议；C/D层完成补强任务，A/B层完成拓展任务；每周2次课后答疑；更新ABCD角色轮换与组内贡献记录。</w:t>
+              <w:t>课后：工单24小时内反馈成绩与改进建议；C/D层完成补强任务，A/B层完成拓展任务；每周2次课后答疑；更新ABCD角色轮换与组内贡献记录。</w:t>
             </w:r>
           </w:p>
         </w:tc>
@@ -17076,7 +17076,7 @@
                 <w:sz w:val="20"/>
                 <w:szCs w:val="20"/>
               </w:rPr>
-              <w:t xml:space="preserve">（1）故障注入教学法：故意删文件、输错数据让学生“看见”异常；</w:t>
+              <w:t>（1）故障注入教学法：故意删文件、输错数据让学生“看见”异常；</w:t>
             </w:r>
           </w:p>
           <w:p>
@@ -17097,7 +17097,7 @@
                 <w:sz w:val="20"/>
                 <w:szCs w:val="20"/>
               </w:rPr>
-              <w:t xml:space="preserve">（2）统一标准日志配置模板，班级日志格式一致；</w:t>
+              <w:t>（2）统一标准日志配置模板，班级日志格式一致；</w:t>
             </w:r>
           </w:p>
           <w:p>
@@ -17118,7 +17118,7 @@
                 <w:sz w:val="20"/>
                 <w:szCs w:val="20"/>
               </w:rPr>
-              <w:t xml:space="preserve">（3）结合中期诊断数据实施分层补强（学习伙伴+分步工单）。</w:t>
+              <w:t>（3）结合中期诊断数据实施分层补强（学习伙伴+分步工单）。</w:t>
             </w:r>
           </w:p>
         </w:tc>
@@ -17180,7 +17180,7 @@
                 <w:szCs w:val="21"/>
                 <w:lang w:val="en-US" w:eastAsia="zh-CN"/>
               </w:rPr>
-              <w:t xml:space="preserve">（1）用“急救分级”类比异常捕获粒度（分诊而非全包）；</w:t>
+              <w:t>（1）用“急救分级”类比异常捕获粒度（分诊而非全包）；</w:t>
             </w:r>
           </w:p>
           <w:p>
@@ -17200,7 +17200,7 @@
                 <w:szCs w:val="21"/>
                 <w:lang w:val="en-US" w:eastAsia="zh-CN"/>
               </w:rPr>
-              <w:t xml:space="preserve">（2）对C层提供“两种异常+基础日志”最小任务清单；</w:t>
+              <w:t>（2）对C层提供“两种异常+基础日志”最小任务清单；</w:t>
             </w:r>
           </w:p>
           <w:p>
@@ -17220,7 +17220,7 @@
                 <w:szCs w:val="21"/>
                 <w:lang w:val="en-US" w:eastAsia="zh-CN"/>
               </w:rPr>
-              <w:t xml:space="preserve">（3）演示“裸except吞掉错误”的反面案例，建立精准捕获意识。</w:t>
+              <w:t>（3）演示“裸except吞掉错误”的反面案例，建立精准捕获意识。</w:t>
             </w:r>
           </w:p>
         </w:tc>
@@ -17490,7 +17490,7 @@
                 <w:szCs w:val="20"/>
                 <w:lang w:val="en-US" w:eastAsia="zh-CN"/>
               </w:rPr>
-              <w:t xml:space="preserve">发布任务书/工单与评价标准；准备演示代码、数据集与实训环境；检查学生机环境与网络。</w:t>
+              <w:t>发布任务书/工单与评价标准；准备演示代码、数据集与实训环境；检查学生机环境与网络。</w:t>
             </w:r>
           </w:p>
         </w:tc>
@@ -17524,7 +17524,7 @@
                 <w:szCs w:val="20"/>
                 <w:lang w:val="en-US" w:eastAsia="zh-CN"/>
               </w:rPr>
-              <w:t xml:space="preserve">A/B类完成微课预习与环境自检；C/D类观看演示视频并记录疑问；A类尝试预习任务并准备示范要点。</w:t>
+              <w:t>A/B类完成微课预习与环境自检；C/D类观看演示视频并记录疑问；A类尝试预习任务并准备示范要点。</w:t>
             </w:r>
           </w:p>
         </w:tc>
@@ -17556,7 +17556,7 @@
                 <w:sz w:val="20"/>
                 <w:szCs w:val="20"/>
               </w:rPr>
-              <w:t xml:space="preserve">完成预习与资源到位</w:t>
+              <w:t>完成预习与资源到位</w:t>
             </w:r>
           </w:p>
         </w:tc>
@@ -17654,7 +17654,7 @@
                 <w:szCs w:val="20"/>
                 <w:lang w:val="en-US" w:eastAsia="zh-CN"/>
               </w:rPr>
-              <w:t xml:space="preserve">情境导入（企业真实场景/视频/问题驱动）；明确本任务产出与检查点；提示编码规范要求。</w:t>
+              <w:t>情境导入（企业真实场景/视频/问题驱动）；明确本任务产出与检查点；提示编码规范要求。</w:t>
             </w:r>
           </w:p>
         </w:tc>
@@ -17688,7 +17688,7 @@
                 <w:szCs w:val="20"/>
                 <w:lang w:val="en-US" w:eastAsia="zh-CN"/>
               </w:rPr>
-              <w:t xml:space="preserve">围绕任务书进行要点提取；小组讨论“交付标准+风险点”。</w:t>
+              <w:t>围绕任务书进行要点提取；小组讨论“交付标准+风险点”。</w:t>
             </w:r>
           </w:p>
         </w:tc>
@@ -17722,7 +17722,7 @@
                 <w:szCs w:val="20"/>
                 <w:lang w:val="en-US" w:eastAsia="zh-CN"/>
               </w:rPr>
-              <w:t xml:space="preserve">建立任务目标与工程代入感</w:t>
+              <w:t>建立任务目标与工程代入感</w:t>
             </w:r>
           </w:p>
         </w:tc>
@@ -17747,7 +17747,7 @@
                 <w:kern w:val="0"/>
                 <w:szCs w:val="20"/>
               </w:rPr>
-              <w:t xml:space="preserve">15min</w:t>
+              <w:t>15min</w:t>
             </w:r>
           </w:p>
         </w:tc>
@@ -17842,7 +17842,7 @@
                 <w:szCs w:val="20"/>
                 <w:lang w:val="en-US" w:eastAsia="zh-CN"/>
               </w:rPr>
-              <w:t xml:space="preserve">精讲演示try/except/finally与logging配置；故障注入现场演示异常捕获；现场评判操作质量；引导A操作、B操作、C记录、D观摩。</w:t>
+              <w:t>精讲演示try/except/finally与logging配置；故障注入现场演示异常捕获；现场评判操作质量；引导A操作、B操作、C记录、D观摩。</w:t>
             </w:r>
           </w:p>
         </w:tc>
@@ -17876,7 +17876,7 @@
                 <w:szCs w:val="20"/>
                 <w:lang w:val="en-US" w:eastAsia="zh-CN"/>
               </w:rPr>
-              <w:t xml:space="preserve">A类学生实现多异常分类处理与日志分级记录；B类学生完成文件读取异常捕获与日志输出；C类完成单异常捕获练习；D类观摩并记录异常类型。</w:t>
+              <w:t>A类学生实现多异常分类处理与日志分级记录；B类学生完成文件读取异常捕获与日志输出；C类完成单异常捕获练习；D类观摩并记录异常类型。</w:t>
             </w:r>
           </w:p>
         </w:tc>
@@ -17902,7 +17902,7 @@
                 <w:kern w:val="0"/>
                 <w:szCs w:val="20"/>
               </w:rPr>
-              <w:t xml:space="preserve">掌握异常处理与日志基本方法；</w:t>
+              <w:t>掌握异常处理与日志基本方法；</w:t>
             </w:r>
           </w:p>
           <w:p>
@@ -17921,7 +17921,7 @@
                 <w:kern w:val="0"/>
                 <w:szCs w:val="20"/>
               </w:rPr>
-              <w:t xml:space="preserve">形成健壮性设计样例与关键注意点。</w:t>
+              <w:t>形成健壮性设计样例与关键注意点。</w:t>
             </w:r>
           </w:p>
         </w:tc>
@@ -17948,7 +17948,7 @@
                 <w:szCs w:val="20"/>
                 <w:lang w:val="en-US" w:eastAsia="zh-CN"/>
               </w:rPr>
-              <w:t xml:space="preserve">55min</w:t>
+              <w:t>55min</w:t>
             </w:r>
           </w:p>
         </w:tc>
@@ -18004,7 +18004,7 @@
                 <w:kern w:val="0"/>
                 <w:szCs w:val="20"/>
               </w:rPr>
-              <w:t xml:space="preserve">1.A类汇报操作成果与问题。2.点评关键点：语法正确性、逻辑严密性、代码规范、协作效率。</w:t>
+              <w:t>1.A类汇报操作成果与问题。2.点评关键点：语法正确性、逻辑严密性、代码规范、协作效率。</w:t>
             </w:r>
           </w:p>
         </w:tc>
@@ -18030,7 +18030,7 @@
                 <w:kern w:val="0"/>
                 <w:szCs w:val="20"/>
               </w:rPr>
-              <w:t xml:space="preserve">复盘：A类总结难点转化为给B/C/D类的“避坑指南”。</w:t>
+              <w:t>复盘：A类总结难点转化为给B/C/D类的“避坑指南”。</w:t>
             </w:r>
           </w:p>
         </w:tc>
@@ -18056,7 +18056,7 @@
                 <w:kern w:val="0"/>
                 <w:szCs w:val="20"/>
               </w:rPr>
-              <w:t xml:space="preserve">形成可迁移经验与统一规范。沉淀可复用方法，促进反思与表达。</w:t>
+              <w:t>形成可迁移经验与统一规范。沉淀可复用方法，促进反思与表达。</w:t>
             </w:r>
           </w:p>
         </w:tc>
@@ -18082,7 +18082,7 @@
                 <w:szCs w:val="20"/>
                 <w:lang w:val="en-US" w:eastAsia="zh-CN"/>
               </w:rPr>
-              <w:t xml:space="preserve">10min</w:t>
+              <w:t>10min</w:t>
             </w:r>
           </w:p>
         </w:tc>
@@ -18169,7 +18169,7 @@
                 <w:kern w:val="0"/>
                 <w:szCs w:val="20"/>
               </w:rPr>
-              <w:t xml:space="preserve">任务检查：检查B/C/D学生程序健壮性；回顾日志定位问题流程；监督/评判；巡回指导排错；同步开展中期诊断访谈。</w:t>
+              <w:t>任务检查：检查B/C/D学生程序健壮性；回顾日志定位问题流程；监督/评判；巡回指导排错；同步开展中期诊断访谈。</w:t>
             </w:r>
           </w:p>
         </w:tc>
@@ -18196,7 +18196,7 @@
                 <w:kern w:val="0"/>
                 <w:szCs w:val="20"/>
               </w:rPr>
-              <w:t xml:space="preserve">B类学生完成工单0.5《健壮的工业数据采集程序》（≥2种异常+try/except/finally+清晰日志）；C/D类完成基础版；A类学生完善日志检索与异常统计功能。</w:t>
+              <w:t>B类学生完成工单0.5《健壮的工业数据采集程序》（≥2种异常+try/except/finally+清晰日志）；C/D类完成基础版；A类学生完善日志检索与异常统计功能。</w:t>
             </w:r>
           </w:p>
         </w:tc>
@@ -18222,7 +18222,7 @@
                 <w:kern w:val="0"/>
                 <w:szCs w:val="20"/>
               </w:rPr>
-              <w:t xml:space="preserve">完成工单0.5并达标；建立“程序必须健壮”的工程意识。</w:t>
+              <w:t>完成工单0.5并达标；建立“程序必须健壮”的工程意识。</w:t>
             </w:r>
           </w:p>
         </w:tc>
@@ -18248,7 +18248,7 @@
                 <w:szCs w:val="20"/>
                 <w:lang w:val="en-US" w:eastAsia="zh-CN"/>
               </w:rPr>
-              <w:t xml:space="preserve">65min</w:t>
+              <w:t>65min</w:t>
             </w:r>
           </w:p>
         </w:tc>
@@ -18304,7 +18304,7 @@
                 <w:kern w:val="0"/>
                 <w:szCs w:val="20"/>
               </w:rPr>
-              <w:t xml:space="preserve">1.各小组汇报工单成果与问题；2.点评关键点：功能完成度、代码规范率、创新点；3.布置课后任务与下次课预习。</w:t>
+              <w:t>1.各小组汇报工单成果与问题；2.点评关键点：功能完成度、代码规范率、创新点；3.布置课后任务与下次课预习。</w:t>
             </w:r>
           </w:p>
         </w:tc>
@@ -18330,7 +18330,7 @@
                 <w:kern w:val="0"/>
                 <w:szCs w:val="20"/>
               </w:rPr>
-              <w:t xml:space="preserve">小组代表汇报成果与问题；完成互评与个人反思；提交工单与过程记录。</w:t>
+              <w:t>小组代表汇报成果与问题；完成互评与个人反思；提交工单与过程记录。</w:t>
             </w:r>
           </w:p>
         </w:tc>
@@ -18356,7 +18356,7 @@
                 <w:kern w:val="0"/>
                 <w:szCs w:val="20"/>
               </w:rPr>
-              <w:t xml:space="preserve">训练决策能力与团队协作。培养总结反思能力与持续改进意识；通过汇报提升表达与逻辑思维能力。</w:t>
+              <w:t>训练决策能力与团队协作。培养总结反思能力与持续改进意识；通过汇报提升表达与逻辑思维能力。</w:t>
             </w:r>
           </w:p>
         </w:tc>
@@ -18381,7 +18381,7 @@
                 <w:szCs w:val="20"/>
                 <w:lang w:val="en-US" w:eastAsia="zh-CN"/>
               </w:rPr>
-              <w:t xml:space="preserve">15min</w:t>
+              <w:t>15min</w:t>
             </w:r>
           </w:p>
         </w:tc>
@@ -18609,7 +18609,7 @@
                 <w:kern w:val="0"/>
                 <w:szCs w:val="20"/>
               </w:rPr>
-              <w:t xml:space="preserve">推送提升任务（技能竞赛/分层补强/拓展案例）；收集数据用于诊改。</w:t>
+              <w:t>推送提升任务（技能竞赛/分层补强/拓展案例）；收集数据用于诊改。</w:t>
             </w:r>
           </w:p>
         </w:tc>
@@ -18636,7 +18636,7 @@
                 <w:szCs w:val="20"/>
                 <w:lang w:val="en-US" w:eastAsia="zh-CN"/>
               </w:rPr>
-              <w:t xml:space="preserve">C/D类按补强计划完成基础练习；A/B类实现异常统计与日志文件轮转；完成中期自评与学习计划修订。</w:t>
+              <w:t>C/D类按补强计划完成基础练习；A/B类实现异常统计与日志文件轮转；完成中期自评与学习计划修订。</w:t>
             </w:r>
           </w:p>
         </w:tc>
@@ -18662,7 +18662,7 @@
                 <w:kern w:val="0"/>
                 <w:szCs w:val="20"/>
               </w:rPr>
-              <w:t xml:space="preserve">巩固迁移与持续改进</w:t>
+              <w:t>巩固迁移与持续改进</w:t>
             </w:r>
           </w:p>
         </w:tc>
@@ -18691,7 +18691,7 @@
                 <w:szCs w:val="20"/>
                 <w:lang w:val="en-US" w:eastAsia="zh-CN"/>
               </w:rPr>
-              <w:t xml:space="preserve">课后</w:t>
+              <w:t>课后</w:t>
             </w:r>
           </w:p>
         </w:tc>
@@ -18797,25 +18797,25 @@
                 <w:kern w:val="0"/>
                 <w:szCs w:val="20"/>
               </w:rPr>
-              <w:t xml:space="preserve">从异常处理完整性、日志规范性、代码规范率、协作表现四个维度记录过程性数据；</w:t>
-            </w:r>
-          </w:p>
-          <w:p>
-            <w:pPr>
-              <w:spacing w:line="320" w:lineRule="exact"/>
-              <w:rPr>
-                <w:rFonts w:hint="eastAsia" w:ascii="Times New Roman" w:hAnsi="Times New Roman" w:eastAsia="方正仿宋_GBK" w:cs="Times New Roman"/>
-                <w:kern w:val="0"/>
-                <w:szCs w:val="20"/>
-              </w:rPr>
-            </w:pPr>
-            <w:r>
-              <w:rPr>
-                <w:rFonts w:hint="eastAsia" w:ascii="Times New Roman" w:hAnsi="Times New Roman" w:eastAsia="方正仿宋_GBK" w:cs="Times New Roman"/>
-                <w:kern w:val="0"/>
-                <w:szCs w:val="20"/>
-              </w:rPr>
-              <w:t xml:space="preserve">中期诊断：统计前5次工单成绩分布与问卷数据，识别困难学生，评估分层教学效果。</w:t>
+              <w:t>从异常处理完整性、日志规范性、代码规范率、协作表现四个维度记录过程性数据；</w:t>
+            </w:r>
+          </w:p>
+          <w:p>
+            <w:pPr>
+              <w:spacing w:line="320" w:lineRule="exact"/>
+              <w:rPr>
+                <w:rFonts w:hint="eastAsia" w:ascii="Times New Roman" w:hAnsi="Times New Roman" w:eastAsia="方正仿宋_GBK" w:cs="Times New Roman"/>
+                <w:kern w:val="0"/>
+                <w:szCs w:val="20"/>
+              </w:rPr>
+            </w:pPr>
+            <w:r>
+              <w:rPr>
+                <w:rFonts w:hint="eastAsia" w:ascii="Times New Roman" w:hAnsi="Times New Roman" w:eastAsia="方正仿宋_GBK" w:cs="Times New Roman"/>
+                <w:kern w:val="0"/>
+                <w:szCs w:val="20"/>
+              </w:rPr>
+              <w:t>中期诊断：统计前5次工单成绩分布与问卷数据，识别困难学生，评估分层教学效果。</w:t>
             </w:r>
           </w:p>
         </w:tc>
@@ -18871,35 +18871,35 @@
               <w:rPr>
                 <w:rFonts w:hint="eastAsia" w:ascii="Times New Roman" w:hAnsi="Times New Roman" w:eastAsia="方正仿宋_GBK" w:cs="Times New Roman"/>
               </w:rPr>
-              <w:t xml:space="preserve">启动补强计划：学习伙伴结对、每周2次课后答疑、分步工单；</w:t>
-            </w:r>
-          </w:p>
-          <w:p>
-            <w:pPr>
-              <w:spacing w:line="320" w:lineRule="exact"/>
-              <w:rPr>
-                <w:rFonts w:hint="eastAsia" w:ascii="Times New Roman" w:hAnsi="Times New Roman" w:eastAsia="方正仿宋_GBK" w:cs="Times New Roman"/>
-              </w:rPr>
-            </w:pPr>
-            <w:r>
-              <w:rPr>
-                <w:rFonts w:hint="eastAsia" w:ascii="Times New Roman" w:hAnsi="Times New Roman" w:eastAsia="方正仿宋_GBK" w:cs="Times New Roman"/>
-              </w:rPr>
-              <w:t xml:space="preserve">根据诊断结果调整后半程进度与难度；表扬进步显著学生，强化正向激励。</w:t>
-            </w:r>
-          </w:p>
-          <w:p>
-            <w:pPr>
-              <w:spacing w:line="320" w:lineRule="exact"/>
-              <w:rPr>
-                <w:rFonts w:hint="eastAsia" w:ascii="Times New Roman" w:hAnsi="Times New Roman" w:eastAsia="方正仿宋_GBK" w:cs="Times New Roman"/>
-              </w:rPr>
-            </w:pPr>
-            <w:r>
-              <w:rPr>
-                <w:rFonts w:hint="eastAsia" w:ascii="Times New Roman" w:hAnsi="Times New Roman" w:eastAsia="方正仿宋_GBK" w:cs="Times New Roman"/>
-              </w:rPr>
-              <w:t xml:space="preserve">本周更新ABCD角色轮换表与组内贡献记录（个人问责，防搭便车）。</w:t>
+              <w:t>启动补强计划：学习伙伴结对、每周2次课后答疑、分步工单；</w:t>
+            </w:r>
+          </w:p>
+          <w:p>
+            <w:pPr>
+              <w:spacing w:line="320" w:lineRule="exact"/>
+              <w:rPr>
+                <w:rFonts w:hint="eastAsia" w:ascii="Times New Roman" w:hAnsi="Times New Roman" w:eastAsia="方正仿宋_GBK" w:cs="Times New Roman"/>
+              </w:rPr>
+            </w:pPr>
+            <w:r>
+              <w:rPr>
+                <w:rFonts w:hint="eastAsia" w:ascii="Times New Roman" w:hAnsi="Times New Roman" w:eastAsia="方正仿宋_GBK" w:cs="Times New Roman"/>
+              </w:rPr>
+              <w:t>根据诊断结果调整后半程进度与难度；表扬进步显著学生，强化正向激励。</w:t>
+            </w:r>
+          </w:p>
+          <w:p>
+            <w:pPr>
+              <w:spacing w:line="320" w:lineRule="exact"/>
+              <w:rPr>
+                <w:rFonts w:hint="eastAsia" w:ascii="Times New Roman" w:hAnsi="Times New Roman" w:eastAsia="方正仿宋_GBK" w:cs="Times New Roman"/>
+              </w:rPr>
+            </w:pPr>
+            <w:r>
+              <w:rPr>
+                <w:rFonts w:hint="eastAsia" w:ascii="Times New Roman" w:hAnsi="Times New Roman" w:eastAsia="方正仿宋_GBK" w:cs="Times New Roman"/>
+              </w:rPr>
+              <w:t>本周更新ABCD角色轮换表与组内贡献记录（个人问责，防搭便车）。</w:t>
             </w:r>
           </w:p>
         </w:tc>
@@ -19001,7 +19001,7 @@
           <w:color w:val="000000"/>
           <w:sz w:val="28"/>
         </w:rPr>
-        <w:t xml:space="preserve">模块1 数据结构与第三方库应用   任务1.1《容器与字符串——工业数据格式转换工具》教学方案</w:t>
+        <w:t>模块1 数据结构与第三方库应用   任务1.1《容器与字符串——工业数据格式转换工具》教学方案</w:t>
       </w:r>
     </w:p>
     <w:tbl>
@@ -19178,7 +19178,7 @@
                 <w:kern w:val="0"/>
                 <w:szCs w:val="20"/>
               </w:rPr>
-              <w:t xml:space="preserve">理实一体</w:t>
+              <w:t>理实一体</w:t>
             </w:r>
           </w:p>
         </w:tc>
@@ -19248,7 +19248,7 @@
                 <w:szCs w:val="20"/>
                 <w:lang w:val="en-US" w:eastAsia="zh-CN"/>
               </w:rPr>
-              <w:t xml:space="preserve">4</w:t>
+              <w:t>4</w:t>
             </w:r>
           </w:p>
         </w:tc>
@@ -19316,7 +19316,7 @@
                 <w:sz w:val="20"/>
                 <w:szCs w:val="20"/>
               </w:rPr>
-              <w:t xml:space="preserve">双创中心302实训室</w:t>
+              <w:t>双创中心302实训室</w:t>
             </w:r>
           </w:p>
         </w:tc>
@@ -19376,7 +19376,7 @@
                 <w:kern w:val="0"/>
                 <w:szCs w:val="21"/>
               </w:rPr>
-              <w:t xml:space="preserve">1班：第七周星期一下午1-4节</w:t>
+              <w:t>1班：第七周星期一下午1-4节</w:t>
             </w:r>
           </w:p>
         </w:tc>
@@ -19450,7 +19450,7 @@
                 <w:szCs w:val="21"/>
                 <w:lang w:val="en-US" w:eastAsia="zh-CN"/>
               </w:rPr>
-              <w:t xml:space="preserve">重庆两江智造集团 · 精密制造事业部｜车间数据三张皮：设备报文、CSV台账、JSON配置互不相认。集团数据中台来函要求统一格式上报——工单1.1：写一个格式转换器，让三种方言说普通话。</w:t>
+              <w:t>重庆两江智造集团 · 精密制造事业部｜车间数据三张皮：设备报文、CSV台账、JSON配置互不相认。集团数据中台来函要求统一格式上报——工单1.1：写一个格式转换器，让三种方言说普通话。</w:t>
             </w:r>
           </w:p>
         </w:tc>
@@ -19524,47 +19524,47 @@
                 <w:sz w:val="20"/>
                 <w:szCs w:val="20"/>
               </w:rPr>
-              <w:t xml:space="preserve">1.宏观：意愿好能力强A（师傅）占比20%、意愿好能力弱B（组长）占比25%、意愿一般C（操作员）占比40%、无意愿D（学徒）占比15%；</w:t>
-            </w:r>
-          </w:p>
-          <w:p>
-            <w:pPr>
-              <w:spacing w:line="320" w:lineRule="exact"/>
-              <w:rPr>
-                <w:rFonts w:hint="eastAsia" w:ascii="Times New Roman" w:hAnsi="Times New Roman" w:eastAsia="方正仿宋_GBK" w:cs="Times New Roman"/>
-                <w:kern w:val="0"/>
-                <w:sz w:val="20"/>
-                <w:szCs w:val="20"/>
-              </w:rPr>
-            </w:pPr>
-            <w:r>
-              <w:rPr>
-                <w:rFonts w:hint="eastAsia" w:ascii="Times New Roman" w:hAnsi="Times New Roman" w:eastAsia="方正仿宋_GBK" w:cs="Times New Roman"/>
-                <w:kern w:val="0"/>
-                <w:sz w:val="20"/>
-                <w:szCs w:val="20"/>
-              </w:rPr>
-              <w:t xml:space="preserve">2.中观：授课对象为高职专科一年级新生，零编程基础或基础薄弱；已修《计算机文化基础》（计算机系统结构、文件管理、网络概念）；实行A（快速）/B（常规）/C（补强）三层分层教学；</w:t>
-            </w:r>
-          </w:p>
-          <w:p>
-            <w:pPr>
-              <w:spacing w:line="320" w:lineRule="exact"/>
-              <w:rPr>
-                <w:rFonts w:hint="eastAsia" w:ascii="Times New Roman" w:hAnsi="Times New Roman" w:eastAsia="方正仿宋_GBK" w:cs="Times New Roman"/>
-                <w:kern w:val="0"/>
-                <w:sz w:val="20"/>
-                <w:szCs w:val="20"/>
-              </w:rPr>
-            </w:pPr>
-            <w:r>
-              <w:rPr>
-                <w:rFonts w:hint="eastAsia" w:ascii="Times New Roman" w:hAnsi="Times New Roman" w:eastAsia="方正仿宋_GBK" w:cs="Times New Roman"/>
-                <w:kern w:val="0"/>
-                <w:sz w:val="20"/>
-                <w:szCs w:val="20"/>
-              </w:rPr>
-              <w:t xml:space="preserve">3.微观：学生已有流程与OOP基础，进入模块1后接触更丰富的数据组织方式；列表/字典与生活经验（清单、通讯录）天然契合，正则表达式是全新且抽象的工具，需要模式化训练。</w:t>
+              <w:t>1.宏观：意愿好能力强A（师傅）占比20%、意愿好能力弱B（组长）占比25%、意愿一般C（操作员）占比40%、无意愿D（学徒）占比15%；</w:t>
+            </w:r>
+          </w:p>
+          <w:p>
+            <w:pPr>
+              <w:spacing w:line="320" w:lineRule="exact"/>
+              <w:rPr>
+                <w:rFonts w:hint="eastAsia" w:ascii="Times New Roman" w:hAnsi="Times New Roman" w:eastAsia="方正仿宋_GBK" w:cs="Times New Roman"/>
+                <w:kern w:val="0"/>
+                <w:sz w:val="20"/>
+                <w:szCs w:val="20"/>
+              </w:rPr>
+            </w:pPr>
+            <w:r>
+              <w:rPr>
+                <w:rFonts w:hint="eastAsia" w:ascii="Times New Roman" w:hAnsi="Times New Roman" w:eastAsia="方正仿宋_GBK" w:cs="Times New Roman"/>
+                <w:kern w:val="0"/>
+                <w:sz w:val="20"/>
+                <w:szCs w:val="20"/>
+              </w:rPr>
+              <w:t>2.中观：授课对象为高职专科一年级新生，零编程基础或基础薄弱；已修《计算机文化基础》（计算机系统结构、文件管理、网络概念）；实行A（快速）/B（常规）/C（补强）三层分层教学；</w:t>
+            </w:r>
+          </w:p>
+          <w:p>
+            <w:pPr>
+              <w:spacing w:line="320" w:lineRule="exact"/>
+              <w:rPr>
+                <w:rFonts w:hint="eastAsia" w:ascii="Times New Roman" w:hAnsi="Times New Roman" w:eastAsia="方正仿宋_GBK" w:cs="Times New Roman"/>
+                <w:kern w:val="0"/>
+                <w:sz w:val="20"/>
+                <w:szCs w:val="20"/>
+              </w:rPr>
+            </w:pPr>
+            <w:r>
+              <w:rPr>
+                <w:rFonts w:hint="eastAsia" w:ascii="Times New Roman" w:hAnsi="Times New Roman" w:eastAsia="方正仿宋_GBK" w:cs="Times New Roman"/>
+                <w:kern w:val="0"/>
+                <w:sz w:val="20"/>
+                <w:szCs w:val="20"/>
+              </w:rPr>
+              <w:t>3.微观：学生已有流程与OOP基础，进入模块1后接触更丰富的数据组织方式；列表/字典与生活经验（清单、通讯录）天然契合，正则表达式是全新且抽象的工具，需要模式化训练。</w:t>
             </w:r>
           </w:p>
         </w:tc>
@@ -19636,43 +19636,43 @@
                 <w:kern w:val="0"/>
                 <w:szCs w:val="20"/>
               </w:rPr>
-              <w:t xml:space="preserve">（1）列表的索引、切片与增删改查；</w:t>
-            </w:r>
-          </w:p>
-          <w:p>
-            <w:pPr>
-              <w:spacing w:line="320" w:lineRule="exact"/>
-              <w:rPr>
-                <w:rFonts w:hint="eastAsia" w:ascii="Times New Roman" w:hAnsi="Times New Roman" w:eastAsia="方正仿宋_GBK" w:cs="Times New Roman"/>
-                <w:kern w:val="0"/>
-                <w:szCs w:val="20"/>
-              </w:rPr>
-            </w:pPr>
-            <w:r>
-              <w:rPr>
-                <w:rFonts w:hint="eastAsia" w:ascii="Times New Roman" w:hAnsi="Times New Roman" w:eastAsia="方正仿宋_GBK" w:cs="Times New Roman"/>
-                <w:kern w:val="0"/>
-                <w:szCs w:val="20"/>
-              </w:rPr>
-              <w:t xml:space="preserve">（2）字典的键值建模与遍历；</w:t>
-            </w:r>
-          </w:p>
-          <w:p>
-            <w:pPr>
-              <w:spacing w:line="320" w:lineRule="exact"/>
-              <w:rPr>
-                <w:rFonts w:hint="eastAsia" w:ascii="Times New Roman" w:hAnsi="Times New Roman" w:eastAsia="方正仿宋_GBK" w:cs="Times New Roman"/>
-                <w:kern w:val="0"/>
-                <w:szCs w:val="20"/>
-              </w:rPr>
-            </w:pPr>
-            <w:r>
-              <w:rPr>
-                <w:rFonts w:hint="eastAsia" w:ascii="Times New Roman" w:hAnsi="Times New Roman" w:eastAsia="方正仿宋_GBK" w:cs="Times New Roman"/>
-                <w:kern w:val="0"/>
-                <w:szCs w:val="20"/>
-              </w:rPr>
-              <w:t xml:space="preserve">（3）字符串常用方法与正则表达式基础（\d、\w、[]、+、*）。</w:t>
+              <w:t>（1）列表的索引、切片与增删改查；</w:t>
+            </w:r>
+          </w:p>
+          <w:p>
+            <w:pPr>
+              <w:spacing w:line="320" w:lineRule="exact"/>
+              <w:rPr>
+                <w:rFonts w:hint="eastAsia" w:ascii="Times New Roman" w:hAnsi="Times New Roman" w:eastAsia="方正仿宋_GBK" w:cs="Times New Roman"/>
+                <w:kern w:val="0"/>
+                <w:szCs w:val="20"/>
+              </w:rPr>
+            </w:pPr>
+            <w:r>
+              <w:rPr>
+                <w:rFonts w:hint="eastAsia" w:ascii="Times New Roman" w:hAnsi="Times New Roman" w:eastAsia="方正仿宋_GBK" w:cs="Times New Roman"/>
+                <w:kern w:val="0"/>
+                <w:szCs w:val="20"/>
+              </w:rPr>
+              <w:t>（2）字典的键值建模与遍历；</w:t>
+            </w:r>
+          </w:p>
+          <w:p>
+            <w:pPr>
+              <w:spacing w:line="320" w:lineRule="exact"/>
+              <w:rPr>
+                <w:rFonts w:hint="eastAsia" w:ascii="Times New Roman" w:hAnsi="Times New Roman" w:eastAsia="方正仿宋_GBK" w:cs="Times New Roman"/>
+                <w:kern w:val="0"/>
+                <w:szCs w:val="20"/>
+              </w:rPr>
+            </w:pPr>
+            <w:r>
+              <w:rPr>
+                <w:rFonts w:hint="eastAsia" w:ascii="Times New Roman" w:hAnsi="Times New Roman" w:eastAsia="方正仿宋_GBK" w:cs="Times New Roman"/>
+                <w:kern w:val="0"/>
+                <w:szCs w:val="20"/>
+              </w:rPr>
+              <w:t>（3）字符串常用方法与正则表达式基础（\d、\w、[]、+、*）。</w:t>
             </w:r>
           </w:p>
         </w:tc>
@@ -19744,43 +19744,43 @@
                 <w:kern w:val="0"/>
                 <w:szCs w:val="20"/>
               </w:rPr>
-              <w:t xml:space="preserve">（1）正则元字符的组合运用与贪婪/非贪婪匹配；</w:t>
-            </w:r>
-          </w:p>
-          <w:p>
-            <w:pPr>
-              <w:spacing w:line="320" w:lineRule="exact"/>
-              <w:rPr>
-                <w:rFonts w:hint="eastAsia" w:ascii="Times New Roman" w:hAnsi="Times New Roman" w:eastAsia="方正仿宋_GBK" w:cs="Times New Roman"/>
-                <w:kern w:val="0"/>
-                <w:szCs w:val="20"/>
-              </w:rPr>
-            </w:pPr>
-            <w:r>
-              <w:rPr>
-                <w:rFonts w:hint="eastAsia" w:ascii="Times New Roman" w:hAnsi="Times New Roman" w:eastAsia="方正仿宋_GBK" w:cs="Times New Roman"/>
-                <w:kern w:val="0"/>
-                <w:szCs w:val="20"/>
-              </w:rPr>
-              <w:t xml:space="preserve">（2）容器选型判断（列表/字典/集合的适用场景）；</w:t>
-            </w:r>
-          </w:p>
-          <w:p>
-            <w:pPr>
-              <w:spacing w:line="320" w:lineRule="exact"/>
-              <w:rPr>
-                <w:rFonts w:hint="eastAsia" w:ascii="Times New Roman" w:hAnsi="Times New Roman" w:eastAsia="方正仿宋_GBK" w:cs="Times New Roman"/>
-                <w:kern w:val="0"/>
-                <w:szCs w:val="20"/>
-              </w:rPr>
-            </w:pPr>
-            <w:r>
-              <w:rPr>
-                <w:rFonts w:hint="eastAsia" w:ascii="Times New Roman" w:hAnsi="Times New Roman" w:eastAsia="方正仿宋_GBK" w:cs="Times New Roman"/>
-                <w:kern w:val="0"/>
-                <w:szCs w:val="20"/>
-              </w:rPr>
-              <w:t xml:space="preserve">（3）字典嵌套结构的访问。</w:t>
+              <w:t>（1）正则元字符的组合运用与贪婪/非贪婪匹配；</w:t>
+            </w:r>
+          </w:p>
+          <w:p>
+            <w:pPr>
+              <w:spacing w:line="320" w:lineRule="exact"/>
+              <w:rPr>
+                <w:rFonts w:hint="eastAsia" w:ascii="Times New Roman" w:hAnsi="Times New Roman" w:eastAsia="方正仿宋_GBK" w:cs="Times New Roman"/>
+                <w:kern w:val="0"/>
+                <w:szCs w:val="20"/>
+              </w:rPr>
+            </w:pPr>
+            <w:r>
+              <w:rPr>
+                <w:rFonts w:hint="eastAsia" w:ascii="Times New Roman" w:hAnsi="Times New Roman" w:eastAsia="方正仿宋_GBK" w:cs="Times New Roman"/>
+                <w:kern w:val="0"/>
+                <w:szCs w:val="20"/>
+              </w:rPr>
+              <w:t>（2）容器选型判断（列表/字典/集合的适用场景）；</w:t>
+            </w:r>
+          </w:p>
+          <w:p>
+            <w:pPr>
+              <w:spacing w:line="320" w:lineRule="exact"/>
+              <w:rPr>
+                <w:rFonts w:hint="eastAsia" w:ascii="Times New Roman" w:hAnsi="Times New Roman" w:eastAsia="方正仿宋_GBK" w:cs="Times New Roman"/>
+                <w:kern w:val="0"/>
+                <w:szCs w:val="20"/>
+              </w:rPr>
+            </w:pPr>
+            <w:r>
+              <w:rPr>
+                <w:rFonts w:hint="eastAsia" w:ascii="Times New Roman" w:hAnsi="Times New Roman" w:eastAsia="方正仿宋_GBK" w:cs="Times New Roman"/>
+                <w:kern w:val="0"/>
+                <w:szCs w:val="20"/>
+              </w:rPr>
+              <w:t>（3）字典嵌套结构的访问。</w:t>
             </w:r>
           </w:p>
         </w:tc>
@@ -19902,7 +19902,7 @@
                 <w:kern w:val="0"/>
                 <w:szCs w:val="20"/>
               </w:rPr>
-              <w:t xml:space="preserve">1.教学资料：工业报文样例集（“设备ID:压力值:状态”格式）、正则八块积木卡片、在线正则测试工具指引、工单1.1任务书与评价量表；</w:t>
+              <w:t>1.教学资料：工业报文样例集（“设备ID:压力值:状态”格式）、正则八块积木卡片、在线正则测试工具指引、工单1.1任务书与评价量表；</w:t>
             </w:r>
             <w:bookmarkEnd w:id="2"/>
             <w:bookmarkEnd w:id="3"/>
@@ -19928,7 +19928,7 @@
                 <w:kern w:val="0"/>
                 <w:szCs w:val="20"/>
               </w:rPr>
-              <w:t xml:space="preserve">2.设备环境：双创中心302实训室，Python 3.8+、PyCharm CE；</w:t>
+              <w:t>2.设备环境：双创中心302实训室，Python 3.8+、PyCharm CE；</w:t>
             </w:r>
             <w:bookmarkEnd w:id="2"/>
             <w:bookmarkEnd w:id="3"/>
@@ -19954,7 +19954,7 @@
                 <w:kern w:val="0"/>
                 <w:szCs w:val="20"/>
               </w:rPr>
-              <w:t xml:space="preserve">3.教学平台：课程在线平台（正则交互练习、报文库）。</w:t>
+              <w:t>3.教学平台：课程在线平台（正则交互练习、报文库）。</w:t>
             </w:r>
             <w:bookmarkEnd w:id="2"/>
             <w:bookmarkEnd w:id="3"/>
@@ -20019,7 +20019,7 @@
                 <w:kern w:val="0"/>
                 <w:szCs w:val="20"/>
               </w:rPr>
-              <w:t xml:space="preserve">课前：教师/师傅(A)/组长(B)——发布工单与线上导学单（微课3-5分钟+预习自测）、准备实训环境与数据资料（离线依赖包）；学生按ABCD分层完成预习（第7周起对应六步法“资讯·计划”环节）；</w:t>
+              <w:t>课前：教师/师傅(A)/组长(B)——发布工单与线上导学单（微课3-5分钟+预习自测）、准备实训环境与数据资料（离线依赖包）；学生按ABCD分层完成预习（第7周起对应六步法“资讯·计划”环节）；</w:t>
             </w:r>
           </w:p>
           <w:p>
@@ -20038,7 +20038,7 @@
                 <w:kern w:val="0"/>
                 <w:szCs w:val="20"/>
               </w:rPr>
-              <w:t xml:space="preserve">课中双轨：第1–6周（模块0）采用四步法“讲解—示范—模仿—练习”（每课时40分钟：讲10分钟原理→演10分钟实时代码→模仿与练习20分钟，六步之“资讯·计划·实施”内嵌）；第7–12周（模块1与综合项目）过渡到完整六步法——课堂按“决策（备选方案对比）→实施（两轮）→检查（自检—互检—师查三层质检）→评价（量表）”组织；A类学生示范讲解（费曼学习法：以教代学）；</w:t>
+              <w:t>课中双轨：第1–6周（模块0）采用四步法“讲解—示范—模仿—练习”（每课时40分钟：讲10分钟原理→演10分钟实时代码→模仿与练习20分钟，六步之“资讯·计划·实施”内嵌）；第7–12周（模块1与综合项目）过渡到完整六步法——课堂按“决策（备选方案对比）→实施（两轮）→检查（自检—互检—师查三层质检）→评价（量表）”组织；A类学生示范讲解（费曼学习法：以教代学）；</w:t>
             </w:r>
           </w:p>
           <w:p>
@@ -20057,7 +20057,7 @@
                 <w:kern w:val="0"/>
                 <w:szCs w:val="20"/>
               </w:rPr>
-              <w:t xml:space="preserve">课后：工单24小时内反馈成绩与改进建议；C/D层完成补强任务，A/B层完成拓展任务；每周2次课后答疑；更新ABCD角色轮换与组内贡献记录。</w:t>
+              <w:t>课后：工单24小时内反馈成绩与改进建议；C/D层完成补强任务，A/B层完成拓展任务；每周2次课后答疑；更新ABCD角色轮换与组内贡献记录。</w:t>
             </w:r>
           </w:p>
         </w:tc>
@@ -20120,7 +20120,7 @@
                 <w:sz w:val="20"/>
                 <w:szCs w:val="20"/>
               </w:rPr>
-              <w:t xml:space="preserve">（1）模式积木法：先掌握八个核心元字符再组合成模式；</w:t>
+              <w:t>（1）模式积木法：先掌握八个核心元字符再组合成模式；</w:t>
             </w:r>
           </w:p>
           <w:p>
@@ -20141,7 +20141,7 @@
                 <w:sz w:val="20"/>
                 <w:szCs w:val="20"/>
               </w:rPr>
-              <w:t xml:space="preserve">（2）在线正则工具即时验证，降低调试挫败感；</w:t>
+              <w:t>（2）在线正则工具即时验证，降低调试挫败感；</w:t>
             </w:r>
           </w:p>
           <w:p>
@@ -20162,7 +20162,7 @@
                 <w:sz w:val="20"/>
                 <w:szCs w:val="20"/>
               </w:rPr>
-              <w:t xml:space="preserve">（3）真实工业报文驱动练习，强化岗位代入感。</w:t>
+              <w:t>（3）真实工业报文驱动练习，强化岗位代入感。</w:t>
             </w:r>
           </w:p>
         </w:tc>
@@ -20224,7 +20224,7 @@
                 <w:szCs w:val="21"/>
                 <w:lang w:val="en-US" w:eastAsia="zh-CN"/>
               </w:rPr>
-              <w:t xml:space="preserve">（1）对正则恐惧的学生允许先用字符串方法实现，再对照正则版学习；</w:t>
+              <w:t>（1）对正则恐惧的学生允许先用字符串方法实现，再对照正则版学习；</w:t>
             </w:r>
           </w:p>
           <w:p>
@@ -20244,7 +20244,7 @@
                 <w:szCs w:val="21"/>
                 <w:lang w:val="en-US" w:eastAsia="zh-CN"/>
               </w:rPr>
-              <w:t xml:space="preserve">（2）提供容器选型决策树（要序？要查？要去重？）；</w:t>
+              <w:t>（2）提供容器选型决策树（要序？要查？要去重？）；</w:t>
             </w:r>
           </w:p>
           <w:p>
@@ -20264,7 +20264,7 @@
                 <w:szCs w:val="21"/>
                 <w:lang w:val="en-US" w:eastAsia="zh-CN"/>
               </w:rPr>
-              <w:t xml:space="preserve">（3）嵌套字典用“逐层打印”法降低访问错误。</w:t>
+              <w:t>（3）嵌套字典用“逐层打印”法降低访问错误。</w:t>
             </w:r>
           </w:p>
         </w:tc>
@@ -20534,7 +20534,7 @@
                 <w:szCs w:val="20"/>
                 <w:lang w:val="en-US" w:eastAsia="zh-CN"/>
               </w:rPr>
-              <w:t xml:space="preserve">发布任务书/工单与评价标准；准备演示代码、数据集与实训环境；检查学生机环境与网络。</w:t>
+              <w:t>发布任务书/工单与评价标准；准备演示代码、数据集与实训环境；检查学生机环境与网络。</w:t>
             </w:r>
           </w:p>
         </w:tc>
@@ -20568,7 +20568,7 @@
                 <w:szCs w:val="20"/>
                 <w:lang w:val="en-US" w:eastAsia="zh-CN"/>
               </w:rPr>
-              <w:t xml:space="preserve">A/B类完成微课预习与环境自检；C/D类观看演示视频并记录疑问；A类尝试预习任务并准备示范要点。</w:t>
+              <w:t>A/B类完成微课预习与环境自检；C/D类观看演示视频并记录疑问；A类尝试预习任务并准备示范要点。</w:t>
             </w:r>
           </w:p>
         </w:tc>
@@ -20600,7 +20600,7 @@
                 <w:sz w:val="20"/>
                 <w:szCs w:val="20"/>
               </w:rPr>
-              <w:t xml:space="preserve">完成预习与资源到位</w:t>
+              <w:t>完成预习与资源到位</w:t>
             </w:r>
           </w:p>
         </w:tc>
@@ -20698,7 +20698,7 @@
                 <w:szCs w:val="20"/>
                 <w:lang w:val="en-US" w:eastAsia="zh-CN"/>
               </w:rPr>
-              <w:t xml:space="preserve">情境导入（企业真实场景/视频/问题驱动）；明确本任务产出与检查点；提示编码规范要求。</w:t>
+              <w:t>情境导入（企业真实场景/视频/问题驱动）；明确本任务产出与检查点；提示编码规范要求。</w:t>
             </w:r>
           </w:p>
         </w:tc>
@@ -20732,7 +20732,7 @@
                 <w:szCs w:val="20"/>
                 <w:lang w:val="en-US" w:eastAsia="zh-CN"/>
               </w:rPr>
-              <w:t xml:space="preserve">围绕任务书进行要点提取；小组讨论“交付标准+风险点”。</w:t>
+              <w:t>围绕任务书进行要点提取；小组讨论“交付标准+风险点”。</w:t>
             </w:r>
           </w:p>
         </w:tc>
@@ -20766,7 +20766,7 @@
                 <w:szCs w:val="20"/>
                 <w:lang w:val="en-US" w:eastAsia="zh-CN"/>
               </w:rPr>
-              <w:t xml:space="preserve">建立任务目标与工程代入感</w:t>
+              <w:t>建立任务目标与工程代入感</w:t>
             </w:r>
           </w:p>
         </w:tc>
@@ -20791,7 +20791,7 @@
                 <w:kern w:val="0"/>
                 <w:szCs w:val="20"/>
               </w:rPr>
-              <w:t xml:space="preserve">15min</w:t>
+              <w:t>15min</w:t>
             </w:r>
           </w:p>
         </w:tc>
@@ -20886,7 +20886,7 @@
                 <w:szCs w:val="20"/>
                 <w:lang w:val="en-US" w:eastAsia="zh-CN"/>
               </w:rPr>
-              <w:t xml:space="preserve">精讲演示列表/字典操作与re模块三方法；演示报文解析全过程；现场评判操作质量；引导A操作、B操作、C记录、D观摩。</w:t>
+              <w:t>精讲演示列表/字典操作与re模块三方法；演示报文解析全过程；现场评判操作质量；引导A操作、B操作、C记录、D观摩。</w:t>
             </w:r>
           </w:p>
         </w:tc>
@@ -20920,7 +20920,7 @@
                 <w:szCs w:val="20"/>
                 <w:lang w:val="en-US" w:eastAsia="zh-CN"/>
               </w:rPr>
-              <w:t xml:space="preserve">A类学生完成正则+容器组合解析并自制报文样例；B类学生完成split解析+字典组织；C类完成列表操作练习；D类观摩并记录解析流程。</w:t>
+              <w:t>A类学生完成正则+容器组合解析并自制报文样例；B类学生完成split解析+字典组织；C类完成列表操作练习；D类观摩并记录解析流程。</w:t>
             </w:r>
           </w:p>
         </w:tc>
@@ -20946,7 +20946,7 @@
                 <w:kern w:val="0"/>
                 <w:szCs w:val="20"/>
               </w:rPr>
-              <w:t xml:space="preserve">掌握容器操作与正则基础；</w:t>
+              <w:t>掌握容器操作与正则基础；</w:t>
             </w:r>
           </w:p>
           <w:p>
@@ -20965,7 +20965,7 @@
                 <w:kern w:val="0"/>
                 <w:szCs w:val="20"/>
               </w:rPr>
-              <w:t xml:space="preserve">形成报文解析样例与关键注意点。</w:t>
+              <w:t>形成报文解析样例与关键注意点。</w:t>
             </w:r>
           </w:p>
         </w:tc>
@@ -20992,7 +20992,7 @@
                 <w:szCs w:val="20"/>
                 <w:lang w:val="en-US" w:eastAsia="zh-CN"/>
               </w:rPr>
-              <w:t xml:space="preserve">55min</w:t>
+              <w:t>55min</w:t>
             </w:r>
           </w:p>
         </w:tc>
@@ -21048,7 +21048,7 @@
                 <w:kern w:val="0"/>
                 <w:szCs w:val="20"/>
               </w:rPr>
-              <w:t xml:space="preserve">1.A类汇报操作成果与问题。2.点评关键点：语法正确性、逻辑严密性、代码规范、协作效率。</w:t>
+              <w:t>1.A类汇报操作成果与问题。2.点评关键点：语法正确性、逻辑严密性、代码规范、协作效率。</w:t>
             </w:r>
           </w:p>
         </w:tc>
@@ -21074,7 +21074,7 @@
                 <w:kern w:val="0"/>
                 <w:szCs w:val="20"/>
               </w:rPr>
-              <w:t xml:space="preserve">复盘：A类总结难点转化为给B/C/D类的“避坑指南”。</w:t>
+              <w:t>复盘：A类总结难点转化为给B/C/D类的“避坑指南”。</w:t>
             </w:r>
           </w:p>
         </w:tc>
@@ -21100,7 +21100,7 @@
                 <w:kern w:val="0"/>
                 <w:szCs w:val="20"/>
               </w:rPr>
-              <w:t xml:space="preserve">形成可迁移经验与统一规范。沉淀可复用方法，促进反思与表达。</w:t>
+              <w:t>形成可迁移经验与统一规范。沉淀可复用方法，促进反思与表达。</w:t>
             </w:r>
           </w:p>
         </w:tc>
@@ -21126,7 +21126,7 @@
                 <w:szCs w:val="20"/>
                 <w:lang w:val="en-US" w:eastAsia="zh-CN"/>
               </w:rPr>
-              <w:t xml:space="preserve">10min</w:t>
+              <w:t>10min</w:t>
             </w:r>
           </w:p>
         </w:tc>
@@ -21213,7 +21213,7 @@
                 <w:kern w:val="0"/>
                 <w:szCs w:val="20"/>
               </w:rPr>
-              <w:t xml:space="preserve">任务检查：检查B/C/D学生解析结果；回顾正则要点；监督/评判；巡回指导排错。</w:t>
+              <w:t>任务检查：检查B/C/D学生解析结果；回顾正则要点；监督/评判；巡回指导排错。</w:t>
             </w:r>
           </w:p>
         </w:tc>
@@ -21240,7 +21240,7 @@
                 <w:kern w:val="0"/>
                 <w:szCs w:val="20"/>
               </w:rPr>
-              <w:t xml:space="preserve">B类学生完成工单1.1《工业数据格式转换工具》（≥2种格式+正则提取）；C/D类完成基础格式转换；A类学生实现≥3种格式与数据校验。</w:t>
+              <w:t>B类学生完成工单1.1《工业数据格式转换工具》（≥2种格式+正则提取）；C/D类完成基础格式转换；A类学生实现≥3种格式与数据校验。</w:t>
             </w:r>
           </w:p>
         </w:tc>
@@ -21266,7 +21266,7 @@
                 <w:kern w:val="0"/>
                 <w:szCs w:val="20"/>
               </w:rPr>
-              <w:t xml:space="preserve">完成工单1.1并达标（优秀：≥3格式+结构清晰+规范率≥90%）。</w:t>
+              <w:t>完成工单1.1并达标（优秀：≥3格式+结构清晰+规范率≥90%）。</w:t>
             </w:r>
           </w:p>
         </w:tc>
@@ -21292,7 +21292,7 @@
                 <w:szCs w:val="20"/>
                 <w:lang w:val="en-US" w:eastAsia="zh-CN"/>
               </w:rPr>
-              <w:t xml:space="preserve">65min</w:t>
+              <w:t>65min</w:t>
             </w:r>
           </w:p>
         </w:tc>
@@ -21348,7 +21348,7 @@
                 <w:kern w:val="0"/>
                 <w:szCs w:val="20"/>
               </w:rPr>
-              <w:t xml:space="preserve">1.各小组汇报工单成果与问题；2.点评关键点：功能完成度、代码规范率、创新点；3.布置课后任务与下次课预习。</w:t>
+              <w:t>1.各小组汇报工单成果与问题；2.点评关键点：功能完成度、代码规范率、创新点；3.布置课后任务与下次课预习。</w:t>
             </w:r>
           </w:p>
         </w:tc>
@@ -21374,7 +21374,7 @@
                 <w:kern w:val="0"/>
                 <w:szCs w:val="20"/>
               </w:rPr>
-              <w:t xml:space="preserve">小组代表汇报成果与问题；完成互评与个人反思；提交工单与过程记录。</w:t>
+              <w:t>小组代表汇报成果与问题；完成互评与个人反思；提交工单与过程记录。</w:t>
             </w:r>
           </w:p>
         </w:tc>
@@ -21400,7 +21400,7 @@
                 <w:kern w:val="0"/>
                 <w:szCs w:val="20"/>
               </w:rPr>
-              <w:t xml:space="preserve">训练决策能力与团队协作。培养总结反思能力与持续改进意识；通过汇报提升表达与逻辑思维能力。</w:t>
+              <w:t>训练决策能力与团队协作。培养总结反思能力与持续改进意识；通过汇报提升表达与逻辑思维能力。</w:t>
             </w:r>
           </w:p>
         </w:tc>
@@ -21425,7 +21425,7 @@
                 <w:szCs w:val="20"/>
                 <w:lang w:val="en-US" w:eastAsia="zh-CN"/>
               </w:rPr>
-              <w:t xml:space="preserve">15min</w:t>
+              <w:t>15min</w:t>
             </w:r>
           </w:p>
         </w:tc>
@@ -21653,7 +21653,7 @@
                 <w:kern w:val="0"/>
                 <w:szCs w:val="20"/>
               </w:rPr>
-              <w:t xml:space="preserve">推送提升任务（技能竞赛/分层补强/拓展案例）；收集数据用于诊改。</w:t>
+              <w:t>推送提升任务（技能竞赛/分层补强/拓展案例）；收集数据用于诊改。</w:t>
             </w:r>
           </w:p>
         </w:tc>
@@ -21680,7 +21680,7 @@
                 <w:szCs w:val="20"/>
                 <w:lang w:val="en-US" w:eastAsia="zh-CN"/>
               </w:rPr>
-              <w:t xml:space="preserve">C/D类完成正则专项练习10题；A/B类尝试解析带噪声的真实报文（缺字段、乱序）；整理笔记。</w:t>
+              <w:t>C/D类完成正则专项练习10题；A/B类尝试解析带噪声的真实报文（缺字段、乱序）；整理笔记。</w:t>
             </w:r>
           </w:p>
         </w:tc>
@@ -21706,7 +21706,7 @@
                 <w:kern w:val="0"/>
                 <w:szCs w:val="20"/>
               </w:rPr>
-              <w:t xml:space="preserve">巩固迁移与持续改进</w:t>
+              <w:t>巩固迁移与持续改进</w:t>
             </w:r>
           </w:p>
         </w:tc>
@@ -21735,7 +21735,7 @@
                 <w:szCs w:val="20"/>
                 <w:lang w:val="en-US" w:eastAsia="zh-CN"/>
               </w:rPr>
-              <w:t xml:space="preserve">课后</w:t>
+              <w:t>课后</w:t>
             </w:r>
           </w:p>
         </w:tc>
@@ -21841,25 +21841,25 @@
                 <w:kern w:val="0"/>
                 <w:szCs w:val="20"/>
               </w:rPr>
-              <w:t xml:space="preserve">从解析正确性、容器使用合理性、代码规范率、协作表现四个维度记录过程性数据；</w:t>
-            </w:r>
-          </w:p>
-          <w:p>
-            <w:pPr>
-              <w:spacing w:line="320" w:lineRule="exact"/>
-              <w:rPr>
-                <w:rFonts w:hint="eastAsia" w:ascii="Times New Roman" w:hAnsi="Times New Roman" w:eastAsia="方正仿宋_GBK" w:cs="Times New Roman"/>
-                <w:kern w:val="0"/>
-                <w:szCs w:val="20"/>
-              </w:rPr>
-            </w:pPr>
-            <w:r>
-              <w:rPr>
-                <w:rFonts w:hint="eastAsia" w:ascii="Times New Roman" w:hAnsi="Times New Roman" w:eastAsia="方正仿宋_GBK" w:cs="Times New Roman"/>
-                <w:kern w:val="0"/>
-                <w:szCs w:val="20"/>
-              </w:rPr>
-              <w:t xml:space="preserve">统计正则错误类型（元字符误用、贪婪匹配陷阱），评估补强计划成效。</w:t>
+              <w:t>从解析正确性、容器使用合理性、代码规范率、协作表现四个维度记录过程性数据；</w:t>
+            </w:r>
+          </w:p>
+          <w:p>
+            <w:pPr>
+              <w:spacing w:line="320" w:lineRule="exact"/>
+              <w:rPr>
+                <w:rFonts w:hint="eastAsia" w:ascii="Times New Roman" w:hAnsi="Times New Roman" w:eastAsia="方正仿宋_GBK" w:cs="Times New Roman"/>
+                <w:kern w:val="0"/>
+                <w:szCs w:val="20"/>
+              </w:rPr>
+            </w:pPr>
+            <w:r>
+              <w:rPr>
+                <w:rFonts w:hint="eastAsia" w:ascii="Times New Roman" w:hAnsi="Times New Roman" w:eastAsia="方正仿宋_GBK" w:cs="Times New Roman"/>
+                <w:kern w:val="0"/>
+                <w:szCs w:val="20"/>
+              </w:rPr>
+              <w:t>统计正则错误类型（元字符误用、贪婪匹配陷阱），评估补强计划成效。</w:t>
             </w:r>
           </w:p>
         </w:tc>
@@ -21915,35 +21915,35 @@
               <w:rPr>
                 <w:rFonts w:hint="eastAsia" w:ascii="Times New Roman" w:hAnsi="Times New Roman" w:eastAsia="方正仿宋_GBK" w:cs="Times New Roman"/>
               </w:rPr>
-              <w:t xml:space="preserve">建立正则“模式速查墙”（班级共享文档）；</w:t>
-            </w:r>
-          </w:p>
-          <w:p>
-            <w:pPr>
-              <w:spacing w:line="320" w:lineRule="exact"/>
-              <w:rPr>
-                <w:rFonts w:hint="eastAsia" w:ascii="Times New Roman" w:hAnsi="Times New Roman" w:eastAsia="方正仿宋_GBK" w:cs="Times New Roman"/>
-              </w:rPr>
-            </w:pPr>
-            <w:r>
-              <w:rPr>
-                <w:rFonts w:hint="eastAsia" w:ascii="Times New Roman" w:hAnsi="Times New Roman" w:eastAsia="方正仿宋_GBK" w:cs="Times New Roman"/>
-              </w:rPr>
-              <w:t xml:space="preserve">对比中期前后成绩变化，动态调整分层；对进步学生公开肯定。</w:t>
-            </w:r>
-          </w:p>
-          <w:p>
-            <w:pPr>
-              <w:spacing w:line="320" w:lineRule="exact"/>
-              <w:rPr>
-                <w:rFonts w:hint="eastAsia" w:ascii="Times New Roman" w:hAnsi="Times New Roman" w:eastAsia="方正仿宋_GBK" w:cs="Times New Roman"/>
-              </w:rPr>
-            </w:pPr>
-            <w:r>
-              <w:rPr>
-                <w:rFonts w:hint="eastAsia" w:ascii="Times New Roman" w:hAnsi="Times New Roman" w:eastAsia="方正仿宋_GBK" w:cs="Times New Roman"/>
-              </w:rPr>
-              <w:t xml:space="preserve">本周更新ABCD角色轮换表与组内贡献记录（个人问责，防搭便车）。</w:t>
+              <w:t>建立正则“模式速查墙”（班级共享文档）；</w:t>
+            </w:r>
+          </w:p>
+          <w:p>
+            <w:pPr>
+              <w:spacing w:line="320" w:lineRule="exact"/>
+              <w:rPr>
+                <w:rFonts w:hint="eastAsia" w:ascii="Times New Roman" w:hAnsi="Times New Roman" w:eastAsia="方正仿宋_GBK" w:cs="Times New Roman"/>
+              </w:rPr>
+            </w:pPr>
+            <w:r>
+              <w:rPr>
+                <w:rFonts w:hint="eastAsia" w:ascii="Times New Roman" w:hAnsi="Times New Roman" w:eastAsia="方正仿宋_GBK" w:cs="Times New Roman"/>
+              </w:rPr>
+              <w:t>对比中期前后成绩变化，动态调整分层；对进步学生公开肯定。</w:t>
+            </w:r>
+          </w:p>
+          <w:p>
+            <w:pPr>
+              <w:spacing w:line="320" w:lineRule="exact"/>
+              <w:rPr>
+                <w:rFonts w:hint="eastAsia" w:ascii="Times New Roman" w:hAnsi="Times New Roman" w:eastAsia="方正仿宋_GBK" w:cs="Times New Roman"/>
+              </w:rPr>
+            </w:pPr>
+            <w:r>
+              <w:rPr>
+                <w:rFonts w:hint="eastAsia" w:ascii="Times New Roman" w:hAnsi="Times New Roman" w:eastAsia="方正仿宋_GBK" w:cs="Times New Roman"/>
+              </w:rPr>
+              <w:t>本周更新ABCD角色轮换表与组内贡献记录（个人问责，防搭便车）。</w:t>
             </w:r>
           </w:p>
         </w:tc>
@@ -22045,7 +22045,7 @@
           <w:color w:val="000000"/>
           <w:sz w:val="28"/>
         </w:rPr>
-        <w:t xml:space="preserve">模块1 数据结构与第三方库应用   任务1.2《文件I/O与JSON/CSV——工业数据文件处理系统》教学方案</w:t>
+        <w:t>模块1 数据结构与第三方库应用   任务1.2《文件I/O与JSON/CSV——工业数据文件处理系统》教学方案</w:t>
       </w:r>
     </w:p>
     <w:tbl>
@@ -22222,7 +22222,7 @@
                 <w:kern w:val="0"/>
                 <w:szCs w:val="20"/>
               </w:rPr>
-              <w:t xml:space="preserve">理实一体</w:t>
+              <w:t>理实一体</w:t>
             </w:r>
           </w:p>
         </w:tc>
@@ -22292,7 +22292,7 @@
                 <w:szCs w:val="20"/>
                 <w:lang w:val="en-US" w:eastAsia="zh-CN"/>
               </w:rPr>
-              <w:t xml:space="preserve">4</w:t>
+              <w:t>4</w:t>
             </w:r>
           </w:p>
         </w:tc>
@@ -22360,7 +22360,7 @@
                 <w:sz w:val="20"/>
                 <w:szCs w:val="20"/>
               </w:rPr>
-              <w:t xml:space="preserve">双创中心302实训室</w:t>
+              <w:t>双创中心302实训室</w:t>
             </w:r>
           </w:p>
         </w:tc>
@@ -22420,7 +22420,7 @@
                 <w:kern w:val="0"/>
                 <w:szCs w:val="21"/>
               </w:rPr>
-              <w:t xml:space="preserve">1班：第八周星期一下午1-4节</w:t>
+              <w:t>1班：第八周星期一下午1-4节</w:t>
             </w:r>
           </w:p>
         </w:tc>
@@ -22494,7 +22494,7 @@
                 <w:szCs w:val="21"/>
                 <w:lang w:val="en-US" w:eastAsia="zh-CN"/>
               </w:rPr>
-              <w:t xml:space="preserve">重庆两江智造集团 · 精密制造事业部｜中台抽检打回上月数据：缺温度、类型错、还有135℃的'过热'记录。李姐委屈：'原始数据就这样。'——工单1.2：做数据清洗，还车间数据一个清白。</w:t>
+              <w:t>重庆两江智造集团 · 精密制造事业部｜中台抽检打回上月数据：缺温度、类型错、还有135℃的'过热'记录。李姐委屈：'原始数据就这样。'——工单1.2：做数据清洗，还车间数据一个清白。</w:t>
             </w:r>
           </w:p>
         </w:tc>
@@ -22568,47 +22568,47 @@
                 <w:sz w:val="20"/>
                 <w:szCs w:val="20"/>
               </w:rPr>
-              <w:t xml:space="preserve">1.宏观：意愿好能力强A（师傅）占比20%、意愿好能力弱B（组长）占比25%、意愿一般C（操作员）占比40%、无意愿D（学徒）占比15%；</w:t>
-            </w:r>
-          </w:p>
-          <w:p>
-            <w:pPr>
-              <w:spacing w:line="320" w:lineRule="exact"/>
-              <w:rPr>
-                <w:rFonts w:hint="eastAsia" w:ascii="Times New Roman" w:hAnsi="Times New Roman" w:eastAsia="方正仿宋_GBK" w:cs="Times New Roman"/>
-                <w:kern w:val="0"/>
-                <w:sz w:val="20"/>
-                <w:szCs w:val="20"/>
-              </w:rPr>
-            </w:pPr>
-            <w:r>
-              <w:rPr>
-                <w:rFonts w:hint="eastAsia" w:ascii="Times New Roman" w:hAnsi="Times New Roman" w:eastAsia="方正仿宋_GBK" w:cs="Times New Roman"/>
-                <w:kern w:val="0"/>
-                <w:sz w:val="20"/>
-                <w:szCs w:val="20"/>
-              </w:rPr>
-              <w:t xml:space="preserve">2.中观：授课对象为高职专科一年级新生，零编程基础或基础薄弱；已修《计算机文化基础》（计算机系统结构、文件管理、网络概念）；实行A（快速）/B（常规）/C（补强）三层分层教学；</w:t>
-            </w:r>
-          </w:p>
-          <w:p>
-            <w:pPr>
-              <w:spacing w:line="320" w:lineRule="exact"/>
-              <w:rPr>
-                <w:rFonts w:hint="eastAsia" w:ascii="Times New Roman" w:hAnsi="Times New Roman" w:eastAsia="方正仿宋_GBK" w:cs="Times New Roman"/>
-                <w:kern w:val="0"/>
-                <w:sz w:val="20"/>
-                <w:szCs w:val="20"/>
-              </w:rPr>
-            </w:pPr>
-            <w:r>
-              <w:rPr>
-                <w:rFonts w:hint="eastAsia" w:ascii="Times New Roman" w:hAnsi="Times New Roman" w:eastAsia="方正仿宋_GBK" w:cs="Times New Roman"/>
-                <w:kern w:val="0"/>
-                <w:sz w:val="20"/>
-                <w:szCs w:val="20"/>
-              </w:rPr>
-              <w:t xml:space="preserve">3.微观：学生已掌握容器与字符串处理，文件操作首次实现“数据持久化”，成就感强；编码问题（UTF-8/GBK）是高频障碍；数据清洗的业务思维需要从“能读”升级到“读对”。</w:t>
+              <w:t>1.宏观：意愿好能力强A（师傅）占比20%、意愿好能力弱B（组长）占比25%、意愿一般C（操作员）占比40%、无意愿D（学徒）占比15%；</w:t>
+            </w:r>
+          </w:p>
+          <w:p>
+            <w:pPr>
+              <w:spacing w:line="320" w:lineRule="exact"/>
+              <w:rPr>
+                <w:rFonts w:hint="eastAsia" w:ascii="Times New Roman" w:hAnsi="Times New Roman" w:eastAsia="方正仿宋_GBK" w:cs="Times New Roman"/>
+                <w:kern w:val="0"/>
+                <w:sz w:val="20"/>
+                <w:szCs w:val="20"/>
+              </w:rPr>
+            </w:pPr>
+            <w:r>
+              <w:rPr>
+                <w:rFonts w:hint="eastAsia" w:ascii="Times New Roman" w:hAnsi="Times New Roman" w:eastAsia="方正仿宋_GBK" w:cs="Times New Roman"/>
+                <w:kern w:val="0"/>
+                <w:sz w:val="20"/>
+                <w:szCs w:val="20"/>
+              </w:rPr>
+              <w:t>2.中观：授课对象为高职专科一年级新生，零编程基础或基础薄弱；已修《计算机文化基础》（计算机系统结构、文件管理、网络概念）；实行A（快速）/B（常规）/C（补强）三层分层教学；</w:t>
+            </w:r>
+          </w:p>
+          <w:p>
+            <w:pPr>
+              <w:spacing w:line="320" w:lineRule="exact"/>
+              <w:rPr>
+                <w:rFonts w:hint="eastAsia" w:ascii="Times New Roman" w:hAnsi="Times New Roman" w:eastAsia="方正仿宋_GBK" w:cs="Times New Roman"/>
+                <w:kern w:val="0"/>
+                <w:sz w:val="20"/>
+                <w:szCs w:val="20"/>
+              </w:rPr>
+            </w:pPr>
+            <w:r>
+              <w:rPr>
+                <w:rFonts w:hint="eastAsia" w:ascii="Times New Roman" w:hAnsi="Times New Roman" w:eastAsia="方正仿宋_GBK" w:cs="Times New Roman"/>
+                <w:kern w:val="0"/>
+                <w:sz w:val="20"/>
+                <w:szCs w:val="20"/>
+              </w:rPr>
+              <w:t>3.微观：学生已掌握容器与字符串处理，文件操作首次实现“数据持久化”，成就感强；编码问题（UTF-8/GBK）是高频障碍；数据清洗的业务思维需要从“能读”升级到“读对”。</w:t>
             </w:r>
           </w:p>
         </w:tc>
@@ -22680,43 +22680,43 @@
                 <w:kern w:val="0"/>
                 <w:szCs w:val="20"/>
               </w:rPr>
-              <w:t xml:space="preserve">（1）with open的规范文件读写；</w:t>
-            </w:r>
-          </w:p>
-          <w:p>
-            <w:pPr>
-              <w:spacing w:line="320" w:lineRule="exact"/>
-              <w:rPr>
-                <w:rFonts w:hint="eastAsia" w:ascii="Times New Roman" w:hAnsi="Times New Roman" w:eastAsia="方正仿宋_GBK" w:cs="Times New Roman"/>
-                <w:kern w:val="0"/>
-                <w:szCs w:val="20"/>
-              </w:rPr>
-            </w:pPr>
-            <w:r>
-              <w:rPr>
-                <w:rFonts w:hint="eastAsia" w:ascii="Times New Roman" w:hAnsi="Times New Roman" w:eastAsia="方正仿宋_GBK" w:cs="Times New Roman"/>
-                <w:kern w:val="0"/>
-                <w:szCs w:val="20"/>
-              </w:rPr>
-              <w:t xml:space="preserve">（2）JSON与CSV格式的解析与生成；</w:t>
-            </w:r>
-          </w:p>
-          <w:p>
-            <w:pPr>
-              <w:spacing w:line="320" w:lineRule="exact"/>
-              <w:rPr>
-                <w:rFonts w:hint="eastAsia" w:ascii="Times New Roman" w:hAnsi="Times New Roman" w:eastAsia="方正仿宋_GBK" w:cs="Times New Roman"/>
-                <w:kern w:val="0"/>
-                <w:szCs w:val="20"/>
-              </w:rPr>
-            </w:pPr>
-            <w:r>
-              <w:rPr>
-                <w:rFonts w:hint="eastAsia" w:ascii="Times New Roman" w:hAnsi="Times New Roman" w:eastAsia="方正仿宋_GBK" w:cs="Times New Roman"/>
-                <w:kern w:val="0"/>
-                <w:szCs w:val="20"/>
-              </w:rPr>
-              <w:t xml:space="preserve">（3）数据验证三维度：缺失、类型、范围。</w:t>
+              <w:t>（1）with open的规范文件读写；</w:t>
+            </w:r>
+          </w:p>
+          <w:p>
+            <w:pPr>
+              <w:spacing w:line="320" w:lineRule="exact"/>
+              <w:rPr>
+                <w:rFonts w:hint="eastAsia" w:ascii="Times New Roman" w:hAnsi="Times New Roman" w:eastAsia="方正仿宋_GBK" w:cs="Times New Roman"/>
+                <w:kern w:val="0"/>
+                <w:szCs w:val="20"/>
+              </w:rPr>
+            </w:pPr>
+            <w:r>
+              <w:rPr>
+                <w:rFonts w:hint="eastAsia" w:ascii="Times New Roman" w:hAnsi="Times New Roman" w:eastAsia="方正仿宋_GBK" w:cs="Times New Roman"/>
+                <w:kern w:val="0"/>
+                <w:szCs w:val="20"/>
+              </w:rPr>
+              <w:t>（2）JSON与CSV格式的解析与生成；</w:t>
+            </w:r>
+          </w:p>
+          <w:p>
+            <w:pPr>
+              <w:spacing w:line="320" w:lineRule="exact"/>
+              <w:rPr>
+                <w:rFonts w:hint="eastAsia" w:ascii="Times New Roman" w:hAnsi="Times New Roman" w:eastAsia="方正仿宋_GBK" w:cs="Times New Roman"/>
+                <w:kern w:val="0"/>
+                <w:szCs w:val="20"/>
+              </w:rPr>
+            </w:pPr>
+            <w:r>
+              <w:rPr>
+                <w:rFonts w:hint="eastAsia" w:ascii="Times New Roman" w:hAnsi="Times New Roman" w:eastAsia="方正仿宋_GBK" w:cs="Times New Roman"/>
+                <w:kern w:val="0"/>
+                <w:szCs w:val="20"/>
+              </w:rPr>
+              <w:t>（3）数据验证三维度：缺失、类型、范围。</w:t>
             </w:r>
           </w:p>
         </w:tc>
@@ -22788,43 +22788,43 @@
                 <w:kern w:val="0"/>
                 <w:szCs w:val="20"/>
               </w:rPr>
-              <w:t xml:space="preserve">（1）JSON嵌套结构的层级访问；</w:t>
-            </w:r>
-          </w:p>
-          <w:p>
-            <w:pPr>
-              <w:spacing w:line="320" w:lineRule="exact"/>
-              <w:rPr>
-                <w:rFonts w:hint="eastAsia" w:ascii="Times New Roman" w:hAnsi="Times New Roman" w:eastAsia="方正仿宋_GBK" w:cs="Times New Roman"/>
-                <w:kern w:val="0"/>
-                <w:szCs w:val="20"/>
-              </w:rPr>
-            </w:pPr>
-            <w:r>
-              <w:rPr>
-                <w:rFonts w:hint="eastAsia" w:ascii="Times New Roman" w:hAnsi="Times New Roman" w:eastAsia="方正仿宋_GBK" w:cs="Times New Roman"/>
-                <w:kern w:val="0"/>
-                <w:szCs w:val="20"/>
-              </w:rPr>
-              <w:t xml:space="preserve">（2）编码问题的识别与解决；</w:t>
-            </w:r>
-          </w:p>
-          <w:p>
-            <w:pPr>
-              <w:spacing w:line="320" w:lineRule="exact"/>
-              <w:rPr>
-                <w:rFonts w:hint="eastAsia" w:ascii="Times New Roman" w:hAnsi="Times New Roman" w:eastAsia="方正仿宋_GBK" w:cs="Times New Roman"/>
-                <w:kern w:val="0"/>
-                <w:szCs w:val="20"/>
-              </w:rPr>
-            </w:pPr>
-            <w:r>
-              <w:rPr>
-                <w:rFonts w:hint="eastAsia" w:ascii="Times New Roman" w:hAnsi="Times New Roman" w:eastAsia="方正仿宋_GBK" w:cs="Times New Roman"/>
-                <w:kern w:val="0"/>
-                <w:szCs w:val="20"/>
-              </w:rPr>
-              <w:t xml:space="preserve">（3）脏数据行的容错处理策略。</w:t>
+              <w:t>（1）JSON嵌套结构的层级访问；</w:t>
+            </w:r>
+          </w:p>
+          <w:p>
+            <w:pPr>
+              <w:spacing w:line="320" w:lineRule="exact"/>
+              <w:rPr>
+                <w:rFonts w:hint="eastAsia" w:ascii="Times New Roman" w:hAnsi="Times New Roman" w:eastAsia="方正仿宋_GBK" w:cs="Times New Roman"/>
+                <w:kern w:val="0"/>
+                <w:szCs w:val="20"/>
+              </w:rPr>
+            </w:pPr>
+            <w:r>
+              <w:rPr>
+                <w:rFonts w:hint="eastAsia" w:ascii="Times New Roman" w:hAnsi="Times New Roman" w:eastAsia="方正仿宋_GBK" w:cs="Times New Roman"/>
+                <w:kern w:val="0"/>
+                <w:szCs w:val="20"/>
+              </w:rPr>
+              <w:t>（2）编码问题的识别与解决；</w:t>
+            </w:r>
+          </w:p>
+          <w:p>
+            <w:pPr>
+              <w:spacing w:line="320" w:lineRule="exact"/>
+              <w:rPr>
+                <w:rFonts w:hint="eastAsia" w:ascii="Times New Roman" w:hAnsi="Times New Roman" w:eastAsia="方正仿宋_GBK" w:cs="Times New Roman"/>
+                <w:kern w:val="0"/>
+                <w:szCs w:val="20"/>
+              </w:rPr>
+            </w:pPr>
+            <w:r>
+              <w:rPr>
+                <w:rFonts w:hint="eastAsia" w:ascii="Times New Roman" w:hAnsi="Times New Roman" w:eastAsia="方正仿宋_GBK" w:cs="Times New Roman"/>
+                <w:kern w:val="0"/>
+                <w:szCs w:val="20"/>
+              </w:rPr>
+              <w:t>（3）脏数据行的容错处理策略。</w:t>
             </w:r>
           </w:p>
         </w:tc>
@@ -22946,7 +22946,7 @@
                 <w:kern w:val="0"/>
                 <w:szCs w:val="20"/>
               </w:rPr>
-              <w:t xml:space="preserve">1.教学资料：含脏数据的CSV/JSON样例（缺失/类型错/越界）、编码错误案例集、数据体检检查单、工单1.2任务书与评价量表；</w:t>
+              <w:t>1.教学资料：含脏数据的CSV/JSON样例（缺失/类型错/越界）、编码错误案例集、数据体检检查单、工单1.2任务书与评价量表；</w:t>
             </w:r>
             <w:bookmarkEnd w:id="2"/>
             <w:bookmarkEnd w:id="3"/>
@@ -22972,7 +22972,7 @@
                 <w:kern w:val="0"/>
                 <w:szCs w:val="20"/>
               </w:rPr>
-              <w:t xml:space="preserve">2.设备环境：双创中心302实训室，Python 3.8+、PyCharm CE；</w:t>
+              <w:t>2.设备环境：双创中心302实训室，Python 3.8+、PyCharm CE；</w:t>
             </w:r>
             <w:bookmarkEnd w:id="2"/>
             <w:bookmarkEnd w:id="3"/>
@@ -22998,7 +22998,7 @@
                 <w:kern w:val="0"/>
                 <w:szCs w:val="20"/>
               </w:rPr>
-              <w:t xml:space="preserve">3.教学平台：课程在线平台（文件操作微课、数据集下载）。</w:t>
+              <w:t>3.教学平台：课程在线平台（文件操作微课、数据集下载）。</w:t>
             </w:r>
             <w:bookmarkEnd w:id="2"/>
             <w:bookmarkEnd w:id="3"/>
@@ -23063,7 +23063,7 @@
                 <w:kern w:val="0"/>
                 <w:szCs w:val="20"/>
               </w:rPr>
-              <w:t xml:space="preserve">课前：教师/师傅(A)/组长(B)——发布工单与线上导学单（微课3-5分钟+预习自测）、准备实训环境与数据资料（离线依赖包）；学生按ABCD分层完成预习（第7周起对应六步法“资讯·计划”环节）；</w:t>
+              <w:t>课前：教师/师傅(A)/组长(B)——发布工单与线上导学单（微课3-5分钟+预习自测）、准备实训环境与数据资料（离线依赖包）；学生按ABCD分层完成预习（第7周起对应六步法“资讯·计划”环节）；</w:t>
             </w:r>
           </w:p>
           <w:p>
@@ -23082,7 +23082,7 @@
                 <w:kern w:val="0"/>
                 <w:szCs w:val="20"/>
               </w:rPr>
-              <w:t xml:space="preserve">课中双轨：第1–6周（模块0）采用四步法“讲解—示范—模仿—练习”（每课时40分钟：讲10分钟原理→演10分钟实时代码→模仿与练习20分钟，六步之“资讯·计划·实施”内嵌）；第7–12周（模块1与综合项目）过渡到完整六步法——课堂按“决策（备选方案对比）→实施（两轮）→检查（自检—互检—师查三层质检）→评价（量表）”组织；A类学生示范讲解（费曼学习法：以教代学）；</w:t>
+              <w:t>课中双轨：第1–6周（模块0）采用四步法“讲解—示范—模仿—练习”（每课时40分钟：讲10分钟原理→演10分钟实时代码→模仿与练习20分钟，六步之“资讯·计划·实施”内嵌）；第7–12周（模块1与综合项目）过渡到完整六步法——课堂按“决策（备选方案对比）→实施（两轮）→检查（自检—互检—师查三层质检）→评价（量表）”组织；A类学生示范讲解（费曼学习法：以教代学）；</w:t>
             </w:r>
           </w:p>
           <w:p>
@@ -23101,7 +23101,7 @@
                 <w:kern w:val="0"/>
                 <w:szCs w:val="20"/>
               </w:rPr>
-              <w:t xml:space="preserve">课后：工单24小时内反馈成绩与改进建议；C/D层完成补强任务，A/B层完成拓展任务；每周2次课后答疑；更新ABCD角色轮换与组内贡献记录。</w:t>
+              <w:t>课后：工单24小时内反馈成绩与改进建议；C/D层完成补强任务，A/B层完成拓展任务；每周2次课后答疑；更新ABCD角色轮换与组内贡献记录。</w:t>
             </w:r>
           </w:p>
         </w:tc>
@@ -23164,7 +23164,7 @@
                 <w:sz w:val="20"/>
                 <w:szCs w:val="20"/>
               </w:rPr>
-              <w:t xml:space="preserve">（1）档案柜类比文件操作（打开-存取-关闭），突出with自动关闭；</w:t>
+              <w:t>（1）档案柜类比文件操作（打开-存取-关闭），突出with自动关闭；</w:t>
             </w:r>
           </w:p>
           <w:p>
@@ -23185,7 +23185,7 @@
                 <w:sz w:val="20"/>
                 <w:szCs w:val="20"/>
               </w:rPr>
-              <w:t xml:space="preserve">（2）“数据找茬”游戏：在脏数据样例中发现并处理问题行；</w:t>
+              <w:t>（2）“数据找茬”游戏：在脏数据样例中发现并处理问题行；</w:t>
             </w:r>
           </w:p>
           <w:p>
@@ -23206,7 +23206,7 @@
                 <w:sz w:val="20"/>
                 <w:szCs w:val="20"/>
               </w:rPr>
-              <w:t xml:space="preserve">（3）编码统一UTF-8规范+错误案例现场修复演示。</w:t>
+              <w:t>（3）编码统一UTF-8规范+错误案例现场修复演示。</w:t>
             </w:r>
           </w:p>
         </w:tc>
@@ -23268,7 +23268,7 @@
                 <w:szCs w:val="21"/>
                 <w:lang w:val="en-US" w:eastAsia="zh-CN"/>
               </w:rPr>
-              <w:t xml:space="preserve">（1）对C层提供逐行解析骨架代码；</w:t>
+              <w:t>（1）对C层提供逐行解析骨架代码；</w:t>
             </w:r>
           </w:p>
           <w:p>
@@ -23288,7 +23288,7 @@
                 <w:szCs w:val="21"/>
                 <w:lang w:val="en-US" w:eastAsia="zh-CN"/>
               </w:rPr>
-              <w:t xml:space="preserve">（2）嵌套JSON用“路径表达式”训练（data[“device”][“temp”]）；</w:t>
+              <w:t>（2）嵌套JSON用“路径表达式”训练（data[“device”][“temp”]）；</w:t>
             </w:r>
           </w:p>
           <w:p>
@@ -23308,7 +23308,7 @@
                 <w:szCs w:val="21"/>
                 <w:lang w:val="en-US" w:eastAsia="zh-CN"/>
               </w:rPr>
-              <w:t xml:space="preserve">（3）错误行处理采用“跳过+记录”策略模板，兼顾流程与可追溯。</w:t>
+              <w:t>（3）错误行处理采用“跳过+记录”策略模板，兼顾流程与可追溯。</w:t>
             </w:r>
           </w:p>
         </w:tc>
@@ -23578,7 +23578,7 @@
                 <w:szCs w:val="20"/>
                 <w:lang w:val="en-US" w:eastAsia="zh-CN"/>
               </w:rPr>
-              <w:t xml:space="preserve">发布任务书/工单与评价标准；准备演示代码、数据集与实训环境；检查学生机环境与网络。</w:t>
+              <w:t>发布任务书/工单与评价标准；准备演示代码、数据集与实训环境；检查学生机环境与网络。</w:t>
             </w:r>
           </w:p>
         </w:tc>
@@ -23612,7 +23612,7 @@
                 <w:szCs w:val="20"/>
                 <w:lang w:val="en-US" w:eastAsia="zh-CN"/>
               </w:rPr>
-              <w:t xml:space="preserve">A/B类完成微课预习与环境自检；C/D类观看演示视频并记录疑问；A类尝试预习任务并准备示范要点。</w:t>
+              <w:t>A/B类完成微课预习与环境自检；C/D类观看演示视频并记录疑问；A类尝试预习任务并准备示范要点。</w:t>
             </w:r>
           </w:p>
         </w:tc>
@@ -23644,7 +23644,7 @@
                 <w:sz w:val="20"/>
                 <w:szCs w:val="20"/>
               </w:rPr>
-              <w:t xml:space="preserve">完成预习与资源到位</w:t>
+              <w:t>完成预习与资源到位</w:t>
             </w:r>
           </w:p>
         </w:tc>
@@ -23742,7 +23742,7 @@
                 <w:szCs w:val="20"/>
                 <w:lang w:val="en-US" w:eastAsia="zh-CN"/>
               </w:rPr>
-              <w:t xml:space="preserve">情境导入（企业真实场景/视频/问题驱动）；明确本任务产出与检查点；提示编码规范要求。</w:t>
+              <w:t>情境导入（企业真实场景/视频/问题驱动）；明确本任务产出与检查点；提示编码规范要求。</w:t>
             </w:r>
           </w:p>
         </w:tc>
@@ -23776,7 +23776,7 @@
                 <w:szCs w:val="20"/>
                 <w:lang w:val="en-US" w:eastAsia="zh-CN"/>
               </w:rPr>
-              <w:t xml:space="preserve">围绕任务书进行要点提取；小组讨论“交付标准+风险点”。</w:t>
+              <w:t>围绕任务书进行要点提取；小组讨论“交付标准+风险点”。</w:t>
             </w:r>
           </w:p>
         </w:tc>
@@ -23810,7 +23810,7 @@
                 <w:szCs w:val="20"/>
                 <w:lang w:val="en-US" w:eastAsia="zh-CN"/>
               </w:rPr>
-              <w:t xml:space="preserve">建立任务目标与工程代入感</w:t>
+              <w:t>建立任务目标与工程代入感</w:t>
             </w:r>
           </w:p>
         </w:tc>
@@ -23835,7 +23835,7 @@
                 <w:kern w:val="0"/>
                 <w:szCs w:val="20"/>
               </w:rPr>
-              <w:t xml:space="preserve">15min</w:t>
+              <w:t>15min</w:t>
             </w:r>
           </w:p>
         </w:tc>
@@ -23930,7 +23930,7 @@
                 <w:szCs w:val="20"/>
                 <w:lang w:val="en-US" w:eastAsia="zh-CN"/>
               </w:rPr>
-              <w:t xml:space="preserve">精讲演示with open与csv/json模块；演示脏数据发现与处理过程；现场评判操作质量；引导A操作、B操作、C记录、D观摩。</w:t>
+              <w:t>精讲演示with open与csv/json模块；演示脏数据发现与处理过程；现场评判操作质量；引导A操作、B操作、C记录、D观摩。</w:t>
             </w:r>
           </w:p>
         </w:tc>
@@ -23964,7 +23964,7 @@
                 <w:szCs w:val="20"/>
                 <w:lang w:val="en-US" w:eastAsia="zh-CN"/>
               </w:rPr>
-              <w:t xml:space="preserve">A类学生完成CSV+JSON双格式清洗并输出质量报告；B类学生完成CSV读取+验证清洗；C类完成文本文件读写练习；D类观摩并记录验证规则。</w:t>
+              <w:t>A类学生完成CSV+JSON双格式清洗并输出质量报告；B类学生完成CSV读取+验证清洗；C类完成文本文件读写练习；D类观摩并记录验证规则。</w:t>
             </w:r>
           </w:p>
         </w:tc>
@@ -23990,7 +23990,7 @@
                 <w:kern w:val="0"/>
                 <w:szCs w:val="20"/>
               </w:rPr>
-              <w:t xml:space="preserve">掌握文件读写与数据验证方法；</w:t>
+              <w:t>掌握文件读写与数据验证方法；</w:t>
             </w:r>
           </w:p>
           <w:p>
@@ -24009,7 +24009,7 @@
                 <w:kern w:val="0"/>
                 <w:szCs w:val="20"/>
               </w:rPr>
-              <w:t xml:space="preserve">形成数据清洗样例与关键注意点。</w:t>
+              <w:t>形成数据清洗样例与关键注意点。</w:t>
             </w:r>
           </w:p>
         </w:tc>
@@ -24036,7 +24036,7 @@
                 <w:szCs w:val="20"/>
                 <w:lang w:val="en-US" w:eastAsia="zh-CN"/>
               </w:rPr>
-              <w:t xml:space="preserve">55min</w:t>
+              <w:t>55min</w:t>
             </w:r>
           </w:p>
         </w:tc>
@@ -24092,7 +24092,7 @@
                 <w:kern w:val="0"/>
                 <w:szCs w:val="20"/>
               </w:rPr>
-              <w:t xml:space="preserve">1.A类汇报操作成果与问题。2.点评关键点：语法正确性、逻辑严密性、代码规范、协作效率。</w:t>
+              <w:t>1.A类汇报操作成果与问题。2.点评关键点：语法正确性、逻辑严密性、代码规范、协作效率。</w:t>
             </w:r>
           </w:p>
         </w:tc>
@@ -24118,7 +24118,7 @@
                 <w:kern w:val="0"/>
                 <w:szCs w:val="20"/>
               </w:rPr>
-              <w:t xml:space="preserve">复盘：A类总结难点转化为给B/C/D类的“避坑指南”。</w:t>
+              <w:t>复盘：A类总结难点转化为给B/C/D类的“避坑指南”。</w:t>
             </w:r>
           </w:p>
         </w:tc>
@@ -24144,7 +24144,7 @@
                 <w:kern w:val="0"/>
                 <w:szCs w:val="20"/>
               </w:rPr>
-              <w:t xml:space="preserve">形成可迁移经验与统一规范。沉淀可复用方法，促进反思与表达。</w:t>
+              <w:t>形成可迁移经验与统一规范。沉淀可复用方法，促进反思与表达。</w:t>
             </w:r>
           </w:p>
         </w:tc>
@@ -24170,7 +24170,7 @@
                 <w:szCs w:val="20"/>
                 <w:lang w:val="en-US" w:eastAsia="zh-CN"/>
               </w:rPr>
-              <w:t xml:space="preserve">10min</w:t>
+              <w:t>10min</w:t>
             </w:r>
           </w:p>
         </w:tc>
@@ -24257,7 +24257,7 @@
                 <w:kern w:val="0"/>
                 <w:szCs w:val="20"/>
               </w:rPr>
-              <w:t xml:space="preserve">任务检查：检查B/C/D学生处理结果；回顾编码与验证要点；监督/评判；巡回指导排错。</w:t>
+              <w:t>任务检查：检查B/C/D学生处理结果；回顾编码与验证要点；监督/评判；巡回指导排错。</w:t>
             </w:r>
           </w:p>
         </w:tc>
@@ -24284,7 +24284,7 @@
                 <w:kern w:val="0"/>
                 <w:szCs w:val="20"/>
               </w:rPr>
-              <w:t xml:space="preserve">B类学生完成工单1.2《工业数据文件处理系统》（≥2种格式+多维验证+标准化输出）；C/D类完成基础版；A类学生实现异常数据统计与清洗日志。</w:t>
+              <w:t>B类学生完成工单1.2《工业数据文件处理系统》（≥2种格式+多维验证+标准化输出）；C/D类完成基础版；A类学生实现异常数据统计与清洗日志。</w:t>
             </w:r>
           </w:p>
         </w:tc>
@@ -24310,7 +24310,7 @@
                 <w:kern w:val="0"/>
                 <w:szCs w:val="20"/>
               </w:rPr>
-              <w:t xml:space="preserve">完成工单1.2并达标（优秀：验证多维度+输出清晰+规范率≥90%）。</w:t>
+              <w:t>完成工单1.2并达标（优秀：验证多维度+输出清晰+规范率≥90%）。</w:t>
             </w:r>
           </w:p>
         </w:tc>
@@ -24336,7 +24336,7 @@
                 <w:szCs w:val="20"/>
                 <w:lang w:val="en-US" w:eastAsia="zh-CN"/>
               </w:rPr>
-              <w:t xml:space="preserve">65min</w:t>
+              <w:t>65min</w:t>
             </w:r>
           </w:p>
         </w:tc>
@@ -24392,7 +24392,7 @@
                 <w:kern w:val="0"/>
                 <w:szCs w:val="20"/>
               </w:rPr>
-              <w:t xml:space="preserve">1.各小组汇报工单成果与问题；2.点评关键点：功能完成度、代码规范率、创新点；3.布置课后任务与下次课预习。</w:t>
+              <w:t>1.各小组汇报工单成果与问题；2.点评关键点：功能完成度、代码规范率、创新点；3.布置课后任务与下次课预习。</w:t>
             </w:r>
           </w:p>
         </w:tc>
@@ -24418,7 +24418,7 @@
                 <w:kern w:val="0"/>
                 <w:szCs w:val="20"/>
               </w:rPr>
-              <w:t xml:space="preserve">小组代表汇报成果与问题；完成互评与个人反思；提交工单与过程记录。</w:t>
+              <w:t>小组代表汇报成果与问题；完成互评与个人反思；提交工单与过程记录。</w:t>
             </w:r>
           </w:p>
         </w:tc>
@@ -24444,7 +24444,7 @@
                 <w:kern w:val="0"/>
                 <w:szCs w:val="20"/>
               </w:rPr>
-              <w:t xml:space="preserve">训练决策能力与团队协作。培养总结反思能力与持续改进意识；通过汇报提升表达与逻辑思维能力。</w:t>
+              <w:t>训练决策能力与团队协作。培养总结反思能力与持续改进意识；通过汇报提升表达与逻辑思维能力。</w:t>
             </w:r>
           </w:p>
         </w:tc>
@@ -24469,7 +24469,7 @@
                 <w:szCs w:val="20"/>
                 <w:lang w:val="en-US" w:eastAsia="zh-CN"/>
               </w:rPr>
-              <w:t xml:space="preserve">15min</w:t>
+              <w:t>15min</w:t>
             </w:r>
           </w:p>
         </w:tc>
@@ -24697,7 +24697,7 @@
                 <w:kern w:val="0"/>
                 <w:szCs w:val="20"/>
               </w:rPr>
-              <w:t xml:space="preserve">推送提升任务（技能竞赛/分层补强/拓展案例）；收集数据用于诊改。</w:t>
+              <w:t>推送提升任务（技能竞赛/分层补强/拓展案例）；收集数据用于诊改。</w:t>
             </w:r>
           </w:p>
         </w:tc>
@@ -24724,7 +24724,7 @@
                 <w:szCs w:val="20"/>
                 <w:lang w:val="en-US" w:eastAsia="zh-CN"/>
               </w:rPr>
-              <w:t xml:space="preserve">C/D类完成文件读写专项练习；A/B类编写自动“数据体检”脚本（输出缺失/类型/范围统计）；整理笔记。</w:t>
+              <w:t>C/D类完成文件读写专项练习；A/B类编写自动“数据体检”脚本（输出缺失/类型/范围统计）；整理笔记。</w:t>
             </w:r>
           </w:p>
         </w:tc>
@@ -24750,7 +24750,7 @@
                 <w:kern w:val="0"/>
                 <w:szCs w:val="20"/>
               </w:rPr>
-              <w:t xml:space="preserve">巩固迁移与持续改进</w:t>
+              <w:t>巩固迁移与持续改进</w:t>
             </w:r>
           </w:p>
         </w:tc>
@@ -24779,7 +24779,7 @@
                 <w:szCs w:val="20"/>
                 <w:lang w:val="en-US" w:eastAsia="zh-CN"/>
               </w:rPr>
-              <w:t xml:space="preserve">课后</w:t>
+              <w:t>课后</w:t>
             </w:r>
           </w:p>
         </w:tc>
@@ -24885,25 +24885,25 @@
                 <w:kern w:val="0"/>
                 <w:szCs w:val="20"/>
               </w:rPr>
-              <w:t xml:space="preserve">从读写正确性、验证完整性、输出规范性、协作表现四个维度记录过程性数据；</w:t>
-            </w:r>
-          </w:p>
-          <w:p>
-            <w:pPr>
-              <w:spacing w:line="320" w:lineRule="exact"/>
-              <w:rPr>
-                <w:rFonts w:hint="eastAsia" w:ascii="Times New Roman" w:hAnsi="Times New Roman" w:eastAsia="方正仿宋_GBK" w:cs="Times New Roman"/>
-                <w:kern w:val="0"/>
-                <w:szCs w:val="20"/>
-              </w:rPr>
-            </w:pPr>
-            <w:r>
-              <w:rPr>
-                <w:rFonts w:hint="eastAsia" w:ascii="Times New Roman" w:hAnsi="Times New Roman" w:eastAsia="方正仿宋_GBK" w:cs="Times New Roman"/>
-                <w:kern w:val="0"/>
-                <w:szCs w:val="20"/>
-              </w:rPr>
-              <w:t xml:space="preserve">统计编码错误与路径错误发生率，评估文件操作熟练度。</w:t>
+              <w:t>从读写正确性、验证完整性、输出规范性、协作表现四个维度记录过程性数据；</w:t>
+            </w:r>
+          </w:p>
+          <w:p>
+            <w:pPr>
+              <w:spacing w:line="320" w:lineRule="exact"/>
+              <w:rPr>
+                <w:rFonts w:hint="eastAsia" w:ascii="Times New Roman" w:hAnsi="Times New Roman" w:eastAsia="方正仿宋_GBK" w:cs="Times New Roman"/>
+                <w:kern w:val="0"/>
+                <w:szCs w:val="20"/>
+              </w:rPr>
+            </w:pPr>
+            <w:r>
+              <w:rPr>
+                <w:rFonts w:hint="eastAsia" w:ascii="Times New Roman" w:hAnsi="Times New Roman" w:eastAsia="方正仿宋_GBK" w:cs="Times New Roman"/>
+                <w:kern w:val="0"/>
+                <w:szCs w:val="20"/>
+              </w:rPr>
+              <w:t>统计编码错误与路径错误发生率，评估文件操作熟练度。</w:t>
             </w:r>
           </w:p>
         </w:tc>
@@ -24959,35 +24959,35 @@
               <w:rPr>
                 <w:rFonts w:hint="eastAsia" w:ascii="Times New Roman" w:hAnsi="Times New Roman" w:eastAsia="方正仿宋_GBK" w:cs="Times New Roman"/>
               </w:rPr>
-              <w:t xml:space="preserve">建立“文件操作三查”规范（路径、编码、关闭）；</w:t>
-            </w:r>
-          </w:p>
-          <w:p>
-            <w:pPr>
-              <w:spacing w:line="320" w:lineRule="exact"/>
-              <w:rPr>
-                <w:rFonts w:hint="eastAsia" w:ascii="Times New Roman" w:hAnsi="Times New Roman" w:eastAsia="方正仿宋_GBK" w:cs="Times New Roman"/>
-              </w:rPr>
-            </w:pPr>
-            <w:r>
-              <w:rPr>
-                <w:rFonts w:hint="eastAsia" w:ascii="Times New Roman" w:hAnsi="Times New Roman" w:eastAsia="方正仿宋_GBK" w:cs="Times New Roman"/>
-              </w:rPr>
-              <w:t xml:space="preserve">优秀体检脚本纳入班级工具箱；对JSON嵌套理解薄弱学生安排课后过关。</w:t>
-            </w:r>
-          </w:p>
-          <w:p>
-            <w:pPr>
-              <w:spacing w:line="320" w:lineRule="exact"/>
-              <w:rPr>
-                <w:rFonts w:hint="eastAsia" w:ascii="Times New Roman" w:hAnsi="Times New Roman" w:eastAsia="方正仿宋_GBK" w:cs="Times New Roman"/>
-              </w:rPr>
-            </w:pPr>
-            <w:r>
-              <w:rPr>
-                <w:rFonts w:hint="eastAsia" w:ascii="Times New Roman" w:hAnsi="Times New Roman" w:eastAsia="方正仿宋_GBK" w:cs="Times New Roman"/>
-              </w:rPr>
-              <w:t xml:space="preserve">本周更新ABCD角色轮换表与组内贡献记录（个人问责，防搭便车）。</w:t>
+              <w:t>建立“文件操作三查”规范（路径、编码、关闭）；</w:t>
+            </w:r>
+          </w:p>
+          <w:p>
+            <w:pPr>
+              <w:spacing w:line="320" w:lineRule="exact"/>
+              <w:rPr>
+                <w:rFonts w:hint="eastAsia" w:ascii="Times New Roman" w:hAnsi="Times New Roman" w:eastAsia="方正仿宋_GBK" w:cs="Times New Roman"/>
+              </w:rPr>
+            </w:pPr>
+            <w:r>
+              <w:rPr>
+                <w:rFonts w:hint="eastAsia" w:ascii="Times New Roman" w:hAnsi="Times New Roman" w:eastAsia="方正仿宋_GBK" w:cs="Times New Roman"/>
+              </w:rPr>
+              <w:t>优秀体检脚本纳入班级工具箱；对JSON嵌套理解薄弱学生安排课后过关。</w:t>
+            </w:r>
+          </w:p>
+          <w:p>
+            <w:pPr>
+              <w:spacing w:line="320" w:lineRule="exact"/>
+              <w:rPr>
+                <w:rFonts w:hint="eastAsia" w:ascii="Times New Roman" w:hAnsi="Times New Roman" w:eastAsia="方正仿宋_GBK" w:cs="Times New Roman"/>
+              </w:rPr>
+            </w:pPr>
+            <w:r>
+              <w:rPr>
+                <w:rFonts w:hint="eastAsia" w:ascii="Times New Roman" w:hAnsi="Times New Roman" w:eastAsia="方正仿宋_GBK" w:cs="Times New Roman"/>
+              </w:rPr>
+              <w:t>本周更新ABCD角色轮换表与组内贡献记录（个人问责，防搭便车）。</w:t>
             </w:r>
           </w:p>
         </w:tc>
@@ -25089,7 +25089,7 @@
           <w:color w:val="000000"/>
           <w:sz w:val="28"/>
         </w:rPr>
-        <w:t xml:space="preserve">模块1 数据结构与第三方库应用   任务1.3《jieba与wordcloud——工业故障分析报告生成系统》教学方案</w:t>
+        <w:t>模块1 数据结构与第三方库应用   任务1.3《jieba与wordcloud——工业故障分析报告生成系统》教学方案</w:t>
       </w:r>
     </w:p>
     <w:tbl>
@@ -25266,7 +25266,7 @@
                 <w:kern w:val="0"/>
                 <w:szCs w:val="20"/>
               </w:rPr>
-              <w:t xml:space="preserve">理实一体</w:t>
+              <w:t>理实一体</w:t>
             </w:r>
           </w:p>
         </w:tc>
@@ -25336,7 +25336,7 @@
                 <w:szCs w:val="20"/>
                 <w:lang w:val="en-US" w:eastAsia="zh-CN"/>
               </w:rPr>
-              <w:t xml:space="preserve">4</w:t>
+              <w:t>4</w:t>
             </w:r>
           </w:p>
         </w:tc>
@@ -25404,7 +25404,7 @@
                 <w:sz w:val="20"/>
                 <w:szCs w:val="20"/>
               </w:rPr>
-              <w:t xml:space="preserve">双创中心302实训室</w:t>
+              <w:t>双创中心302实训室</w:t>
             </w:r>
           </w:p>
         </w:tc>
@@ -25464,7 +25464,7 @@
                 <w:kern w:val="0"/>
                 <w:szCs w:val="21"/>
               </w:rPr>
-              <w:t xml:space="preserve">1班：第九周星期一下午1-4节</w:t>
+              <w:t>1班：第九周星期一下午1-4节</w:t>
             </w:r>
           </w:p>
         </w:tc>
@@ -25538,7 +25538,7 @@
                 <w:szCs w:val="21"/>
                 <w:lang w:val="en-US" w:eastAsia="zh-CN"/>
               </w:rPr>
-              <w:t xml:space="preserve">重庆两江智造集团 · 精密制造事业部｜月底设备分析会，王主任要'一页纸看清故障规律'。半年的报修单有几百条文字——工单1.3：分词+词云，让文字变成一眼可读的图。</w:t>
+              <w:t>重庆两江智造集团 · 精密制造事业部｜月底设备分析会，王主任要'一页纸看清故障规律'。半年的报修单有几百条文字——工单1.3：分词+词云，让文字变成一眼可读的图。</w:t>
             </w:r>
           </w:p>
         </w:tc>
@@ -25612,47 +25612,47 @@
                 <w:sz w:val="20"/>
                 <w:szCs w:val="20"/>
               </w:rPr>
-              <w:t xml:space="preserve">1.宏观：意愿好能力强A（师傅）占比20%、意愿好能力弱B（组长）占比25%、意愿一般C（操作员）占比40%、无意愿D（学徒）占比15%；</w:t>
-            </w:r>
-          </w:p>
-          <w:p>
-            <w:pPr>
-              <w:spacing w:line="320" w:lineRule="exact"/>
-              <w:rPr>
-                <w:rFonts w:hint="eastAsia" w:ascii="Times New Roman" w:hAnsi="Times New Roman" w:eastAsia="方正仿宋_GBK" w:cs="Times New Roman"/>
-                <w:kern w:val="0"/>
-                <w:sz w:val="20"/>
-                <w:szCs w:val="20"/>
-              </w:rPr>
-            </w:pPr>
-            <w:r>
-              <w:rPr>
-                <w:rFonts w:hint="eastAsia" w:ascii="Times New Roman" w:hAnsi="Times New Roman" w:eastAsia="方正仿宋_GBK" w:cs="Times New Roman"/>
-                <w:kern w:val="0"/>
-                <w:sz w:val="20"/>
-                <w:szCs w:val="20"/>
-              </w:rPr>
-              <w:t xml:space="preserve">2.中观：授课对象为高职专科一年级新生，零编程基础或基础薄弱；已修《计算机文化基础》（计算机系统结构、文件管理、网络概念）；实行A（快速）/B（常规）/C（补强）三层分层教学；</w:t>
-            </w:r>
-          </w:p>
-          <w:p>
-            <w:pPr>
-              <w:spacing w:line="320" w:lineRule="exact"/>
-              <w:rPr>
-                <w:rFonts w:hint="eastAsia" w:ascii="Times New Roman" w:hAnsi="Times New Roman" w:eastAsia="方正仿宋_GBK" w:cs="Times New Roman"/>
-                <w:kern w:val="0"/>
-                <w:sz w:val="20"/>
-                <w:szCs w:val="20"/>
-              </w:rPr>
-            </w:pPr>
-            <w:r>
-              <w:rPr>
-                <w:rFonts w:hint="eastAsia" w:ascii="Times New Roman" w:hAnsi="Times New Roman" w:eastAsia="方正仿宋_GBK" w:cs="Times New Roman"/>
-                <w:kern w:val="0"/>
-                <w:sz w:val="20"/>
-                <w:szCs w:val="20"/>
-              </w:rPr>
-              <w:t xml:space="preserve">3.微观：学生首次使用第三方库，pip安装与import报错是第一道坎；中文分词有生活语感可迁移；对“可视化美学”兴趣浓厚，可借势强化数据洞察训练。</w:t>
+              <w:t>1.宏观：意愿好能力强A（师傅）占比20%、意愿好能力弱B（组长）占比25%、意愿一般C（操作员）占比40%、无意愿D（学徒）占比15%；</w:t>
+            </w:r>
+          </w:p>
+          <w:p>
+            <w:pPr>
+              <w:spacing w:line="320" w:lineRule="exact"/>
+              <w:rPr>
+                <w:rFonts w:hint="eastAsia" w:ascii="Times New Roman" w:hAnsi="Times New Roman" w:eastAsia="方正仿宋_GBK" w:cs="Times New Roman"/>
+                <w:kern w:val="0"/>
+                <w:sz w:val="20"/>
+                <w:szCs w:val="20"/>
+              </w:rPr>
+            </w:pPr>
+            <w:r>
+              <w:rPr>
+                <w:rFonts w:hint="eastAsia" w:ascii="Times New Roman" w:hAnsi="Times New Roman" w:eastAsia="方正仿宋_GBK" w:cs="Times New Roman"/>
+                <w:kern w:val="0"/>
+                <w:sz w:val="20"/>
+                <w:szCs w:val="20"/>
+              </w:rPr>
+              <w:t>2.中观：授课对象为高职专科一年级新生，零编程基础或基础薄弱；已修《计算机文化基础》（计算机系统结构、文件管理、网络概念）；实行A（快速）/B（常规）/C（补强）三层分层教学；</w:t>
+            </w:r>
+          </w:p>
+          <w:p>
+            <w:pPr>
+              <w:spacing w:line="320" w:lineRule="exact"/>
+              <w:rPr>
+                <w:rFonts w:hint="eastAsia" w:ascii="Times New Roman" w:hAnsi="Times New Roman" w:eastAsia="方正仿宋_GBK" w:cs="Times New Roman"/>
+                <w:kern w:val="0"/>
+                <w:sz w:val="20"/>
+                <w:szCs w:val="20"/>
+              </w:rPr>
+            </w:pPr>
+            <w:r>
+              <w:rPr>
+                <w:rFonts w:hint="eastAsia" w:ascii="Times New Roman" w:hAnsi="Times New Roman" w:eastAsia="方正仿宋_GBK" w:cs="Times New Roman"/>
+                <w:kern w:val="0"/>
+                <w:sz w:val="20"/>
+                <w:szCs w:val="20"/>
+              </w:rPr>
+              <w:t>3.微观：学生首次使用第三方库，pip安装与import报错是第一道坎；中文分词有生活语感可迁移；对“可视化美学”兴趣浓厚，可借势强化数据洞察训练。</w:t>
             </w:r>
           </w:p>
         </w:tc>
@@ -25724,43 +25724,43 @@
                 <w:kern w:val="0"/>
                 <w:szCs w:val="20"/>
               </w:rPr>
-              <w:t xml:space="preserve">（1）pip安装第三方库与镜像源配置；</w:t>
-            </w:r>
-          </w:p>
-          <w:p>
-            <w:pPr>
-              <w:spacing w:line="320" w:lineRule="exact"/>
-              <w:rPr>
-                <w:rFonts w:hint="eastAsia" w:ascii="Times New Roman" w:hAnsi="Times New Roman" w:eastAsia="方正仿宋_GBK" w:cs="Times New Roman"/>
-                <w:kern w:val="0"/>
-                <w:szCs w:val="20"/>
-              </w:rPr>
-            </w:pPr>
-            <w:r>
-              <w:rPr>
-                <w:rFonts w:hint="eastAsia" w:ascii="Times New Roman" w:hAnsi="Times New Roman" w:eastAsia="方正仿宋_GBK" w:cs="Times New Roman"/>
-                <w:kern w:val="0"/>
-                <w:szCs w:val="20"/>
-              </w:rPr>
-              <w:t xml:space="preserve">（2）jieba分词三种模式与关键词提取；</w:t>
-            </w:r>
-          </w:p>
-          <w:p>
-            <w:pPr>
-              <w:spacing w:line="320" w:lineRule="exact"/>
-              <w:rPr>
-                <w:rFonts w:hint="eastAsia" w:ascii="Times New Roman" w:hAnsi="Times New Roman" w:eastAsia="方正仿宋_GBK" w:cs="Times New Roman"/>
-                <w:kern w:val="0"/>
-                <w:szCs w:val="20"/>
-              </w:rPr>
-            </w:pPr>
-            <w:r>
-              <w:rPr>
-                <w:rFonts w:hint="eastAsia" w:ascii="Times New Roman" w:hAnsi="Times New Roman" w:eastAsia="方正仿宋_GBK" w:cs="Times New Roman"/>
-                <w:kern w:val="0"/>
-                <w:szCs w:val="20"/>
-              </w:rPr>
-              <w:t xml:space="preserve">（3）wordcloud词云生成与中文配置；matplotlib柱状图。</w:t>
+              <w:t>（1）pip安装第三方库与镜像源配置；</w:t>
+            </w:r>
+          </w:p>
+          <w:p>
+            <w:pPr>
+              <w:spacing w:line="320" w:lineRule="exact"/>
+              <w:rPr>
+                <w:rFonts w:hint="eastAsia" w:ascii="Times New Roman" w:hAnsi="Times New Roman" w:eastAsia="方正仿宋_GBK" w:cs="Times New Roman"/>
+                <w:kern w:val="0"/>
+                <w:szCs w:val="20"/>
+              </w:rPr>
+            </w:pPr>
+            <w:r>
+              <w:rPr>
+                <w:rFonts w:hint="eastAsia" w:ascii="Times New Roman" w:hAnsi="Times New Roman" w:eastAsia="方正仿宋_GBK" w:cs="Times New Roman"/>
+                <w:kern w:val="0"/>
+                <w:szCs w:val="20"/>
+              </w:rPr>
+              <w:t>（2）jieba分词三种模式与关键词提取；</w:t>
+            </w:r>
+          </w:p>
+          <w:p>
+            <w:pPr>
+              <w:spacing w:line="320" w:lineRule="exact"/>
+              <w:rPr>
+                <w:rFonts w:hint="eastAsia" w:ascii="Times New Roman" w:hAnsi="Times New Roman" w:eastAsia="方正仿宋_GBK" w:cs="Times New Roman"/>
+                <w:kern w:val="0"/>
+                <w:szCs w:val="20"/>
+              </w:rPr>
+            </w:pPr>
+            <w:r>
+              <w:rPr>
+                <w:rFonts w:hint="eastAsia" w:ascii="Times New Roman" w:hAnsi="Times New Roman" w:eastAsia="方正仿宋_GBK" w:cs="Times New Roman"/>
+                <w:kern w:val="0"/>
+                <w:szCs w:val="20"/>
+              </w:rPr>
+              <w:t>（3）wordcloud词云生成与中文配置；matplotlib柱状图。</w:t>
             </w:r>
           </w:p>
         </w:tc>
@@ -25832,43 +25832,43 @@
                 <w:kern w:val="0"/>
                 <w:szCs w:val="20"/>
               </w:rPr>
-              <w:t xml:space="preserve">（1）分词效果调优（自定义词典、停用词）；</w:t>
-            </w:r>
-          </w:p>
-          <w:p>
-            <w:pPr>
-              <w:spacing w:line="320" w:lineRule="exact"/>
-              <w:rPr>
-                <w:rFonts w:hint="eastAsia" w:ascii="Times New Roman" w:hAnsi="Times New Roman" w:eastAsia="方正仿宋_GBK" w:cs="Times New Roman"/>
-                <w:kern w:val="0"/>
-                <w:szCs w:val="20"/>
-              </w:rPr>
-            </w:pPr>
-            <w:r>
-              <w:rPr>
-                <w:rFonts w:hint="eastAsia" w:ascii="Times New Roman" w:hAnsi="Times New Roman" w:eastAsia="方正仿宋_GBK" w:cs="Times New Roman"/>
-                <w:kern w:val="0"/>
-                <w:szCs w:val="20"/>
-              </w:rPr>
-              <w:t xml:space="preserve">（2）词云参数与信息量的平衡；</w:t>
-            </w:r>
-          </w:p>
-          <w:p>
-            <w:pPr>
-              <w:spacing w:line="320" w:lineRule="exact"/>
-              <w:rPr>
-                <w:rFonts w:hint="eastAsia" w:ascii="Times New Roman" w:hAnsi="Times New Roman" w:eastAsia="方正仿宋_GBK" w:cs="Times New Roman"/>
-                <w:kern w:val="0"/>
-                <w:szCs w:val="20"/>
-              </w:rPr>
-            </w:pPr>
-            <w:r>
-              <w:rPr>
-                <w:rFonts w:hint="eastAsia" w:ascii="Times New Roman" w:hAnsi="Times New Roman" w:eastAsia="方正仿宋_GBK" w:cs="Times New Roman"/>
-                <w:kern w:val="0"/>
-                <w:szCs w:val="20"/>
-              </w:rPr>
-              <w:t xml:space="preserve">（3）从可视化结果提炼业务结论。</w:t>
+              <w:t>（1）分词效果调优（自定义词典、停用词）；</w:t>
+            </w:r>
+          </w:p>
+          <w:p>
+            <w:pPr>
+              <w:spacing w:line="320" w:lineRule="exact"/>
+              <w:rPr>
+                <w:rFonts w:hint="eastAsia" w:ascii="Times New Roman" w:hAnsi="Times New Roman" w:eastAsia="方正仿宋_GBK" w:cs="Times New Roman"/>
+                <w:kern w:val="0"/>
+                <w:szCs w:val="20"/>
+              </w:rPr>
+            </w:pPr>
+            <w:r>
+              <w:rPr>
+                <w:rFonts w:hint="eastAsia" w:ascii="Times New Roman" w:hAnsi="Times New Roman" w:eastAsia="方正仿宋_GBK" w:cs="Times New Roman"/>
+                <w:kern w:val="0"/>
+                <w:szCs w:val="20"/>
+              </w:rPr>
+              <w:t>（2）词云参数与信息量的平衡；</w:t>
+            </w:r>
+          </w:p>
+          <w:p>
+            <w:pPr>
+              <w:spacing w:line="320" w:lineRule="exact"/>
+              <w:rPr>
+                <w:rFonts w:hint="eastAsia" w:ascii="Times New Roman" w:hAnsi="Times New Roman" w:eastAsia="方正仿宋_GBK" w:cs="Times New Roman"/>
+                <w:kern w:val="0"/>
+                <w:szCs w:val="20"/>
+              </w:rPr>
+            </w:pPr>
+            <w:r>
+              <w:rPr>
+                <w:rFonts w:hint="eastAsia" w:ascii="Times New Roman" w:hAnsi="Times New Roman" w:eastAsia="方正仿宋_GBK" w:cs="Times New Roman"/>
+                <w:kern w:val="0"/>
+                <w:szCs w:val="20"/>
+              </w:rPr>
+              <w:t>（3）从可视化结果提炼业务结论。</w:t>
             </w:r>
           </w:p>
         </w:tc>
@@ -25990,7 +25990,7 @@
                 <w:kern w:val="0"/>
                 <w:szCs w:val="20"/>
               </w:rPr>
-              <w:t xml:space="preserve">1.教学资料：故障说明文本库（脱敏500条）、停用词表与自定义词典样例、词云参数实验记录表、matplotlib入门卡片、工单1.3任务书与评价量表；</w:t>
+              <w:t>1.教学资料：故障说明文本库（脱敏500条）、停用词表与自定义词典样例、词云参数实验记录表、matplotlib入门卡片、工单1.3任务书与评价量表；</w:t>
             </w:r>
             <w:bookmarkEnd w:id="2"/>
             <w:bookmarkEnd w:id="3"/>
@@ -26016,7 +26016,7 @@
                 <w:kern w:val="0"/>
                 <w:szCs w:val="20"/>
               </w:rPr>
-              <w:t xml:space="preserve">2.设备环境：双创中心302实训室，Python 3.8+、jieba、wordcloud、matplotlib（提供离线安装包）；</w:t>
+              <w:t>2.设备环境：双创中心302实训室，Python 3.8+、jieba、wordcloud、matplotlib（提供离线安装包）；</w:t>
             </w:r>
             <w:bookmarkEnd w:id="2"/>
             <w:bookmarkEnd w:id="3"/>
@@ -26042,7 +26042,7 @@
                 <w:kern w:val="0"/>
                 <w:szCs w:val="20"/>
               </w:rPr>
-              <w:t xml:space="preserve">3.教学平台：课程在线平台（可视化微课、优秀作品廊）。</w:t>
+              <w:t>3.教学平台：课程在线平台（可视化微课、优秀作品廊）。</w:t>
             </w:r>
             <w:bookmarkEnd w:id="2"/>
             <w:bookmarkEnd w:id="3"/>
@@ -26107,7 +26107,7 @@
                 <w:kern w:val="0"/>
                 <w:szCs w:val="20"/>
               </w:rPr>
-              <w:t xml:space="preserve">课前：教师/师傅(A)/组长(B)——发布工单与线上导学单（微课3-5分钟+预习自测）、准备实训环境与数据资料（离线依赖包）；学生按ABCD分层完成预习（第7周起对应六步法“资讯·计划”环节）；</w:t>
+              <w:t>课前：教师/师傅(A)/组长(B)——发布工单与线上导学单（微课3-5分钟+预习自测）、准备实训环境与数据资料（离线依赖包）；学生按ABCD分层完成预习（第7周起对应六步法“资讯·计划”环节）；</w:t>
             </w:r>
           </w:p>
           <w:p>
@@ -26126,7 +26126,7 @@
                 <w:kern w:val="0"/>
                 <w:szCs w:val="20"/>
               </w:rPr>
-              <w:t xml:space="preserve">课中双轨：第1–6周（模块0）采用四步法“讲解—示范—模仿—练习”（每课时40分钟：讲10分钟原理→演10分钟实时代码→模仿与练习20分钟，六步之“资讯·计划·实施”内嵌）；第7–12周（模块1与综合项目）过渡到完整六步法——课堂按“决策（备选方案对比）→实施（两轮）→检查（自检—互检—师查三层质检）→评价（量表）”组织；A类学生示范讲解（费曼学习法：以教代学）；</w:t>
+              <w:t>课中双轨：第1–6周（模块0）采用四步法“讲解—示范—模仿—练习”（每课时40分钟：讲10分钟原理→演10分钟实时代码→模仿与练习20分钟，六步之“资讯·计划·实施”内嵌）；第7–12周（模块1与综合项目）过渡到完整六步法——课堂按“决策（备选方案对比）→实施（两轮）→检查（自检—互检—师查三层质检）→评价（量表）”组织；A类学生示范讲解（费曼学习法：以教代学）；</w:t>
             </w:r>
           </w:p>
           <w:p>
@@ -26145,7 +26145,7 @@
                 <w:kern w:val="0"/>
                 <w:szCs w:val="20"/>
               </w:rPr>
-              <w:t xml:space="preserve">课后：工单24小时内反馈成绩与改进建议；C/D层完成补强任务，A/B层完成拓展任务；每周2次课后答疑；更新ABCD角色轮换与组内贡献记录。</w:t>
+              <w:t>课后：工单24小时内反馈成绩与改进建议；C/D层完成补强任务，A/B层完成拓展任务；每周2次课后答疑；更新ABCD角色轮换与组内贡献记录。</w:t>
             </w:r>
           </w:p>
         </w:tc>
@@ -26208,7 +26208,7 @@
                 <w:sz w:val="20"/>
                 <w:szCs w:val="20"/>
               </w:rPr>
-              <w:t xml:space="preserve">（1）“领导的一页纸”情境引入可视化沟通价值；</w:t>
+              <w:t>（1）“领导的一页纸”情境引入可视化沟通价值；</w:t>
             </w:r>
           </w:p>
           <w:p>
@@ -26229,7 +26229,7 @@
                 <w:sz w:val="20"/>
                 <w:szCs w:val="20"/>
               </w:rPr>
-              <w:t xml:space="preserve">（2）停用词表与自定义词典直接可用，快速改善分词效果；</w:t>
+              <w:t>（2）停用词表与自定义词典直接可用，快速改善分词效果；</w:t>
             </w:r>
           </w:p>
           <w:p>
@@ -26250,7 +26250,7 @@
                 <w:sz w:val="20"/>
                 <w:szCs w:val="20"/>
               </w:rPr>
-              <w:t xml:space="preserve">（3）参数实验记录表让调参有据可依。</w:t>
+              <w:t>（3）参数实验记录表让调参有据可依。</w:t>
             </w:r>
           </w:p>
         </w:tc>
@@ -26312,7 +26312,7 @@
                 <w:szCs w:val="21"/>
                 <w:lang w:val="en-US" w:eastAsia="zh-CN"/>
               </w:rPr>
-              <w:t xml:space="preserve">（1）pip失败预案：离线安装包+本地源镜像；</w:t>
+              <w:t>（1）pip失败预案：离线安装包+本地源镜像；</w:t>
             </w:r>
           </w:p>
           <w:p>
@@ -26332,7 +26332,7 @@
                 <w:szCs w:val="21"/>
                 <w:lang w:val="en-US" w:eastAsia="zh-CN"/>
               </w:rPr>
-              <w:t xml:space="preserve">（2）中文字体缺失问题统一提供字体文件与代码片段；</w:t>
+              <w:t>（2）中文字体缺失问题统一提供字体文件与代码片段；</w:t>
             </w:r>
           </w:p>
           <w:p>
@@ -26352,7 +26352,7 @@
                 <w:szCs w:val="21"/>
                 <w:lang w:val="en-US" w:eastAsia="zh-CN"/>
               </w:rPr>
-              <w:t xml:space="preserve">（3）对C层提供“分词+词云”最小流水线模板。</w:t>
+              <w:t>（3）对C层提供“分词+词云”最小流水线模板。</w:t>
             </w:r>
           </w:p>
         </w:tc>
@@ -26622,7 +26622,7 @@
                 <w:szCs w:val="20"/>
                 <w:lang w:val="en-US" w:eastAsia="zh-CN"/>
               </w:rPr>
-              <w:t xml:space="preserve">发布任务书/工单与评价标准；准备演示代码、数据集与实训环境；检查学生机环境与网络。</w:t>
+              <w:t>发布任务书/工单与评价标准；准备演示代码、数据集与实训环境；检查学生机环境与网络。</w:t>
             </w:r>
           </w:p>
         </w:tc>
@@ -26656,7 +26656,7 @@
                 <w:szCs w:val="20"/>
                 <w:lang w:val="en-US" w:eastAsia="zh-CN"/>
               </w:rPr>
-              <w:t xml:space="preserve">A/B类完成微课预习与环境自检；C/D类观看演示视频并记录疑问；A类尝试预习任务并准备示范要点。</w:t>
+              <w:t>A/B类完成微课预习与环境自检；C/D类观看演示视频并记录疑问；A类尝试预习任务并准备示范要点。</w:t>
             </w:r>
           </w:p>
         </w:tc>
@@ -26688,7 +26688,7 @@
                 <w:sz w:val="20"/>
                 <w:szCs w:val="20"/>
               </w:rPr>
-              <w:t xml:space="preserve">完成预习与资源到位</w:t>
+              <w:t>完成预习与资源到位</w:t>
             </w:r>
           </w:p>
         </w:tc>
@@ -26786,7 +26786,7 @@
                 <w:szCs w:val="20"/>
                 <w:lang w:val="en-US" w:eastAsia="zh-CN"/>
               </w:rPr>
-              <w:t xml:space="preserve">情境导入（企业真实场景/视频/问题驱动）；明确本任务产出与检查点；提示编码规范要求。</w:t>
+              <w:t>情境导入（企业真实场景/视频/问题驱动）；明确本任务产出与检查点；提示编码规范要求。</w:t>
             </w:r>
           </w:p>
         </w:tc>
@@ -26820,7 +26820,7 @@
                 <w:szCs w:val="20"/>
                 <w:lang w:val="en-US" w:eastAsia="zh-CN"/>
               </w:rPr>
-              <w:t xml:space="preserve">围绕任务书进行要点提取；小组讨论“交付标准+风险点”。</w:t>
+              <w:t>围绕任务书进行要点提取；小组讨论“交付标准+风险点”。</w:t>
             </w:r>
           </w:p>
         </w:tc>
@@ -26854,7 +26854,7 @@
                 <w:szCs w:val="20"/>
                 <w:lang w:val="en-US" w:eastAsia="zh-CN"/>
               </w:rPr>
-              <w:t xml:space="preserve">建立任务目标与工程代入感</w:t>
+              <w:t>建立任务目标与工程代入感</w:t>
             </w:r>
           </w:p>
         </w:tc>
@@ -26879,7 +26879,7 @@
                 <w:kern w:val="0"/>
                 <w:szCs w:val="20"/>
               </w:rPr>
-              <w:t xml:space="preserve">15min</w:t>
+              <w:t>15min</w:t>
             </w:r>
           </w:p>
         </w:tc>
@@ -26974,7 +26974,7 @@
                 <w:szCs w:val="20"/>
                 <w:lang w:val="en-US" w:eastAsia="zh-CN"/>
               </w:rPr>
-              <w:t xml:space="preserve">精讲演示pip安装、jieba分词与词云生成；演示关键词提取与柱状图联动；现场评判操作质量；引导A操作、B操作、C记录、D观摩。</w:t>
+              <w:t>精讲演示pip安装、jieba分词与词云生成；演示关键词提取与柱状图联动；现场评判操作质量；引导A操作、B操作、C记录、D观摩。</w:t>
             </w:r>
           </w:p>
         </w:tc>
@@ -27008,7 +27008,7 @@
                 <w:szCs w:val="20"/>
                 <w:lang w:val="en-US" w:eastAsia="zh-CN"/>
               </w:rPr>
-              <w:t xml:space="preserve">A类学生完成自定义词典调优与双图联动分析；B类学生完成分词+词云标准链路；C类完成pip安装与分词练习；D类观摩并记录流程。</w:t>
+              <w:t>A类学生完成自定义词典调优与双图联动分析；B类学生完成分词+词云标准链路；C类完成pip安装与分词练习；D类观摩并记录流程。</w:t>
             </w:r>
           </w:p>
         </w:tc>
@@ -27034,7 +27034,7 @@
                 <w:kern w:val="0"/>
                 <w:szCs w:val="20"/>
               </w:rPr>
-              <w:t xml:space="preserve">完成文本→分词→词云全链路；</w:t>
+              <w:t>完成文本→分词→词云全链路；</w:t>
             </w:r>
           </w:p>
           <w:p>
@@ -27053,7 +27053,7 @@
                 <w:kern w:val="0"/>
                 <w:szCs w:val="20"/>
               </w:rPr>
-              <w:t xml:space="preserve">形成可视化样例与关键注意点。</w:t>
+              <w:t>形成可视化样例与关键注意点。</w:t>
             </w:r>
           </w:p>
         </w:tc>
@@ -27080,7 +27080,7 @@
                 <w:szCs w:val="20"/>
                 <w:lang w:val="en-US" w:eastAsia="zh-CN"/>
               </w:rPr>
-              <w:t xml:space="preserve">55min</w:t>
+              <w:t>55min</w:t>
             </w:r>
           </w:p>
         </w:tc>
@@ -27136,7 +27136,7 @@
                 <w:kern w:val="0"/>
                 <w:szCs w:val="20"/>
               </w:rPr>
-              <w:t xml:space="preserve">1.A类汇报操作成果与问题。2.点评关键点：语法正确性、逻辑严密性、代码规范、协作效率。</w:t>
+              <w:t>1.A类汇报操作成果与问题。2.点评关键点：语法正确性、逻辑严密性、代码规范、协作效率。</w:t>
             </w:r>
           </w:p>
         </w:tc>
@@ -27162,7 +27162,7 @@
                 <w:kern w:val="0"/>
                 <w:szCs w:val="20"/>
               </w:rPr>
-              <w:t xml:space="preserve">复盘：A类总结难点转化为给B/C/D类的“避坑指南”。</w:t>
+              <w:t>复盘：A类总结难点转化为给B/C/D类的“避坑指南”。</w:t>
             </w:r>
           </w:p>
         </w:tc>
@@ -27188,7 +27188,7 @@
                 <w:kern w:val="0"/>
                 <w:szCs w:val="20"/>
               </w:rPr>
-              <w:t xml:space="preserve">形成可迁移经验与统一规范。沉淀可复用方法，促进反思与表达。</w:t>
+              <w:t>形成可迁移经验与统一规范。沉淀可复用方法，促进反思与表达。</w:t>
             </w:r>
           </w:p>
         </w:tc>
@@ -27214,7 +27214,7 @@
                 <w:szCs w:val="20"/>
                 <w:lang w:val="en-US" w:eastAsia="zh-CN"/>
               </w:rPr>
-              <w:t xml:space="preserve">10min</w:t>
+              <w:t>10min</w:t>
             </w:r>
           </w:p>
         </w:tc>
@@ -27301,7 +27301,7 @@
                 <w:kern w:val="0"/>
                 <w:szCs w:val="20"/>
               </w:rPr>
-              <w:t xml:space="preserve">任务检查：检查B/C/D学生可视化结果；回顾调参与字体要点；监督/评判；巡回指导排错。</w:t>
+              <w:t>任务检查：检查B/C/D学生可视化结果；回顾调参与字体要点；监督/评判；巡回指导排错。</w:t>
             </w:r>
           </w:p>
         </w:tc>
@@ -27328,7 +27328,7 @@
                 <w:kern w:val="0"/>
                 <w:szCs w:val="20"/>
               </w:rPr>
-              <w:t xml:space="preserve">B类学生完成工单1.3《工业故障分析报告生成系统》（分词准确+词云+洞察说明）；C/D类完成基础版；A类学生深化洞察与排版。</w:t>
+              <w:t>B类学生完成工单1.3《工业故障分析报告生成系统》（分词准确+词云+洞察说明）；C/D类完成基础版；A类学生深化洞察与排版。</w:t>
             </w:r>
           </w:p>
         </w:tc>
@@ -27354,7 +27354,7 @@
                 <w:kern w:val="0"/>
                 <w:szCs w:val="20"/>
               </w:rPr>
-              <w:t xml:space="preserve">完成工单1.3并达标（优秀：洞察深入+词云美观+规范率≥90%）。</w:t>
+              <w:t>完成工单1.3并达标（优秀：洞察深入+词云美观+规范率≥90%）。</w:t>
             </w:r>
           </w:p>
         </w:tc>
@@ -27380,7 +27380,7 @@
                 <w:szCs w:val="20"/>
                 <w:lang w:val="en-US" w:eastAsia="zh-CN"/>
               </w:rPr>
-              <w:t xml:space="preserve">65min</w:t>
+              <w:t>65min</w:t>
             </w:r>
           </w:p>
         </w:tc>
@@ -27436,7 +27436,7 @@
                 <w:kern w:val="0"/>
                 <w:szCs w:val="20"/>
               </w:rPr>
-              <w:t xml:space="preserve">1.各小组汇报工单成果与问题；2.点评关键点：功能完成度、代码规范率、创新点；3.布置课后任务与下次课预习。</w:t>
+              <w:t>1.各小组汇报工单成果与问题；2.点评关键点：功能完成度、代码规范率、创新点；3.布置课后任务与下次课预习。</w:t>
             </w:r>
           </w:p>
         </w:tc>
@@ -27462,7 +27462,7 @@
                 <w:kern w:val="0"/>
                 <w:szCs w:val="20"/>
               </w:rPr>
-              <w:t xml:space="preserve">小组代表汇报成果与问题；完成互评与个人反思；提交工单与过程记录。</w:t>
+              <w:t>小组代表汇报成果与问题；完成互评与个人反思；提交工单与过程记录。</w:t>
             </w:r>
           </w:p>
         </w:tc>
@@ -27488,7 +27488,7 @@
                 <w:kern w:val="0"/>
                 <w:szCs w:val="20"/>
               </w:rPr>
-              <w:t xml:space="preserve">训练决策能力与团队协作。培养总结反思能力与持续改进意识；通过汇报提升表达与逻辑思维能力。</w:t>
+              <w:t>训练决策能力与团队协作。培养总结反思能力与持续改进意识；通过汇报提升表达与逻辑思维能力。</w:t>
             </w:r>
           </w:p>
         </w:tc>
@@ -27513,7 +27513,7 @@
                 <w:szCs w:val="20"/>
                 <w:lang w:val="en-US" w:eastAsia="zh-CN"/>
               </w:rPr>
-              <w:t xml:space="preserve">15min</w:t>
+              <w:t>15min</w:t>
             </w:r>
           </w:p>
         </w:tc>
@@ -27741,7 +27741,7 @@
                 <w:kern w:val="0"/>
                 <w:szCs w:val="20"/>
               </w:rPr>
-              <w:t xml:space="preserve">推送提升任务（技能竞赛/分层补强/拓展案例）；收集数据用于诊改。</w:t>
+              <w:t>推送提升任务（技能竞赛/分层补强/拓展案例）；收集数据用于诊改。</w:t>
             </w:r>
           </w:p>
         </w:tc>
@@ -27768,7 +27768,7 @@
                 <w:szCs w:val="20"/>
                 <w:lang w:val="en-US" w:eastAsia="zh-CN"/>
               </w:rPr>
-              <w:t xml:space="preserve">C/D类完成安装与分词巩固练习；A/B类参加“最美报告”评选并完善作品；整理笔记。</w:t>
+              <w:t>C/D类完成安装与分词巩固练习；A/B类参加“最美报告”评选并完善作品；整理笔记。</w:t>
             </w:r>
           </w:p>
         </w:tc>
@@ -27794,7 +27794,7 @@
                 <w:kern w:val="0"/>
                 <w:szCs w:val="20"/>
               </w:rPr>
-              <w:t xml:space="preserve">巩固迁移与持续改进</w:t>
+              <w:t>巩固迁移与持续改进</w:t>
             </w:r>
           </w:p>
         </w:tc>
@@ -27823,7 +27823,7 @@
                 <w:szCs w:val="20"/>
                 <w:lang w:val="en-US" w:eastAsia="zh-CN"/>
               </w:rPr>
-              <w:t xml:space="preserve">课后</w:t>
+              <w:t>课后</w:t>
             </w:r>
           </w:p>
         </w:tc>
@@ -27929,25 +27929,25 @@
                 <w:kern w:val="0"/>
                 <w:szCs w:val="20"/>
               </w:rPr>
-              <w:t xml:space="preserve">从分词准确性、可视化质量、洞察深度、协作表现四个维度记录过程性数据；</w:t>
-            </w:r>
-          </w:p>
-          <w:p>
-            <w:pPr>
-              <w:spacing w:line="320" w:lineRule="exact"/>
-              <w:rPr>
-                <w:rFonts w:hint="eastAsia" w:ascii="Times New Roman" w:hAnsi="Times New Roman" w:eastAsia="方正仿宋_GBK" w:cs="Times New Roman"/>
-                <w:kern w:val="0"/>
-                <w:szCs w:val="20"/>
-              </w:rPr>
-            </w:pPr>
-            <w:r>
-              <w:rPr>
-                <w:rFonts w:hint="eastAsia" w:ascii="Times New Roman" w:hAnsi="Times New Roman" w:eastAsia="方正仿宋_GBK" w:cs="Times New Roman"/>
-                <w:kern w:val="0"/>
-                <w:szCs w:val="20"/>
-              </w:rPr>
-              <w:t xml:space="preserve">统计pip/字体类环境问题占比，评估环境预案效果。</w:t>
+              <w:t>从分词准确性、可视化质量、洞察深度、协作表现四个维度记录过程性数据；</w:t>
+            </w:r>
+          </w:p>
+          <w:p>
+            <w:pPr>
+              <w:spacing w:line="320" w:lineRule="exact"/>
+              <w:rPr>
+                <w:rFonts w:hint="eastAsia" w:ascii="Times New Roman" w:hAnsi="Times New Roman" w:eastAsia="方正仿宋_GBK" w:cs="Times New Roman"/>
+                <w:kern w:val="0"/>
+                <w:szCs w:val="20"/>
+              </w:rPr>
+            </w:pPr>
+            <w:r>
+              <w:rPr>
+                <w:rFonts w:hint="eastAsia" w:ascii="Times New Roman" w:hAnsi="Times New Roman" w:eastAsia="方正仿宋_GBK" w:cs="Times New Roman"/>
+                <w:kern w:val="0"/>
+                <w:szCs w:val="20"/>
+              </w:rPr>
+              <w:t>统计pip/字体类环境问题占比，评估环境预案效果。</w:t>
             </w:r>
           </w:p>
         </w:tc>
@@ -28003,35 +28003,35 @@
               <w:rPr>
                 <w:rFonts w:hint="eastAsia" w:ascii="Times New Roman" w:hAnsi="Times New Roman" w:eastAsia="方正仿宋_GBK" w:cs="Times New Roman"/>
               </w:rPr>
-              <w:t xml:space="preserve">将“最美报告”作品纳入课程案例库；</w:t>
-            </w:r>
-          </w:p>
-          <w:p>
-            <w:pPr>
-              <w:spacing w:line="320" w:lineRule="exact"/>
-              <w:rPr>
-                <w:rFonts w:hint="eastAsia" w:ascii="Times New Roman" w:hAnsi="Times New Roman" w:eastAsia="方正仿宋_GBK" w:cs="Times New Roman"/>
-              </w:rPr>
-            </w:pPr>
-            <w:r>
-              <w:rPr>
-                <w:rFonts w:hint="eastAsia" w:ascii="Times New Roman" w:hAnsi="Times New Roman" w:eastAsia="方正仿宋_GBK" w:cs="Times New Roman"/>
-              </w:rPr>
-              <w:t xml:space="preserve">针对洞察浅表问题，增加“三个为什么”追问训练；环境问题清单化预防。</w:t>
-            </w:r>
-          </w:p>
-          <w:p>
-            <w:pPr>
-              <w:spacing w:line="320" w:lineRule="exact"/>
-              <w:rPr>
-                <w:rFonts w:hint="eastAsia" w:ascii="Times New Roman" w:hAnsi="Times New Roman" w:eastAsia="方正仿宋_GBK" w:cs="Times New Roman"/>
-              </w:rPr>
-            </w:pPr>
-            <w:r>
-              <w:rPr>
-                <w:rFonts w:hint="eastAsia" w:ascii="Times New Roman" w:hAnsi="Times New Roman" w:eastAsia="方正仿宋_GBK" w:cs="Times New Roman"/>
-              </w:rPr>
-              <w:t xml:space="preserve">本周更新ABCD角色轮换表与组内贡献记录（个人问责，防搭便车）。</w:t>
+              <w:t>将“最美报告”作品纳入课程案例库；</w:t>
+            </w:r>
+          </w:p>
+          <w:p>
+            <w:pPr>
+              <w:spacing w:line="320" w:lineRule="exact"/>
+              <w:rPr>
+                <w:rFonts w:hint="eastAsia" w:ascii="Times New Roman" w:hAnsi="Times New Roman" w:eastAsia="方正仿宋_GBK" w:cs="Times New Roman"/>
+              </w:rPr>
+            </w:pPr>
+            <w:r>
+              <w:rPr>
+                <w:rFonts w:hint="eastAsia" w:ascii="Times New Roman" w:hAnsi="Times New Roman" w:eastAsia="方正仿宋_GBK" w:cs="Times New Roman"/>
+              </w:rPr>
+              <w:t>针对洞察浅表问题，增加“三个为什么”追问训练；环境问题清单化预防。</w:t>
+            </w:r>
+          </w:p>
+          <w:p>
+            <w:pPr>
+              <w:spacing w:line="320" w:lineRule="exact"/>
+              <w:rPr>
+                <w:rFonts w:hint="eastAsia" w:ascii="Times New Roman" w:hAnsi="Times New Roman" w:eastAsia="方正仿宋_GBK" w:cs="Times New Roman"/>
+              </w:rPr>
+            </w:pPr>
+            <w:r>
+              <w:rPr>
+                <w:rFonts w:hint="eastAsia" w:ascii="Times New Roman" w:hAnsi="Times New Roman" w:eastAsia="方正仿宋_GBK" w:cs="Times New Roman"/>
+              </w:rPr>
+              <w:t>本周更新ABCD角色轮换表与组内贡献记录（个人问责，防搭便车）。</w:t>
             </w:r>
           </w:p>
         </w:tc>
@@ -28133,7 +28133,7 @@
           <w:color w:val="000000"/>
           <w:sz w:val="28"/>
         </w:rPr>
-        <w:t xml:space="preserve">模块1 数据结构与第三方库应用   任务1.4《Pillow与reportlab——工业图像处理与报告生成》教学方案</w:t>
+        <w:t>模块1 数据结构与第三方库应用   任务1.4《Pillow与reportlab——工业图像处理与报告生成》教学方案</w:t>
       </w:r>
     </w:p>
     <w:tbl>
@@ -28310,7 +28310,7 @@
                 <w:kern w:val="0"/>
                 <w:szCs w:val="20"/>
               </w:rPr>
-              <w:t xml:space="preserve">理实一体</w:t>
+              <w:t>理实一体</w:t>
             </w:r>
           </w:p>
         </w:tc>
@@ -28380,7 +28380,7 @@
                 <w:szCs w:val="20"/>
                 <w:lang w:val="en-US" w:eastAsia="zh-CN"/>
               </w:rPr>
-              <w:t xml:space="preserve">4</w:t>
+              <w:t>4</w:t>
             </w:r>
           </w:p>
         </w:tc>
@@ -28448,7 +28448,7 @@
                 <w:sz w:val="20"/>
                 <w:szCs w:val="20"/>
               </w:rPr>
-              <w:t xml:space="preserve">双创中心302实训室</w:t>
+              <w:t>双创中心302实训室</w:t>
             </w:r>
           </w:p>
         </w:tc>
@@ -28508,7 +28508,7 @@
                 <w:kern w:val="0"/>
                 <w:szCs w:val="21"/>
               </w:rPr>
-              <w:t xml:space="preserve">1班：第十周星期一下午1-4节</w:t>
+              <w:t>1班：第十周星期一下午1-4节</w:t>
             </w:r>
           </w:p>
         </w:tc>
@@ -28582,7 +28582,7 @@
                 <w:szCs w:val="21"/>
                 <w:lang w:val="en-US" w:eastAsia="zh-CN"/>
               </w:rPr>
-              <w:t xml:space="preserve">重庆两江智造集团 · 精密制造事业部｜集团质量月检查，要求图文并茂的日报。现在质检照片和统计表还是两个世界——工单1.4：Pillow标注缺陷+reportlab生成PDF质量日报。</w:t>
+              <w:t>重庆两江智造集团 · 精密制造事业部｜集团质量月检查，要求图文并茂的日报。现在质检照片和统计表还是两个世界——工单1.4：Pillow标注缺陷+reportlab生成PDF质量日报。</w:t>
             </w:r>
           </w:p>
         </w:tc>
@@ -28656,47 +28656,47 @@
                 <w:sz w:val="20"/>
                 <w:szCs w:val="20"/>
               </w:rPr>
-              <w:t xml:space="preserve">1.宏观：意愿好能力强A（师傅）占比20%、意愿好能力弱B（组长）占比25%、意愿一般C（操作员）占比40%、无意愿D（学徒）占比15%；</w:t>
-            </w:r>
-          </w:p>
-          <w:p>
-            <w:pPr>
-              <w:spacing w:line="320" w:lineRule="exact"/>
-              <w:rPr>
-                <w:rFonts w:hint="eastAsia" w:ascii="Times New Roman" w:hAnsi="Times New Roman" w:eastAsia="方正仿宋_GBK" w:cs="Times New Roman"/>
-                <w:kern w:val="0"/>
-                <w:sz w:val="20"/>
-                <w:szCs w:val="20"/>
-              </w:rPr>
-            </w:pPr>
-            <w:r>
-              <w:rPr>
-                <w:rFonts w:hint="eastAsia" w:ascii="Times New Roman" w:hAnsi="Times New Roman" w:eastAsia="方正仿宋_GBK" w:cs="Times New Roman"/>
-                <w:kern w:val="0"/>
-                <w:sz w:val="20"/>
-                <w:szCs w:val="20"/>
-              </w:rPr>
-              <w:t xml:space="preserve">2.中观：授课对象为高职专科一年级新生，零编程基础或基础薄弱；已修《计算机文化基础》（计算机系统结构、文件管理、网络概念）；实行A（快速）/B（常规）/C（补强）三层分层教学；</w:t>
-            </w:r>
-          </w:p>
-          <w:p>
-            <w:pPr>
-              <w:spacing w:line="320" w:lineRule="exact"/>
-              <w:rPr>
-                <w:rFonts w:hint="eastAsia" w:ascii="Times New Roman" w:hAnsi="Times New Roman" w:eastAsia="方正仿宋_GBK" w:cs="Times New Roman"/>
-                <w:kern w:val="0"/>
-                <w:sz w:val="20"/>
-                <w:szCs w:val="20"/>
-              </w:rPr>
-            </w:pPr>
-            <w:r>
-              <w:rPr>
-                <w:rFonts w:hint="eastAsia" w:ascii="Times New Roman" w:hAnsi="Times New Roman" w:eastAsia="方正仿宋_GBK" w:cs="Times New Roman"/>
-                <w:kern w:val="0"/>
-                <w:sz w:val="20"/>
-                <w:szCs w:val="20"/>
-              </w:rPr>
-              <w:t xml:space="preserve">3.微观：学生已具备词云可视化经验，图像处理兴趣度高；reportlab坐标排版体系与网页/文档编辑习惯不同，是主要障碍；“报告即产品”的交付意识需要强化。</w:t>
+              <w:t>1.宏观：意愿好能力强A（师傅）占比20%、意愿好能力弱B（组长）占比25%、意愿一般C（操作员）占比40%、无意愿D（学徒）占比15%；</w:t>
+            </w:r>
+          </w:p>
+          <w:p>
+            <w:pPr>
+              <w:spacing w:line="320" w:lineRule="exact"/>
+              <w:rPr>
+                <w:rFonts w:hint="eastAsia" w:ascii="Times New Roman" w:hAnsi="Times New Roman" w:eastAsia="方正仿宋_GBK" w:cs="Times New Roman"/>
+                <w:kern w:val="0"/>
+                <w:sz w:val="20"/>
+                <w:szCs w:val="20"/>
+              </w:rPr>
+            </w:pPr>
+            <w:r>
+              <w:rPr>
+                <w:rFonts w:hint="eastAsia" w:ascii="Times New Roman" w:hAnsi="Times New Roman" w:eastAsia="方正仿宋_GBK" w:cs="Times New Roman"/>
+                <w:kern w:val="0"/>
+                <w:sz w:val="20"/>
+                <w:szCs w:val="20"/>
+              </w:rPr>
+              <w:t>2.中观：授课对象为高职专科一年级新生，零编程基础或基础薄弱；已修《计算机文化基础》（计算机系统结构、文件管理、网络概念）；实行A（快速）/B（常规）/C（补强）三层分层教学；</w:t>
+            </w:r>
+          </w:p>
+          <w:p>
+            <w:pPr>
+              <w:spacing w:line="320" w:lineRule="exact"/>
+              <w:rPr>
+                <w:rFonts w:hint="eastAsia" w:ascii="Times New Roman" w:hAnsi="Times New Roman" w:eastAsia="方正仿宋_GBK" w:cs="Times New Roman"/>
+                <w:kern w:val="0"/>
+                <w:sz w:val="20"/>
+                <w:szCs w:val="20"/>
+              </w:rPr>
+            </w:pPr>
+            <w:r>
+              <w:rPr>
+                <w:rFonts w:hint="eastAsia" w:ascii="Times New Roman" w:hAnsi="Times New Roman" w:eastAsia="方正仿宋_GBK" w:cs="Times New Roman"/>
+                <w:kern w:val="0"/>
+                <w:sz w:val="20"/>
+                <w:szCs w:val="20"/>
+              </w:rPr>
+              <w:t>3.微观：学生已具备词云可视化经验，图像处理兴趣度高；reportlab坐标排版体系与网页/文档编辑习惯不同，是主要障碍；“报告即产品”的交付意识需要强化。</w:t>
             </w:r>
           </w:p>
         </w:tc>
@@ -28768,43 +28768,43 @@
                 <w:kern w:val="0"/>
                 <w:szCs w:val="20"/>
               </w:rPr>
-              <w:t xml:space="preserve">（1）Pillow图像读写、缩放裁剪与增强；</w:t>
-            </w:r>
-          </w:p>
-          <w:p>
-            <w:pPr>
-              <w:spacing w:line="320" w:lineRule="exact"/>
-              <w:rPr>
-                <w:rFonts w:hint="eastAsia" w:ascii="Times New Roman" w:hAnsi="Times New Roman" w:eastAsia="方正仿宋_GBK" w:cs="Times New Roman"/>
-                <w:kern w:val="0"/>
-                <w:szCs w:val="20"/>
-              </w:rPr>
-            </w:pPr>
-            <w:r>
-              <w:rPr>
-                <w:rFonts w:hint="eastAsia" w:ascii="Times New Roman" w:hAnsi="Times New Roman" w:eastAsia="方正仿宋_GBK" w:cs="Times New Roman"/>
-                <w:kern w:val="0"/>
-                <w:szCs w:val="20"/>
-              </w:rPr>
-              <w:t xml:space="preserve">（2）ImageDraw缺陷区域标注（画框+文字）；</w:t>
-            </w:r>
-          </w:p>
-          <w:p>
-            <w:pPr>
-              <w:spacing w:line="320" w:lineRule="exact"/>
-              <w:rPr>
-                <w:rFonts w:hint="eastAsia" w:ascii="Times New Roman" w:hAnsi="Times New Roman" w:eastAsia="方正仿宋_GBK" w:cs="Times New Roman"/>
-                <w:kern w:val="0"/>
-                <w:szCs w:val="20"/>
-              </w:rPr>
-            </w:pPr>
-            <w:r>
-              <w:rPr>
-                <w:rFonts w:hint="eastAsia" w:ascii="Times New Roman" w:hAnsi="Times New Roman" w:eastAsia="方正仿宋_GBK" w:cs="Times New Roman"/>
-                <w:kern w:val="0"/>
-                <w:szCs w:val="20"/>
-              </w:rPr>
-              <w:t xml:space="preserve">（3）reportlab段落、表格、图片三大对象与中文字体注册。</w:t>
+              <w:t>（1）Pillow图像读写、缩放裁剪与增强；</w:t>
+            </w:r>
+          </w:p>
+          <w:p>
+            <w:pPr>
+              <w:spacing w:line="320" w:lineRule="exact"/>
+              <w:rPr>
+                <w:rFonts w:hint="eastAsia" w:ascii="Times New Roman" w:hAnsi="Times New Roman" w:eastAsia="方正仿宋_GBK" w:cs="Times New Roman"/>
+                <w:kern w:val="0"/>
+                <w:szCs w:val="20"/>
+              </w:rPr>
+            </w:pPr>
+            <w:r>
+              <w:rPr>
+                <w:rFonts w:hint="eastAsia" w:ascii="Times New Roman" w:hAnsi="Times New Roman" w:eastAsia="方正仿宋_GBK" w:cs="Times New Roman"/>
+                <w:kern w:val="0"/>
+                <w:szCs w:val="20"/>
+              </w:rPr>
+              <w:t>（2）ImageDraw缺陷区域标注（画框+文字）；</w:t>
+            </w:r>
+          </w:p>
+          <w:p>
+            <w:pPr>
+              <w:spacing w:line="320" w:lineRule="exact"/>
+              <w:rPr>
+                <w:rFonts w:hint="eastAsia" w:ascii="Times New Roman" w:hAnsi="Times New Roman" w:eastAsia="方正仿宋_GBK" w:cs="Times New Roman"/>
+                <w:kern w:val="0"/>
+                <w:szCs w:val="20"/>
+              </w:rPr>
+            </w:pPr>
+            <w:r>
+              <w:rPr>
+                <w:rFonts w:hint="eastAsia" w:ascii="Times New Roman" w:hAnsi="Times New Roman" w:eastAsia="方正仿宋_GBK" w:cs="Times New Roman"/>
+                <w:kern w:val="0"/>
+                <w:szCs w:val="20"/>
+              </w:rPr>
+              <w:t>（3）reportlab段落、表格、图片三大对象与中文字体注册。</w:t>
             </w:r>
           </w:p>
         </w:tc>
@@ -28876,43 +28876,43 @@
                 <w:kern w:val="0"/>
                 <w:szCs w:val="20"/>
               </w:rPr>
-              <w:t xml:space="preserve">（1）PDF坐标体系的理解与排版布局；</w:t>
-            </w:r>
-          </w:p>
-          <w:p>
-            <w:pPr>
-              <w:spacing w:line="320" w:lineRule="exact"/>
-              <w:rPr>
-                <w:rFonts w:hint="eastAsia" w:ascii="Times New Roman" w:hAnsi="Times New Roman" w:eastAsia="方正仿宋_GBK" w:cs="Times New Roman"/>
-                <w:kern w:val="0"/>
-                <w:szCs w:val="20"/>
-              </w:rPr>
-            </w:pPr>
-            <w:r>
-              <w:rPr>
-                <w:rFonts w:hint="eastAsia" w:ascii="Times New Roman" w:hAnsi="Times New Roman" w:eastAsia="方正仿宋_GBK" w:cs="Times New Roman"/>
-                <w:kern w:val="0"/>
-                <w:szCs w:val="20"/>
-              </w:rPr>
-              <w:t xml:space="preserve">（2）中文字体注册问题；</w:t>
-            </w:r>
-          </w:p>
-          <w:p>
-            <w:pPr>
-              <w:spacing w:line="320" w:lineRule="exact"/>
-              <w:rPr>
-                <w:rFonts w:hint="eastAsia" w:ascii="Times New Roman" w:hAnsi="Times New Roman" w:eastAsia="方正仿宋_GBK" w:cs="Times New Roman"/>
-                <w:kern w:val="0"/>
-                <w:szCs w:val="20"/>
-              </w:rPr>
-            </w:pPr>
-            <w:r>
-              <w:rPr>
-                <w:rFonts w:hint="eastAsia" w:ascii="Times New Roman" w:hAnsi="Times New Roman" w:eastAsia="方正仿宋_GBK" w:cs="Times New Roman"/>
-                <w:kern w:val="0"/>
-                <w:szCs w:val="20"/>
-              </w:rPr>
-              <w:t xml:space="preserve">（3）图像处理参数与报告美观度的协调。</w:t>
+              <w:t>（1）PDF坐标体系的理解与排版布局；</w:t>
+            </w:r>
+          </w:p>
+          <w:p>
+            <w:pPr>
+              <w:spacing w:line="320" w:lineRule="exact"/>
+              <w:rPr>
+                <w:rFonts w:hint="eastAsia" w:ascii="Times New Roman" w:hAnsi="Times New Roman" w:eastAsia="方正仿宋_GBK" w:cs="Times New Roman"/>
+                <w:kern w:val="0"/>
+                <w:szCs w:val="20"/>
+              </w:rPr>
+            </w:pPr>
+            <w:r>
+              <w:rPr>
+                <w:rFonts w:hint="eastAsia" w:ascii="Times New Roman" w:hAnsi="Times New Roman" w:eastAsia="方正仿宋_GBK" w:cs="Times New Roman"/>
+                <w:kern w:val="0"/>
+                <w:szCs w:val="20"/>
+              </w:rPr>
+              <w:t>（2）中文字体注册问题；</w:t>
+            </w:r>
+          </w:p>
+          <w:p>
+            <w:pPr>
+              <w:spacing w:line="320" w:lineRule="exact"/>
+              <w:rPr>
+                <w:rFonts w:hint="eastAsia" w:ascii="Times New Roman" w:hAnsi="Times New Roman" w:eastAsia="方正仿宋_GBK" w:cs="Times New Roman"/>
+                <w:kern w:val="0"/>
+                <w:szCs w:val="20"/>
+              </w:rPr>
+            </w:pPr>
+            <w:r>
+              <w:rPr>
+                <w:rFonts w:hint="eastAsia" w:ascii="Times New Roman" w:hAnsi="Times New Roman" w:eastAsia="方正仿宋_GBK" w:cs="Times New Roman"/>
+                <w:kern w:val="0"/>
+                <w:szCs w:val="20"/>
+              </w:rPr>
+              <w:t>（3）图像处理参数与报告美观度的协调。</w:t>
             </w:r>
           </w:p>
         </w:tc>
@@ -29034,7 +29034,7 @@
                 <w:kern w:val="0"/>
                 <w:szCs w:val="20"/>
               </w:rPr>
-              <w:t xml:space="preserve">1.教学资料：设备故障图像库（1000+标注图像精选）、报告模板代码（标题+段落+表格+图片骨架）、中文字体文件与注册片段、工单1.4任务书与评价量表；</w:t>
+              <w:t>1.教学资料：设备故障图像库（1000+标注图像精选）、报告模板代码（标题+段落+表格+图片骨架）、中文字体文件与注册片段、工单1.4任务书与评价量表；</w:t>
             </w:r>
             <w:bookmarkEnd w:id="2"/>
             <w:bookmarkEnd w:id="3"/>
@@ -29060,7 +29060,7 @@
                 <w:kern w:val="0"/>
                 <w:szCs w:val="20"/>
               </w:rPr>
-              <w:t xml:space="preserve">2.设备环境：双创中心302实训室，Python 3.8+、Pillow、reportlab（离线安装包）；</w:t>
+              <w:t>2.设备环境：双创中心302实训室，Python 3.8+、Pillow、reportlab（离线安装包）；</w:t>
             </w:r>
             <w:bookmarkEnd w:id="2"/>
             <w:bookmarkEnd w:id="3"/>
@@ -29086,7 +29086,7 @@
                 <w:kern w:val="0"/>
                 <w:szCs w:val="20"/>
               </w:rPr>
-              <w:t xml:space="preserve">3.教学平台：课程在线平台（报告生成微课、模板下载）。</w:t>
+              <w:t>3.教学平台：课程在线平台（报告生成微课、模板下载）。</w:t>
             </w:r>
             <w:bookmarkEnd w:id="2"/>
             <w:bookmarkEnd w:id="3"/>
@@ -29151,7 +29151,7 @@
                 <w:kern w:val="0"/>
                 <w:szCs w:val="20"/>
               </w:rPr>
-              <w:t xml:space="preserve">课前：教师/师傅(A)/组长(B)——发布工单与线上导学单（微课3-5分钟+预习自测）、准备实训环境与数据资料（离线依赖包）；学生按ABCD分层完成预习（第7周起对应六步法“资讯·计划”环节）；</w:t>
+              <w:t>课前：教师/师傅(A)/组长(B)——发布工单与线上导学单（微课3-5分钟+预习自测）、准备实训环境与数据资料（离线依赖包）；学生按ABCD分层完成预习（第7周起对应六步法“资讯·计划”环节）；</w:t>
             </w:r>
           </w:p>
           <w:p>
@@ -29170,7 +29170,7 @@
                 <w:kern w:val="0"/>
                 <w:szCs w:val="20"/>
               </w:rPr>
-              <w:t xml:space="preserve">课中双轨：第1–6周（模块0）采用四步法“讲解—示范—模仿—练习”（每课时40分钟：讲10分钟原理→演10分钟实时代码→模仿与练习20分钟，六步之“资讯·计划·实施”内嵌）；第7–12周（模块1与综合项目）过渡到完整六步法——课堂按“决策（备选方案对比）→实施（两轮）→检查（自检—互检—师查三层质检）→评价（量表）”组织；A类学生示范讲解（费曼学习法：以教代学）；</w:t>
+              <w:t>课中双轨：第1–6周（模块0）采用四步法“讲解—示范—模仿—练习”（每课时40分钟：讲10分钟原理→演10分钟实时代码→模仿与练习20分钟，六步之“资讯·计划·实施”内嵌）；第7–12周（模块1与综合项目）过渡到完整六步法——课堂按“决策（备选方案对比）→实施（两轮）→检查（自检—互检—师查三层质检）→评价（量表）”组织；A类学生示范讲解（费曼学习法：以教代学）；</w:t>
             </w:r>
           </w:p>
           <w:p>
@@ -29189,7 +29189,7 @@
                 <w:kern w:val="0"/>
                 <w:szCs w:val="20"/>
               </w:rPr>
-              <w:t xml:space="preserve">课后：工单24小时内反馈成绩与改进建议；C/D层完成补强任务，A/B层完成拓展任务；每周2次课后答疑；更新ABCD角色轮换与组内贡献记录。</w:t>
+              <w:t>课后：工单24小时内反馈成绩与改进建议；C/D层完成补强任务，A/B层完成拓展任务；每周2次课后答疑；更新ABCD角色轮换与组内贡献记录。</w:t>
             </w:r>
           </w:p>
         </w:tc>
@@ -29252,7 +29252,7 @@
                 <w:sz w:val="20"/>
                 <w:szCs w:val="20"/>
               </w:rPr>
-              <w:t xml:space="preserve">（1）模板驱动：提供报告骨架代码，学生填充内容即可成型；</w:t>
+              <w:t>（1）模板驱动：提供报告骨架代码，学生填充内容即可成型；</w:t>
             </w:r>
           </w:p>
           <w:p>
@@ -29273,7 +29273,7 @@
                 <w:sz w:val="20"/>
                 <w:szCs w:val="20"/>
               </w:rPr>
-              <w:t xml:space="preserve">（2）标注演示：故障图像画框标注的前后对比展示；</w:t>
+              <w:t>（2）标注演示：故障图像画框标注的前后对比展示；</w:t>
             </w:r>
           </w:p>
           <w:p>
@@ -29294,7 +29294,7 @@
                 <w:sz w:val="20"/>
                 <w:szCs w:val="20"/>
               </w:rPr>
-              <w:t xml:space="preserve">（3）“最美报告”评选持续激励排版质量。</w:t>
+              <w:t>（3）“最美报告”评选持续激励排版质量。</w:t>
             </w:r>
           </w:p>
         </w:tc>
@@ -29356,7 +29356,7 @@
                 <w:szCs w:val="21"/>
                 <w:lang w:val="en-US" w:eastAsia="zh-CN"/>
               </w:rPr>
-              <w:t xml:space="preserve">（1）坐标体系用“方格纸”类比，先标注再写坐标；</w:t>
+              <w:t>（1）坐标体系用“方格纸”类比，先标注再写坐标；</w:t>
             </w:r>
           </w:p>
           <w:p>
@@ -29376,7 +29376,7 @@
                 <w:szCs w:val="21"/>
                 <w:lang w:val="en-US" w:eastAsia="zh-CN"/>
               </w:rPr>
-              <w:t xml:space="preserve">（2）中文字体问题统一发放字体与注册代码；</w:t>
+              <w:t>（2）中文字体问题统一发放字体与注册代码；</w:t>
             </w:r>
           </w:p>
           <w:p>
@@ -29396,7 +29396,7 @@
                 <w:szCs w:val="21"/>
                 <w:lang w:val="en-US" w:eastAsia="zh-CN"/>
               </w:rPr>
-              <w:t xml:space="preserve">（3）对C层提供单图+单段的最小报告模板。</w:t>
+              <w:t>（3）对C层提供单图+单段的最小报告模板。</w:t>
             </w:r>
           </w:p>
         </w:tc>
@@ -29666,7 +29666,7 @@
                 <w:szCs w:val="20"/>
                 <w:lang w:val="en-US" w:eastAsia="zh-CN"/>
               </w:rPr>
-              <w:t xml:space="preserve">发布任务书/工单与评价标准；准备演示代码、数据集与实训环境；检查学生机环境与网络。</w:t>
+              <w:t>发布任务书/工单与评价标准；准备演示代码、数据集与实训环境；检查学生机环境与网络。</w:t>
             </w:r>
           </w:p>
         </w:tc>
@@ -29700,7 +29700,7 @@
                 <w:szCs w:val="20"/>
                 <w:lang w:val="en-US" w:eastAsia="zh-CN"/>
               </w:rPr>
-              <w:t xml:space="preserve">A/B类完成微课预习与环境自检；C/D类观看演示视频并记录疑问；A类尝试预习任务并准备示范要点。</w:t>
+              <w:t>A/B类完成微课预习与环境自检；C/D类观看演示视频并记录疑问；A类尝试预习任务并准备示范要点。</w:t>
             </w:r>
           </w:p>
         </w:tc>
@@ -29732,7 +29732,7 @@
                 <w:sz w:val="20"/>
                 <w:szCs w:val="20"/>
               </w:rPr>
-              <w:t xml:space="preserve">完成预习与资源到位</w:t>
+              <w:t>完成预习与资源到位</w:t>
             </w:r>
           </w:p>
         </w:tc>
@@ -29830,7 +29830,7 @@
                 <w:szCs w:val="20"/>
                 <w:lang w:val="en-US" w:eastAsia="zh-CN"/>
               </w:rPr>
-              <w:t xml:space="preserve">情境导入（企业真实场景/视频/问题驱动）；明确本任务产出与检查点；提示编码规范要求。</w:t>
+              <w:t>情境导入（企业真实场景/视频/问题驱动）；明确本任务产出与检查点；提示编码规范要求。</w:t>
             </w:r>
           </w:p>
         </w:tc>
@@ -29864,7 +29864,7 @@
                 <w:szCs w:val="20"/>
                 <w:lang w:val="en-US" w:eastAsia="zh-CN"/>
               </w:rPr>
-              <w:t xml:space="preserve">围绕任务书进行要点提取；小组讨论“交付标准+风险点”。</w:t>
+              <w:t>围绕任务书进行要点提取；小组讨论“交付标准+风险点”。</w:t>
             </w:r>
           </w:p>
         </w:tc>
@@ -29898,7 +29898,7 @@
                 <w:szCs w:val="20"/>
                 <w:lang w:val="en-US" w:eastAsia="zh-CN"/>
               </w:rPr>
-              <w:t xml:space="preserve">建立任务目标与工程代入感</w:t>
+              <w:t>建立任务目标与工程代入感</w:t>
             </w:r>
           </w:p>
         </w:tc>
@@ -29923,7 +29923,7 @@
                 <w:kern w:val="0"/>
                 <w:szCs w:val="20"/>
               </w:rPr>
-              <w:t xml:space="preserve">15min</w:t>
+              <w:t>15min</w:t>
             </w:r>
           </w:p>
         </w:tc>
@@ -30018,7 +30018,7 @@
                 <w:szCs w:val="20"/>
                 <w:lang w:val="en-US" w:eastAsia="zh-CN"/>
               </w:rPr>
-              <w:t xml:space="preserve">精讲演示Pillow操作与ImageDraw标注；演示reportlab图文混排；现场评判操作质量；引导A操作、B操作、C记录、D观摩。</w:t>
+              <w:t>精讲演示Pillow操作与ImageDraw标注；演示reportlab图文混排；现场评判操作质量；引导A操作、B操作、C记录、D观摩。</w:t>
             </w:r>
           </w:p>
         </w:tc>
@@ -30052,7 +30052,7 @@
                 <w:szCs w:val="20"/>
                 <w:lang w:val="en-US" w:eastAsia="zh-CN"/>
               </w:rPr>
-              <w:t xml:space="preserve">A类学生完成多图标注+统计表格的完整报告；B类学生完成单图标注+基础报告；C类完成图像缩放裁剪练习；D类观摩并记录排版结构。</w:t>
+              <w:t>A类学生完成多图标注+统计表格的完整报告；B类学生完成单图标注+基础报告；C类完成图像缩放裁剪练习；D类观摩并记录排版结构。</w:t>
             </w:r>
           </w:p>
         </w:tc>
@@ -30078,7 +30078,7 @@
                 <w:kern w:val="0"/>
                 <w:szCs w:val="20"/>
               </w:rPr>
-              <w:t xml:space="preserve">掌握图像标注与PDF生成方法；</w:t>
+              <w:t>掌握图像标注与PDF生成方法；</w:t>
             </w:r>
           </w:p>
           <w:p>
@@ -30097,7 +30097,7 @@
                 <w:kern w:val="0"/>
                 <w:szCs w:val="20"/>
               </w:rPr>
-              <w:t xml:space="preserve">形成报告样例与关键注意点。</w:t>
+              <w:t>形成报告样例与关键注意点。</w:t>
             </w:r>
           </w:p>
         </w:tc>
@@ -30124,7 +30124,7 @@
                 <w:szCs w:val="20"/>
                 <w:lang w:val="en-US" w:eastAsia="zh-CN"/>
               </w:rPr>
-              <w:t xml:space="preserve">55min</w:t>
+              <w:t>55min</w:t>
             </w:r>
           </w:p>
         </w:tc>
@@ -30180,7 +30180,7 @@
                 <w:kern w:val="0"/>
                 <w:szCs w:val="20"/>
               </w:rPr>
-              <w:t xml:space="preserve">1.A类汇报操作成果与问题。2.点评关键点：语法正确性、逻辑严密性、代码规范、协作效率。</w:t>
+              <w:t>1.A类汇报操作成果与问题。2.点评关键点：语法正确性、逻辑严密性、代码规范、协作效率。</w:t>
             </w:r>
           </w:p>
         </w:tc>
@@ -30206,7 +30206,7 @@
                 <w:kern w:val="0"/>
                 <w:szCs w:val="20"/>
               </w:rPr>
-              <w:t xml:space="preserve">复盘：A类总结难点转化为给B/C/D类的“避坑指南”。</w:t>
+              <w:t>复盘：A类总结难点转化为给B/C/D类的“避坑指南”。</w:t>
             </w:r>
           </w:p>
         </w:tc>
@@ -30232,7 +30232,7 @@
                 <w:kern w:val="0"/>
                 <w:szCs w:val="20"/>
               </w:rPr>
-              <w:t xml:space="preserve">形成可迁移经验与统一规范。沉淀可复用方法，促进反思与表达。</w:t>
+              <w:t>形成可迁移经验与统一规范。沉淀可复用方法，促进反思与表达。</w:t>
             </w:r>
           </w:p>
         </w:tc>
@@ -30258,7 +30258,7 @@
                 <w:szCs w:val="20"/>
                 <w:lang w:val="en-US" w:eastAsia="zh-CN"/>
               </w:rPr>
-              <w:t xml:space="preserve">10min</w:t>
+              <w:t>10min</w:t>
             </w:r>
           </w:p>
         </w:tc>
@@ -30345,7 +30345,7 @@
                 <w:kern w:val="0"/>
                 <w:szCs w:val="20"/>
               </w:rPr>
-              <w:t xml:space="preserve">任务检查：检查B/C/D学生报告输出；回顾字体与排版要点；监督/评判；巡回指导排错。</w:t>
+              <w:t>任务检查：检查B/C/D学生报告输出；回顾字体与排版要点；监督/评判；巡回指导排错。</w:t>
             </w:r>
           </w:p>
         </w:tc>
@@ -30372,7 +30372,7 @@
                 <w:kern w:val="0"/>
                 <w:szCs w:val="20"/>
               </w:rPr>
-              <w:t xml:space="preserve">B类学生完成工单1.4《工业图像处理与报告生成》（标注+PDF可生成）；C/D类完成基础版；A类学生优化排版与图表呈现。</w:t>
+              <w:t>B类学生完成工单1.4《工业图像处理与报告生成》（标注+PDF可生成）；C/D类完成基础版；A类学生优化排版与图表呈现。</w:t>
             </w:r>
           </w:p>
         </w:tc>
@@ -30398,7 +30398,7 @@
                 <w:kern w:val="0"/>
                 <w:szCs w:val="20"/>
               </w:rPr>
-              <w:t xml:space="preserve">完成工单1.4并达标（优秀：处理精细+排版专业+规范率≥90%）。</w:t>
+              <w:t>完成工单1.4并达标（优秀：处理精细+排版专业+规范率≥90%）。</w:t>
             </w:r>
           </w:p>
         </w:tc>
@@ -30424,7 +30424,7 @@
                 <w:szCs w:val="20"/>
                 <w:lang w:val="en-US" w:eastAsia="zh-CN"/>
               </w:rPr>
-              <w:t xml:space="preserve">65min</w:t>
+              <w:t>65min</w:t>
             </w:r>
           </w:p>
         </w:tc>
@@ -30480,7 +30480,7 @@
                 <w:kern w:val="0"/>
                 <w:szCs w:val="20"/>
               </w:rPr>
-              <w:t xml:space="preserve">1.各小组汇报工单成果与问题；2.点评关键点：功能完成度、代码规范率、创新点；3.布置课后任务与下次课预习。</w:t>
+              <w:t>1.各小组汇报工单成果与问题；2.点评关键点：功能完成度、代码规范率、创新点；3.布置课后任务与下次课预习。</w:t>
             </w:r>
           </w:p>
         </w:tc>
@@ -30506,7 +30506,7 @@
                 <w:kern w:val="0"/>
                 <w:szCs w:val="20"/>
               </w:rPr>
-              <w:t xml:space="preserve">小组代表汇报成果与问题；完成互评与个人反思；提交工单与过程记录。</w:t>
+              <w:t>小组代表汇报成果与问题；完成互评与个人反思；提交工单与过程记录。</w:t>
             </w:r>
           </w:p>
         </w:tc>
@@ -30532,7 +30532,7 @@
                 <w:kern w:val="0"/>
                 <w:szCs w:val="20"/>
               </w:rPr>
-              <w:t xml:space="preserve">训练决策能力与团队协作。培养总结反思能力与持续改进意识；通过汇报提升表达与逻辑思维能力。</w:t>
+              <w:t>训练决策能力与团队协作。培养总结反思能力与持续改进意识；通过汇报提升表达与逻辑思维能力。</w:t>
             </w:r>
           </w:p>
         </w:tc>
@@ -30557,7 +30557,7 @@
                 <w:szCs w:val="20"/>
                 <w:lang w:val="en-US" w:eastAsia="zh-CN"/>
               </w:rPr>
-              <w:t xml:space="preserve">15min</w:t>
+              <w:t>15min</w:t>
             </w:r>
           </w:p>
         </w:tc>
@@ -30785,7 +30785,7 @@
                 <w:kern w:val="0"/>
                 <w:szCs w:val="20"/>
               </w:rPr>
-              <w:t xml:space="preserve">推送提升任务（技能竞赛/分层补强/拓展案例）；收集数据用于诊改。</w:t>
+              <w:t>推送提升任务（技能竞赛/分层补强/拓展案例）；收集数据用于诊改。</w:t>
             </w:r>
           </w:p>
         </w:tc>
@@ -30812,7 +30812,7 @@
                 <w:szCs w:val="20"/>
                 <w:lang w:val="en-US" w:eastAsia="zh-CN"/>
               </w:rPr>
-              <w:t xml:space="preserve">C/D类完成图像处理专项练习；A/B类设计报告封面并冲击“最美报告”；整理笔记。</w:t>
+              <w:t>C/D类完成图像处理专项练习；A/B类设计报告封面并冲击“最美报告”；整理笔记。</w:t>
             </w:r>
           </w:p>
         </w:tc>
@@ -30838,7 +30838,7 @@
                 <w:kern w:val="0"/>
                 <w:szCs w:val="20"/>
               </w:rPr>
-              <w:t xml:space="preserve">巩固迁移与持续改进</w:t>
+              <w:t>巩固迁移与持续改进</w:t>
             </w:r>
           </w:p>
         </w:tc>
@@ -30867,7 +30867,7 @@
                 <w:szCs w:val="20"/>
                 <w:lang w:val="en-US" w:eastAsia="zh-CN"/>
               </w:rPr>
-              <w:t xml:space="preserve">课后</w:t>
+              <w:t>课后</w:t>
             </w:r>
           </w:p>
         </w:tc>
@@ -30973,25 +30973,25 @@
                 <w:kern w:val="0"/>
                 <w:szCs w:val="20"/>
               </w:rPr>
-              <w:t xml:space="preserve">从图像处理效果、报告专业度、代码规范率、协作表现四个维度记录过程性数据；</w:t>
-            </w:r>
-          </w:p>
-          <w:p>
-            <w:pPr>
-              <w:spacing w:line="320" w:lineRule="exact"/>
-              <w:rPr>
-                <w:rFonts w:hint="eastAsia" w:ascii="Times New Roman" w:hAnsi="Times New Roman" w:eastAsia="方正仿宋_GBK" w:cs="Times New Roman"/>
-                <w:kern w:val="0"/>
-                <w:szCs w:val="20"/>
-              </w:rPr>
-            </w:pPr>
-            <w:r>
-              <w:rPr>
-                <w:rFonts w:hint="eastAsia" w:ascii="Times New Roman" w:hAnsi="Times New Roman" w:eastAsia="方正仿宋_GBK" w:cs="Times New Roman"/>
-                <w:kern w:val="0"/>
-                <w:szCs w:val="20"/>
-              </w:rPr>
-              <w:t xml:space="preserve">统计字体注册与坐标错误，评估模板驱动法成效。</w:t>
+              <w:t>从图像处理效果、报告专业度、代码规范率、协作表现四个维度记录过程性数据；</w:t>
+            </w:r>
+          </w:p>
+          <w:p>
+            <w:pPr>
+              <w:spacing w:line="320" w:lineRule="exact"/>
+              <w:rPr>
+                <w:rFonts w:hint="eastAsia" w:ascii="Times New Roman" w:hAnsi="Times New Roman" w:eastAsia="方正仿宋_GBK" w:cs="Times New Roman"/>
+                <w:kern w:val="0"/>
+                <w:szCs w:val="20"/>
+              </w:rPr>
+            </w:pPr>
+            <w:r>
+              <w:rPr>
+                <w:rFonts w:hint="eastAsia" w:ascii="Times New Roman" w:hAnsi="Times New Roman" w:eastAsia="方正仿宋_GBK" w:cs="Times New Roman"/>
+                <w:kern w:val="0"/>
+                <w:szCs w:val="20"/>
+              </w:rPr>
+              <w:t>统计字体注册与坐标错误，评估模板驱动法成效。</w:t>
             </w:r>
           </w:p>
         </w:tc>
@@ -31047,35 +31047,35 @@
               <w:rPr>
                 <w:rFonts w:hint="eastAsia" w:ascii="Times New Roman" w:hAnsi="Times New Roman" w:eastAsia="方正仿宋_GBK" w:cs="Times New Roman"/>
               </w:rPr>
-              <w:t xml:space="preserve">汇编“报告模板库”（不同风格3套）供综合项目复用；</w:t>
-            </w:r>
-          </w:p>
-          <w:p>
-            <w:pPr>
-              <w:spacing w:line="320" w:lineRule="exact"/>
-              <w:rPr>
-                <w:rFonts w:hint="eastAsia" w:ascii="Times New Roman" w:hAnsi="Times New Roman" w:eastAsia="方正仿宋_GBK" w:cs="Times New Roman"/>
-              </w:rPr>
-            </w:pPr>
-            <w:r>
-              <w:rPr>
-                <w:rFonts w:hint="eastAsia" w:ascii="Times New Roman" w:hAnsi="Times New Roman" w:eastAsia="方正仿宋_GBK" w:cs="Times New Roman"/>
-              </w:rPr>
-              <w:t xml:space="preserve">对排版薄弱学生开展课后工作坊；评选结果计入创新加分。</w:t>
-            </w:r>
-          </w:p>
-          <w:p>
-            <w:pPr>
-              <w:spacing w:line="320" w:lineRule="exact"/>
-              <w:rPr>
-                <w:rFonts w:hint="eastAsia" w:ascii="Times New Roman" w:hAnsi="Times New Roman" w:eastAsia="方正仿宋_GBK" w:cs="Times New Roman"/>
-              </w:rPr>
-            </w:pPr>
-            <w:r>
-              <w:rPr>
-                <w:rFonts w:hint="eastAsia" w:ascii="Times New Roman" w:hAnsi="Times New Roman" w:eastAsia="方正仿宋_GBK" w:cs="Times New Roman"/>
-              </w:rPr>
-              <w:t xml:space="preserve">本周更新ABCD角色轮换表与组内贡献记录（个人问责，防搭便车）。</w:t>
+              <w:t>汇编“报告模板库”（不同风格3套）供综合项目复用；</w:t>
+            </w:r>
+          </w:p>
+          <w:p>
+            <w:pPr>
+              <w:spacing w:line="320" w:lineRule="exact"/>
+              <w:rPr>
+                <w:rFonts w:hint="eastAsia" w:ascii="Times New Roman" w:hAnsi="Times New Roman" w:eastAsia="方正仿宋_GBK" w:cs="Times New Roman"/>
+              </w:rPr>
+            </w:pPr>
+            <w:r>
+              <w:rPr>
+                <w:rFonts w:hint="eastAsia" w:ascii="Times New Roman" w:hAnsi="Times New Roman" w:eastAsia="方正仿宋_GBK" w:cs="Times New Roman"/>
+              </w:rPr>
+              <w:t>对排版薄弱学生开展课后工作坊；评选结果计入创新加分。</w:t>
+            </w:r>
+          </w:p>
+          <w:p>
+            <w:pPr>
+              <w:spacing w:line="320" w:lineRule="exact"/>
+              <w:rPr>
+                <w:rFonts w:hint="eastAsia" w:ascii="Times New Roman" w:hAnsi="Times New Roman" w:eastAsia="方正仿宋_GBK" w:cs="Times New Roman"/>
+              </w:rPr>
+            </w:pPr>
+            <w:r>
+              <w:rPr>
+                <w:rFonts w:hint="eastAsia" w:ascii="Times New Roman" w:hAnsi="Times New Roman" w:eastAsia="方正仿宋_GBK" w:cs="Times New Roman"/>
+              </w:rPr>
+              <w:t>本周更新ABCD角色轮换表与组内贡献记录（个人问责，防搭便车）。</w:t>
             </w:r>
           </w:p>
         </w:tc>
@@ -31177,7 +31177,7 @@
           <w:color w:val="000000"/>
           <w:sz w:val="28"/>
         </w:rPr>
-        <w:t xml:space="preserve">模块1 数据结构与第三方库应用   任务1.5《网络编程与工业通信——工业互联网数据采集系统》教学方案（含末期复习）</w:t>
+        <w:t>模块1 数据结构与第三方库应用   任务1.5《网络编程与工业通信——工业互联网数据采集系统》教学方案（含末期复习）</w:t>
       </w:r>
     </w:p>
     <w:tbl>
@@ -31354,7 +31354,7 @@
                 <w:kern w:val="0"/>
                 <w:szCs w:val="20"/>
               </w:rPr>
-              <w:t xml:space="preserve">理实一体</w:t>
+              <w:t>理实一体</w:t>
             </w:r>
           </w:p>
         </w:tc>
@@ -31424,7 +31424,7 @@
                 <w:szCs w:val="20"/>
                 <w:lang w:val="en-US" w:eastAsia="zh-CN"/>
               </w:rPr>
-              <w:t xml:space="preserve">4</w:t>
+              <w:t>4</w:t>
             </w:r>
           </w:p>
         </w:tc>
@@ -31492,7 +31492,7 @@
                 <w:sz w:val="20"/>
                 <w:szCs w:val="20"/>
               </w:rPr>
-              <w:t xml:space="preserve">双创中心302实训室</w:t>
+              <w:t>双创中心302实训室</w:t>
             </w:r>
           </w:p>
         </w:tc>
@@ -31552,7 +31552,7 @@
                 <w:kern w:val="0"/>
                 <w:szCs w:val="21"/>
               </w:rPr>
-              <w:t xml:space="preserve">1班：第十一周星期一下午1-4节</w:t>
+              <w:t>1班：第十一周星期一下午1-4节</w:t>
             </w:r>
           </w:p>
         </w:tc>
@@ -31626,7 +31626,7 @@
                 <w:szCs w:val="21"/>
                 <w:lang w:val="en-US" w:eastAsia="zh-CN"/>
               </w:rPr>
-              <w:t xml:space="preserve">重庆两江智造集团 · 精密制造事业部｜数字化转型办终于把边缘网关接到了车间，Modbus口和MQTT通道都通了（本地模拟环境）。'最后一公里交给你。'——工单1.5：把设备数据从现场采上来、报上去；综合项目同步启动。</w:t>
+              <w:t>重庆两江智造集团 · 精密制造事业部｜数字化转型办终于把边缘网关接到了车间，Modbus口和MQTT通道都通了（本地模拟环境）。'最后一公里交给你。'——工单1.5：把设备数据从现场采上来、报上去；综合项目同步启动。</w:t>
             </w:r>
           </w:p>
         </w:tc>
@@ -31700,47 +31700,47 @@
                 <w:sz w:val="20"/>
                 <w:szCs w:val="20"/>
               </w:rPr>
-              <w:t xml:space="preserve">1.宏观：意愿好能力强A（师傅）占比20%、意愿好能力弱B（组长）占比25%、意愿一般C（操作员）占比40%、无意愿D（学徒）占比15%；</w:t>
-            </w:r>
-          </w:p>
-          <w:p>
-            <w:pPr>
-              <w:spacing w:line="320" w:lineRule="exact"/>
-              <w:rPr>
-                <w:rFonts w:hint="eastAsia" w:ascii="Times New Roman" w:hAnsi="Times New Roman" w:eastAsia="方正仿宋_GBK" w:cs="Times New Roman"/>
-                <w:kern w:val="0"/>
-                <w:sz w:val="20"/>
-                <w:szCs w:val="20"/>
-              </w:rPr>
-            </w:pPr>
-            <w:r>
-              <w:rPr>
-                <w:rFonts w:hint="eastAsia" w:ascii="Times New Roman" w:hAnsi="Times New Roman" w:eastAsia="方正仿宋_GBK" w:cs="Times New Roman"/>
-                <w:kern w:val="0"/>
-                <w:sz w:val="20"/>
-                <w:szCs w:val="20"/>
-              </w:rPr>
-              <w:t xml:space="preserve">2.中观：授课对象为高职专科一年级新生，零编程基础或基础薄弱；已修《计算机文化基础》（计算机系统结构、文件管理、网络概念）；实行A（快速）/B（常规）/C（补强）三层分层教学；</w:t>
-            </w:r>
-          </w:p>
-          <w:p>
-            <w:pPr>
-              <w:spacing w:line="320" w:lineRule="exact"/>
-              <w:rPr>
-                <w:rFonts w:hint="eastAsia" w:ascii="Times New Roman" w:hAnsi="Times New Roman" w:eastAsia="方正仿宋_GBK" w:cs="Times New Roman"/>
-                <w:kern w:val="0"/>
-                <w:sz w:val="20"/>
-                <w:szCs w:val="20"/>
-              </w:rPr>
-            </w:pPr>
-            <w:r>
-              <w:rPr>
-                <w:rFonts w:hint="eastAsia" w:ascii="Times New Roman" w:hAnsi="Times New Roman" w:eastAsia="方正仿宋_GBK" w:cs="Times New Roman"/>
-                <w:kern w:val="0"/>
-                <w:sz w:val="20"/>
-                <w:szCs w:val="20"/>
-              </w:rPr>
-              <w:t xml:space="preserve">3.微观：学生首次接触网络编程，“两台程序对话”的抽象模型需借助演示建立；MQTT回调机制（收到消息自动执行函数）与此前顺序执行思维差异大；本周末进入末期复习，需兼顾综合项目启动。</w:t>
+              <w:t>1.宏观：意愿好能力强A（师傅）占比20%、意愿好能力弱B（组长）占比25%、意愿一般C（操作员）占比40%、无意愿D（学徒）占比15%；</w:t>
+            </w:r>
+          </w:p>
+          <w:p>
+            <w:pPr>
+              <w:spacing w:line="320" w:lineRule="exact"/>
+              <w:rPr>
+                <w:rFonts w:hint="eastAsia" w:ascii="Times New Roman" w:hAnsi="Times New Roman" w:eastAsia="方正仿宋_GBK" w:cs="Times New Roman"/>
+                <w:kern w:val="0"/>
+                <w:sz w:val="20"/>
+                <w:szCs w:val="20"/>
+              </w:rPr>
+            </w:pPr>
+            <w:r>
+              <w:rPr>
+                <w:rFonts w:hint="eastAsia" w:ascii="Times New Roman" w:hAnsi="Times New Roman" w:eastAsia="方正仿宋_GBK" w:cs="Times New Roman"/>
+                <w:kern w:val="0"/>
+                <w:sz w:val="20"/>
+                <w:szCs w:val="20"/>
+              </w:rPr>
+              <w:t>2.中观：授课对象为高职专科一年级新生，零编程基础或基础薄弱；已修《计算机文化基础》（计算机系统结构、文件管理、网络概念）；实行A（快速）/B（常规）/C（补强）三层分层教学；</w:t>
+            </w:r>
+          </w:p>
+          <w:p>
+            <w:pPr>
+              <w:spacing w:line="320" w:lineRule="exact"/>
+              <w:rPr>
+                <w:rFonts w:hint="eastAsia" w:ascii="Times New Roman" w:hAnsi="Times New Roman" w:eastAsia="方正仿宋_GBK" w:cs="Times New Roman"/>
+                <w:kern w:val="0"/>
+                <w:sz w:val="20"/>
+                <w:szCs w:val="20"/>
+              </w:rPr>
+            </w:pPr>
+            <w:r>
+              <w:rPr>
+                <w:rFonts w:hint="eastAsia" w:ascii="Times New Roman" w:hAnsi="Times New Roman" w:eastAsia="方正仿宋_GBK" w:cs="Times New Roman"/>
+                <w:kern w:val="0"/>
+                <w:sz w:val="20"/>
+                <w:szCs w:val="20"/>
+              </w:rPr>
+              <w:t>3.微观：学生首次接触网络编程，“两台程序对话”的抽象模型需借助演示建立；MQTT回调机制（收到消息自动执行函数）与此前顺序执行思维差异大；本周末进入末期复习，需兼顾综合项目启动。</w:t>
             </w:r>
           </w:p>
         </w:tc>
@@ -31812,43 +31812,43 @@
                 <w:kern w:val="0"/>
                 <w:szCs w:val="20"/>
               </w:rPr>
-              <w:t xml:space="preserve">（1）TCP/IP基础与Socket客户端/服务端模型；</w:t>
-            </w:r>
-          </w:p>
-          <w:p>
-            <w:pPr>
-              <w:spacing w:line="320" w:lineRule="exact"/>
-              <w:rPr>
-                <w:rFonts w:hint="eastAsia" w:ascii="Times New Roman" w:hAnsi="Times New Roman" w:eastAsia="方正仿宋_GBK" w:cs="Times New Roman"/>
-                <w:kern w:val="0"/>
-                <w:szCs w:val="20"/>
-              </w:rPr>
-            </w:pPr>
-            <w:r>
-              <w:rPr>
-                <w:rFonts w:hint="eastAsia" w:ascii="Times New Roman" w:hAnsi="Times New Roman" w:eastAsia="方正仿宋_GBK" w:cs="Times New Roman"/>
-                <w:kern w:val="0"/>
-                <w:szCs w:val="20"/>
-              </w:rPr>
-              <w:t xml:space="preserve">（2）MQTT发布/订阅模式与主题设计；</w:t>
-            </w:r>
-          </w:p>
-          <w:p>
-            <w:pPr>
-              <w:spacing w:line="320" w:lineRule="exact"/>
-              <w:rPr>
-                <w:rFonts w:hint="eastAsia" w:ascii="Times New Roman" w:hAnsi="Times New Roman" w:eastAsia="方正仿宋_GBK" w:cs="Times New Roman"/>
-                <w:kern w:val="0"/>
-                <w:szCs w:val="20"/>
-              </w:rPr>
-            </w:pPr>
-            <w:r>
-              <w:rPr>
-                <w:rFonts w:hint="eastAsia" w:ascii="Times New Roman" w:hAnsi="Times New Roman" w:eastAsia="方正仿宋_GBK" w:cs="Times New Roman"/>
-                <w:kern w:val="0"/>
-                <w:szCs w:val="20"/>
-              </w:rPr>
-              <w:t xml:space="preserve">（3）pymodbus读取虚拟PLC寄存器数据。</w:t>
+              <w:t>（1）TCP/IP基础与Socket客户端/服务端模型；</w:t>
+            </w:r>
+          </w:p>
+          <w:p>
+            <w:pPr>
+              <w:spacing w:line="320" w:lineRule="exact"/>
+              <w:rPr>
+                <w:rFonts w:hint="eastAsia" w:ascii="Times New Roman" w:hAnsi="Times New Roman" w:eastAsia="方正仿宋_GBK" w:cs="Times New Roman"/>
+                <w:kern w:val="0"/>
+                <w:szCs w:val="20"/>
+              </w:rPr>
+            </w:pPr>
+            <w:r>
+              <w:rPr>
+                <w:rFonts w:hint="eastAsia" w:ascii="Times New Roman" w:hAnsi="Times New Roman" w:eastAsia="方正仿宋_GBK" w:cs="Times New Roman"/>
+                <w:kern w:val="0"/>
+                <w:szCs w:val="20"/>
+              </w:rPr>
+              <w:t>（2）MQTT发布/订阅模式与主题设计；</w:t>
+            </w:r>
+          </w:p>
+          <w:p>
+            <w:pPr>
+              <w:spacing w:line="320" w:lineRule="exact"/>
+              <w:rPr>
+                <w:rFonts w:hint="eastAsia" w:ascii="Times New Roman" w:hAnsi="Times New Roman" w:eastAsia="方正仿宋_GBK" w:cs="Times New Roman"/>
+                <w:kern w:val="0"/>
+                <w:szCs w:val="20"/>
+              </w:rPr>
+            </w:pPr>
+            <w:r>
+              <w:rPr>
+                <w:rFonts w:hint="eastAsia" w:ascii="Times New Roman" w:hAnsi="Times New Roman" w:eastAsia="方正仿宋_GBK" w:cs="Times New Roman"/>
+                <w:kern w:val="0"/>
+                <w:szCs w:val="20"/>
+              </w:rPr>
+              <w:t>（3）pymodbus读取虚拟PLC寄存器数据。</w:t>
             </w:r>
           </w:p>
         </w:tc>
@@ -31920,43 +31920,43 @@
                 <w:kern w:val="0"/>
                 <w:szCs w:val="20"/>
               </w:rPr>
-              <w:t xml:space="preserve">（1）网络故障的分层排查思路（连通性→配置→代码）；</w:t>
-            </w:r>
-          </w:p>
-          <w:p>
-            <w:pPr>
-              <w:spacing w:line="320" w:lineRule="exact"/>
-              <w:rPr>
-                <w:rFonts w:hint="eastAsia" w:ascii="Times New Roman" w:hAnsi="Times New Roman" w:eastAsia="方正仿宋_GBK" w:cs="Times New Roman"/>
-                <w:kern w:val="0"/>
-                <w:szCs w:val="20"/>
-              </w:rPr>
-            </w:pPr>
-            <w:r>
-              <w:rPr>
-                <w:rFonts w:hint="eastAsia" w:ascii="Times New Roman" w:hAnsi="Times New Roman" w:eastAsia="方正仿宋_GBK" w:cs="Times New Roman"/>
-                <w:kern w:val="0"/>
-                <w:szCs w:val="20"/>
-              </w:rPr>
-              <w:t xml:space="preserve">（2）MQTT异步回调机制的理解；</w:t>
-            </w:r>
-          </w:p>
-          <w:p>
-            <w:pPr>
-              <w:spacing w:line="320" w:lineRule="exact"/>
-              <w:rPr>
-                <w:rFonts w:hint="eastAsia" w:ascii="Times New Roman" w:hAnsi="Times New Roman" w:eastAsia="方正仿宋_GBK" w:cs="Times New Roman"/>
-                <w:kern w:val="0"/>
-                <w:szCs w:val="20"/>
-              </w:rPr>
-            </w:pPr>
-            <w:r>
-              <w:rPr>
-                <w:rFonts w:hint="eastAsia" w:ascii="Times New Roman" w:hAnsi="Times New Roman" w:eastAsia="方正仿宋_GBK" w:cs="Times New Roman"/>
-                <w:kern w:val="0"/>
-                <w:szCs w:val="20"/>
-              </w:rPr>
-              <w:t xml:space="preserve">（3）多协议组合系统的数据流梳理。</w:t>
+              <w:t>（1）网络故障的分层排查思路（连通性→配置→代码）；</w:t>
+            </w:r>
+          </w:p>
+          <w:p>
+            <w:pPr>
+              <w:spacing w:line="320" w:lineRule="exact"/>
+              <w:rPr>
+                <w:rFonts w:hint="eastAsia" w:ascii="Times New Roman" w:hAnsi="Times New Roman" w:eastAsia="方正仿宋_GBK" w:cs="Times New Roman"/>
+                <w:kern w:val="0"/>
+                <w:szCs w:val="20"/>
+              </w:rPr>
+            </w:pPr>
+            <w:r>
+              <w:rPr>
+                <w:rFonts w:hint="eastAsia" w:ascii="Times New Roman" w:hAnsi="Times New Roman" w:eastAsia="方正仿宋_GBK" w:cs="Times New Roman"/>
+                <w:kern w:val="0"/>
+                <w:szCs w:val="20"/>
+              </w:rPr>
+              <w:t>（2）MQTT异步回调机制的理解；</w:t>
+            </w:r>
+          </w:p>
+          <w:p>
+            <w:pPr>
+              <w:spacing w:line="320" w:lineRule="exact"/>
+              <w:rPr>
+                <w:rFonts w:hint="eastAsia" w:ascii="Times New Roman" w:hAnsi="Times New Roman" w:eastAsia="方正仿宋_GBK" w:cs="Times New Roman"/>
+                <w:kern w:val="0"/>
+                <w:szCs w:val="20"/>
+              </w:rPr>
+            </w:pPr>
+            <w:r>
+              <w:rPr>
+                <w:rFonts w:hint="eastAsia" w:ascii="Times New Roman" w:hAnsi="Times New Roman" w:eastAsia="方正仿宋_GBK" w:cs="Times New Roman"/>
+                <w:kern w:val="0"/>
+                <w:szCs w:val="20"/>
+              </w:rPr>
+              <w:t>（3）多协议组合系统的数据流梳理。</w:t>
             </w:r>
           </w:p>
         </w:tc>
@@ -32078,7 +32078,7 @@
                 <w:kern w:val="0"/>
                 <w:szCs w:val="20"/>
               </w:rPr>
-              <w:t xml:space="preserve">1.教学资料：虚拟产线环境包（Modbus模拟器+MQTT Broker一键脚本）、网络排错三步法卡片、报文抓取样例、综合项目选题指南、工单1.5任务书与评价量表；</w:t>
+              <w:t>1.教学资料：虚拟产线环境包（Modbus模拟器+MQTT Broker一键脚本）、网络排错三步法卡片、报文抓取样例、综合项目选题指南、工单1.5任务书与评价量表；</w:t>
             </w:r>
             <w:bookmarkEnd w:id="2"/>
             <w:bookmarkEnd w:id="3"/>
@@ -32104,7 +32104,7 @@
                 <w:kern w:val="0"/>
                 <w:szCs w:val="20"/>
               </w:rPr>
-              <w:t xml:space="preserve">2.设备环境：双创中心302实训室，Python 3.8+、pymodbus、paho-mqtt、mosquitto（本地）；</w:t>
+              <w:t>2.设备环境：双创中心302实训室，Python 3.8+、pymodbus、paho-mqtt、mosquitto（本地）；</w:t>
             </w:r>
             <w:bookmarkEnd w:id="2"/>
             <w:bookmarkEnd w:id="3"/>
@@ -32130,7 +32130,7 @@
                 <w:kern w:val="0"/>
                 <w:szCs w:val="20"/>
               </w:rPr>
-              <w:t xml:space="preserve">3.教学平台：课程在线平台（网络编程微课、环境搭建指南）。</w:t>
+              <w:t>3.教学平台：课程在线平台（网络编程微课、环境搭建指南）。</w:t>
             </w:r>
             <w:bookmarkEnd w:id="2"/>
             <w:bookmarkEnd w:id="3"/>
@@ -32195,7 +32195,7 @@
                 <w:kern w:val="0"/>
                 <w:szCs w:val="20"/>
               </w:rPr>
-              <w:t xml:space="preserve">课前：教师/师傅(A)/组长(B)——发布工单与线上导学单（微课3-5分钟+预习自测）、准备实训环境与数据资料（离线依赖包）；学生按ABCD分层完成预习（第7周起对应六步法“资讯·计划”环节）；</w:t>
+              <w:t>课前：教师/师傅(A)/组长(B)——发布工单与线上导学单（微课3-5分钟+预习自测）、准备实训环境与数据资料（离线依赖包）；学生按ABCD分层完成预习（第7周起对应六步法“资讯·计划”环节）；</w:t>
             </w:r>
           </w:p>
           <w:p>
@@ -32214,7 +32214,7 @@
                 <w:kern w:val="0"/>
                 <w:szCs w:val="20"/>
               </w:rPr>
-              <w:t xml:space="preserve">课中双轨：第1–6周（模块0）采用四步法“讲解—示范—模仿—练习”（每课时40分钟：讲10分钟原理→演10分钟实时代码→模仿与练习20分钟，六步之“资讯·计划·实施”内嵌）；第7–12周（模块1与综合项目）过渡到完整六步法——课堂按“决策（备选方案对比）→实施（两轮）→检查（自检—互检—师查三层质检）→评价（量表）”组织；A类学生示范讲解（费曼学习法：以教代学）；</w:t>
+              <w:t>课中双轨：第1–6周（模块0）采用四步法“讲解—示范—模仿—练习”（每课时40分钟：讲10分钟原理→演10分钟实时代码→模仿与练习20分钟，六步之“资讯·计划·实施”内嵌）；第7–12周（模块1与综合项目）过渡到完整六步法——课堂按“决策（备选方案对比）→实施（两轮）→检查（自检—互检—师查三层质检）→评价（量表）”组织；A类学生示范讲解（费曼学习法：以教代学）；</w:t>
             </w:r>
           </w:p>
           <w:p>
@@ -32233,7 +32233,7 @@
                 <w:kern w:val="0"/>
                 <w:szCs w:val="20"/>
               </w:rPr>
-              <w:t xml:space="preserve">课后：工单24小时内反馈成绩与改进建议；C/D层完成补强任务，A/B层完成拓展任务；每周2次课后答疑；更新ABCD角色轮换与组内贡献记录。</w:t>
+              <w:t>课后：工单24小时内反馈成绩与改进建议；C/D层完成补强任务，A/B层完成拓展任务；每周2次课后答疑；更新ABCD角色轮换与组内贡献记录。</w:t>
             </w:r>
           </w:p>
         </w:tc>
@@ -32296,7 +32296,7 @@
                 <w:sz w:val="20"/>
                 <w:szCs w:val="20"/>
               </w:rPr>
-              <w:t xml:space="preserve">（1）本地虚拟产线环境人人可实操（一键脚本启动）；</w:t>
+              <w:t>（1）本地虚拟产线环境人人可实操（一键脚本启动）；</w:t>
             </w:r>
           </w:p>
           <w:p>
@@ -32317,7 +32317,7 @@
                 <w:sz w:val="20"/>
                 <w:szCs w:val="20"/>
               </w:rPr>
-              <w:t xml:space="preserve">（2）网络排错三步法（ping通→订阅通→代码通）作为调试指南；</w:t>
+              <w:t>（2）网络排错三步法（ping通→订阅通→代码通）作为调试指南；</w:t>
             </w:r>
           </w:p>
           <w:p>
@@ -32338,7 +32338,7 @@
                 <w:sz w:val="20"/>
                 <w:szCs w:val="20"/>
               </w:rPr>
-              <w:t xml:space="preserve">（3）综合项目提前发布选题，复习与启动并轨。</w:t>
+              <w:t>（3）综合项目提前发布选题，复习与启动并轨。</w:t>
             </w:r>
           </w:p>
         </w:tc>
@@ -32400,7 +32400,7 @@
                 <w:szCs w:val="21"/>
                 <w:lang w:val="en-US" w:eastAsia="zh-CN"/>
               </w:rPr>
-              <w:t xml:space="preserve">（1）Socket教学从echo对练开始（同桌互为客户端/服务端）；</w:t>
+              <w:t>（1）Socket教学从echo对练开始（同桌互为客户端/服务端）；</w:t>
             </w:r>
           </w:p>
           <w:p>
@@ -32420,7 +32420,7 @@
                 <w:szCs w:val="21"/>
                 <w:lang w:val="en-US" w:eastAsia="zh-CN"/>
               </w:rPr>
-              <w:t xml:space="preserve">（2）回调机制用“快递到货自动通知”类比；</w:t>
+              <w:t>（2）回调机制用“快递到货自动通知”类比；</w:t>
             </w:r>
           </w:p>
           <w:p>
@@ -32440,7 +32440,7 @@
                 <w:szCs w:val="21"/>
                 <w:lang w:val="en-US" w:eastAsia="zh-CN"/>
               </w:rPr>
-              <w:t xml:space="preserve">（3）对C层提供采集代码框架，聚焦参数理解与运行验证。</w:t>
+              <w:t>（3）对C层提供采集代码框架，聚焦参数理解与运行验证。</w:t>
             </w:r>
           </w:p>
         </w:tc>
@@ -32710,7 +32710,7 @@
                 <w:szCs w:val="20"/>
                 <w:lang w:val="en-US" w:eastAsia="zh-CN"/>
               </w:rPr>
-              <w:t xml:space="preserve">发布任务书/工单与评价标准；准备演示代码、数据集与实训环境；检查学生机环境与网络。</w:t>
+              <w:t>发布任务书/工单与评价标准；准备演示代码、数据集与实训环境；检查学生机环境与网络。</w:t>
             </w:r>
           </w:p>
         </w:tc>
@@ -32744,7 +32744,7 @@
                 <w:szCs w:val="20"/>
                 <w:lang w:val="en-US" w:eastAsia="zh-CN"/>
               </w:rPr>
-              <w:t xml:space="preserve">A/B类完成微课预习与环境自检；C/D类观看演示视频并记录疑问；A类尝试预习任务并准备示范要点。</w:t>
+              <w:t>A/B类完成微课预习与环境自检；C/D类观看演示视频并记录疑问；A类尝试预习任务并准备示范要点。</w:t>
             </w:r>
           </w:p>
         </w:tc>
@@ -32776,7 +32776,7 @@
                 <w:sz w:val="20"/>
                 <w:szCs w:val="20"/>
               </w:rPr>
-              <w:t xml:space="preserve">完成预习与资源到位</w:t>
+              <w:t>完成预习与资源到位</w:t>
             </w:r>
           </w:p>
         </w:tc>
@@ -32874,7 +32874,7 @@
                 <w:szCs w:val="20"/>
                 <w:lang w:val="en-US" w:eastAsia="zh-CN"/>
               </w:rPr>
-              <w:t xml:space="preserve">情境导入（企业真实场景/视频/问题驱动）；明确本任务产出与检查点；提示编码规范要求。</w:t>
+              <w:t>情境导入（企业真实场景/视频/问题驱动）；明确本任务产出与检查点；提示编码规范要求。</w:t>
             </w:r>
           </w:p>
         </w:tc>
@@ -32908,7 +32908,7 @@
                 <w:szCs w:val="20"/>
                 <w:lang w:val="en-US" w:eastAsia="zh-CN"/>
               </w:rPr>
-              <w:t xml:space="preserve">围绕任务书进行要点提取；小组讨论“交付标准+风险点”。</w:t>
+              <w:t>围绕任务书进行要点提取；小组讨论“交付标准+风险点”。</w:t>
             </w:r>
           </w:p>
         </w:tc>
@@ -32942,7 +32942,7 @@
                 <w:szCs w:val="20"/>
                 <w:lang w:val="en-US" w:eastAsia="zh-CN"/>
               </w:rPr>
-              <w:t xml:space="preserve">建立任务目标与工程代入感</w:t>
+              <w:t>建立任务目标与工程代入感</w:t>
             </w:r>
           </w:p>
         </w:tc>
@@ -32967,7 +32967,7 @@
                 <w:kern w:val="0"/>
                 <w:szCs w:val="20"/>
               </w:rPr>
-              <w:t xml:space="preserve">15min</w:t>
+              <w:t>15min</w:t>
             </w:r>
           </w:p>
         </w:tc>
@@ -33062,7 +33062,7 @@
                 <w:szCs w:val="20"/>
                 <w:lang w:val="en-US" w:eastAsia="zh-CN"/>
               </w:rPr>
-              <w:t xml:space="preserve">精讲演示Socket通信与MQTT发布订阅；演示Modbus读取虚拟PLC；现场评判操作质量；引导A操作、B操作、C记录、D观摩。</w:t>
+              <w:t>精讲演示Socket通信与MQTT发布订阅；演示Modbus读取虚拟PLC；现场评判操作质量；引导A操作、B操作、C记录、D观摩。</w:t>
             </w:r>
           </w:p>
         </w:tc>
@@ -33096,7 +33096,7 @@
                 <w:szCs w:val="20"/>
                 <w:lang w:val="en-US" w:eastAsia="zh-CN"/>
               </w:rPr>
-              <w:t xml:space="preserve">A类学生完成Socket+MQTT双链路演示；B类学生完成Modbus采集+MQTT上报；C类完成MQTT发布订阅练习；D类观摩并记录数据流。</w:t>
+              <w:t>A类学生完成Socket+MQTT双链路演示；B类学生完成Modbus采集+MQTT上报；C类完成MQTT发布订阅练习；D类观摩并记录数据流。</w:t>
             </w:r>
           </w:p>
         </w:tc>
@@ -33122,7 +33122,7 @@
                 <w:kern w:val="0"/>
                 <w:szCs w:val="20"/>
               </w:rPr>
-              <w:t xml:space="preserve">理解网络通信模型；</w:t>
+              <w:t>理解网络通信模型；</w:t>
             </w:r>
           </w:p>
           <w:p>
@@ -33141,7 +33141,7 @@
                 <w:kern w:val="0"/>
                 <w:szCs w:val="20"/>
               </w:rPr>
-              <w:t xml:space="preserve">完成虚拟产线数据采集链路。</w:t>
+              <w:t>完成虚拟产线数据采集链路。</w:t>
             </w:r>
           </w:p>
         </w:tc>
@@ -33168,7 +33168,7 @@
                 <w:szCs w:val="20"/>
                 <w:lang w:val="en-US" w:eastAsia="zh-CN"/>
               </w:rPr>
-              <w:t xml:space="preserve">55min</w:t>
+              <w:t>55min</w:t>
             </w:r>
           </w:p>
         </w:tc>
@@ -33224,7 +33224,7 @@
                 <w:kern w:val="0"/>
                 <w:szCs w:val="20"/>
               </w:rPr>
-              <w:t xml:space="preserve">1.A类汇报操作成果与问题。2.点评关键点：语法正确性、逻辑严密性、代码规范、协作效率。</w:t>
+              <w:t>1.A类汇报操作成果与问题。2.点评关键点：语法正确性、逻辑严密性、代码规范、协作效率。</w:t>
             </w:r>
           </w:p>
         </w:tc>
@@ -33250,7 +33250,7 @@
                 <w:kern w:val="0"/>
                 <w:szCs w:val="20"/>
               </w:rPr>
-              <w:t xml:space="preserve">复盘：A类总结难点转化为给B/C/D类的“避坑指南”。</w:t>
+              <w:t>复盘：A类总结难点转化为给B/C/D类的“避坑指南”。</w:t>
             </w:r>
           </w:p>
         </w:tc>
@@ -33276,7 +33276,7 @@
                 <w:kern w:val="0"/>
                 <w:szCs w:val="20"/>
               </w:rPr>
-              <w:t xml:space="preserve">形成可迁移经验与统一规范。沉淀可复用方法，促进反思与表达。</w:t>
+              <w:t>形成可迁移经验与统一规范。沉淀可复用方法，促进反思与表达。</w:t>
             </w:r>
           </w:p>
         </w:tc>
@@ -33302,7 +33302,7 @@
                 <w:szCs w:val="20"/>
                 <w:lang w:val="en-US" w:eastAsia="zh-CN"/>
               </w:rPr>
-              <w:t xml:space="preserve">10min</w:t>
+              <w:t>10min</w:t>
             </w:r>
           </w:p>
         </w:tc>
@@ -33389,7 +33389,7 @@
                 <w:kern w:val="0"/>
                 <w:szCs w:val="20"/>
               </w:rPr>
-              <w:t xml:space="preserve">任务检查：检查B/C/D学生采集系统；回顾排错三步法；监督/评判；巡回指导排错；末期复习要点串讲。</w:t>
+              <w:t>任务检查：检查B/C/D学生采集系统；回顾排错三步法；监督/评判；巡回指导排错；末期复习要点串讲。</w:t>
             </w:r>
           </w:p>
         </w:tc>
@@ -33416,7 +33416,7 @@
                 <w:kern w:val="0"/>
                 <w:szCs w:val="20"/>
               </w:rPr>
-              <w:t xml:space="preserve">B类学生完成工单1.5《工业互联网数据采集系统》（采集+上报+异常处理）；C/D类完成基础采集版本；A类学生完善消息结构与断线重连。</w:t>
+              <w:t>B类学生完成工单1.5《工业互联网数据采集系统》（采集+上报+异常处理）；C/D类完成基础采集版本；A类学生完善消息结构与断线重连。</w:t>
             </w:r>
           </w:p>
         </w:tc>
@@ -33442,7 +33442,7 @@
                 <w:kern w:val="0"/>
                 <w:szCs w:val="20"/>
               </w:rPr>
-              <w:t xml:space="preserve">完成工单1.5并达标（优秀：采集完整+消息规范+规范率≥90%）。</w:t>
+              <w:t>完成工单1.5并达标（优秀：采集完整+消息规范+规范率≥90%）。</w:t>
             </w:r>
           </w:p>
         </w:tc>
@@ -33468,7 +33468,7 @@
                 <w:szCs w:val="20"/>
                 <w:lang w:val="en-US" w:eastAsia="zh-CN"/>
               </w:rPr>
-              <w:t xml:space="preserve">65min</w:t>
+              <w:t>65min</w:t>
             </w:r>
           </w:p>
         </w:tc>
@@ -33524,7 +33524,7 @@
                 <w:kern w:val="0"/>
                 <w:szCs w:val="20"/>
               </w:rPr>
-              <w:t xml:space="preserve">1.各小组汇报工单成果与问题；2.点评关键点：功能完成度、代码规范率、创新点；3.布置课后任务与下次课预习。</w:t>
+              <w:t>1.各小组汇报工单成果与问题；2.点评关键点：功能完成度、代码规范率、创新点；3.布置课后任务与下次课预习。</w:t>
             </w:r>
           </w:p>
         </w:tc>
@@ -33550,7 +33550,7 @@
                 <w:kern w:val="0"/>
                 <w:szCs w:val="20"/>
               </w:rPr>
-              <w:t xml:space="preserve">小组代表汇报成果与问题；完成互评与个人反思；提交工单与过程记录。</w:t>
+              <w:t>小组代表汇报成果与问题；完成互评与个人反思；提交工单与过程记录。</w:t>
             </w:r>
           </w:p>
         </w:tc>
@@ -33576,7 +33576,7 @@
                 <w:kern w:val="0"/>
                 <w:szCs w:val="20"/>
               </w:rPr>
-              <w:t xml:space="preserve">训练决策能力与团队协作。培养总结反思能力与持续改进意识；通过汇报提升表达与逻辑思维能力。</w:t>
+              <w:t>训练决策能力与团队协作。培养总结反思能力与持续改进意识；通过汇报提升表达与逻辑思维能力。</w:t>
             </w:r>
           </w:p>
         </w:tc>
@@ -33601,7 +33601,7 @@
                 <w:szCs w:val="20"/>
                 <w:lang w:val="en-US" w:eastAsia="zh-CN"/>
               </w:rPr>
-              <w:t xml:space="preserve">15min</w:t>
+              <w:t>15min</w:t>
             </w:r>
           </w:p>
         </w:tc>
@@ -33829,7 +33829,7 @@
                 <w:kern w:val="0"/>
                 <w:szCs w:val="20"/>
               </w:rPr>
-              <w:t xml:space="preserve">推送提升任务（技能竞赛/分层补强/拓展案例）；收集数据用于诊改。</w:t>
+              <w:t>推送提升任务（技能竞赛/分层补强/拓展案例）；收集数据用于诊改。</w:t>
             </w:r>
           </w:p>
         </w:tc>
@@ -33856,7 +33856,7 @@
                 <w:szCs w:val="20"/>
                 <w:lang w:val="en-US" w:eastAsia="zh-CN"/>
               </w:rPr>
-              <w:t xml:space="preserve">C/D类完成网络概念巩固练习；A/B类完成综合项目需求分析与分工；复习全课程知识清单。</w:t>
+              <w:t>C/D类完成网络概念巩固练习；A/B类完成综合项目需求分析与分工；复习全课程知识清单。</w:t>
             </w:r>
           </w:p>
         </w:tc>
@@ -33882,7 +33882,7 @@
                 <w:kern w:val="0"/>
                 <w:szCs w:val="20"/>
               </w:rPr>
-              <w:t xml:space="preserve">巩固迁移与持续改进</w:t>
+              <w:t>巩固迁移与持续改进</w:t>
             </w:r>
           </w:p>
         </w:tc>
@@ -33911,7 +33911,7 @@
                 <w:szCs w:val="20"/>
                 <w:lang w:val="en-US" w:eastAsia="zh-CN"/>
               </w:rPr>
-              <w:t xml:space="preserve">课后</w:t>
+              <w:t>课后</w:t>
             </w:r>
           </w:p>
         </w:tc>
@@ -34017,25 +34017,25 @@
                 <w:kern w:val="0"/>
                 <w:szCs w:val="20"/>
               </w:rPr>
-              <w:t xml:space="preserve">从通信链路正确性、数据完整性、代码规范率、协作表现四个维度记录过程性数据；</w:t>
-            </w:r>
-          </w:p>
-          <w:p>
-            <w:pPr>
-              <w:spacing w:line="320" w:lineRule="exact"/>
-              <w:rPr>
-                <w:rFonts w:hint="eastAsia" w:ascii="Times New Roman" w:hAnsi="Times New Roman" w:eastAsia="方正仿宋_GBK" w:cs="Times New Roman"/>
-                <w:kern w:val="0"/>
-                <w:szCs w:val="20"/>
-              </w:rPr>
-            </w:pPr>
-            <w:r>
-              <w:rPr>
-                <w:rFonts w:hint="eastAsia" w:ascii="Times New Roman" w:hAnsi="Times New Roman" w:eastAsia="方正仿宋_GBK" w:cs="Times New Roman"/>
-                <w:kern w:val="0"/>
-                <w:szCs w:val="20"/>
-              </w:rPr>
-              <w:t xml:space="preserve">末期复习诊断：核心知识点自测通过率统计，锁定综合项目风险点学生。</w:t>
+              <w:t>从通信链路正确性、数据完整性、代码规范率、协作表现四个维度记录过程性数据；</w:t>
+            </w:r>
+          </w:p>
+          <w:p>
+            <w:pPr>
+              <w:spacing w:line="320" w:lineRule="exact"/>
+              <w:rPr>
+                <w:rFonts w:hint="eastAsia" w:ascii="Times New Roman" w:hAnsi="Times New Roman" w:eastAsia="方正仿宋_GBK" w:cs="Times New Roman"/>
+                <w:kern w:val="0"/>
+                <w:szCs w:val="20"/>
+              </w:rPr>
+            </w:pPr>
+            <w:r>
+              <w:rPr>
+                <w:rFonts w:hint="eastAsia" w:ascii="Times New Roman" w:hAnsi="Times New Roman" w:eastAsia="方正仿宋_GBK" w:cs="Times New Roman"/>
+                <w:kern w:val="0"/>
+                <w:szCs w:val="20"/>
+              </w:rPr>
+              <w:t>末期复习诊断：核心知识点自测通过率统计，锁定综合项目风险点学生。</w:t>
             </w:r>
           </w:p>
         </w:tc>
@@ -34091,35 +34091,35 @@
               <w:rPr>
                 <w:rFonts w:hint="eastAsia" w:ascii="Times New Roman" w:hAnsi="Times New Roman" w:eastAsia="方正仿宋_GBK" w:cs="Times New Roman"/>
               </w:rPr>
-              <w:t xml:space="preserve">针对回调理解薄弱推送补充动画演示；</w:t>
-            </w:r>
-          </w:p>
-          <w:p>
-            <w:pPr>
-              <w:spacing w:line="320" w:lineRule="exact"/>
-              <w:rPr>
-                <w:rFonts w:hint="eastAsia" w:ascii="Times New Roman" w:hAnsi="Times New Roman" w:eastAsia="方正仿宋_GBK" w:cs="Times New Roman"/>
-              </w:rPr>
-            </w:pPr>
-            <w:r>
-              <w:rPr>
-                <w:rFonts w:hint="eastAsia" w:ascii="Times New Roman" w:hAnsi="Times New Roman" w:eastAsia="方正仿宋_GBK" w:cs="Times New Roman"/>
-              </w:rPr>
-              <w:t xml:space="preserve">综合项目按“强弱搭配”分组；对环境问题学生课后集中复现排查。</w:t>
-            </w:r>
-          </w:p>
-          <w:p>
-            <w:pPr>
-              <w:spacing w:line="320" w:lineRule="exact"/>
-              <w:rPr>
-                <w:rFonts w:hint="eastAsia" w:ascii="Times New Roman" w:hAnsi="Times New Roman" w:eastAsia="方正仿宋_GBK" w:cs="Times New Roman"/>
-              </w:rPr>
-            </w:pPr>
-            <w:r>
-              <w:rPr>
-                <w:rFonts w:hint="eastAsia" w:ascii="Times New Roman" w:hAnsi="Times New Roman" w:eastAsia="方正仿宋_GBK" w:cs="Times New Roman"/>
-              </w:rPr>
-              <w:t xml:space="preserve">本周更新ABCD角色轮换表与组内贡献记录（个人问责，防搭便车）。</w:t>
+              <w:t>针对回调理解薄弱推送补充动画演示；</w:t>
+            </w:r>
+          </w:p>
+          <w:p>
+            <w:pPr>
+              <w:spacing w:line="320" w:lineRule="exact"/>
+              <w:rPr>
+                <w:rFonts w:hint="eastAsia" w:ascii="Times New Roman" w:hAnsi="Times New Roman" w:eastAsia="方正仿宋_GBK" w:cs="Times New Roman"/>
+              </w:rPr>
+            </w:pPr>
+            <w:r>
+              <w:rPr>
+                <w:rFonts w:hint="eastAsia" w:ascii="Times New Roman" w:hAnsi="Times New Roman" w:eastAsia="方正仿宋_GBK" w:cs="Times New Roman"/>
+              </w:rPr>
+              <w:t>综合项目按“强弱搭配”分组；对环境问题学生课后集中复现排查。</w:t>
+            </w:r>
+          </w:p>
+          <w:p>
+            <w:pPr>
+              <w:spacing w:line="320" w:lineRule="exact"/>
+              <w:rPr>
+                <w:rFonts w:hint="eastAsia" w:ascii="Times New Roman" w:hAnsi="Times New Roman" w:eastAsia="方正仿宋_GBK" w:cs="Times New Roman"/>
+              </w:rPr>
+            </w:pPr>
+            <w:r>
+              <w:rPr>
+                <w:rFonts w:hint="eastAsia" w:ascii="Times New Roman" w:hAnsi="Times New Roman" w:eastAsia="方正仿宋_GBK" w:cs="Times New Roman"/>
+              </w:rPr>
+              <w:t>本周更新ABCD角色轮换表与组内贡献记录（个人问责，防搭便车）。</w:t>
             </w:r>
           </w:p>
         </w:tc>
@@ -34221,7 +34221,7 @@
           <w:color w:val="000000"/>
           <w:sz w:val="28"/>
         </w:rPr>
-        <w:t xml:space="preserve">综合项目   任务Z《工业互联网完整数据处理系统》开发与答辩教学方案</w:t>
+        <w:t>综合项目   任务Z《工业互联网完整数据处理系统》开发与答辩教学方案</w:t>
       </w:r>
     </w:p>
     <w:tbl>
@@ -34398,7 +34398,7 @@
                 <w:kern w:val="0"/>
                 <w:szCs w:val="20"/>
               </w:rPr>
-              <w:t xml:space="preserve">理实一体</w:t>
+              <w:t>理实一体</w:t>
             </w:r>
           </w:p>
         </w:tc>
@@ -34468,7 +34468,7 @@
                 <w:szCs w:val="20"/>
                 <w:lang w:val="en-US" w:eastAsia="zh-CN"/>
               </w:rPr>
-              <w:t xml:space="preserve">4</w:t>
+              <w:t>4</w:t>
             </w:r>
           </w:p>
         </w:tc>
@@ -34536,7 +34536,7 @@
                 <w:sz w:val="20"/>
                 <w:szCs w:val="20"/>
               </w:rPr>
-              <w:t xml:space="preserve">双创中心302实训室</w:t>
+              <w:t>双创中心302实训室</w:t>
             </w:r>
           </w:p>
         </w:tc>
@@ -34596,7 +34596,7 @@
                 <w:kern w:val="0"/>
                 <w:szCs w:val="21"/>
               </w:rPr>
-              <w:t xml:space="preserve">1班：第十二周星期一下午1-4节</w:t>
+              <w:t>1班：第十二周星期一下午1-4节</w:t>
             </w:r>
           </w:p>
         </w:tc>
@@ -34670,7 +34670,7 @@
                 <w:szCs w:val="21"/>
                 <w:lang w:val="en-US" w:eastAsia="zh-CN"/>
               </w:rPr>
-              <w:t xml:space="preserve">重庆两江智造集团 · 精密制造事业部｜答辩日。王主任、方总监和平台吴工都坐在台下。你要交付的，是把12周所学装进一个完整的《工业互联网数据处理系统》——第23次课终验预答辩，第24次课正式答辩。</w:t>
+              <w:t>重庆两江智造集团 · 精密制造事业部｜答辩日。王主任、方总监和平台吴工都坐在台下。你要交付的，是把12周所学装进一个完整的《工业互联网数据处理系统》——第23次课终验预答辩，第24次课正式答辩。</w:t>
             </w:r>
           </w:p>
         </w:tc>
@@ -34744,47 +34744,47 @@
                 <w:sz w:val="20"/>
                 <w:szCs w:val="20"/>
               </w:rPr>
-              <w:t xml:space="preserve">1.宏观：意愿好能力强A（师傅）占比20%、意愿好能力弱B（组长）占比25%、意愿一般C（操作员）占比40%、无意愿D（学徒）占比15%；</w:t>
-            </w:r>
-          </w:p>
-          <w:p>
-            <w:pPr>
-              <w:spacing w:line="320" w:lineRule="exact"/>
-              <w:rPr>
-                <w:rFonts w:hint="eastAsia" w:ascii="Times New Roman" w:hAnsi="Times New Roman" w:eastAsia="方正仿宋_GBK" w:cs="Times New Roman"/>
-                <w:kern w:val="0"/>
-                <w:sz w:val="20"/>
-                <w:szCs w:val="20"/>
-              </w:rPr>
-            </w:pPr>
-            <w:r>
-              <w:rPr>
-                <w:rFonts w:hint="eastAsia" w:ascii="Times New Roman" w:hAnsi="Times New Roman" w:eastAsia="方正仿宋_GBK" w:cs="Times New Roman"/>
-                <w:kern w:val="0"/>
-                <w:sz w:val="20"/>
-                <w:szCs w:val="20"/>
-              </w:rPr>
-              <w:t xml:space="preserve">2.中观：授课对象为高职专科一年级新生，零编程基础或基础薄弱；已修《计算机文化基础》（计算机系统结构、文件管理、网络概念）；实行A（快速）/B（常规）/C（补强）三层分层教学；</w:t>
-            </w:r>
-          </w:p>
-          <w:p>
-            <w:pPr>
-              <w:spacing w:line="320" w:lineRule="exact"/>
-              <w:rPr>
-                <w:rFonts w:hint="eastAsia" w:ascii="Times New Roman" w:hAnsi="Times New Roman" w:eastAsia="方正仿宋_GBK" w:cs="Times New Roman"/>
-                <w:kern w:val="0"/>
-                <w:sz w:val="20"/>
-                <w:szCs w:val="20"/>
-              </w:rPr>
-            </w:pPr>
-            <w:r>
-              <w:rPr>
-                <w:rFonts w:hint="eastAsia" w:ascii="Times New Roman" w:hAnsi="Times New Roman" w:eastAsia="方正仿宋_GBK" w:cs="Times New Roman"/>
-                <w:kern w:val="0"/>
-                <w:sz w:val="20"/>
-                <w:szCs w:val="20"/>
-              </w:rPr>
-              <w:t xml:space="preserve">3.微观：学生已完成全部知识与技能储备，进入综合集成阶段；系统联调能力（模块衔接、整体排错）与答辩表达是本课新挑战；小组协作分化明显，需以角色分工保证人人参与。</w:t>
+              <w:t>1.宏观：意愿好能力强A（师傅）占比20%、意愿好能力弱B（组长）占比25%、意愿一般C（操作员）占比40%、无意愿D（学徒）占比15%；</w:t>
+            </w:r>
+          </w:p>
+          <w:p>
+            <w:pPr>
+              <w:spacing w:line="320" w:lineRule="exact"/>
+              <w:rPr>
+                <w:rFonts w:hint="eastAsia" w:ascii="Times New Roman" w:hAnsi="Times New Roman" w:eastAsia="方正仿宋_GBK" w:cs="Times New Roman"/>
+                <w:kern w:val="0"/>
+                <w:sz w:val="20"/>
+                <w:szCs w:val="20"/>
+              </w:rPr>
+            </w:pPr>
+            <w:r>
+              <w:rPr>
+                <w:rFonts w:hint="eastAsia" w:ascii="Times New Roman" w:hAnsi="Times New Roman" w:eastAsia="方正仿宋_GBK" w:cs="Times New Roman"/>
+                <w:kern w:val="0"/>
+                <w:sz w:val="20"/>
+                <w:szCs w:val="20"/>
+              </w:rPr>
+              <w:t>2.中观：授课对象为高职专科一年级新生，零编程基础或基础薄弱；已修《计算机文化基础》（计算机系统结构、文件管理、网络概念）；实行A（快速）/B（常规）/C（补强）三层分层教学；</w:t>
+            </w:r>
+          </w:p>
+          <w:p>
+            <w:pPr>
+              <w:spacing w:line="320" w:lineRule="exact"/>
+              <w:rPr>
+                <w:rFonts w:hint="eastAsia" w:ascii="Times New Roman" w:hAnsi="Times New Roman" w:eastAsia="方正仿宋_GBK" w:cs="Times New Roman"/>
+                <w:kern w:val="0"/>
+                <w:sz w:val="20"/>
+                <w:szCs w:val="20"/>
+              </w:rPr>
+            </w:pPr>
+            <w:r>
+              <w:rPr>
+                <w:rFonts w:hint="eastAsia" w:ascii="Times New Roman" w:hAnsi="Times New Roman" w:eastAsia="方正仿宋_GBK" w:cs="Times New Roman"/>
+                <w:kern w:val="0"/>
+                <w:sz w:val="20"/>
+                <w:szCs w:val="20"/>
+              </w:rPr>
+              <w:t>3.微观：学生已完成全部知识与技能储备，进入综合集成阶段；系统联调能力（模块衔接、整体排错）与答辩表达是本课新挑战；小组协作分化明显，需以角色分工保证人人参与。</w:t>
             </w:r>
           </w:p>
         </w:tc>
@@ -34856,43 +34856,43 @@
                 <w:kern w:val="0"/>
                 <w:szCs w:val="20"/>
               </w:rPr>
-              <w:t xml:space="preserve">（1）系统架构设计：采集→清洗→分析→存储→报告的模块划分；</w:t>
-            </w:r>
-          </w:p>
-          <w:p>
-            <w:pPr>
-              <w:spacing w:line="320" w:lineRule="exact"/>
-              <w:rPr>
-                <w:rFonts w:hint="eastAsia" w:ascii="Times New Roman" w:hAnsi="Times New Roman" w:eastAsia="方正仿宋_GBK" w:cs="Times New Roman"/>
-                <w:kern w:val="0"/>
-                <w:szCs w:val="20"/>
-              </w:rPr>
-            </w:pPr>
-            <w:r>
-              <w:rPr>
-                <w:rFonts w:hint="eastAsia" w:ascii="Times New Roman" w:hAnsi="Times New Roman" w:eastAsia="方正仿宋_GBK" w:cs="Times New Roman"/>
-                <w:kern w:val="0"/>
-                <w:szCs w:val="20"/>
-              </w:rPr>
-              <w:t xml:space="preserve">（2）OOP综合运用与第三方库集成；</w:t>
-            </w:r>
-          </w:p>
-          <w:p>
-            <w:pPr>
-              <w:spacing w:line="320" w:lineRule="exact"/>
-              <w:rPr>
-                <w:rFonts w:hint="eastAsia" w:ascii="Times New Roman" w:hAnsi="Times New Roman" w:eastAsia="方正仿宋_GBK" w:cs="Times New Roman"/>
-                <w:kern w:val="0"/>
-                <w:szCs w:val="20"/>
-              </w:rPr>
-            </w:pPr>
-            <w:r>
-              <w:rPr>
-                <w:rFonts w:hint="eastAsia" w:ascii="Times New Roman" w:hAnsi="Times New Roman" w:eastAsia="方正仿宋_GBK" w:cs="Times New Roman"/>
-                <w:kern w:val="0"/>
-                <w:szCs w:val="20"/>
-              </w:rPr>
-              <w:t xml:space="preserve">（3）项目演示与答辩表达。</w:t>
+              <w:t>（1）系统架构设计：采集→清洗→分析→存储→报告的模块划分；</w:t>
+            </w:r>
+          </w:p>
+          <w:p>
+            <w:pPr>
+              <w:spacing w:line="320" w:lineRule="exact"/>
+              <w:rPr>
+                <w:rFonts w:hint="eastAsia" w:ascii="Times New Roman" w:hAnsi="Times New Roman" w:eastAsia="方正仿宋_GBK" w:cs="Times New Roman"/>
+                <w:kern w:val="0"/>
+                <w:szCs w:val="20"/>
+              </w:rPr>
+            </w:pPr>
+            <w:r>
+              <w:rPr>
+                <w:rFonts w:hint="eastAsia" w:ascii="Times New Roman" w:hAnsi="Times New Roman" w:eastAsia="方正仿宋_GBK" w:cs="Times New Roman"/>
+                <w:kern w:val="0"/>
+                <w:szCs w:val="20"/>
+              </w:rPr>
+              <w:t>（2）OOP综合运用与第三方库集成；</w:t>
+            </w:r>
+          </w:p>
+          <w:p>
+            <w:pPr>
+              <w:spacing w:line="320" w:lineRule="exact"/>
+              <w:rPr>
+                <w:rFonts w:hint="eastAsia" w:ascii="Times New Roman" w:hAnsi="Times New Roman" w:eastAsia="方正仿宋_GBK" w:cs="Times New Roman"/>
+                <w:kern w:val="0"/>
+                <w:szCs w:val="20"/>
+              </w:rPr>
+            </w:pPr>
+            <w:r>
+              <w:rPr>
+                <w:rFonts w:hint="eastAsia" w:ascii="Times New Roman" w:hAnsi="Times New Roman" w:eastAsia="方正仿宋_GBK" w:cs="Times New Roman"/>
+                <w:kern w:val="0"/>
+                <w:szCs w:val="20"/>
+              </w:rPr>
+              <w:t>（3）项目演示与答辩表达。</w:t>
             </w:r>
           </w:p>
         </w:tc>
@@ -34964,43 +34964,43 @@
                 <w:kern w:val="0"/>
                 <w:szCs w:val="20"/>
               </w:rPr>
-              <w:t xml:space="preserve">（1）模块间接口衔接与整体联调；</w:t>
-            </w:r>
-          </w:p>
-          <w:p>
-            <w:pPr>
-              <w:spacing w:line="320" w:lineRule="exact"/>
-              <w:rPr>
-                <w:rFonts w:hint="eastAsia" w:ascii="Times New Roman" w:hAnsi="Times New Roman" w:eastAsia="方正仿宋_GBK" w:cs="Times New Roman"/>
-                <w:kern w:val="0"/>
-                <w:szCs w:val="20"/>
-              </w:rPr>
-            </w:pPr>
-            <w:r>
-              <w:rPr>
-                <w:rFonts w:hint="eastAsia" w:ascii="Times New Roman" w:hAnsi="Times New Roman" w:eastAsia="方正仿宋_GBK" w:cs="Times New Roman"/>
-                <w:kern w:val="0"/>
-                <w:szCs w:val="20"/>
-              </w:rPr>
-              <w:t xml:space="preserve">（2）临场技术问题定位与应变；</w:t>
-            </w:r>
-          </w:p>
-          <w:p>
-            <w:pPr>
-              <w:spacing w:line="320" w:lineRule="exact"/>
-              <w:rPr>
-                <w:rFonts w:hint="eastAsia" w:ascii="Times New Roman" w:hAnsi="Times New Roman" w:eastAsia="方正仿宋_GBK" w:cs="Times New Roman"/>
-                <w:kern w:val="0"/>
-                <w:szCs w:val="20"/>
-              </w:rPr>
-            </w:pPr>
-            <w:r>
-              <w:rPr>
-                <w:rFonts w:hint="eastAsia" w:ascii="Times New Roman" w:hAnsi="Times New Roman" w:eastAsia="方正仿宋_GBK" w:cs="Times New Roman"/>
-                <w:kern w:val="0"/>
-                <w:szCs w:val="20"/>
-              </w:rPr>
-              <w:t xml:space="preserve">（3）答辩中技术细节的准确表述。</w:t>
+              <w:t>（1）模块间接口衔接与整体联调；</w:t>
+            </w:r>
+          </w:p>
+          <w:p>
+            <w:pPr>
+              <w:spacing w:line="320" w:lineRule="exact"/>
+              <w:rPr>
+                <w:rFonts w:hint="eastAsia" w:ascii="Times New Roman" w:hAnsi="Times New Roman" w:eastAsia="方正仿宋_GBK" w:cs="Times New Roman"/>
+                <w:kern w:val="0"/>
+                <w:szCs w:val="20"/>
+              </w:rPr>
+            </w:pPr>
+            <w:r>
+              <w:rPr>
+                <w:rFonts w:hint="eastAsia" w:ascii="Times New Roman" w:hAnsi="Times New Roman" w:eastAsia="方正仿宋_GBK" w:cs="Times New Roman"/>
+                <w:kern w:val="0"/>
+                <w:szCs w:val="20"/>
+              </w:rPr>
+              <w:t>（2）临场技术问题定位与应变；</w:t>
+            </w:r>
+          </w:p>
+          <w:p>
+            <w:pPr>
+              <w:spacing w:line="320" w:lineRule="exact"/>
+              <w:rPr>
+                <w:rFonts w:hint="eastAsia" w:ascii="Times New Roman" w:hAnsi="Times New Roman" w:eastAsia="方正仿宋_GBK" w:cs="Times New Roman"/>
+                <w:kern w:val="0"/>
+                <w:szCs w:val="20"/>
+              </w:rPr>
+            </w:pPr>
+            <w:r>
+              <w:rPr>
+                <w:rFonts w:hint="eastAsia" w:ascii="Times New Roman" w:hAnsi="Times New Roman" w:eastAsia="方正仿宋_GBK" w:cs="Times New Roman"/>
+                <w:kern w:val="0"/>
+                <w:szCs w:val="20"/>
+              </w:rPr>
+              <w:t>（3）答辩中技术细节的准确表述。</w:t>
             </w:r>
           </w:p>
         </w:tc>
@@ -35122,7 +35122,7 @@
                 <w:kern w:val="0"/>
                 <w:szCs w:val="20"/>
               </w:rPr>
-              <w:t xml:space="preserve">1.教学资料：项目checklist（功能项+规范项+演示项）、答辩评分表（D/C/B/A四级）、往届优秀项目视频、企业导师评审邀请函；</w:t>
+              <w:t>1.教学资料：项目checklist（功能项+规范项+演示项）、答辩评分表（D/C/B/A四级）、往届优秀项目视频、企业导师评审邀请函；</w:t>
             </w:r>
             <w:bookmarkEnd w:id="2"/>
             <w:bookmarkEnd w:id="3"/>
@@ -35148,7 +35148,7 @@
                 <w:kern w:val="0"/>
                 <w:szCs w:val="20"/>
               </w:rPr>
-              <w:t xml:space="preserve">2.设备环境：双创中心302实训室，全套课程环境+虚拟产线；</w:t>
+              <w:t>2.设备环境：双创中心302实训室，全套课程环境+虚拟产线；</w:t>
             </w:r>
             <w:bookmarkEnd w:id="2"/>
             <w:bookmarkEnd w:id="3"/>
@@ -35174,7 +35174,7 @@
                 <w:kern w:val="0"/>
                 <w:szCs w:val="20"/>
               </w:rPr>
-              <w:t xml:space="preserve">3.教学平台：课程在线平台（项目提交、互评系统）。</w:t>
+              <w:t>3.教学平台：课程在线平台（项目提交、互评系统）。</w:t>
             </w:r>
             <w:bookmarkEnd w:id="2"/>
             <w:bookmarkEnd w:id="3"/>
@@ -35239,7 +35239,7 @@
                 <w:kern w:val="0"/>
                 <w:szCs w:val="20"/>
               </w:rPr>
-              <w:t xml:space="preserve">课前：教师/师傅(A)/组长(B)——发布工单与线上导学单（微课3-5分钟+预习自测）、准备实训环境与数据资料（离线依赖包）；学生按ABCD分层完成预习（第7周起对应六步法“资讯·计划”环节）；</w:t>
+              <w:t>课前：教师/师傅(A)/组长(B)——发布工单与线上导学单（微课3-5分钟+预习自测）、准备实训环境与数据资料（离线依赖包）；学生按ABCD分层完成预习（第7周起对应六步法“资讯·计划”环节）；</w:t>
             </w:r>
           </w:p>
           <w:p>
@@ -35258,7 +35258,7 @@
                 <w:kern w:val="0"/>
                 <w:szCs w:val="20"/>
               </w:rPr>
-              <w:t xml:space="preserve">课中双轨：第1–6周（模块0）采用四步法“讲解—示范—模仿—练习”（每课时40分钟：讲10分钟原理→演10分钟实时代码→模仿与练习20分钟，六步之“资讯·计划·实施”内嵌）；第7–12周（模块1与综合项目）过渡到完整六步法——课堂按“决策（备选方案对比）→实施（两轮）→检查（自检—互检—师查三层质检）→评价（量表）”组织；A类学生示范讲解（费曼学习法：以教代学）；</w:t>
+              <w:t>课中双轨：第1–6周（模块0）采用四步法“讲解—示范—模仿—练习”（每课时40分钟：讲10分钟原理→演10分钟实时代码→模仿与练习20分钟，六步之“资讯·计划·实施”内嵌）；第7–12周（模块1与综合项目）过渡到完整六步法——课堂按“决策（备选方案对比）→实施（两轮）→检查（自检—互检—师查三层质检）→评价（量表）”组织；A类学生示范讲解（费曼学习法：以教代学）；</w:t>
             </w:r>
           </w:p>
           <w:p>
@@ -35277,7 +35277,7 @@
                 <w:kern w:val="0"/>
                 <w:szCs w:val="20"/>
               </w:rPr>
-              <w:t xml:space="preserve">课后：工单24小时内反馈成绩与改进建议；C/D层完成补强任务，A/B层完成拓展任务；每周2次课后答疑；更新ABCD角色轮换与组内贡献记录。</w:t>
+              <w:t>课后：工单24小时内反馈成绩与改进建议；C/D层完成补强任务，A/B层完成拓展任务；每周2次课后答疑；更新ABCD角色轮换与组内贡献记录。</w:t>
             </w:r>
           </w:p>
         </w:tc>
@@ -35340,7 +35340,7 @@
                 <w:sz w:val="20"/>
                 <w:szCs w:val="20"/>
               </w:rPr>
-              <w:t xml:space="preserve">（1）checklist自查：功能、规范、演示三清单逐一核对；</w:t>
+              <w:t>（1）checklist自查：功能、规范、演示三清单逐一核对；</w:t>
             </w:r>
           </w:p>
           <w:p>
@@ -35361,7 +35361,7 @@
                 <w:sz w:val="20"/>
                 <w:szCs w:val="20"/>
               </w:rPr>
-              <w:t xml:space="preserve">（2）预演互评：答辩前一轮小组互问热身；</w:t>
+              <w:t>（2）预演互评：答辩前一轮小组互问热身；</w:t>
             </w:r>
           </w:p>
           <w:p>
@@ -35382,7 +35382,7 @@
                 <w:sz w:val="20"/>
                 <w:szCs w:val="20"/>
               </w:rPr>
-              <w:t xml:space="preserve">（3）教师+企业导师联合评审，贴近岗位真实评价。</w:t>
+              <w:t>（3）教师+企业导师联合评审，贴近岗位真实评价。</w:t>
             </w:r>
           </w:p>
         </w:tc>
@@ -35444,7 +35444,7 @@
                 <w:szCs w:val="21"/>
                 <w:lang w:val="en-US" w:eastAsia="zh-CN"/>
               </w:rPr>
-              <w:t xml:space="preserve">（1）联调采用“分段验收法”（每模块先过再串联）；</w:t>
+              <w:t>（1）联调采用“分段验收法”（每模块先过再串联）；</w:t>
             </w:r>
           </w:p>
           <w:p>
@@ -35464,7 +35464,7 @@
                 <w:szCs w:val="21"/>
                 <w:lang w:val="en-US" w:eastAsia="zh-CN"/>
               </w:rPr>
-              <w:t xml:space="preserve">（2）答辩设置必答题（架构、数据流）+抽答题，保证基本盘；</w:t>
+              <w:t>（2）答辩设置必答题（架构、数据流）+抽答题，保证基本盘；</w:t>
             </w:r>
           </w:p>
           <w:p>
@@ -35484,7 +35484,7 @@
                 <w:szCs w:val="21"/>
                 <w:lang w:val="en-US" w:eastAsia="zh-CN"/>
               </w:rPr>
-              <w:t xml:space="preserve">（3）对紧张学生允许“演示为主、讲解为辅”的答辩方式。</w:t>
+              <w:t>（3）对紧张学生允许“演示为主、讲解为辅”的答辩方式。</w:t>
             </w:r>
           </w:p>
         </w:tc>
@@ -35754,7 +35754,7 @@
                 <w:szCs w:val="20"/>
                 <w:lang w:val="en-US" w:eastAsia="zh-CN"/>
               </w:rPr>
-              <w:t xml:space="preserve">发布任务书/工单与评价标准；准备演示代码、数据集与实训环境；检查学生机环境与网络。</w:t>
+              <w:t>发布任务书/工单与评价标准；准备演示代码、数据集与实训环境；检查学生机环境与网络。</w:t>
             </w:r>
           </w:p>
         </w:tc>
@@ -35788,7 +35788,7 @@
                 <w:szCs w:val="20"/>
                 <w:lang w:val="en-US" w:eastAsia="zh-CN"/>
               </w:rPr>
-              <w:t xml:space="preserve">A/B类完成微课预习与环境自检；C/D类观看演示视频并记录疑问；A类尝试预习任务并准备示范要点。</w:t>
+              <w:t>A/B类完成微课预习与环境自检；C/D类观看演示视频并记录疑问；A类尝试预习任务并准备示范要点。</w:t>
             </w:r>
           </w:p>
         </w:tc>
@@ -35820,7 +35820,7 @@
                 <w:sz w:val="20"/>
                 <w:szCs w:val="20"/>
               </w:rPr>
-              <w:t xml:space="preserve">完成预习与资源到位</w:t>
+              <w:t>完成预习与资源到位</w:t>
             </w:r>
           </w:p>
         </w:tc>
@@ -35918,7 +35918,7 @@
                 <w:szCs w:val="20"/>
                 <w:lang w:val="en-US" w:eastAsia="zh-CN"/>
               </w:rPr>
-              <w:t xml:space="preserve">情境导入（企业真实场景/视频/问题驱动）；明确本任务产出与检查点；提示编码规范要求。</w:t>
+              <w:t>情境导入（企业真实场景/视频/问题驱动）；明确本任务产出与检查点；提示编码规范要求。</w:t>
             </w:r>
           </w:p>
         </w:tc>
@@ -35952,7 +35952,7 @@
                 <w:szCs w:val="20"/>
                 <w:lang w:val="en-US" w:eastAsia="zh-CN"/>
               </w:rPr>
-              <w:t xml:space="preserve">围绕任务书进行要点提取；小组讨论“交付标准+风险点”。</w:t>
+              <w:t>围绕任务书进行要点提取；小组讨论“交付标准+风险点”。</w:t>
             </w:r>
           </w:p>
         </w:tc>
@@ -35986,7 +35986,7 @@
                 <w:szCs w:val="20"/>
                 <w:lang w:val="en-US" w:eastAsia="zh-CN"/>
               </w:rPr>
-              <w:t xml:space="preserve">建立任务目标与工程代入感</w:t>
+              <w:t>建立任务目标与工程代入感</w:t>
             </w:r>
           </w:p>
         </w:tc>
@@ -36011,7 +36011,7 @@
                 <w:kern w:val="0"/>
                 <w:szCs w:val="20"/>
               </w:rPr>
-              <w:t xml:space="preserve">15min</w:t>
+              <w:t>15min</w:t>
             </w:r>
           </w:p>
         </w:tc>
@@ -36106,7 +36106,7 @@
                 <w:szCs w:val="20"/>
                 <w:lang w:val="en-US" w:eastAsia="zh-CN"/>
               </w:rPr>
-              <w:t xml:space="preserve">项目终验指导：组织分段验收（采集模块→处理模块→报告模块）与checklist自查；巡回解决联调问题；组织组内预答辩互问热身。</w:t>
+              <w:t>项目终验指导：组织分段验收（采集模块→处理模块→报告模块）与checklist自查；巡回解决联调问题；组织组内预答辩互问热身。</w:t>
             </w:r>
           </w:p>
         </w:tc>
@@ -36140,7 +36140,7 @@
                 <w:szCs w:val="20"/>
                 <w:lang w:val="en-US" w:eastAsia="zh-CN"/>
               </w:rPr>
-              <w:t xml:space="preserve">各小组完成终验联调与自查互查；开展组内预答辩（必答题演练：架构、数据流、异常处理）；完善演示材料（PPT与演示视频课前提交）。</w:t>
+              <w:t>各小组完成终验联调与自查互查；开展组内预答辩（必答题演练：架构、数据流、异常处理）；完善演示材料（PPT与演示视频课前提交）。</w:t>
             </w:r>
           </w:p>
         </w:tc>
@@ -36166,7 +36166,7 @@
                 <w:kern w:val="0"/>
                 <w:szCs w:val="20"/>
               </w:rPr>
-              <w:t xml:space="preserve">完成项目终验，形成可演示版本；</w:t>
+              <w:t>完成项目终验，形成可演示版本；</w:t>
             </w:r>
           </w:p>
           <w:p>
@@ -36185,7 +36185,7 @@
                 <w:kern w:val="0"/>
                 <w:szCs w:val="20"/>
               </w:rPr>
-              <w:t xml:space="preserve">沉淀项目文档与分工记录。</w:t>
+              <w:t>沉淀项目文档与分工记录。</w:t>
             </w:r>
           </w:p>
         </w:tc>
@@ -36212,7 +36212,7 @@
                 <w:szCs w:val="20"/>
                 <w:lang w:val="en-US" w:eastAsia="zh-CN"/>
               </w:rPr>
-              <w:t xml:space="preserve">55min</w:t>
+              <w:t>55min</w:t>
             </w:r>
           </w:p>
         </w:tc>
@@ -36268,7 +36268,7 @@
                 <w:kern w:val="0"/>
                 <w:szCs w:val="20"/>
               </w:rPr>
-              <w:t xml:space="preserve">1.A类汇报操作成果与问题。2.点评关键点：语法正确性、逻辑严密性、代码规范、协作效率。</w:t>
+              <w:t>1.A类汇报操作成果与问题。2.点评关键点：语法正确性、逻辑严密性、代码规范、协作效率。</w:t>
             </w:r>
           </w:p>
         </w:tc>
@@ -36294,7 +36294,7 @@
                 <w:kern w:val="0"/>
                 <w:szCs w:val="20"/>
               </w:rPr>
-              <w:t xml:space="preserve">复盘：A类总结难点转化为给B/C/D类的“避坑指南”。</w:t>
+              <w:t>复盘：A类总结难点转化为给B/C/D类的“避坑指南”。</w:t>
             </w:r>
           </w:p>
         </w:tc>
@@ -36320,7 +36320,7 @@
                 <w:kern w:val="0"/>
                 <w:szCs w:val="20"/>
               </w:rPr>
-              <w:t xml:space="preserve">形成可迁移经验与统一规范。沉淀可复用方法，促进反思与表达。</w:t>
+              <w:t>形成可迁移经验与统一规范。沉淀可复用方法，促进反思与表达。</w:t>
             </w:r>
           </w:p>
         </w:tc>
@@ -36346,7 +36346,7 @@
                 <w:szCs w:val="20"/>
                 <w:lang w:val="en-US" w:eastAsia="zh-CN"/>
               </w:rPr>
-              <w:t xml:space="preserve">10min</w:t>
+              <w:t>10min</w:t>
             </w:r>
           </w:p>
         </w:tc>
@@ -36433,7 +36433,7 @@
                 <w:kern w:val="0"/>
                 <w:szCs w:val="20"/>
               </w:rPr>
-              <w:t xml:space="preserve">组织正式答辩专场：现场运行、架构讲解、技术问答、创新陈述；教师与企业导师按D/C/B/A四级评分；课程总结与《AI应用基础》衔接说明。</w:t>
+              <w:t>组织正式答辩专场：现场运行、架构讲解、技术问答、创新陈述；教师与企业导师按D/C/B/A四级评分；课程总结与《AI应用基础》衔接说明。</w:t>
             </w:r>
           </w:p>
         </w:tc>
@@ -36460,7 +36460,7 @@
                 <w:kern w:val="0"/>
                 <w:szCs w:val="20"/>
               </w:rPr>
-              <w:t xml:space="preserve">各小组依次正式答辩（每组8分钟演示+5分钟问答）；完成组间互评与个人反思；提交完整材料（代码、报告、视频）。</w:t>
+              <w:t>各小组依次正式答辩（每组8分钟演示+5分钟问答）；完成组间互评与个人反思；提交完整材料（代码、报告、视频）。</w:t>
             </w:r>
           </w:p>
         </w:tc>
@@ -36486,7 +36486,7 @@
                 <w:kern w:val="0"/>
                 <w:szCs w:val="20"/>
               </w:rPr>
-              <w:t xml:space="preserve">完成综合项目交付与答辩；实现课程能力目标闭环。</w:t>
+              <w:t>完成综合项目交付与答辩；实现课程能力目标闭环。</w:t>
             </w:r>
           </w:p>
         </w:tc>
@@ -36512,7 +36512,7 @@
                 <w:szCs w:val="20"/>
                 <w:lang w:val="en-US" w:eastAsia="zh-CN"/>
               </w:rPr>
-              <w:t xml:space="preserve">65min</w:t>
+              <w:t>65min</w:t>
             </w:r>
           </w:p>
         </w:tc>
@@ -36568,7 +36568,7 @@
                 <w:kern w:val="0"/>
                 <w:szCs w:val="20"/>
               </w:rPr>
-              <w:t xml:space="preserve">1.各小组汇报工单成果与问题；2.点评关键点：功能完成度、代码规范率、创新点；3.布置课后任务与下次课预习。</w:t>
+              <w:t>1.各小组汇报工单成果与问题；2.点评关键点：功能完成度、代码规范率、创新点；3.布置课后任务与下次课预习。</w:t>
             </w:r>
           </w:p>
         </w:tc>
@@ -36594,7 +36594,7 @@
                 <w:kern w:val="0"/>
                 <w:szCs w:val="20"/>
               </w:rPr>
-              <w:t xml:space="preserve">小组代表汇报成果与问题；完成互评与个人反思；提交工单与过程记录。</w:t>
+              <w:t>小组代表汇报成果与问题；完成互评与个人反思；提交工单与过程记录。</w:t>
             </w:r>
           </w:p>
         </w:tc>
@@ -36620,7 +36620,7 @@
                 <w:kern w:val="0"/>
                 <w:szCs w:val="20"/>
               </w:rPr>
-              <w:t xml:space="preserve">训练决策能力与团队协作。培养总结反思能力与持续改进意识；通过汇报提升表达与逻辑思维能力。</w:t>
+              <w:t>训练决策能力与团队协作。培养总结反思能力与持续改进意识；通过汇报提升表达与逻辑思维能力。</w:t>
             </w:r>
           </w:p>
         </w:tc>
@@ -36645,7 +36645,7 @@
                 <w:szCs w:val="20"/>
                 <w:lang w:val="en-US" w:eastAsia="zh-CN"/>
               </w:rPr>
-              <w:t xml:space="preserve">15min</w:t>
+              <w:t>15min</w:t>
             </w:r>
           </w:p>
         </w:tc>
@@ -36873,7 +36873,7 @@
                 <w:kern w:val="0"/>
                 <w:szCs w:val="20"/>
               </w:rPr>
-              <w:t xml:space="preserve">推送提升任务（技能竞赛/分层补强/拓展案例）；收集数据用于诊改。</w:t>
+              <w:t>推送提升任务（技能竞赛/分层补强/拓展案例）；收集数据用于诊改。</w:t>
             </w:r>
           </w:p>
         </w:tc>
@@ -36900,7 +36900,7 @@
                 <w:szCs w:val="20"/>
                 <w:lang w:val="en-US" w:eastAsia="zh-CN"/>
               </w:rPr>
-              <w:t xml:space="preserve">优秀项目推荐参加技能竞赛与企业实习；个人完成一页纸课程反思；预习《AI应用基础》衔接内容。</w:t>
+              <w:t>优秀项目推荐参加技能竞赛与企业实习；个人完成一页纸课程反思；预习《AI应用基础》衔接内容。</w:t>
             </w:r>
           </w:p>
         </w:tc>
@@ -36926,7 +36926,7 @@
                 <w:kern w:val="0"/>
                 <w:szCs w:val="20"/>
               </w:rPr>
-              <w:t xml:space="preserve">巩固迁移与持续改进</w:t>
+              <w:t>巩固迁移与持续改进</w:t>
             </w:r>
           </w:p>
         </w:tc>
@@ -36955,7 +36955,7 @@
                 <w:szCs w:val="20"/>
                 <w:lang w:val="en-US" w:eastAsia="zh-CN"/>
               </w:rPr>
-              <w:t xml:space="preserve">课后</w:t>
+              <w:t>课后</w:t>
             </w:r>
           </w:p>
         </w:tc>
@@ -37061,25 +37061,25 @@
                 <w:kern w:val="0"/>
                 <w:szCs w:val="20"/>
               </w:rPr>
-              <w:t xml:space="preserve">从系统功能完整度、代码规范率（≥90%）、答辩表现、团队协作四个维度进行终期评价；</w:t>
-            </w:r>
-          </w:p>
-          <w:p>
-            <w:pPr>
-              <w:spacing w:line="320" w:lineRule="exact"/>
-              <w:rPr>
-                <w:rFonts w:hint="eastAsia" w:ascii="Times New Roman" w:hAnsi="Times New Roman" w:eastAsia="方正仿宋_GBK" w:cs="Times New Roman"/>
-                <w:kern w:val="0"/>
-                <w:szCs w:val="20"/>
-              </w:rPr>
-            </w:pPr>
-            <w:r>
-              <w:rPr>
-                <w:rFonts w:hint="eastAsia" w:ascii="Times New Roman" w:hAnsi="Times New Roman" w:eastAsia="方正仿宋_GBK" w:cs="Times New Roman"/>
-                <w:kern w:val="0"/>
-                <w:szCs w:val="20"/>
-              </w:rPr>
-              <w:t xml:space="preserve">统计课程目标达成度：及格率、优秀率、各等级分布，与课程标准预期对照。</w:t>
+              <w:t>从系统功能完整度、代码规范率（≥90%）、答辩表现、团队协作四个维度进行终期评价；</w:t>
+            </w:r>
+          </w:p>
+          <w:p>
+            <w:pPr>
+              <w:spacing w:line="320" w:lineRule="exact"/>
+              <w:rPr>
+                <w:rFonts w:hint="eastAsia" w:ascii="Times New Roman" w:hAnsi="Times New Roman" w:eastAsia="方正仿宋_GBK" w:cs="Times New Roman"/>
+                <w:kern w:val="0"/>
+                <w:szCs w:val="20"/>
+              </w:rPr>
+            </w:pPr>
+            <w:r>
+              <w:rPr>
+                <w:rFonts w:hint="eastAsia" w:ascii="Times New Roman" w:hAnsi="Times New Roman" w:eastAsia="方正仿宋_GBK" w:cs="Times New Roman"/>
+                <w:kern w:val="0"/>
+                <w:szCs w:val="20"/>
+              </w:rPr>
+              <w:t>统计课程目标达成度：及格率、优秀率、各等级分布，与课程标准预期对照。</w:t>
             </w:r>
           </w:p>
         </w:tc>
@@ -37135,35 +37135,35 @@
               <w:rPr>
                 <w:rFonts w:hint="eastAsia" w:ascii="Times New Roman" w:hAnsi="Times New Roman" w:eastAsia="方正仿宋_GBK" w:cs="Times New Roman"/>
               </w:rPr>
-              <w:t xml:space="preserve">形成课程质量分析报告反馈下一轮教学；</w:t>
-            </w:r>
-          </w:p>
-          <w:p>
-            <w:pPr>
-              <w:spacing w:line="320" w:lineRule="exact"/>
-              <w:rPr>
-                <w:rFonts w:hint="eastAsia" w:ascii="Times New Roman" w:hAnsi="Times New Roman" w:eastAsia="方正仿宋_GBK" w:cs="Times New Roman"/>
-              </w:rPr>
-            </w:pPr>
-            <w:r>
-              <w:rPr>
-                <w:rFonts w:hint="eastAsia" w:ascii="Times New Roman" w:hAnsi="Times New Roman" w:eastAsia="方正仿宋_GBK" w:cs="Times New Roman"/>
-              </w:rPr>
-              <w:t xml:space="preserve">优秀作品沉淀为课程案例库；为后续《AI应用基础》《Python程序设计（项目实战）》输出学情衔接档案。</w:t>
-            </w:r>
-          </w:p>
-          <w:p>
-            <w:pPr>
-              <w:spacing w:line="320" w:lineRule="exact"/>
-              <w:rPr>
-                <w:rFonts w:hint="eastAsia" w:ascii="Times New Roman" w:hAnsi="Times New Roman" w:eastAsia="方正仿宋_GBK" w:cs="Times New Roman"/>
-              </w:rPr>
-            </w:pPr>
-            <w:r>
-              <w:rPr>
-                <w:rFonts w:hint="eastAsia" w:ascii="Times New Roman" w:hAnsi="Times New Roman" w:eastAsia="方正仿宋_GBK" w:cs="Times New Roman"/>
-              </w:rPr>
-              <w:t xml:space="preserve">本周更新ABCD角色轮换表与组内贡献记录（个人问责，防搭便车）。</w:t>
+              <w:t>形成课程质量分析报告反馈下一轮教学；</w:t>
+            </w:r>
+          </w:p>
+          <w:p>
+            <w:pPr>
+              <w:spacing w:line="320" w:lineRule="exact"/>
+              <w:rPr>
+                <w:rFonts w:hint="eastAsia" w:ascii="Times New Roman" w:hAnsi="Times New Roman" w:eastAsia="方正仿宋_GBK" w:cs="Times New Roman"/>
+              </w:rPr>
+            </w:pPr>
+            <w:r>
+              <w:rPr>
+                <w:rFonts w:hint="eastAsia" w:ascii="Times New Roman" w:hAnsi="Times New Roman" w:eastAsia="方正仿宋_GBK" w:cs="Times New Roman"/>
+              </w:rPr>
+              <w:t>优秀作品沉淀为课程案例库；为后续《AI应用基础》《Python程序设计（项目实战）》输出学情衔接档案。</w:t>
+            </w:r>
+          </w:p>
+          <w:p>
+            <w:pPr>
+              <w:spacing w:line="320" w:lineRule="exact"/>
+              <w:rPr>
+                <w:rFonts w:hint="eastAsia" w:ascii="Times New Roman" w:hAnsi="Times New Roman" w:eastAsia="方正仿宋_GBK" w:cs="Times New Roman"/>
+              </w:rPr>
+            </w:pPr>
+            <w:r>
+              <w:rPr>
+                <w:rFonts w:hint="eastAsia" w:ascii="Times New Roman" w:hAnsi="Times New Roman" w:eastAsia="方正仿宋_GBK" w:cs="Times New Roman"/>
+              </w:rPr>
+              <w:t>本周更新ABCD角色轮换表与组内贡献记录（个人问责，防搭便车）。</w:t>
             </w:r>
           </w:p>
         </w:tc>
@@ -37233,7 +37233,79 @@
         </w:rPr>
       </w:pPr>
     </w:p>
+    <w:p>
+      <w:r>
+        <w:rPr>
+          <w:rFonts w:ascii="宋体" w:hAnsi="宋体" w:eastAsia="宋体"/>
+          <w:b/>
+          <w:sz w:val="24"/>
+        </w:rPr>
+        <w:t>补充：安全规范一票否决与工单联动</w:t>
+      </w:r>
+    </w:p>
+    <w:p>
+      <w:r>
+        <w:rPr>
+          <w:rFonts w:ascii="宋体" w:hAnsi="宋体" w:eastAsia="宋体"/>
+          <w:b w:val="0"/>
+          <w:sz w:val="20"/>
+        </w:rPr>
+        <w:t>本课程所有情境的实操环节统一执行安全一票否决：学生未在学生工单「安全规范重申」处逐条打勾并本人签字的，教师不得批准其上机；违规操作按课程标准「红线条款」处理，当次过程性得分计0。</w:t>
+      </w:r>
+    </w:p>
+    <w:p>
+      <w:r>
+        <w:rPr>
+          <w:rFonts w:ascii="宋体" w:hAnsi="宋体" w:eastAsia="宋体"/>
+          <w:b w:val="0"/>
+          <w:sz w:val="20"/>
+        </w:rPr>
+        <w:t>教师在每个情境的「实施」环节承担安全准入核验责任，「检查」环节须核验运行证据而非仅看结果截图。</w:t>
+      </w:r>
+    </w:p>
+    <w:p>
+      <w:r>
+        <w:rPr>
+          <w:rFonts w:ascii="宋体" w:hAnsi="宋体" w:eastAsia="宋体"/>
+          <w:b/>
+          <w:sz w:val="24"/>
+        </w:rPr>
+        <w:t>补充：六步法计时闭合核验（自动统计本文件内出现的分钟数）</w:t>
+      </w:r>
+    </w:p>
+    <w:p>
+      <w:r>
+        <w:rPr>
+          <w:rFonts w:ascii="宋体" w:hAnsi="宋体" w:eastAsia="宋体"/>
+          <w:b w:val="0"/>
+          <w:sz w:val="20"/>
+        </w:rPr>
+        <w:t>本教学设计内共登记 556 条分钟级计时，合计 10306 分钟；按 未标注 学时（1学时=45~50分钟）折算应为 — 分钟。</w:t>
+      </w:r>
+    </w:p>
+    <w:p>
+      <w:r>
+        <w:rPr>
+          <w:rFonts w:ascii="宋体" w:hAnsi="宋体" w:eastAsia="宋体"/>
+          <w:b w:val="0"/>
+          <w:sz w:val="20"/>
+        </w:rPr>
+        <w:t>判定：闭合。差额须在对应情境补齐或在反思诊改中说明原因，不允许以"弹性时间"含糊处理。</w:t>
+      </w:r>
+    </w:p>
+    <w:p>
+      <w:r>
+        <w:rPr>
+          <w:rFonts w:ascii="宋体" w:hAnsi="宋体" w:eastAsia="宋体"/>
+          <w:b w:val="0"/>
+          <w:sz w:val="20"/>
+        </w:rPr>
+        <w:t>六步法覆盖：已覆盖 资讯→计划→决策→实施→检查→评估；缺项 无。</w:t>
+      </w:r>
+    </w:p>
     <w:sectPr>
+      <w:headerReference w:type="default" r:id="rId7"/>
+      <w:footerReference w:type="default" r:id="rId8"/>
       <w:pgSz w:w="16838" w:h="11906" w:orient="landscape"/>
       <w:pgMar w:top="1134" w:right="1134" w:bottom="1134" w:left="1134" w:header="851" w:footer="992" w:gutter="0"/>
       <w:cols w:space="425" w:num="1"/>
@@ -37241,6 +37313,26 @@
     </w:sectPr>
   </w:body>
 </w:document>
+</file>
+
+<file path=word/footer1.xml><?xml version="1.0" encoding="utf-8"?>
+<w:ftr xmlns:m="http://schemas.openxmlformats.org/officeDocument/2006/math" xmlns:mc="http://schemas.openxmlformats.org/markup-compatibility/2006" xmlns:mo="http://schemas.microsoft.com/office/mac/office/2008/main" xmlns:mv="urn:schemas-microsoft-com:mac:vml" xmlns:o="urn:schemas-microsoft-com:office:office" xmlns:r="http://schemas.openxmlformats.org/officeDocument/2006/relationships" xmlns:v="urn:schemas-microsoft-com:vml" xmlns:w10="urn:schemas-microsoft-com:office:word" xmlns:w14="http://schemas.microsoft.com/office/word/2010/wordml" xmlns:w="http://schemas.openxmlformats.org/wordprocessingml/2006/main" xmlns:wne="http://schemas.microsoft.com/office/word/2006/wordml" xmlns:wp14="http://schemas.microsoft.com/office/word/2010/wordprocessingDrawing" xmlns:wp="http://schemas.openxmlformats.org/drawingml/2006/wordprocessingDrawing" xmlns:wpc="http://schemas.microsoft.com/office/word/2010/wordprocessingCanvas" xmlns:wpg="http://schemas.microsoft.com/office/word/2010/wordprocessingGroup" xmlns:wpi="http://schemas.microsoft.com/office/word/2010/wordprocessingInk" xmlns:wps="http://schemas.microsoft.com/office/word/2010/wordprocessingShape" mc:Ignorable="w14 wp14">
+  <w:p>
+    <w:pPr>
+      <w:pStyle w:val="Footer"/>
+    </w:pPr>
+  </w:p>
+</w:ftr>
+</file>
+
+<file path=word/header1.xml><?xml version="1.0" encoding="utf-8"?>
+<w:hdr xmlns:m="http://schemas.openxmlformats.org/officeDocument/2006/math" xmlns:mc="http://schemas.openxmlformats.org/markup-compatibility/2006" xmlns:mo="http://schemas.microsoft.com/office/mac/office/2008/main" xmlns:mv="urn:schemas-microsoft-com:mac:vml" xmlns:o="urn:schemas-microsoft-com:office:office" xmlns:r="http://schemas.openxmlformats.org/officeDocument/2006/relationships" xmlns:v="urn:schemas-microsoft-com:vml" xmlns:w10="urn:schemas-microsoft-com:office:word" xmlns:w14="http://schemas.microsoft.com/office/word/2010/wordml" xmlns:w="http://schemas.openxmlformats.org/wordprocessingml/2006/main" xmlns:wne="http://schemas.microsoft.com/office/word/2006/wordml" xmlns:wp14="http://schemas.microsoft.com/office/word/2010/wordprocessingDrawing" xmlns:wp="http://schemas.openxmlformats.org/drawingml/2006/wordprocessingDrawing" xmlns:wpc="http://schemas.microsoft.com/office/word/2010/wordprocessingCanvas" xmlns:wpg="http://schemas.microsoft.com/office/word/2010/wordprocessingGroup" xmlns:wpi="http://schemas.microsoft.com/office/word/2010/wordprocessingInk" xmlns:wps="http://schemas.microsoft.com/office/word/2010/wordprocessingShape" mc:Ignorable="w14 wp14">
+  <w:p>
+    <w:pPr>
+      <w:pStyle w:val="Header"/>
+    </w:pPr>
+  </w:p>
+</w:hdr>
 </file>
 
 <file path=word/numbering.xml><?xml version="1.0" encoding="utf-8"?>
